--- a/CE009_matematica_2sem2026.docx
+++ b/CE009_matematica_2sem2026.docx
@@ -1667,7 +1667,19 @@
                 <w:shd w:fill="auto" w:val="clear"/>
                 <w:lang w:val="pt-BR" w:eastAsia="pt-BR" w:bidi="ar-SA"/>
               </w:rPr>
-              <w:t>Estudante</w:t>
+              <w:t>O e</w:t>
+            </w:r>
+            <w:r>
+              <w:rPr>
+                <w:rFonts w:eastAsia="Arial" w:cs="Arial" w:ascii="Arial" w:hAnsi="Arial"/>
+                <w:color w:val="000000"/>
+                <w:kern w:val="0"/>
+                <w:sz w:val="20"/>
+                <w:szCs w:val="20"/>
+                <w:shd w:fill="auto" w:val="clear"/>
+                <w:lang w:val="pt-BR" w:eastAsia="pt-BR" w:bidi="ar-SA"/>
+              </w:rPr>
+              <w:t>studante</w:t>
             </w:r>
             <w:r>
               <w:rPr>
@@ -1819,7 +1831,43 @@
                 <w:sz w:val="18"/>
                 <w:szCs w:val="18"/>
               </w:rPr>
-              <w:t xml:space="preserve">A cada unidade didática serão desenvolvidas as seguintes atividades: </w:t>
+              <w:t xml:space="preserve">A cada </w:t>
+            </w:r>
+            <w:r>
+              <w:rPr>
+                <w:rFonts w:eastAsia="Arial" w:cs="Arial" w:ascii="Arial" w:hAnsi="Arial"/>
+                <w:color w:val="00000A"/>
+                <w:sz w:val="18"/>
+                <w:szCs w:val="18"/>
+              </w:rPr>
+              <w:t>bloco</w:t>
+            </w:r>
+            <w:r>
+              <w:rPr>
+                <w:rFonts w:eastAsia="Arial" w:cs="Arial" w:ascii="Arial" w:hAnsi="Arial"/>
+                <w:color w:val="00000A"/>
+                <w:sz w:val="18"/>
+                <w:szCs w:val="18"/>
+              </w:rPr>
+              <w:t xml:space="preserve"> didátic</w:t>
+            </w:r>
+            <w:r>
+              <w:rPr>
+                <w:rFonts w:eastAsia="Arial" w:cs="Arial" w:ascii="Arial" w:hAnsi="Arial"/>
+                <w:color w:val="00000A"/>
+                <w:sz w:val="18"/>
+                <w:szCs w:val="18"/>
+              </w:rPr>
+              <w:t>o</w:t>
+            </w:r>
+            <w:r>
+              <w:rPr>
+                <w:rFonts w:eastAsia="Arial" w:cs="Arial" w:ascii="Arial" w:hAnsi="Arial"/>
+                <w:color w:val="00000A"/>
+                <w:sz w:val="18"/>
+                <w:szCs w:val="18"/>
+              </w:rPr>
+              <w:t xml:space="preserve"> serão desenvolvidas as seguintes atividades: </w:t>
             </w:r>
           </w:p>
           <w:p>
@@ -1921,7 +1969,43 @@
                 <w:sz w:val="18"/>
                 <w:szCs w:val="18"/>
               </w:rPr>
-              <w:t>Aulas presenciais para tirar dúvidas sobre o conteúdo teórico da unidade didática e solução de exercícios selecionados da lista.</w:t>
+              <w:t>Aulas presenciais para tirar dúvidas sobre o conteúdo teórico d</w:t>
+            </w:r>
+            <w:r>
+              <w:rPr>
+                <w:rFonts w:eastAsia="Arial" w:cs="Arial" w:ascii="Arial" w:hAnsi="Arial"/>
+                <w:color w:val="auto"/>
+                <w:sz w:val="18"/>
+                <w:szCs w:val="18"/>
+              </w:rPr>
+              <w:t xml:space="preserve">o bloco </w:t>
+            </w:r>
+            <w:r>
+              <w:rPr>
+                <w:rFonts w:eastAsia="Arial" w:cs="Arial" w:ascii="Arial" w:hAnsi="Arial"/>
+                <w:color w:val="auto"/>
+                <w:sz w:val="18"/>
+                <w:szCs w:val="18"/>
+              </w:rPr>
+              <w:t>didátic</w:t>
+            </w:r>
+            <w:r>
+              <w:rPr>
+                <w:rFonts w:eastAsia="Arial" w:cs="Arial" w:ascii="Arial" w:hAnsi="Arial"/>
+                <w:color w:val="auto"/>
+                <w:sz w:val="18"/>
+                <w:szCs w:val="18"/>
+              </w:rPr>
+              <w:t>o</w:t>
+            </w:r>
+            <w:r>
+              <w:rPr>
+                <w:rFonts w:eastAsia="Arial" w:cs="Arial" w:ascii="Arial" w:hAnsi="Arial"/>
+                <w:color w:val="auto"/>
+                <w:sz w:val="18"/>
+                <w:szCs w:val="18"/>
+              </w:rPr>
+              <w:t xml:space="preserve"> e solução de exercícios selecionados da lista.</w:t>
             </w:r>
           </w:p>
           <w:p>
@@ -1950,7 +2034,40 @@
                 <w:szCs w:val="18"/>
                 <w:lang w:val="pt-BR" w:eastAsia="pt-BR" w:bidi="ar-SA"/>
               </w:rPr>
-              <w:t>Avaliação presencial sobre o conteúdo abordado na unidade didática</w:t>
+              <w:t>Avaliação presencial sobre o conteúdo abordado n</w:t>
+            </w:r>
+            <w:r>
+              <w:rPr>
+                <w:rFonts w:eastAsia="Arial" w:cs="Arial" w:ascii="Arial" w:hAnsi="Arial"/>
+                <w:color w:val="000000"/>
+                <w:kern w:val="0"/>
+                <w:sz w:val="18"/>
+                <w:szCs w:val="18"/>
+                <w:lang w:val="pt-BR" w:eastAsia="pt-BR" w:bidi="ar-SA"/>
+              </w:rPr>
+              <w:t>o bloco</w:t>
+            </w:r>
+            <w:r>
+              <w:rPr>
+                <w:rFonts w:eastAsia="Arial" w:cs="Arial" w:ascii="Arial" w:hAnsi="Arial"/>
+                <w:color w:val="000000"/>
+                <w:kern w:val="0"/>
+                <w:sz w:val="18"/>
+                <w:szCs w:val="18"/>
+                <w:lang w:val="pt-BR" w:eastAsia="pt-BR" w:bidi="ar-SA"/>
+              </w:rPr>
+              <w:t xml:space="preserve"> didátic</w:t>
+            </w:r>
+            <w:r>
+              <w:rPr>
+                <w:rFonts w:eastAsia="Arial" w:cs="Arial" w:ascii="Arial" w:hAnsi="Arial"/>
+                <w:color w:val="000000"/>
+                <w:kern w:val="0"/>
+                <w:sz w:val="18"/>
+                <w:szCs w:val="18"/>
+                <w:lang w:val="pt-BR" w:eastAsia="pt-BR" w:bidi="ar-SA"/>
+              </w:rPr>
+              <w:t>o</w:t>
             </w:r>
             <w:r>
               <w:rPr>
@@ -2019,12 +2136,10 @@
               <w:rPr>
                 <w:rFonts w:eastAsia="Arial" w:cs="Arial" w:ascii="Arial" w:hAnsi="Arial"/>
                 <w:color w:val="auto"/>
-                <w:kern w:val="0"/>
                 <w:sz w:val="18"/>
                 <w:szCs w:val="18"/>
-                <w:lang w:val="pt-BR" w:eastAsia="pt-BR" w:bidi="ar-SA"/>
-              </w:rPr>
-              <w:t>E</w:t>
+              </w:rPr>
+              <w:t>ensino</w:t>
             </w:r>
             <w:r>
               <w:rPr>
@@ -2033,18 +2148,7 @@
                 <w:sz w:val="18"/>
                 <w:szCs w:val="18"/>
               </w:rPr>
-              <w:t xml:space="preserve">nsino </w:t>
-            </w:r>
-            <w:r>
-              <w:rPr>
-                <w:rFonts w:eastAsia="Arial" w:cs="Arial" w:ascii="Arial" w:hAnsi="Arial"/>
-                <w:color w:val="auto"/>
-                <w:kern w:val="0"/>
-                <w:sz w:val="18"/>
-                <w:szCs w:val="18"/>
-                <w:lang w:val="pt-BR" w:eastAsia="pt-BR" w:bidi="ar-SA"/>
-              </w:rPr>
-              <w:t>R</w:t>
+              <w:t xml:space="preserve"> será utilizada </w:t>
             </w:r>
             <w:r>
               <w:rPr>
@@ -2053,7 +2157,28 @@
                 <w:sz w:val="18"/>
                 <w:szCs w:val="18"/>
               </w:rPr>
-              <w:t>emoto será utilizada a infraestrutura da UFPR: AVA - UFPR Virtual (Plataforma Moodle da UFPR).</w:t>
+              <w:t xml:space="preserve">a plataforma github onde ficarão todos os materiais didáticos do semestre através do link: </w:t>
+            </w:r>
+            <w:hyperlink r:id="rId3">
+              <w:r>
+                <w:rPr>
+                  <w:rStyle w:val="Hyperlink"/>
+                  <w:rFonts w:eastAsia="Arial" w:cs="Arial" w:ascii="Arial" w:hAnsi="Arial"/>
+                  <w:color w:val="auto"/>
+                  <w:sz w:val="18"/>
+                  <w:szCs w:val="18"/>
+                </w:rPr>
+                <w:t>http://www.leg.ufpr.br/ce009</w:t>
+              </w:r>
+            </w:hyperlink>
+            <w:r>
+              <w:rPr>
+                <w:rFonts w:eastAsia="Arial" w:cs="Arial" w:ascii="Arial" w:hAnsi="Arial"/>
+                <w:color w:val="auto"/>
+                <w:sz w:val="18"/>
+                <w:szCs w:val="18"/>
+              </w:rPr>
+              <w:t>.</w:t>
             </w:r>
           </w:p>
           <w:p>
@@ -2146,7 +2271,25 @@
                 <w:sz w:val="18"/>
                 <w:szCs w:val="18"/>
               </w:rPr>
-              <w:t>Será usada principalmente o sistema de envio de e-mails mensagens da UFPR Virtual.</w:t>
+              <w:t>Será usada principalmente o sistema de envio de e-mails mensagens d</w:t>
+            </w:r>
+            <w:r>
+              <w:rPr>
+                <w:rFonts w:cs="Arial" w:ascii="Arial" w:hAnsi="Arial"/>
+                <w:color w:val="auto"/>
+                <w:sz w:val="18"/>
+                <w:szCs w:val="18"/>
+              </w:rPr>
+              <w:t>o SIGA</w:t>
+            </w:r>
+            <w:r>
+              <w:rPr>
+                <w:rFonts w:cs="Arial" w:ascii="Arial" w:hAnsi="Arial"/>
+                <w:color w:val="auto"/>
+                <w:sz w:val="18"/>
+                <w:szCs w:val="18"/>
+              </w:rPr>
+              <w:t>.</w:t>
             </w:r>
           </w:p>
           <w:p>
@@ -2280,7 +2423,25 @@
                 <w:sz w:val="18"/>
                 <w:szCs w:val="18"/>
               </w:rPr>
-              <w:t>No Moodle estar</w:t>
+              <w:t>N</w:t>
+            </w:r>
+            <w:r>
+              <w:rPr>
+                <w:rFonts w:cs="Arial" w:ascii="Arial" w:hAnsi="Arial"/>
+                <w:color w:val="auto"/>
+                <w:sz w:val="18"/>
+                <w:szCs w:val="18"/>
+              </w:rPr>
+              <w:t>a página de disciplina</w:t>
+            </w:r>
+            <w:r>
+              <w:rPr>
+                <w:rFonts w:cs="Arial" w:ascii="Arial" w:hAnsi="Arial"/>
+                <w:color w:val="auto"/>
+                <w:sz w:val="18"/>
+                <w:szCs w:val="18"/>
+              </w:rPr>
+              <w:t xml:space="preserve"> estar</w:t>
             </w:r>
             <w:r>
               <w:rPr>
@@ -2348,50 +2509,7 @@
                 <w:sz w:val="18"/>
                 <w:szCs w:val="18"/>
               </w:rPr>
-              <w:t xml:space="preserve">Videoaulas </w:t>
-            </w:r>
-            <w:r>
-              <w:rPr>
-                <w:rFonts w:eastAsia="Times New Roman" w:cs="Times New Roman" w:ascii="Arial" w:hAnsi="Arial"/>
-                <w:color w:val="auto"/>
-                <w:kern w:val="0"/>
-                <w:sz w:val="18"/>
-                <w:szCs w:val="18"/>
-                <w:lang w:val="pt-BR" w:eastAsia="pt-BR" w:bidi="ar-SA"/>
-              </w:rPr>
-              <w:t>com: a) conteúdo do programa da disciplina; b) conteúdo extra (como atividade optativa e de nível intermediário)</w:t>
-            </w:r>
-            <w:r>
-              <w:rPr>
-                <w:rFonts w:ascii="Arial" w:hAnsi="Arial"/>
-                <w:color w:val="auto"/>
-                <w:sz w:val="18"/>
-                <w:szCs w:val="18"/>
-              </w:rPr>
-              <w:t>.</w:t>
-            </w:r>
-          </w:p>
-          <w:p>
-            <w:pPr>
-              <w:pStyle w:val="LO-Normal"/>
-              <w:numPr>
-                <w:ilvl w:val="0"/>
-                <w:numId w:val="3"/>
-              </w:numPr>
-              <w:jc w:val="both"/>
-              <w:rPr>
-                <w:rFonts w:ascii="Arial" w:hAnsi="Arial"/>
-                <w:sz w:val="18"/>
-                <w:szCs w:val="18"/>
-              </w:rPr>
-            </w:pPr>
-            <w:r>
-              <w:rPr>
-                <w:rFonts w:ascii="Arial" w:hAnsi="Arial"/>
-                <w:sz w:val="18"/>
-                <w:szCs w:val="18"/>
-              </w:rPr>
-              <w:t>Slides (em formato pdf) usados nas videoaulas.</w:t>
+              <w:t>Slides (em formato pdf) usados nas aulas.</w:t>
             </w:r>
           </w:p>
           <w:p>
@@ -2579,7 +2697,25 @@
                 <w:sz w:val="18"/>
                 <w:szCs w:val="18"/>
               </w:rPr>
-              <w:t xml:space="preserve">aos recursos tecnológicos utilizados na disciplina (Moodle, Literatura online, etc); </w:t>
+              <w:t>aos recursos tecnológicos utilizados na disciplina (</w:t>
+            </w:r>
+            <w:r>
+              <w:rPr>
+                <w:rFonts w:cs="Arial" w:ascii="Arial" w:hAnsi="Arial"/>
+                <w:color w:val="auto"/>
+                <w:sz w:val="18"/>
+                <w:szCs w:val="18"/>
+              </w:rPr>
+              <w:t>sítio eletrônico</w:t>
+            </w:r>
+            <w:r>
+              <w:rPr>
+                <w:rFonts w:cs="Arial" w:ascii="Arial" w:hAnsi="Arial"/>
+                <w:color w:val="auto"/>
+                <w:sz w:val="18"/>
+                <w:szCs w:val="18"/>
+              </w:rPr>
+              <w:t xml:space="preserve">, Literatura online, etc); </w:t>
             </w:r>
           </w:p>
           <w:p>
@@ -2747,7 +2883,227 @@
                 <w:sz w:val="18"/>
                 <w:szCs w:val="18"/>
               </w:rPr>
-              <w:t xml:space="preserve">A disciplina está dividida em unidades didáticas (UD). Serão oito atividades didáticas (UD0 a UD7) com 3 avaliações presenciais de igual peso com 2 horas de duração (UD0-UD1-UD2, UD3-UD4-UD5 e UD6-UD7), conforme cronograma detalhado na Tabela 1. </w:t>
+              <w:t xml:space="preserve">A disciplina está dividida em </w:t>
+            </w:r>
+            <w:r>
+              <w:rPr>
+                <w:rFonts w:eastAsia="Arial" w:cs="Arial" w:ascii="Arial" w:hAnsi="Arial"/>
+                <w:b w:val="false"/>
+                <w:bCs w:val="false"/>
+                <w:color w:val="auto"/>
+                <w:sz w:val="18"/>
+                <w:szCs w:val="18"/>
+              </w:rPr>
+              <w:t>blocos</w:t>
+            </w:r>
+            <w:r>
+              <w:rPr>
+                <w:rFonts w:eastAsia="Arial" w:cs="Arial" w:ascii="Arial" w:hAnsi="Arial"/>
+                <w:b w:val="false"/>
+                <w:bCs w:val="false"/>
+                <w:color w:val="auto"/>
+                <w:sz w:val="18"/>
+                <w:szCs w:val="18"/>
+              </w:rPr>
+              <w:t xml:space="preserve"> didátic</w:t>
+            </w:r>
+            <w:r>
+              <w:rPr>
+                <w:rFonts w:eastAsia="Arial" w:cs="Arial" w:ascii="Arial" w:hAnsi="Arial"/>
+                <w:b w:val="false"/>
+                <w:bCs w:val="false"/>
+                <w:color w:val="auto"/>
+                <w:sz w:val="18"/>
+                <w:szCs w:val="18"/>
+              </w:rPr>
+              <w:t>o</w:t>
+            </w:r>
+            <w:r>
+              <w:rPr>
+                <w:rFonts w:eastAsia="Arial" w:cs="Arial" w:ascii="Arial" w:hAnsi="Arial"/>
+                <w:b w:val="false"/>
+                <w:bCs w:val="false"/>
+                <w:color w:val="auto"/>
+                <w:sz w:val="18"/>
+                <w:szCs w:val="18"/>
+              </w:rPr>
+              <w:t>s (</w:t>
+            </w:r>
+            <w:r>
+              <w:rPr>
+                <w:rFonts w:eastAsia="Arial" w:cs="Arial" w:ascii="Arial" w:hAnsi="Arial"/>
+                <w:b w:val="false"/>
+                <w:bCs w:val="false"/>
+                <w:color w:val="auto"/>
+                <w:sz w:val="18"/>
+                <w:szCs w:val="18"/>
+              </w:rPr>
+              <w:t>B</w:t>
+            </w:r>
+            <w:r>
+              <w:rPr>
+                <w:rFonts w:eastAsia="Arial" w:cs="Arial" w:ascii="Arial" w:hAnsi="Arial"/>
+                <w:b w:val="false"/>
+                <w:bCs w:val="false"/>
+                <w:color w:val="auto"/>
+                <w:sz w:val="18"/>
+                <w:szCs w:val="18"/>
+              </w:rPr>
+              <w:t xml:space="preserve">D). Serão </w:t>
+            </w:r>
+            <w:r>
+              <w:rPr>
+                <w:rFonts w:eastAsia="Arial" w:cs="Arial" w:ascii="Arial" w:hAnsi="Arial"/>
+                <w:b w:val="false"/>
+                <w:bCs w:val="false"/>
+                <w:color w:val="auto"/>
+                <w:sz w:val="18"/>
+                <w:szCs w:val="18"/>
+              </w:rPr>
+              <w:t>três</w:t>
+            </w:r>
+            <w:r>
+              <w:rPr>
+                <w:rFonts w:eastAsia="Arial" w:cs="Arial" w:ascii="Arial" w:hAnsi="Arial"/>
+                <w:b w:val="false"/>
+                <w:bCs w:val="false"/>
+                <w:color w:val="auto"/>
+                <w:sz w:val="18"/>
+                <w:szCs w:val="18"/>
+              </w:rPr>
+              <w:t xml:space="preserve"> </w:t>
+            </w:r>
+            <w:r>
+              <w:rPr>
+                <w:rFonts w:eastAsia="Arial" w:cs="Arial" w:ascii="Arial" w:hAnsi="Arial"/>
+                <w:b w:val="false"/>
+                <w:bCs w:val="false"/>
+                <w:color w:val="auto"/>
+                <w:sz w:val="18"/>
+                <w:szCs w:val="18"/>
+              </w:rPr>
+              <w:t>blocos</w:t>
+            </w:r>
+            <w:r>
+              <w:rPr>
+                <w:rFonts w:eastAsia="Arial" w:cs="Arial" w:ascii="Arial" w:hAnsi="Arial"/>
+                <w:b w:val="false"/>
+                <w:bCs w:val="false"/>
+                <w:color w:val="auto"/>
+                <w:sz w:val="18"/>
+                <w:szCs w:val="18"/>
+              </w:rPr>
+              <w:t xml:space="preserve"> didátic</w:t>
+            </w:r>
+            <w:r>
+              <w:rPr>
+                <w:rFonts w:eastAsia="Arial" w:cs="Arial" w:ascii="Arial" w:hAnsi="Arial"/>
+                <w:b w:val="false"/>
+                <w:bCs w:val="false"/>
+                <w:color w:val="auto"/>
+                <w:sz w:val="18"/>
+                <w:szCs w:val="18"/>
+              </w:rPr>
+              <w:t>o</w:t>
+            </w:r>
+            <w:r>
+              <w:rPr>
+                <w:rFonts w:eastAsia="Arial" w:cs="Arial" w:ascii="Arial" w:hAnsi="Arial"/>
+                <w:b w:val="false"/>
+                <w:bCs w:val="false"/>
+                <w:color w:val="auto"/>
+                <w:sz w:val="18"/>
+                <w:szCs w:val="18"/>
+              </w:rPr>
+              <w:t>s (</w:t>
+            </w:r>
+            <w:r>
+              <w:rPr>
+                <w:rFonts w:eastAsia="Arial" w:cs="Arial" w:ascii="Arial" w:hAnsi="Arial"/>
+                <w:b w:val="false"/>
+                <w:bCs w:val="false"/>
+                <w:color w:val="auto"/>
+                <w:sz w:val="18"/>
+                <w:szCs w:val="18"/>
+              </w:rPr>
+              <w:t>B</w:t>
+            </w:r>
+            <w:r>
+              <w:rPr>
+                <w:rFonts w:eastAsia="Arial" w:cs="Arial" w:ascii="Arial" w:hAnsi="Arial"/>
+                <w:b w:val="false"/>
+                <w:bCs w:val="false"/>
+                <w:color w:val="auto"/>
+                <w:sz w:val="18"/>
+                <w:szCs w:val="18"/>
+              </w:rPr>
+              <w:t>D</w:t>
+            </w:r>
+            <w:r>
+              <w:rPr>
+                <w:rFonts w:eastAsia="Arial" w:cs="Arial" w:ascii="Arial" w:hAnsi="Arial"/>
+                <w:b w:val="false"/>
+                <w:bCs w:val="false"/>
+                <w:color w:val="auto"/>
+                <w:sz w:val="18"/>
+                <w:szCs w:val="18"/>
+              </w:rPr>
+              <w:t>1</w:t>
+            </w:r>
+            <w:r>
+              <w:rPr>
+                <w:rFonts w:eastAsia="Arial" w:cs="Arial" w:ascii="Arial" w:hAnsi="Arial"/>
+                <w:b w:val="false"/>
+                <w:bCs w:val="false"/>
+                <w:color w:val="auto"/>
+                <w:sz w:val="18"/>
+                <w:szCs w:val="18"/>
+              </w:rPr>
+              <w:t xml:space="preserve"> a </w:t>
+            </w:r>
+            <w:r>
+              <w:rPr>
+                <w:rFonts w:eastAsia="Arial" w:cs="Arial" w:ascii="Arial" w:hAnsi="Arial"/>
+                <w:b w:val="false"/>
+                <w:bCs w:val="false"/>
+                <w:color w:val="auto"/>
+                <w:sz w:val="18"/>
+                <w:szCs w:val="18"/>
+              </w:rPr>
+              <w:t>B</w:t>
+            </w:r>
+            <w:r>
+              <w:rPr>
+                <w:rFonts w:eastAsia="Arial" w:cs="Arial" w:ascii="Arial" w:hAnsi="Arial"/>
+                <w:b w:val="false"/>
+                <w:bCs w:val="false"/>
+                <w:color w:val="auto"/>
+                <w:sz w:val="18"/>
+                <w:szCs w:val="18"/>
+              </w:rPr>
+              <w:t>D</w:t>
+            </w:r>
+            <w:r>
+              <w:rPr>
+                <w:rFonts w:eastAsia="Arial" w:cs="Arial" w:ascii="Arial" w:hAnsi="Arial"/>
+                <w:b w:val="false"/>
+                <w:bCs w:val="false"/>
+                <w:color w:val="auto"/>
+                <w:sz w:val="18"/>
+                <w:szCs w:val="18"/>
+              </w:rPr>
+              <w:t>3</w:t>
+            </w:r>
+            <w:r>
+              <w:rPr>
+                <w:rFonts w:eastAsia="Arial" w:cs="Arial" w:ascii="Arial" w:hAnsi="Arial"/>
+                <w:b w:val="false"/>
+                <w:bCs w:val="false"/>
+                <w:color w:val="auto"/>
+                <w:sz w:val="18"/>
+                <w:szCs w:val="18"/>
+              </w:rPr>
+              <w:t xml:space="preserve">) com 3 avaliações presenciais de igual peso com 2 horas de duração, conforme cronograma detalhado na Tabela 1. </w:t>
             </w:r>
           </w:p>
           <w:p>
@@ -2782,7 +3138,31 @@
             </w:pPr>
             <w:r>
               <w:rPr/>
-              <w:t>Tabela 1 - Cronograma detalhado do conteúdo das unidades didáticas</w:t>
+              <w:t>Tabela 1 - Cronograma detalhado do conteúdo d</w:t>
+            </w:r>
+            <w:r>
+              <w:rPr/>
+              <w:t>o</w:t>
+            </w:r>
+            <w:r>
+              <w:rPr/>
+              <w:t xml:space="preserve">s </w:t>
+            </w:r>
+            <w:r>
+              <w:rPr/>
+              <w:t>blocos</w:t>
+            </w:r>
+            <w:r>
+              <w:rPr/>
+              <w:t xml:space="preserve"> didátic</w:t>
+            </w:r>
+            <w:r>
+              <w:rPr/>
+              <w:t>o</w:t>
+            </w:r>
+            <w:r>
+              <w:rPr/>
+              <w:t>s</w:t>
             </w:r>
           </w:p>
           <w:tbl>
@@ -2871,7 +3251,15 @@
                       <w:b/>
                       <w:color w:val="FFFFFF"/>
                     </w:rPr>
-                    <w:t>UD</w:t>
+                    <w:t>B</w:t>
+                  </w:r>
+                  <w:r>
+                    <w:rPr>
+                      <w:rFonts w:ascii="Arial Narrow" w:hAnsi="Arial Narrow"/>
+                      <w:b/>
+                      <w:color w:val="FFFFFF"/>
+                    </w:rPr>
+                    <w:t>D</w:t>
                   </w:r>
                 </w:p>
               </w:tc>
@@ -3037,7 +3425,7 @@
                       <w:rFonts w:ascii="Arial Narrow" w:hAnsi="Arial Narrow"/>
                       <w:color w:val="000000"/>
                     </w:rPr>
-                    <w:t>0</w:t>
+                    <w:t>1</w:t>
                   </w:r>
                 </w:p>
               </w:tc>
@@ -3120,13 +3508,12 @@
                     <w:ind w:hanging="0" w:start="0" w:end="0"/>
                     <w:jc w:val="start"/>
                     <w:rPr>
-                      <w:rFonts w:ascii="Arial Narrow" w:hAnsi="Arial Narrow"/>
-                      <w:color w:val="000000"/>
-                    </w:rPr>
-                  </w:pPr>
-                  <w:r>
-                    <w:rPr>
-                      <w:rFonts w:ascii="Arial Narrow" w:hAnsi="Arial Narrow"/>
+                      <w:rFonts w:ascii="Arial narrow" w:hAnsi="Arial narrow"/>
+                    </w:rPr>
+                  </w:pPr>
+                  <w:r>
+                    <w:rPr>
+                      <w:rFonts w:ascii="Arial narrow" w:hAnsi="Arial narrow"/>
                       <w:color w:val="000000"/>
                     </w:rPr>
                     <w:t xml:space="preserve">Apresentação da disciplina: Cronograma; Avaliações. Introdução à Estatística: </w:t>
@@ -3135,17 +3522,13 @@
                 <w:p>
                   <w:pPr>
                     <w:pStyle w:val="Contedodatabela"/>
-                    <w:ind w:hanging="0" w:start="0" w:end="0"/>
-                    <w:jc w:val="start"/>
-                    <w:rPr>
-                      <w:rFonts w:ascii="Arial Narrow" w:hAnsi="Arial Narrow"/>
-                      <w:color w:val="000000"/>
-                    </w:rPr>
-                  </w:pPr>
-                  <w:r>
-                    <w:rPr>
-                      <w:rFonts w:ascii="Arial Narrow" w:hAnsi="Arial Narrow"/>
-                      <w:color w:val="000000"/>
+                    <w:rPr>
+                      <w:rFonts w:ascii="Arial narrow" w:hAnsi="Arial narrow"/>
+                    </w:rPr>
+                  </w:pPr>
+                  <w:r>
+                    <w:rPr>
+                      <w:rFonts w:ascii="Arial narrow" w:hAnsi="Arial narrow"/>
                     </w:rPr>
                     <w:t>importância, conceitos, elementos e aplicações.</w:t>
                   </w:r>
@@ -3214,7 +3597,7 @@
                       <w:rFonts w:ascii="Arial Narrow" w:hAnsi="Arial Narrow"/>
                       <w:color w:val="000000"/>
                     </w:rPr>
-                    <w:t>0</w:t>
+                    <w:t>1</w:t>
                   </w:r>
                 </w:p>
               </w:tc>
@@ -3297,13 +3680,12 @@
                     <w:ind w:hanging="0" w:start="0" w:end="0"/>
                     <w:jc w:val="start"/>
                     <w:rPr>
-                      <w:rFonts w:ascii="Arial Narrow" w:hAnsi="Arial Narrow"/>
-                      <w:color w:val="000000"/>
-                    </w:rPr>
-                  </w:pPr>
-                  <w:r>
-                    <w:rPr>
-                      <w:rFonts w:ascii="Arial Narrow" w:hAnsi="Arial Narrow"/>
+                      <w:rFonts w:ascii="Arial narrow" w:hAnsi="Arial narrow"/>
+                    </w:rPr>
+                  </w:pPr>
+                  <w:r>
+                    <w:rPr>
+                      <w:rFonts w:ascii="Arial narrow" w:hAnsi="Arial narrow"/>
                       <w:color w:val="000000"/>
                     </w:rPr>
                     <w:t>Amostragem: métodos de amostragem probabilística e não probabilística.</w:t>
@@ -3456,34 +3838,15 @@
                     <w:ind w:hanging="0" w:start="0" w:end="0"/>
                     <w:jc w:val="start"/>
                     <w:rPr>
-                      <w:rFonts w:ascii="Arial Narrow" w:hAnsi="Arial Narrow"/>
-                      <w:color w:val="000000"/>
-                    </w:rPr>
-                  </w:pPr>
-                  <w:r>
-                    <w:rPr>
-                      <w:rFonts w:ascii="Arial Narrow" w:hAnsi="Arial Narrow"/>
-                      <w:color w:val="000000"/>
-                    </w:rPr>
-                    <w:t xml:space="preserve">Estatística descritiva: Tipos de variáveis; Distribuições de frequência para </w:t>
-                  </w:r>
-                </w:p>
-                <w:p>
-                  <w:pPr>
-                    <w:pStyle w:val="Contedodatabela"/>
-                    <w:ind w:hanging="0" w:start="0" w:end="0"/>
-                    <w:jc w:val="start"/>
-                    <w:rPr>
-                      <w:rFonts w:ascii="Arial Narrow" w:hAnsi="Arial Narrow"/>
-                      <w:color w:val="000000"/>
-                    </w:rPr>
-                  </w:pPr>
-                  <w:r>
-                    <w:rPr>
-                      <w:rFonts w:ascii="Arial Narrow" w:hAnsi="Arial Narrow"/>
-                      <w:color w:val="000000"/>
-                    </w:rPr>
-                    <w:t>variáveis qualitativas e quantitativas; Gráficos para uma ou duas variáveis.</w:t>
+                      <w:rFonts w:ascii="Arial narrow" w:hAnsi="Arial narrow"/>
+                    </w:rPr>
+                  </w:pPr>
+                  <w:r>
+                    <w:rPr>
+                      <w:rFonts w:ascii="Arial narrow" w:hAnsi="Arial narrow"/>
+                      <w:color w:val="000000"/>
+                    </w:rPr>
+                    <w:t>Estatística descritiva: Tipos de variáveis; Distribuições de frequência para variáveis qualitativas. Gráficos para uma ou duas variáveis.</w:t>
                   </w:r>
                 </w:p>
               </w:tc>
@@ -3633,16 +3996,15 @@
                     <w:ind w:hanging="0" w:start="0" w:end="0"/>
                     <w:jc w:val="start"/>
                     <w:rPr>
-                      <w:rFonts w:ascii="Arial Narrow" w:hAnsi="Arial Narrow"/>
-                      <w:color w:val="000000"/>
-                    </w:rPr>
-                  </w:pPr>
-                  <w:r>
-                    <w:rPr>
-                      <w:rFonts w:ascii="Arial Narrow" w:hAnsi="Arial Narrow"/>
-                      <w:color w:val="000000"/>
-                    </w:rPr>
-                    <w:t>Estatística descritiva: Medidas de posição e dispersão.</w:t>
+                      <w:rFonts w:ascii="Arial narrow" w:hAnsi="Arial narrow"/>
+                    </w:rPr>
+                  </w:pPr>
+                  <w:r>
+                    <w:rPr>
+                      <w:rFonts w:ascii="Arial narrow" w:hAnsi="Arial narrow"/>
+                      <w:color w:val="000000"/>
+                    </w:rPr>
+                    <w:t>Estatística descritiva: Tipos de variáveis; Distribuições de frequência para variáveis quantitativas. Gráficos para uma ou duas variáveis.</w:t>
                   </w:r>
                 </w:p>
               </w:tc>
@@ -3792,16 +4154,15 @@
                     <w:ind w:hanging="0" w:start="0" w:end="0"/>
                     <w:jc w:val="start"/>
                     <w:rPr>
-                      <w:rFonts w:ascii="Arial Narrow" w:hAnsi="Arial Narrow"/>
-                      <w:color w:val="000000"/>
-                    </w:rPr>
-                  </w:pPr>
-                  <w:r>
-                    <w:rPr>
-                      <w:rFonts w:ascii="Arial Narrow" w:hAnsi="Arial Narrow"/>
-                      <w:color w:val="000000"/>
-                    </w:rPr>
-                    <w:t>Exercícios (descritiva)</w:t>
+                      <w:rFonts w:ascii="Arial narrow" w:hAnsi="Arial narrow"/>
+                    </w:rPr>
+                  </w:pPr>
+                  <w:r>
+                    <w:rPr>
+                      <w:rFonts w:ascii="Arial narrow" w:hAnsi="Arial narrow"/>
+                      <w:color w:val="000000"/>
+                    </w:rPr>
+                    <w:t>Estatística descritiva: Medidas de posição.</w:t>
                   </w:r>
                 </w:p>
               </w:tc>
@@ -3951,16 +4312,15 @@
                     <w:ind w:hanging="0" w:start="0" w:end="0"/>
                     <w:jc w:val="start"/>
                     <w:rPr>
-                      <w:rFonts w:ascii="Arial Narrow" w:hAnsi="Arial Narrow"/>
-                      <w:color w:val="000000"/>
-                    </w:rPr>
-                  </w:pPr>
-                  <w:r>
-                    <w:rPr>
-                      <w:rFonts w:ascii="Arial Narrow" w:hAnsi="Arial Narrow"/>
-                      <w:color w:val="000000"/>
-                    </w:rPr>
-                    <w:t>Probabilidades: conjuntos, operações, eventos e definições de probabilidade.</w:t>
+                      <w:rFonts w:ascii="Arial narrow" w:hAnsi="Arial narrow"/>
+                    </w:rPr>
+                  </w:pPr>
+                  <w:r>
+                    <w:rPr>
+                      <w:rFonts w:ascii="Arial narrow" w:hAnsi="Arial narrow"/>
+                      <w:color w:val="000000"/>
+                    </w:rPr>
+                    <w:t xml:space="preserve">Estatística descritiva: Medidas de dispersão. </w:t>
                   </w:r>
                 </w:p>
               </w:tc>
@@ -4027,7 +4387,7 @@
                       <w:rFonts w:ascii="Arial Narrow" w:hAnsi="Arial Narrow"/>
                       <w:color w:val="000000"/>
                     </w:rPr>
-                    <w:t>2</w:t>
+                    <w:t>1</w:t>
                   </w:r>
                 </w:p>
               </w:tc>
@@ -4080,13 +4440,12 @@
                     <w:ind w:hanging="0" w:start="0" w:end="0"/>
                     <w:jc w:val="center"/>
                     <w:rPr>
-                      <w:rFonts w:ascii="Arial Narrow" w:hAnsi="Arial Narrow"/>
-                      <w:color w:val="000000"/>
-                    </w:rPr>
-                  </w:pPr>
-                  <w:r>
-                    <w:rPr>
-                      <w:rFonts w:ascii="Arial Narrow" w:hAnsi="Arial Narrow"/>
+                      <w:rFonts w:ascii="Arial narrow" w:hAnsi="Arial narrow"/>
+                    </w:rPr>
+                  </w:pPr>
+                  <w:r>
+                    <w:rPr>
+                      <w:rFonts w:ascii="Arial narrow" w:hAnsi="Arial narrow"/>
                       <w:color w:val="000000"/>
                     </w:rPr>
                     <w:t>24/08/26</w:t>
@@ -4110,34 +4469,15 @@
                     <w:ind w:hanging="0" w:start="0" w:end="0"/>
                     <w:jc w:val="start"/>
                     <w:rPr>
-                      <w:rFonts w:ascii="Arial Narrow" w:hAnsi="Arial Narrow"/>
-                      <w:color w:val="000000"/>
-                    </w:rPr>
-                  </w:pPr>
-                  <w:r>
-                    <w:rPr>
-                      <w:rFonts w:ascii="Arial Narrow" w:hAnsi="Arial Narrow"/>
-                      <w:color w:val="000000"/>
-                    </w:rPr>
-                    <w:t xml:space="preserve">Probabilidades: Regra da adição; Eventos independentes; Probabilidade </w:t>
-                  </w:r>
-                </w:p>
-                <w:p>
-                  <w:pPr>
-                    <w:pStyle w:val="Contedodatabela"/>
-                    <w:ind w:hanging="0" w:start="0" w:end="0"/>
-                    <w:jc w:val="start"/>
-                    <w:rPr>
-                      <w:rFonts w:ascii="Arial Narrow" w:hAnsi="Arial Narrow"/>
-                      <w:color w:val="000000"/>
-                    </w:rPr>
-                  </w:pPr>
-                  <w:r>
-                    <w:rPr>
-                      <w:rFonts w:ascii="Arial Narrow" w:hAnsi="Arial Narrow"/>
-                      <w:color w:val="000000"/>
-                    </w:rPr>
-                    <w:t>condicional; Teorema de Bayes.</w:t>
+                      <w:rFonts w:ascii="Arial narrow" w:hAnsi="Arial narrow"/>
+                    </w:rPr>
+                  </w:pPr>
+                  <w:r>
+                    <w:rPr>
+                      <w:rFonts w:ascii="Arial narrow" w:hAnsi="Arial narrow"/>
+                      <w:color w:val="000000"/>
+                    </w:rPr>
+                    <w:t>Análises bivariadas. Atividade prática: análises bivariadas.</w:t>
                   </w:r>
                 </w:p>
               </w:tc>
@@ -4204,7 +4544,7 @@
                       <w:rFonts w:ascii="Arial Narrow" w:hAnsi="Arial Narrow"/>
                       <w:color w:val="000000"/>
                     </w:rPr>
-                    <w:t>2</w:t>
+                    <w:t>1</w:t>
                   </w:r>
                 </w:p>
               </w:tc>
@@ -4287,23 +4627,15 @@
                     <w:ind w:hanging="0" w:start="0" w:end="0"/>
                     <w:jc w:val="start"/>
                     <w:rPr>
-                      <w:rFonts w:ascii="Arial Narrow" w:hAnsi="Arial Narrow"/>
-                      <w:color w:val="000000"/>
-                    </w:rPr>
-                  </w:pPr>
-                  <w:r>
-                    <w:rPr>
-                      <w:rFonts w:ascii="Arial Narrow" w:hAnsi="Arial Narrow"/>
-                      <w:color w:val="000000"/>
-                    </w:rPr>
-                    <w:t xml:space="preserve">Exercícios </w:t>
-                  </w:r>
-                  <w:r>
-                    <w:rPr>
-                      <w:rFonts w:ascii="Arial Narrow" w:hAnsi="Arial Narrow"/>
-                      <w:color w:val="000000"/>
-                    </w:rPr>
-                    <w:t>(probabilidades)</w:t>
+                      <w:rFonts w:ascii="Arial narrow" w:hAnsi="Arial narrow"/>
+                    </w:rPr>
+                  </w:pPr>
+                  <w:r>
+                    <w:rPr>
+                      <w:rFonts w:ascii="Arial narrow" w:hAnsi="Arial narrow"/>
+                      <w:color w:val="000000"/>
+                    </w:rPr>
+                    <w:t>Exercícios (descritiva)</w:t>
                   </w:r>
                 </w:p>
               </w:tc>
@@ -4316,12 +4648,11 @@
                 <w:tcPr>
                   <w:tcW w:w="989" w:type="dxa"/>
                   <w:tcBorders>
-                    <w:top w:val="single" w:sz="2" w:space="0" w:color="BFBFBF"/>
-                    <w:start w:val="single" w:sz="2" w:space="0" w:color="BFBFBF"/>
-                    <w:bottom w:val="single" w:sz="2" w:space="0" w:color="BFBFBF"/>
-                    <w:end w:val="single" w:sz="2" w:space="0" w:color="BFBFBF"/>
-                  </w:tcBorders>
-                  <w:shd w:fill="FDEADA" w:val="clear"/>
+                    <w:start w:val="single" w:sz="2" w:space="0" w:color="BFBFBF"/>
+                    <w:bottom w:val="single" w:sz="2" w:space="0" w:color="BFBFBF"/>
+                    <w:end w:val="single" w:sz="2" w:space="0" w:color="BFBFBF"/>
+                  </w:tcBorders>
+                  <w:shd w:fill="FFFFA6" w:val="clear"/>
                   <w:vAlign w:val="center"/>
                 </w:tcPr>
                 <w:p>
@@ -4347,12 +4678,11 @@
                 <w:tcPr>
                   <w:tcW w:w="633" w:type="dxa"/>
                   <w:tcBorders>
-                    <w:top w:val="single" w:sz="2" w:space="0" w:color="BFBFBF"/>
-                    <w:start w:val="single" w:sz="2" w:space="0" w:color="BFBFBF"/>
-                    <w:bottom w:val="single" w:sz="2" w:space="0" w:color="BFBFBF"/>
-                    <w:end w:val="single" w:sz="2" w:space="0" w:color="BFBFBF"/>
-                  </w:tcBorders>
-                  <w:shd w:fill="FDEADA" w:val="clear"/>
+                    <w:start w:val="single" w:sz="2" w:space="0" w:color="BFBFBF"/>
+                    <w:bottom w:val="single" w:sz="2" w:space="0" w:color="BFBFBF"/>
+                    <w:end w:val="single" w:sz="2" w:space="0" w:color="BFBFBF"/>
+                  </w:tcBorders>
+                  <w:shd w:fill="FFFFA6" w:val="clear"/>
                   <w:vAlign w:val="center"/>
                 </w:tcPr>
                 <w:p>
@@ -4378,12 +4708,11 @@
                 <w:tcPr>
                   <w:tcW w:w="800" w:type="dxa"/>
                   <w:tcBorders>
-                    <w:top w:val="single" w:sz="2" w:space="0" w:color="BFBFBF"/>
-                    <w:start w:val="single" w:sz="2" w:space="0" w:color="BFBFBF"/>
-                    <w:bottom w:val="single" w:sz="2" w:space="0" w:color="BFBFBF"/>
-                    <w:end w:val="single" w:sz="2" w:space="0" w:color="BFBFBF"/>
-                  </w:tcBorders>
-                  <w:shd w:fill="FDEADA" w:val="clear"/>
+                    <w:start w:val="single" w:sz="2" w:space="0" w:color="BFBFBF"/>
+                    <w:bottom w:val="single" w:sz="2" w:space="0" w:color="BFBFBF"/>
+                    <w:end w:val="single" w:sz="2" w:space="0" w:color="BFBFBF"/>
+                  </w:tcBorders>
+                  <w:shd w:fill="FFFFA6" w:val="clear"/>
                   <w:vAlign w:val="center"/>
                 </w:tcPr>
                 <w:p>
@@ -4409,28 +4738,24 @@
                 <w:tcPr>
                   <w:tcW w:w="1195" w:type="dxa"/>
                   <w:tcBorders>
-                    <w:top w:val="single" w:sz="2" w:space="0" w:color="BFBFBF"/>
-                    <w:start w:val="single" w:sz="2" w:space="0" w:color="BFBFBF"/>
-                    <w:bottom w:val="single" w:sz="2" w:space="0" w:color="BFBFBF"/>
-                    <w:end w:val="single" w:sz="2" w:space="0" w:color="BFBFBF"/>
-                  </w:tcBorders>
-                  <w:shd w:fill="FDEADA" w:val="clear"/>
-                  <w:vAlign w:val="center"/>
-                </w:tcPr>
-                <w:p>
-                  <w:pPr>
-                    <w:pStyle w:val="Contedodatabela"/>
-                    <w:jc w:val="center"/>
-                    <w:rPr>
-                      <w:rFonts w:ascii="Arial Narrow" w:hAnsi="Arial Narrow"/>
-                      <w:color w:val="000000"/>
-                    </w:rPr>
-                  </w:pPr>
-                  <w:r>
-                    <w:rPr>
-                      <w:rFonts w:ascii="Arial Narrow" w:hAnsi="Arial Narrow"/>
-                      <w:color w:val="000000"/>
-                    </w:rPr>
+                    <w:start w:val="single" w:sz="2" w:space="0" w:color="BFBFBF"/>
+                    <w:bottom w:val="single" w:sz="2" w:space="0" w:color="BFBFBF"/>
+                    <w:end w:val="single" w:sz="2" w:space="0" w:color="BFBFBF"/>
+                  </w:tcBorders>
+                  <w:shd w:fill="FFFFA6" w:val="clear"/>
+                  <w:vAlign w:val="center"/>
+                </w:tcPr>
+                <w:p>
+                  <w:pPr>
+                    <w:pStyle w:val="Contedodatabela"/>
+                    <w:jc w:val="center"/>
+                    <w:rPr>
+                      <w:rFonts w:ascii="Arial Narrow" w:hAnsi="Arial Narrow"/>
+                      <w:color w:val="000000"/>
+                    </w:rPr>
+                  </w:pPr>
+                  <w:r>
+                    <w:rPr/>
                     <w:t>31/08/26</w:t>
                   </w:r>
                 </w:p>
@@ -4438,9 +4763,12 @@
               <w:tc>
                 <w:tcPr>
                   <w:tcW w:w="6304" w:type="dxa"/>
-                  <w:tcBorders/>
-                  <w:shd w:fill="FDEADA" w:val="clear"/>
-                  <w:vAlign w:val="bottom"/>
+                  <w:tcBorders>
+                    <w:start w:val="single" w:sz="2" w:space="0" w:color="BFBFBF"/>
+                    <w:bottom w:val="single" w:sz="2" w:space="0" w:color="BFBFBF"/>
+                    <w:end w:val="single" w:sz="2" w:space="0" w:color="BFBFBF"/>
+                  </w:tcBorders>
+                  <w:shd w:fill="FFFFA6" w:val="clear"/>
                 </w:tcPr>
                 <w:p>
                   <w:pPr>
@@ -4448,16 +4776,15 @@
                     <w:ind w:hanging="0" w:start="0" w:end="0"/>
                     <w:jc w:val="start"/>
                     <w:rPr>
-                      <w:rFonts w:ascii="Arial Narrow" w:hAnsi="Arial Narrow"/>
-                      <w:color w:val="000000"/>
-                    </w:rPr>
-                  </w:pPr>
-                  <w:r>
-                    <w:rPr>
-                      <w:rFonts w:ascii="Arial Narrow" w:hAnsi="Arial Narrow"/>
-                      <w:color w:val="000000"/>
-                    </w:rPr>
-                    <w:t>Revisão geral (UD0-UD1-UD2)</w:t>
+                      <w:rFonts w:ascii="Arial narrow" w:hAnsi="Arial narrow"/>
+                    </w:rPr>
+                  </w:pPr>
+                  <w:r>
+                    <w:rPr>
+                      <w:rFonts w:ascii="Arial narrow" w:hAnsi="Arial narrow"/>
+                      <w:color w:val="000000"/>
+                    </w:rPr>
+                    <w:t>Introdução à probabilidade: conjuntos, eventos e definições.</w:t>
                   </w:r>
                 </w:p>
               </w:tc>
@@ -4470,12 +4797,11 @@
                 <w:tcPr>
                   <w:tcW w:w="989" w:type="dxa"/>
                   <w:tcBorders>
-                    <w:top w:val="single" w:sz="2" w:space="0" w:color="BFBFBF"/>
-                    <w:start w:val="single" w:sz="2" w:space="0" w:color="BFBFBF"/>
-                    <w:bottom w:val="single" w:sz="2" w:space="0" w:color="BFBFBF"/>
-                    <w:end w:val="single" w:sz="2" w:space="0" w:color="BFBFBF"/>
-                  </w:tcBorders>
-                  <w:shd w:fill="FEB2FE" w:val="clear"/>
+                    <w:start w:val="single" w:sz="2" w:space="0" w:color="BFBFBF"/>
+                    <w:bottom w:val="single" w:sz="2" w:space="0" w:color="BFBFBF"/>
+                    <w:end w:val="single" w:sz="2" w:space="0" w:color="BFBFBF"/>
+                  </w:tcBorders>
+                  <w:shd w:fill="FFFFA6" w:val="clear"/>
                   <w:vAlign w:val="center"/>
                 </w:tcPr>
                 <w:p>
@@ -4501,12 +4827,11 @@
                 <w:tcPr>
                   <w:tcW w:w="633" w:type="dxa"/>
                   <w:tcBorders>
-                    <w:top w:val="single" w:sz="2" w:space="0" w:color="BFBFBF"/>
-                    <w:start w:val="single" w:sz="2" w:space="0" w:color="BFBFBF"/>
-                    <w:bottom w:val="single" w:sz="2" w:space="0" w:color="BFBFBF"/>
-                    <w:end w:val="single" w:sz="2" w:space="0" w:color="BFBFBF"/>
-                  </w:tcBorders>
-                  <w:shd w:fill="FEB2FE" w:val="clear"/>
+                    <w:start w:val="single" w:sz="2" w:space="0" w:color="BFBFBF"/>
+                    <w:bottom w:val="single" w:sz="2" w:space="0" w:color="BFBFBF"/>
+                    <w:end w:val="single" w:sz="2" w:space="0" w:color="BFBFBF"/>
+                  </w:tcBorders>
+                  <w:shd w:fill="FFFFA6" w:val="clear"/>
                   <w:vAlign w:val="center"/>
                 </w:tcPr>
                 <w:p>
@@ -4532,12 +4857,11 @@
                 <w:tcPr>
                   <w:tcW w:w="800" w:type="dxa"/>
                   <w:tcBorders>
-                    <w:top w:val="single" w:sz="2" w:space="0" w:color="BFBFBF"/>
-                    <w:start w:val="single" w:sz="2" w:space="0" w:color="BFBFBF"/>
-                    <w:bottom w:val="single" w:sz="2" w:space="0" w:color="BFBFBF"/>
-                    <w:end w:val="single" w:sz="2" w:space="0" w:color="BFBFBF"/>
-                  </w:tcBorders>
-                  <w:shd w:fill="FEB2FE" w:val="clear"/>
+                    <w:start w:val="single" w:sz="2" w:space="0" w:color="BFBFBF"/>
+                    <w:bottom w:val="single" w:sz="2" w:space="0" w:color="BFBFBF"/>
+                    <w:end w:val="single" w:sz="2" w:space="0" w:color="BFBFBF"/>
+                  </w:tcBorders>
+                  <w:shd w:fill="FFFFA6" w:val="clear"/>
                   <w:vAlign w:val="center"/>
                 </w:tcPr>
                 <w:p>
@@ -4563,29 +4887,25 @@
                 <w:tcPr>
                   <w:tcW w:w="1195" w:type="dxa"/>
                   <w:tcBorders>
-                    <w:top w:val="single" w:sz="2" w:space="0" w:color="BFBFBF"/>
-                    <w:start w:val="single" w:sz="2" w:space="0" w:color="BFBFBF"/>
-                    <w:bottom w:val="single" w:sz="2" w:space="0" w:color="BFBFBF"/>
-                    <w:end w:val="single" w:sz="2" w:space="0" w:color="BFBFBF"/>
-                  </w:tcBorders>
-                  <w:shd w:fill="FEB2FE" w:val="clear"/>
-                  <w:vAlign w:val="center"/>
-                </w:tcPr>
-                <w:p>
-                  <w:pPr>
-                    <w:pStyle w:val="Contedodatabela"/>
-                    <w:ind w:hanging="0" w:start="0" w:end="0"/>
-                    <w:jc w:val="center"/>
-                    <w:rPr>
-                      <w:rFonts w:ascii="Arial Narrow" w:hAnsi="Arial Narrow"/>
-                      <w:color w:val="000000"/>
-                    </w:rPr>
-                  </w:pPr>
-                  <w:r>
-                    <w:rPr>
-                      <w:rFonts w:ascii="Arial Narrow" w:hAnsi="Arial Narrow"/>
-                      <w:color w:val="000000"/>
-                    </w:rPr>
+                    <w:start w:val="single" w:sz="2" w:space="0" w:color="BFBFBF"/>
+                    <w:bottom w:val="single" w:sz="2" w:space="0" w:color="BFBFBF"/>
+                    <w:end w:val="single" w:sz="2" w:space="0" w:color="BFBFBF"/>
+                  </w:tcBorders>
+                  <w:shd w:fill="FFFFA6" w:val="clear"/>
+                  <w:vAlign w:val="center"/>
+                </w:tcPr>
+                <w:p>
+                  <w:pPr>
+                    <w:pStyle w:val="Contedodatabela"/>
+                    <w:ind w:hanging="0" w:start="0" w:end="0"/>
+                    <w:jc w:val="center"/>
+                    <w:rPr>
+                      <w:rFonts w:ascii="Arial Narrow" w:hAnsi="Arial Narrow"/>
+                      <w:color w:val="000000"/>
+                    </w:rPr>
+                  </w:pPr>
+                  <w:r>
+                    <w:rPr/>
                     <w:t>02/09/26</w:t>
                   </w:r>
                 </w:p>
@@ -4594,12 +4914,11 @@
                 <w:tcPr>
                   <w:tcW w:w="6304" w:type="dxa"/>
                   <w:tcBorders>
-                    <w:top w:val="single" w:sz="2" w:space="0" w:color="BFBFBF"/>
-                    <w:start w:val="single" w:sz="2" w:space="0" w:color="BFBFBF"/>
-                    <w:bottom w:val="single" w:sz="2" w:space="0" w:color="BFBFBF"/>
-                    <w:end w:val="single" w:sz="2" w:space="0" w:color="BFBFBF"/>
-                  </w:tcBorders>
-                  <w:shd w:fill="FEB2FE" w:val="clear"/>
+                    <w:start w:val="single" w:sz="2" w:space="0" w:color="BFBFBF"/>
+                    <w:bottom w:val="single" w:sz="2" w:space="0" w:color="BFBFBF"/>
+                    <w:end w:val="single" w:sz="2" w:space="0" w:color="BFBFBF"/>
+                  </w:tcBorders>
+                  <w:shd w:fill="FFFFA6" w:val="clear"/>
                 </w:tcPr>
                 <w:p>
                   <w:pPr>
@@ -4607,18 +4926,14 @@
                     <w:ind w:hanging="0" w:start="0" w:end="0"/>
                     <w:jc w:val="start"/>
                     <w:rPr>
-                      <w:rFonts w:ascii="Arial Narrow" w:hAnsi="Arial Narrow"/>
-                      <w:b/>
-                      <w:color w:val="C00000"/>
-                    </w:rPr>
-                  </w:pPr>
-                  <w:r>
-                    <w:rPr>
-                      <w:rFonts w:ascii="Arial Narrow" w:hAnsi="Arial Narrow"/>
-                      <w:b/>
-                      <w:color w:val="C00000"/>
-                    </w:rPr>
-                    <w:t>Prova 1 (UD0-UD1-UD2)</w:t>
+                      <w:rFonts w:ascii="Arial narrow" w:hAnsi="Arial narrow"/>
+                    </w:rPr>
+                  </w:pPr>
+                  <w:r>
+                    <w:rPr>
+                      <w:rFonts w:ascii="Arial narrow" w:hAnsi="Arial narrow"/>
+                    </w:rPr>
+                    <w:t>Probabilidades: operações com probabilidades.</w:t>
                   </w:r>
                 </w:p>
               </w:tc>
@@ -4631,7 +4946,6 @@
                 <w:tcPr>
                   <w:tcW w:w="989" w:type="dxa"/>
                   <w:tcBorders>
-                    <w:top w:val="single" w:sz="2" w:space="0" w:color="BFBFBF"/>
                     <w:start w:val="single" w:sz="2" w:space="0" w:color="BFBFBF"/>
                     <w:bottom w:val="single" w:sz="2" w:space="0" w:color="BFBFBF"/>
                     <w:end w:val="single" w:sz="2" w:space="0" w:color="BFBFBF"/>
@@ -4665,7 +4979,6 @@
                 <w:tcPr>
                   <w:tcW w:w="633" w:type="dxa"/>
                   <w:tcBorders>
-                    <w:top w:val="single" w:sz="2" w:space="0" w:color="BFBFBF"/>
                     <w:start w:val="single" w:sz="2" w:space="0" w:color="BFBFBF"/>
                     <w:bottom w:val="single" w:sz="2" w:space="0" w:color="BFBFBF"/>
                     <w:end w:val="single" w:sz="2" w:space="0" w:color="BFBFBF"/>
@@ -4699,7 +5012,6 @@
                 <w:tcPr>
                   <w:tcW w:w="800" w:type="dxa"/>
                   <w:tcBorders>
-                    <w:top w:val="single" w:sz="2" w:space="0" w:color="BFBFBF"/>
                     <w:start w:val="single" w:sz="2" w:space="0" w:color="BFBFBF"/>
                     <w:bottom w:val="single" w:sz="2" w:space="0" w:color="BFBFBF"/>
                     <w:end w:val="single" w:sz="2" w:space="0" w:color="BFBFBF"/>
@@ -4733,7 +5045,6 @@
                 <w:tcPr>
                   <w:tcW w:w="1195" w:type="dxa"/>
                   <w:tcBorders>
-                    <w:top w:val="single" w:sz="2" w:space="0" w:color="BFBFBF"/>
                     <w:start w:val="single" w:sz="2" w:space="0" w:color="BFBFBF"/>
                     <w:bottom w:val="single" w:sz="2" w:space="0" w:color="BFBFBF"/>
                     <w:end w:val="single" w:sz="2" w:space="0" w:color="BFBFBF"/>
@@ -4767,7 +5078,6 @@
                 <w:tcPr>
                   <w:tcW w:w="6304" w:type="dxa"/>
                   <w:tcBorders>
-                    <w:top w:val="single" w:sz="2" w:space="0" w:color="BFBFBF"/>
                     <w:start w:val="single" w:sz="2" w:space="0" w:color="BFBFBF"/>
                     <w:bottom w:val="single" w:sz="2" w:space="0" w:color="BFBFBF"/>
                     <w:end w:val="single" w:sz="2" w:space="0" w:color="BFBFBF"/>
@@ -4780,19 +5090,337 @@
                     <w:ind w:hanging="0" w:start="0" w:end="0"/>
                     <w:jc w:val="start"/>
                     <w:rPr>
-                      <w:rFonts w:ascii="Arial Narrow" w:hAnsi="Arial Narrow"/>
-                      <w:i/>
+                      <w:rFonts w:ascii="Arial narrow" w:hAnsi="Arial narrow"/>
+                    </w:rPr>
+                  </w:pPr>
+                  <w:r>
+                    <w:rPr>
+                      <w:rFonts w:ascii="Arial narrow" w:hAnsi="Arial narrow"/>
                       <w:i/>
                       <w:color w:val="808080"/>
                     </w:rPr>
-                  </w:pPr>
-                  <w:r>
-                    <w:rPr>
-                      <w:rFonts w:ascii="Arial Narrow" w:hAnsi="Arial Narrow"/>
-                      <w:i/>
-                      <w:color w:val="808080"/>
-                    </w:rPr>
                     <w:t>Feriado</w:t>
+                  </w:r>
+                </w:p>
+              </w:tc>
+            </w:tr>
+            <w:tr>
+              <w:trPr>
+                <w:trHeight w:val="356" w:hRule="atLeast"/>
+              </w:trPr>
+              <w:tc>
+                <w:tcPr>
+                  <w:tcW w:w="989" w:type="dxa"/>
+                  <w:tcBorders>
+                    <w:top w:val="single" w:sz="2" w:space="0" w:color="BFBFBF"/>
+                    <w:start w:val="single" w:sz="2" w:space="0" w:color="BFBFBF"/>
+                    <w:bottom w:val="single" w:sz="2" w:space="0" w:color="BFBFBF"/>
+                    <w:end w:val="single" w:sz="2" w:space="0" w:color="BFBFBF"/>
+                  </w:tcBorders>
+                  <w:shd w:fill="FDEADA" w:val="clear"/>
+                  <w:vAlign w:val="center"/>
+                </w:tcPr>
+                <w:p>
+                  <w:pPr>
+                    <w:pStyle w:val="Contedodatabela"/>
+                    <w:ind w:hanging="0" w:start="0" w:end="0"/>
+                    <w:jc w:val="center"/>
+                    <w:rPr>
+                      <w:rFonts w:ascii="Arial Narrow" w:hAnsi="Arial Narrow"/>
+                      <w:color w:val="000000"/>
+                    </w:rPr>
+                  </w:pPr>
+                  <w:r>
+                    <w:rPr>
+                      <w:rFonts w:ascii="Arial Narrow" w:hAnsi="Arial Narrow"/>
+                      <w:color w:val="000000"/>
+                    </w:rPr>
+                    <w:t>6</w:t>
+                  </w:r>
+                </w:p>
+              </w:tc>
+              <w:tc>
+                <w:tcPr>
+                  <w:tcW w:w="633" w:type="dxa"/>
+                  <w:tcBorders>
+                    <w:top w:val="single" w:sz="2" w:space="0" w:color="BFBFBF"/>
+                    <w:start w:val="single" w:sz="2" w:space="0" w:color="BFBFBF"/>
+                    <w:bottom w:val="single" w:sz="2" w:space="0" w:color="BFBFBF"/>
+                    <w:end w:val="single" w:sz="2" w:space="0" w:color="BFBFBF"/>
+                  </w:tcBorders>
+                  <w:shd w:fill="FDEADA" w:val="clear"/>
+                  <w:vAlign w:val="center"/>
+                </w:tcPr>
+                <w:p>
+                  <w:pPr>
+                    <w:pStyle w:val="Contedodatabela"/>
+                    <w:ind w:hanging="0" w:start="0" w:end="0"/>
+                    <w:jc w:val="center"/>
+                    <w:rPr>
+                      <w:rFonts w:ascii="Arial Narrow" w:hAnsi="Arial Narrow"/>
+                      <w:color w:val="000000"/>
+                    </w:rPr>
+                  </w:pPr>
+                  <w:r>
+                    <w:rPr>
+                      <w:rFonts w:ascii="Arial Narrow" w:hAnsi="Arial Narrow"/>
+                      <w:color w:val="000000"/>
+                    </w:rPr>
+                    <w:t>1</w:t>
+                  </w:r>
+                </w:p>
+              </w:tc>
+              <w:tc>
+                <w:tcPr>
+                  <w:tcW w:w="800" w:type="dxa"/>
+                  <w:tcBorders>
+                    <w:top w:val="single" w:sz="2" w:space="0" w:color="BFBFBF"/>
+                    <w:start w:val="single" w:sz="2" w:space="0" w:color="BFBFBF"/>
+                    <w:bottom w:val="single" w:sz="2" w:space="0" w:color="BFBFBF"/>
+                    <w:end w:val="single" w:sz="2" w:space="0" w:color="BFBFBF"/>
+                  </w:tcBorders>
+                  <w:shd w:fill="FDEADA" w:val="clear"/>
+                  <w:vAlign w:val="center"/>
+                </w:tcPr>
+                <w:p>
+                  <w:pPr>
+                    <w:pStyle w:val="Contedodatabela"/>
+                    <w:ind w:hanging="0" w:start="0" w:end="0"/>
+                    <w:jc w:val="center"/>
+                    <w:rPr>
+                      <w:rFonts w:ascii="Arial Narrow" w:hAnsi="Arial Narrow"/>
+                      <w:color w:val="000000"/>
+                    </w:rPr>
+                  </w:pPr>
+                  <w:r>
+                    <w:rPr>
+                      <w:rFonts w:ascii="Arial Narrow" w:hAnsi="Arial Narrow"/>
+                      <w:color w:val="000000"/>
+                    </w:rPr>
+                    <w:t>11</w:t>
+                  </w:r>
+                </w:p>
+              </w:tc>
+              <w:tc>
+                <w:tcPr>
+                  <w:tcW w:w="1195" w:type="dxa"/>
+                  <w:tcBorders>
+                    <w:top w:val="single" w:sz="2" w:space="0" w:color="BFBFBF"/>
+                    <w:start w:val="single" w:sz="2" w:space="0" w:color="BFBFBF"/>
+                    <w:bottom w:val="single" w:sz="2" w:space="0" w:color="BFBFBF"/>
+                    <w:end w:val="single" w:sz="2" w:space="0" w:color="BFBFBF"/>
+                  </w:tcBorders>
+                  <w:shd w:fill="FDEADA" w:val="clear"/>
+                  <w:vAlign w:val="center"/>
+                </w:tcPr>
+                <w:p>
+                  <w:pPr>
+                    <w:pStyle w:val="Contedodatabela"/>
+                    <w:ind w:hanging="0" w:start="0" w:end="0"/>
+                    <w:jc w:val="center"/>
+                    <w:rPr>
+                      <w:rFonts w:ascii="Arial Narrow" w:hAnsi="Arial Narrow"/>
+                      <w:color w:val="000000"/>
+                    </w:rPr>
+                  </w:pPr>
+                  <w:r>
+                    <w:rPr>
+                      <w:rFonts w:ascii="Arial Narrow" w:hAnsi="Arial Narrow"/>
+                      <w:color w:val="000000"/>
+                    </w:rPr>
+                    <w:t>09/09/26</w:t>
+                  </w:r>
+                </w:p>
+              </w:tc>
+              <w:tc>
+                <w:tcPr>
+                  <w:tcW w:w="6304" w:type="dxa"/>
+                  <w:tcBorders/>
+                  <w:shd w:fill="FDEADA" w:val="clear"/>
+                  <w:vAlign w:val="bottom"/>
+                </w:tcPr>
+                <w:p>
+                  <w:pPr>
+                    <w:pStyle w:val="Contedodatabela"/>
+                    <w:ind w:hanging="0" w:start="0" w:end="0"/>
+                    <w:jc w:val="start"/>
+                    <w:rPr>
+                      <w:rFonts w:ascii="Arial narrow" w:hAnsi="Arial narrow"/>
+                    </w:rPr>
+                  </w:pPr>
+                  <w:r>
+                    <w:rPr>
+                      <w:rFonts w:ascii="Arial narrow" w:hAnsi="Arial narrow"/>
+                      <w:color w:val="000000"/>
+                    </w:rPr>
+                    <w:t>Revisão geral (BD1)</w:t>
+                  </w:r>
+                </w:p>
+              </w:tc>
+            </w:tr>
+            <w:tr>
+              <w:trPr>
+                <w:trHeight w:val="356" w:hRule="atLeast"/>
+              </w:trPr>
+              <w:tc>
+                <w:tcPr>
+                  <w:tcW w:w="989" w:type="dxa"/>
+                  <w:tcBorders>
+                    <w:top w:val="single" w:sz="2" w:space="0" w:color="BFBFBF"/>
+                    <w:start w:val="single" w:sz="2" w:space="0" w:color="BFBFBF"/>
+                    <w:bottom w:val="single" w:sz="2" w:space="0" w:color="BFBFBF"/>
+                    <w:end w:val="single" w:sz="2" w:space="0" w:color="BFBFBF"/>
+                  </w:tcBorders>
+                  <w:shd w:fill="FEB2FE" w:val="clear"/>
+                  <w:vAlign w:val="center"/>
+                </w:tcPr>
+                <w:p>
+                  <w:pPr>
+                    <w:pStyle w:val="Contedodatabela"/>
+                    <w:ind w:hanging="0" w:start="0" w:end="0"/>
+                    <w:jc w:val="center"/>
+                    <w:rPr>
+                      <w:rFonts w:ascii="Arial Narrow" w:hAnsi="Arial Narrow"/>
+                      <w:color w:val="000000"/>
+                    </w:rPr>
+                  </w:pPr>
+                  <w:r>
+                    <w:rPr>
+                      <w:rFonts w:ascii="Arial Narrow" w:hAnsi="Arial Narrow"/>
+                      <w:color w:val="000000"/>
+                    </w:rPr>
+                    <w:t>7</w:t>
+                  </w:r>
+                </w:p>
+              </w:tc>
+              <w:tc>
+                <w:tcPr>
+                  <w:tcW w:w="633" w:type="dxa"/>
+                  <w:tcBorders>
+                    <w:top w:val="single" w:sz="2" w:space="0" w:color="BFBFBF"/>
+                    <w:start w:val="single" w:sz="2" w:space="0" w:color="BFBFBF"/>
+                    <w:bottom w:val="single" w:sz="2" w:space="0" w:color="BFBFBF"/>
+                    <w:end w:val="single" w:sz="2" w:space="0" w:color="BFBFBF"/>
+                  </w:tcBorders>
+                  <w:shd w:fill="FEB2FE" w:val="clear"/>
+                  <w:vAlign w:val="center"/>
+                </w:tcPr>
+                <w:p>
+                  <w:pPr>
+                    <w:pStyle w:val="Contedodatabela"/>
+                    <w:ind w:hanging="0" w:start="0" w:end="0"/>
+                    <w:jc w:val="center"/>
+                    <w:rPr>
+                      <w:rFonts w:ascii="Arial Narrow" w:hAnsi="Arial Narrow"/>
+                      <w:color w:val="000000"/>
+                    </w:rPr>
+                  </w:pPr>
+                  <w:r>
+                    <w:rPr>
+                      <w:rFonts w:ascii="Arial Narrow" w:hAnsi="Arial Narrow"/>
+                      <w:color w:val="000000"/>
+                    </w:rPr>
+                    <w:t>1</w:t>
+                  </w:r>
+                </w:p>
+              </w:tc>
+              <w:tc>
+                <w:tcPr>
+                  <w:tcW w:w="800" w:type="dxa"/>
+                  <w:tcBorders>
+                    <w:top w:val="single" w:sz="2" w:space="0" w:color="BFBFBF"/>
+                    <w:start w:val="single" w:sz="2" w:space="0" w:color="BFBFBF"/>
+                    <w:bottom w:val="single" w:sz="2" w:space="0" w:color="BFBFBF"/>
+                    <w:end w:val="single" w:sz="2" w:space="0" w:color="BFBFBF"/>
+                  </w:tcBorders>
+                  <w:shd w:fill="FEB2FE" w:val="clear"/>
+                  <w:vAlign w:val="center"/>
+                </w:tcPr>
+                <w:p>
+                  <w:pPr>
+                    <w:pStyle w:val="Contedodatabela"/>
+                    <w:ind w:hanging="0" w:start="0" w:end="0"/>
+                    <w:jc w:val="center"/>
+                    <w:rPr>
+                      <w:rFonts w:ascii="Arial Narrow" w:hAnsi="Arial Narrow"/>
+                      <w:color w:val="000000"/>
+                    </w:rPr>
+                  </w:pPr>
+                  <w:r>
+                    <w:rPr>
+                      <w:rFonts w:ascii="Arial Narrow" w:hAnsi="Arial Narrow"/>
+                      <w:color w:val="000000"/>
+                    </w:rPr>
+                    <w:t>1</w:t>
+                  </w:r>
+                  <w:r>
+                    <w:rPr>
+                      <w:rFonts w:ascii="Arial Narrow" w:hAnsi="Arial Narrow"/>
+                      <w:color w:val="000000"/>
+                    </w:rPr>
+                    <w:t>2</w:t>
+                  </w:r>
+                </w:p>
+              </w:tc>
+              <w:tc>
+                <w:tcPr>
+                  <w:tcW w:w="1195" w:type="dxa"/>
+                  <w:tcBorders>
+                    <w:top w:val="single" w:sz="2" w:space="0" w:color="BFBFBF"/>
+                    <w:start w:val="single" w:sz="2" w:space="0" w:color="BFBFBF"/>
+                    <w:bottom w:val="single" w:sz="2" w:space="0" w:color="BFBFBF"/>
+                    <w:end w:val="single" w:sz="2" w:space="0" w:color="BFBFBF"/>
+                  </w:tcBorders>
+                  <w:shd w:fill="FEB2FE" w:val="clear"/>
+                  <w:vAlign w:val="center"/>
+                </w:tcPr>
+                <w:p>
+                  <w:pPr>
+                    <w:pStyle w:val="Contedodatabela"/>
+                    <w:ind w:hanging="0" w:start="0" w:end="0"/>
+                    <w:jc w:val="center"/>
+                    <w:rPr>
+                      <w:rFonts w:ascii="Arial Narrow" w:hAnsi="Arial Narrow"/>
+                      <w:color w:val="000000"/>
+                    </w:rPr>
+                  </w:pPr>
+                  <w:r>
+                    <w:rPr>
+                      <w:rFonts w:ascii="Arial Narrow" w:hAnsi="Arial Narrow"/>
+                      <w:color w:val="000000"/>
+                    </w:rPr>
+                    <w:t>14/09/26</w:t>
+                  </w:r>
+                </w:p>
+              </w:tc>
+              <w:tc>
+                <w:tcPr>
+                  <w:tcW w:w="6304" w:type="dxa"/>
+                  <w:tcBorders>
+                    <w:top w:val="single" w:sz="2" w:space="0" w:color="BFBFBF"/>
+                    <w:start w:val="single" w:sz="2" w:space="0" w:color="BFBFBF"/>
+                    <w:bottom w:val="single" w:sz="2" w:space="0" w:color="BFBFBF"/>
+                    <w:end w:val="single" w:sz="2" w:space="0" w:color="BFBFBF"/>
+                  </w:tcBorders>
+                  <w:shd w:fill="FEB2FE" w:val="clear"/>
+                </w:tcPr>
+                <w:p>
+                  <w:pPr>
+                    <w:pStyle w:val="Contedodatabela"/>
+                    <w:ind w:hanging="0" w:start="0" w:end="0"/>
+                    <w:jc w:val="start"/>
+                    <w:rPr>
+                      <w:rFonts w:ascii="Arial narrow" w:hAnsi="Arial narrow"/>
+                      <w:color w:val="000000"/>
+                    </w:rPr>
+                  </w:pPr>
+                  <w:r>
+                    <w:rPr>
+                      <w:rFonts w:ascii="Arial narrow" w:hAnsi="Arial narrow"/>
+                      <w:b/>
+                      <w:color w:val="000000"/>
+                    </w:rPr>
+                    <w:t>Prova 1</w:t>
                   </w:r>
                 </w:p>
               </w:tc>
@@ -4828,7 +5456,7 @@
                       <w:rFonts w:ascii="Arial Narrow" w:hAnsi="Arial Narrow"/>
                       <w:color w:val="000000"/>
                     </w:rPr>
-                    <w:t>6</w:t>
+                    <w:t>7</w:t>
                   </w:r>
                 </w:p>
               </w:tc>
@@ -4890,7 +5518,7 @@
                       <w:rFonts w:ascii="Arial Narrow" w:hAnsi="Arial Narrow"/>
                       <w:color w:val="000000"/>
                     </w:rPr>
-                    <w:t>11</w:t>
+                    <w:t>13</w:t>
                   </w:r>
                 </w:p>
               </w:tc>
@@ -4921,7 +5549,7 @@
                       <w:rFonts w:ascii="Arial Narrow" w:hAnsi="Arial Narrow"/>
                       <w:color w:val="000000"/>
                     </w:rPr>
-                    <w:t>09/09/26</w:t>
+                    <w:t>16/09/26</w:t>
                   </w:r>
                 </w:p>
               </w:tc>
@@ -4942,16 +5570,15 @@
                     <w:ind w:hanging="0" w:start="0" w:end="0"/>
                     <w:jc w:val="start"/>
                     <w:rPr>
-                      <w:rFonts w:ascii="Arial Narrow" w:hAnsi="Arial Narrow"/>
-                      <w:color w:val="000000"/>
-                    </w:rPr>
-                  </w:pPr>
-                  <w:r>
-                    <w:rPr>
-                      <w:rFonts w:ascii="Arial Narrow" w:hAnsi="Arial Narrow"/>
-                      <w:color w:val="000000"/>
-                    </w:rPr>
-                    <w:t xml:space="preserve">Variáveis aleatórias discretas: suporte; função de probabilidades e de </w:t>
+                      <w:rFonts w:ascii="Arial narrow" w:hAnsi="Arial narrow"/>
+                    </w:rPr>
+                  </w:pPr>
+                  <w:r>
+                    <w:rPr>
+                      <w:rFonts w:ascii="Arial narrow" w:hAnsi="Arial narrow"/>
+                      <w:color w:val="000000"/>
+                    </w:rPr>
+                    <w:t xml:space="preserve">Probabilidades: Regra da adição; Eventos independentes; </w:t>
                   </w:r>
                 </w:p>
                 <w:p>
@@ -4960,16 +5587,15 @@
                     <w:ind w:hanging="0" w:start="0" w:end="0"/>
                     <w:jc w:val="start"/>
                     <w:rPr>
-                      <w:rFonts w:ascii="Arial Narrow" w:hAnsi="Arial Narrow"/>
-                      <w:color w:val="000000"/>
-                    </w:rPr>
-                  </w:pPr>
-                  <w:r>
-                    <w:rPr>
-                      <w:rFonts w:ascii="Arial Narrow" w:hAnsi="Arial Narrow"/>
-                      <w:color w:val="000000"/>
-                    </w:rPr>
-                    <w:t>distribuição; esperança matemática e variância.</w:t>
+                      <w:color w:val="000000"/>
+                    </w:rPr>
+                  </w:pPr>
+                  <w:r>
+                    <w:rPr>
+                      <w:rFonts w:ascii="Arial narrow" w:hAnsi="Arial narrow"/>
+                      <w:color w:val="000000"/>
+                    </w:rPr>
+                    <w:t>Probabilidade condicional; Teorema de Bayes.</w:t>
                   </w:r>
                 </w:p>
               </w:tc>
@@ -5005,7 +5631,7 @@
                       <w:rFonts w:ascii="Arial Narrow" w:hAnsi="Arial Narrow"/>
                       <w:color w:val="000000"/>
                     </w:rPr>
-                    <w:t>7</w:t>
+                    <w:t>8</w:t>
                   </w:r>
                 </w:p>
               </w:tc>
@@ -5036,7 +5662,7 @@
                       <w:rFonts w:ascii="Arial Narrow" w:hAnsi="Arial Narrow"/>
                       <w:color w:val="000000"/>
                     </w:rPr>
-                    <w:t>3</w:t>
+                    <w:t>2</w:t>
                   </w:r>
                 </w:p>
               </w:tc>
@@ -5067,7 +5693,7 @@
                       <w:rFonts w:ascii="Arial Narrow" w:hAnsi="Arial Narrow"/>
                       <w:color w:val="000000"/>
                     </w:rPr>
-                    <w:t>12</w:t>
+                    <w:t>14</w:t>
                   </w:r>
                 </w:p>
               </w:tc>
@@ -5098,7 +5724,7 @@
                       <w:rFonts w:ascii="Arial Narrow" w:hAnsi="Arial Narrow"/>
                       <w:color w:val="000000"/>
                     </w:rPr>
-                    <w:t>14/09/26</w:t>
+                    <w:t>21/09/26</w:t>
                   </w:r>
                 </w:p>
               </w:tc>
@@ -5119,16 +5745,15 @@
                     <w:ind w:hanging="0" w:start="0" w:end="0"/>
                     <w:jc w:val="start"/>
                     <w:rPr>
-                      <w:rFonts w:ascii="Arial Narrow" w:hAnsi="Arial Narrow"/>
-                      <w:color w:val="000000"/>
-                    </w:rPr>
-                  </w:pPr>
-                  <w:r>
-                    <w:rPr>
-                      <w:rFonts w:ascii="Arial Narrow" w:hAnsi="Arial Narrow"/>
-                      <w:color w:val="000000"/>
-                    </w:rPr>
-                    <w:t>Exercícios (v.a. discretas)</w:t>
+                      <w:color w:val="000000"/>
+                    </w:rPr>
+                  </w:pPr>
+                  <w:r>
+                    <w:rPr>
+                      <w:rFonts w:ascii="Arial narrow" w:hAnsi="Arial narrow"/>
+                      <w:color w:val="000000"/>
+                    </w:rPr>
+                    <w:t>Exercícios (probabilidades)</w:t>
                   </w:r>
                 </w:p>
               </w:tc>
@@ -5164,7 +5789,7 @@
                       <w:rFonts w:ascii="Arial Narrow" w:hAnsi="Arial Narrow"/>
                       <w:color w:val="000000"/>
                     </w:rPr>
-                    <w:t>7</w:t>
+                    <w:t>8</w:t>
                   </w:r>
                 </w:p>
               </w:tc>
@@ -5195,7 +5820,7 @@
                       <w:rFonts w:ascii="Arial Narrow" w:hAnsi="Arial Narrow"/>
                       <w:color w:val="000000"/>
                     </w:rPr>
-                    <w:t>3</w:t>
+                    <w:t>2</w:t>
                   </w:r>
                 </w:p>
               </w:tc>
@@ -5226,7 +5851,7 @@
                       <w:rFonts w:ascii="Arial Narrow" w:hAnsi="Arial Narrow"/>
                       <w:color w:val="000000"/>
                     </w:rPr>
-                    <w:t>13</w:t>
+                    <w:t>15</w:t>
                   </w:r>
                 </w:p>
               </w:tc>
@@ -5257,7 +5882,7 @@
                       <w:rFonts w:ascii="Arial Narrow" w:hAnsi="Arial Narrow"/>
                       <w:color w:val="000000"/>
                     </w:rPr>
-                    <w:t>16/09/26</w:t>
+                    <w:t>23/09/26</w:t>
                   </w:r>
                 </w:p>
               </w:tc>
@@ -5278,34 +5903,15 @@
                     <w:ind w:hanging="0" w:start="0" w:end="0"/>
                     <w:jc w:val="start"/>
                     <w:rPr>
-                      <w:rFonts w:ascii="Arial Narrow" w:hAnsi="Arial Narrow"/>
-                      <w:color w:val="000000"/>
-                    </w:rPr>
-                  </w:pPr>
-                  <w:r>
-                    <w:rPr>
-                      <w:rFonts w:ascii="Arial Narrow" w:hAnsi="Arial Narrow"/>
-                      <w:color w:val="000000"/>
-                    </w:rPr>
-                    <w:t xml:space="preserve">Variáveis aleatórias contínuas: suporte; função de densidade e de distribuição; </w:t>
-                  </w:r>
-                </w:p>
-                <w:p>
-                  <w:pPr>
-                    <w:pStyle w:val="Contedodatabela"/>
-                    <w:ind w:hanging="0" w:start="0" w:end="0"/>
-                    <w:jc w:val="start"/>
-                    <w:rPr>
-                      <w:rFonts w:ascii="Arial Narrow" w:hAnsi="Arial Narrow"/>
-                      <w:color w:val="000000"/>
-                    </w:rPr>
-                  </w:pPr>
-                  <w:r>
-                    <w:rPr>
-                      <w:rFonts w:ascii="Arial Narrow" w:hAnsi="Arial Narrow"/>
-                      <w:color w:val="000000"/>
-                    </w:rPr>
-                    <w:t>esperança matemática e variância.</w:t>
+                      <w:color w:val="000000"/>
+                    </w:rPr>
+                  </w:pPr>
+                  <w:r>
+                    <w:rPr>
+                      <w:rFonts w:ascii="Arial narrow" w:hAnsi="Arial narrow"/>
+                      <w:color w:val="000000"/>
+                    </w:rPr>
+                    <w:t>Variáveis aleatórias discretas e contínuas. </w:t>
                   </w:r>
                 </w:p>
               </w:tc>
@@ -5341,7 +5947,7 @@
                       <w:rFonts w:ascii="Arial Narrow" w:hAnsi="Arial Narrow"/>
                       <w:color w:val="000000"/>
                     </w:rPr>
-                    <w:t>8</w:t>
+                    <w:t>9</w:t>
                   </w:r>
                 </w:p>
               </w:tc>
@@ -5372,7 +5978,7 @@
                       <w:rFonts w:ascii="Arial Narrow" w:hAnsi="Arial Narrow"/>
                       <w:color w:val="000000"/>
                     </w:rPr>
-                    <w:t>3</w:t>
+                    <w:t>2</w:t>
                   </w:r>
                 </w:p>
               </w:tc>
@@ -5403,7 +6009,7 @@
                       <w:rFonts w:ascii="Arial Narrow" w:hAnsi="Arial Narrow"/>
                       <w:color w:val="000000"/>
                     </w:rPr>
-                    <w:t>14</w:t>
+                    <w:t>16</w:t>
                   </w:r>
                 </w:p>
               </w:tc>
@@ -5434,7 +6040,7 @@
                       <w:rFonts w:ascii="Arial Narrow" w:hAnsi="Arial Narrow"/>
                       <w:color w:val="000000"/>
                     </w:rPr>
-                    <w:t>21/09/26</w:t>
+                    <w:t>28/09/26</w:t>
                   </w:r>
                 </w:p>
               </w:tc>
@@ -5455,16 +6061,15 @@
                     <w:ind w:hanging="0" w:start="0" w:end="0"/>
                     <w:jc w:val="start"/>
                     <w:rPr>
-                      <w:rFonts w:ascii="Arial Narrow" w:hAnsi="Arial Narrow"/>
-                      <w:color w:val="000000"/>
-                    </w:rPr>
-                  </w:pPr>
-                  <w:r>
-                    <w:rPr>
-                      <w:rFonts w:ascii="Arial Narrow" w:hAnsi="Arial Narrow"/>
-                      <w:color w:val="000000"/>
-                    </w:rPr>
-                    <w:t>Exercícios (v.a. contínuas)</w:t>
+                      <w:color w:val="000000"/>
+                    </w:rPr>
+                  </w:pPr>
+                  <w:r>
+                    <w:rPr>
+                      <w:rFonts w:ascii="Arial narrow" w:hAnsi="Arial narrow"/>
+                      <w:color w:val="000000"/>
+                    </w:rPr>
+                    <w:t>Exercícios (v.a. discretas e contínuas)</w:t>
                   </w:r>
                 </w:p>
               </w:tc>
@@ -5500,7 +6105,7 @@
                       <w:rFonts w:ascii="Arial Narrow" w:hAnsi="Arial Narrow"/>
                       <w:color w:val="000000"/>
                     </w:rPr>
-                    <w:t>8</w:t>
+                    <w:t>9</w:t>
                   </w:r>
                 </w:p>
               </w:tc>
@@ -5531,7 +6136,7 @@
                       <w:rFonts w:ascii="Arial Narrow" w:hAnsi="Arial Narrow"/>
                       <w:color w:val="000000"/>
                     </w:rPr>
-                    <w:t>3</w:t>
+                    <w:t>2</w:t>
                   </w:r>
                 </w:p>
               </w:tc>
@@ -5562,7 +6167,7 @@
                       <w:rFonts w:ascii="Arial Narrow" w:hAnsi="Arial Narrow"/>
                       <w:color w:val="000000"/>
                     </w:rPr>
-                    <w:t>15</w:t>
+                    <w:t>17</w:t>
                   </w:r>
                 </w:p>
               </w:tc>
@@ -5593,7 +6198,7 @@
                       <w:rFonts w:ascii="Arial Narrow" w:hAnsi="Arial Narrow"/>
                       <w:color w:val="000000"/>
                     </w:rPr>
-                    <w:t>23/09/26</w:t>
+                    <w:t>30/09/26</w:t>
                   </w:r>
                 </w:p>
               </w:tc>
@@ -5614,16 +6219,15 @@
                     <w:ind w:hanging="0" w:start="0" w:end="0"/>
                     <w:jc w:val="start"/>
                     <w:rPr>
-                      <w:rFonts w:ascii="Arial Narrow" w:hAnsi="Arial Narrow"/>
-                      <w:color w:val="000000"/>
-                    </w:rPr>
-                  </w:pPr>
-                  <w:r>
-                    <w:rPr>
-                      <w:rFonts w:ascii="Arial Narrow" w:hAnsi="Arial Narrow"/>
-                      <w:color w:val="000000"/>
-                    </w:rPr>
-                    <w:t>Modelos discretos: uniforme discreta, binomial e Poisson.</w:t>
+                      <w:color w:val="000000"/>
+                    </w:rPr>
+                  </w:pPr>
+                  <w:r>
+                    <w:rPr>
+                      <w:rFonts w:ascii="Arial narrow" w:hAnsi="Arial narrow"/>
+                      <w:color w:val="000000"/>
+                    </w:rPr>
+                    <w:t>Distribuições de probabilidades discretas.</w:t>
                   </w:r>
                 </w:p>
               </w:tc>
@@ -5659,7 +6263,7 @@
                       <w:rFonts w:ascii="Arial Narrow" w:hAnsi="Arial Narrow"/>
                       <w:color w:val="000000"/>
                     </w:rPr>
-                    <w:t>9</w:t>
+                    <w:t>10</w:t>
                   </w:r>
                 </w:p>
               </w:tc>
@@ -5690,7 +6294,7 @@
                       <w:rFonts w:ascii="Arial Narrow" w:hAnsi="Arial Narrow"/>
                       <w:color w:val="000000"/>
                     </w:rPr>
-                    <w:t>4</w:t>
+                    <w:t>2</w:t>
                   </w:r>
                 </w:p>
               </w:tc>
@@ -5721,7 +6325,7 @@
                       <w:rFonts w:ascii="Arial Narrow" w:hAnsi="Arial Narrow"/>
                       <w:color w:val="000000"/>
                     </w:rPr>
-                    <w:t>16</w:t>
+                    <w:t>18</w:t>
                   </w:r>
                 </w:p>
               </w:tc>
@@ -5752,7 +6356,7 @@
                       <w:rFonts w:ascii="Arial Narrow" w:hAnsi="Arial Narrow"/>
                       <w:color w:val="000000"/>
                     </w:rPr>
-                    <w:t>28/09/26</w:t>
+                    <w:t>05/10/26</w:t>
                   </w:r>
                 </w:p>
               </w:tc>
@@ -5773,16 +6377,15 @@
                     <w:ind w:hanging="0" w:start="0" w:end="0"/>
                     <w:jc w:val="start"/>
                     <w:rPr>
-                      <w:rFonts w:ascii="Arial Narrow" w:hAnsi="Arial Narrow"/>
-                      <w:color w:val="000000"/>
-                    </w:rPr>
-                  </w:pPr>
-                  <w:r>
-                    <w:rPr>
-                      <w:rFonts w:ascii="Arial Narrow" w:hAnsi="Arial Narrow"/>
-                      <w:color w:val="000000"/>
-                    </w:rPr>
-                    <w:t>Exercícios</w:t>
+                      <w:color w:val="000000"/>
+                    </w:rPr>
+                  </w:pPr>
+                  <w:r>
+                    <w:rPr>
+                      <w:rFonts w:ascii="Arial narrow" w:hAnsi="Arial narrow"/>
+                      <w:color w:val="000000"/>
+                    </w:rPr>
+                    <w:t>Distribuições de probabilidades contínuas.</w:t>
                   </w:r>
                 </w:p>
               </w:tc>
@@ -5818,7 +6421,7 @@
                       <w:rFonts w:ascii="Arial Narrow" w:hAnsi="Arial Narrow"/>
                       <w:color w:val="000000"/>
                     </w:rPr>
-                    <w:t>9</w:t>
+                    <w:t>10</w:t>
                   </w:r>
                 </w:p>
               </w:tc>
@@ -5849,7 +6452,7 @@
                       <w:rFonts w:ascii="Arial Narrow" w:hAnsi="Arial Narrow"/>
                       <w:color w:val="000000"/>
                     </w:rPr>
-                    <w:t>4</w:t>
+                    <w:t>2</w:t>
                   </w:r>
                 </w:p>
               </w:tc>
@@ -5880,7 +6483,7 @@
                       <w:rFonts w:ascii="Arial Narrow" w:hAnsi="Arial Narrow"/>
                       <w:color w:val="000000"/>
                     </w:rPr>
-                    <w:t>17</w:t>
+                    <w:t>19</w:t>
                   </w:r>
                 </w:p>
               </w:tc>
@@ -5911,7 +6514,7 @@
                       <w:rFonts w:ascii="Arial Narrow" w:hAnsi="Arial Narrow"/>
                       <w:color w:val="000000"/>
                     </w:rPr>
-                    <w:t>30/09/26</w:t>
+                    <w:t>07/10/26</w:t>
                   </w:r>
                 </w:p>
               </w:tc>
@@ -5932,16 +6535,15 @@
                     <w:ind w:hanging="0" w:start="0" w:end="0"/>
                     <w:jc w:val="start"/>
                     <w:rPr>
-                      <w:rFonts w:ascii="Arial Narrow" w:hAnsi="Arial Narrow"/>
-                      <w:color w:val="000000"/>
-                    </w:rPr>
-                  </w:pPr>
-                  <w:r>
-                    <w:rPr>
-                      <w:rFonts w:ascii="Arial Narrow" w:hAnsi="Arial Narrow"/>
-                      <w:color w:val="000000"/>
-                    </w:rPr>
-                    <w:t>Modelos contínuos: uniforme contínua e normal.</w:t>
+                      <w:color w:val="000000"/>
+                    </w:rPr>
+                  </w:pPr>
+                  <w:r>
+                    <w:rPr>
+                      <w:rFonts w:ascii="Arial narrow" w:hAnsi="Arial narrow"/>
+                      <w:color w:val="000000"/>
+                    </w:rPr>
+                    <w:t>Exercícios (distribuições de probabilidades)</w:t>
                   </w:r>
                 </w:p>
               </w:tc>
@@ -5959,25 +6561,28 @@
                     <w:bottom w:val="single" w:sz="2" w:space="0" w:color="BFBFBF"/>
                     <w:end w:val="single" w:sz="2" w:space="0" w:color="BFBFBF"/>
                   </w:tcBorders>
-                  <w:shd w:fill="FFFFA6" w:val="clear"/>
-                  <w:vAlign w:val="center"/>
-                </w:tcPr>
-                <w:p>
-                  <w:pPr>
-                    <w:pStyle w:val="Contedodatabela"/>
-                    <w:ind w:hanging="0" w:start="0" w:end="0"/>
-                    <w:jc w:val="center"/>
-                    <w:rPr>
-                      <w:rFonts w:ascii="Arial Narrow" w:hAnsi="Arial Narrow"/>
-                      <w:color w:val="000000"/>
-                    </w:rPr>
-                  </w:pPr>
-                  <w:r>
-                    <w:rPr>
-                      <w:rFonts w:ascii="Arial Narrow" w:hAnsi="Arial Narrow"/>
-                      <w:color w:val="000000"/>
-                    </w:rPr>
-                    <w:t>10</w:t>
+                  <w:shd w:fill="E7E6E6" w:val="clear"/>
+                  <w:vAlign w:val="center"/>
+                </w:tcPr>
+                <w:p>
+                  <w:pPr>
+                    <w:pStyle w:val="Contedodatabela"/>
+                    <w:ind w:hanging="0" w:start="0" w:end="0"/>
+                    <w:jc w:val="center"/>
+                    <w:rPr>
+                      <w:rFonts w:ascii="Arial Narrow" w:hAnsi="Arial Narrow"/>
+                      <w:i/>
+                      <w:i/>
+                      <w:color w:val="808080"/>
+                    </w:rPr>
+                  </w:pPr>
+                  <w:r>
+                    <w:rPr>
+                      <w:rFonts w:ascii="Arial Narrow" w:hAnsi="Arial Narrow"/>
+                      <w:i/>
+                      <w:color w:val="808080"/>
+                    </w:rPr>
+                    <w:t>11</w:t>
                   </w:r>
                 </w:p>
               </w:tc>
@@ -5990,25 +6595,28 @@
                     <w:bottom w:val="single" w:sz="2" w:space="0" w:color="BFBFBF"/>
                     <w:end w:val="single" w:sz="2" w:space="0" w:color="BFBFBF"/>
                   </w:tcBorders>
-                  <w:shd w:fill="FFFFA6" w:val="clear"/>
-                  <w:vAlign w:val="center"/>
-                </w:tcPr>
-                <w:p>
-                  <w:pPr>
-                    <w:pStyle w:val="Contedodatabela"/>
-                    <w:ind w:hanging="0" w:start="0" w:end="0"/>
-                    <w:jc w:val="center"/>
-                    <w:rPr>
-                      <w:rFonts w:ascii="Arial Narrow" w:hAnsi="Arial Narrow"/>
-                      <w:color w:val="000000"/>
-                    </w:rPr>
-                  </w:pPr>
-                  <w:r>
-                    <w:rPr>
-                      <w:rFonts w:ascii="Arial Narrow" w:hAnsi="Arial Narrow"/>
-                      <w:color w:val="000000"/>
-                    </w:rPr>
-                    <w:t>4</w:t>
+                  <w:shd w:fill="E7E6E6" w:val="clear"/>
+                  <w:vAlign w:val="center"/>
+                </w:tcPr>
+                <w:p>
+                  <w:pPr>
+                    <w:pStyle w:val="Contedodatabela"/>
+                    <w:ind w:hanging="0" w:start="0" w:end="0"/>
+                    <w:jc w:val="center"/>
+                    <w:rPr>
+                      <w:rFonts w:ascii="Arial Narrow" w:hAnsi="Arial Narrow"/>
+                      <w:i/>
+                      <w:i/>
+                      <w:color w:val="808080"/>
+                    </w:rPr>
+                  </w:pPr>
+                  <w:r>
+                    <w:rPr>
+                      <w:rFonts w:ascii="Arial Narrow" w:hAnsi="Arial Narrow"/>
+                      <w:i/>
+                      <w:color w:val="808080"/>
+                    </w:rPr>
+                    <w:t>-</w:t>
                   </w:r>
                 </w:p>
               </w:tc>
@@ -6021,25 +6629,28 @@
                     <w:bottom w:val="single" w:sz="2" w:space="0" w:color="BFBFBF"/>
                     <w:end w:val="single" w:sz="2" w:space="0" w:color="BFBFBF"/>
                   </w:tcBorders>
-                  <w:shd w:fill="FFFFA6" w:val="clear"/>
-                  <w:vAlign w:val="center"/>
-                </w:tcPr>
-                <w:p>
-                  <w:pPr>
-                    <w:pStyle w:val="Contedodatabela"/>
-                    <w:ind w:hanging="0" w:start="0" w:end="0"/>
-                    <w:jc w:val="center"/>
-                    <w:rPr>
-                      <w:rFonts w:ascii="Arial Narrow" w:hAnsi="Arial Narrow"/>
-                      <w:color w:val="000000"/>
-                    </w:rPr>
-                  </w:pPr>
-                  <w:r>
-                    <w:rPr>
-                      <w:rFonts w:ascii="Arial Narrow" w:hAnsi="Arial Narrow"/>
-                      <w:color w:val="000000"/>
-                    </w:rPr>
-                    <w:t>18</w:t>
+                  <w:shd w:fill="E7E6E6" w:val="clear"/>
+                  <w:vAlign w:val="center"/>
+                </w:tcPr>
+                <w:p>
+                  <w:pPr>
+                    <w:pStyle w:val="Contedodatabela"/>
+                    <w:ind w:hanging="0" w:start="0" w:end="0"/>
+                    <w:jc w:val="center"/>
+                    <w:rPr>
+                      <w:rFonts w:ascii="Arial Narrow" w:hAnsi="Arial Narrow"/>
+                      <w:i/>
+                      <w:i/>
+                      <w:color w:val="808080"/>
+                    </w:rPr>
+                  </w:pPr>
+                  <w:r>
+                    <w:rPr>
+                      <w:rFonts w:ascii="Arial Narrow" w:hAnsi="Arial Narrow"/>
+                      <w:i/>
+                      <w:color w:val="808080"/>
+                    </w:rPr>
+                    <w:t>-</w:t>
                   </w:r>
                 </w:p>
               </w:tc>
@@ -6052,25 +6663,28 @@
                     <w:bottom w:val="single" w:sz="2" w:space="0" w:color="BFBFBF"/>
                     <w:end w:val="single" w:sz="2" w:space="0" w:color="BFBFBF"/>
                   </w:tcBorders>
-                  <w:shd w:fill="FFFFA6" w:val="clear"/>
-                  <w:vAlign w:val="center"/>
-                </w:tcPr>
-                <w:p>
-                  <w:pPr>
-                    <w:pStyle w:val="Contedodatabela"/>
-                    <w:ind w:hanging="0" w:start="0" w:end="0"/>
-                    <w:jc w:val="center"/>
-                    <w:rPr>
-                      <w:rFonts w:ascii="Arial Narrow" w:hAnsi="Arial Narrow"/>
-                      <w:color w:val="000000"/>
-                    </w:rPr>
-                  </w:pPr>
-                  <w:r>
-                    <w:rPr>
-                      <w:rFonts w:ascii="Arial Narrow" w:hAnsi="Arial Narrow"/>
-                      <w:color w:val="000000"/>
-                    </w:rPr>
-                    <w:t>05/10/26</w:t>
+                  <w:shd w:fill="E7E6E6" w:val="clear"/>
+                  <w:vAlign w:val="center"/>
+                </w:tcPr>
+                <w:p>
+                  <w:pPr>
+                    <w:pStyle w:val="Contedodatabela"/>
+                    <w:ind w:hanging="0" w:start="0" w:end="0"/>
+                    <w:jc w:val="center"/>
+                    <w:rPr>
+                      <w:rFonts w:ascii="Arial Narrow" w:hAnsi="Arial Narrow"/>
+                      <w:i/>
+                      <w:i/>
+                      <w:color w:val="808080"/>
+                    </w:rPr>
+                  </w:pPr>
+                  <w:r>
+                    <w:rPr>
+                      <w:rFonts w:ascii="Arial Narrow" w:hAnsi="Arial Narrow"/>
+                      <w:i/>
+                      <w:color w:val="808080"/>
+                    </w:rPr>
+                    <w:t>12/10/26</w:t>
                   </w:r>
                 </w:p>
               </w:tc>
@@ -6083,7 +6697,7 @@
                     <w:bottom w:val="single" w:sz="2" w:space="0" w:color="BFBFBF"/>
                     <w:end w:val="single" w:sz="2" w:space="0" w:color="BFBFBF"/>
                   </w:tcBorders>
-                  <w:shd w:fill="FFFFA6" w:val="clear"/>
+                  <w:shd w:fill="E7E6E6" w:val="clear"/>
                 </w:tcPr>
                 <w:p>
                   <w:pPr>
@@ -6091,16 +6705,16 @@
                     <w:ind w:hanging="0" w:start="0" w:end="0"/>
                     <w:jc w:val="start"/>
                     <w:rPr>
-                      <w:rFonts w:ascii="Arial Narrow" w:hAnsi="Arial Narrow"/>
-                      <w:color w:val="000000"/>
-                    </w:rPr>
-                  </w:pPr>
-                  <w:r>
-                    <w:rPr>
-                      <w:rFonts w:ascii="Arial Narrow" w:hAnsi="Arial Narrow"/>
-                      <w:color w:val="000000"/>
-                    </w:rPr>
-                    <w:t>Exercícios</w:t>
+                      <w:rFonts w:ascii="Arial narrow" w:hAnsi="Arial narrow"/>
+                    </w:rPr>
+                  </w:pPr>
+                  <w:r>
+                    <w:rPr>
+                      <w:rFonts w:ascii="Arial narrow" w:hAnsi="Arial narrow"/>
+                      <w:i/>
+                      <w:color w:val="808080"/>
+                    </w:rPr>
+                    <w:t>Feriado</w:t>
                   </w:r>
                 </w:p>
               </w:tc>
@@ -6118,25 +6732,25 @@
                     <w:bottom w:val="single" w:sz="2" w:space="0" w:color="BFBFBF"/>
                     <w:end w:val="single" w:sz="2" w:space="0" w:color="BFBFBF"/>
                   </w:tcBorders>
-                  <w:shd w:fill="FFFFA6" w:val="clear"/>
-                  <w:vAlign w:val="center"/>
-                </w:tcPr>
-                <w:p>
-                  <w:pPr>
-                    <w:pStyle w:val="Contedodatabela"/>
-                    <w:ind w:hanging="0" w:start="0" w:end="0"/>
-                    <w:jc w:val="center"/>
-                    <w:rPr>
-                      <w:rFonts w:ascii="Arial Narrow" w:hAnsi="Arial Narrow"/>
-                      <w:color w:val="000000"/>
-                    </w:rPr>
-                  </w:pPr>
-                  <w:r>
-                    <w:rPr>
-                      <w:rFonts w:ascii="Arial Narrow" w:hAnsi="Arial Narrow"/>
-                      <w:color w:val="000000"/>
-                    </w:rPr>
-                    <w:t>10</w:t>
+                  <w:shd w:fill="FDEADA" w:val="clear"/>
+                  <w:vAlign w:val="center"/>
+                </w:tcPr>
+                <w:p>
+                  <w:pPr>
+                    <w:pStyle w:val="Contedodatabela"/>
+                    <w:ind w:hanging="0" w:start="0" w:end="0"/>
+                    <w:jc w:val="center"/>
+                    <w:rPr>
+                      <w:rFonts w:ascii="Arial Narrow" w:hAnsi="Arial Narrow"/>
+                      <w:color w:val="000000"/>
+                    </w:rPr>
+                  </w:pPr>
+                  <w:r>
+                    <w:rPr>
+                      <w:rFonts w:ascii="Arial Narrow" w:hAnsi="Arial Narrow"/>
+                      <w:color w:val="000000"/>
+                    </w:rPr>
+                    <w:t>11</w:t>
                   </w:r>
                 </w:p>
               </w:tc>
@@ -6149,25 +6763,25 @@
                     <w:bottom w:val="single" w:sz="2" w:space="0" w:color="BFBFBF"/>
                     <w:end w:val="single" w:sz="2" w:space="0" w:color="BFBFBF"/>
                   </w:tcBorders>
-                  <w:shd w:fill="FFFFA6" w:val="clear"/>
-                  <w:vAlign w:val="center"/>
-                </w:tcPr>
-                <w:p>
-                  <w:pPr>
-                    <w:pStyle w:val="Contedodatabela"/>
-                    <w:ind w:hanging="0" w:start="0" w:end="0"/>
-                    <w:jc w:val="center"/>
-                    <w:rPr>
-                      <w:rFonts w:ascii="Arial Narrow" w:hAnsi="Arial Narrow"/>
-                      <w:color w:val="000000"/>
-                    </w:rPr>
-                  </w:pPr>
-                  <w:r>
-                    <w:rPr>
-                      <w:rFonts w:ascii="Arial Narrow" w:hAnsi="Arial Narrow"/>
-                      <w:color w:val="000000"/>
-                    </w:rPr>
-                    <w:t>4</w:t>
+                  <w:shd w:fill="FDEADA" w:val="clear"/>
+                  <w:vAlign w:val="center"/>
+                </w:tcPr>
+                <w:p>
+                  <w:pPr>
+                    <w:pStyle w:val="Contedodatabela"/>
+                    <w:ind w:hanging="0" w:start="0" w:end="0"/>
+                    <w:jc w:val="center"/>
+                    <w:rPr>
+                      <w:rFonts w:ascii="Arial Narrow" w:hAnsi="Arial Narrow"/>
+                      <w:color w:val="000000"/>
+                    </w:rPr>
+                  </w:pPr>
+                  <w:r>
+                    <w:rPr>
+                      <w:rFonts w:ascii="Arial Narrow" w:hAnsi="Arial Narrow"/>
+                      <w:color w:val="000000"/>
+                    </w:rPr>
+                    <w:t>2</w:t>
                   </w:r>
                 </w:p>
               </w:tc>
@@ -6180,25 +6794,25 @@
                     <w:bottom w:val="single" w:sz="2" w:space="0" w:color="BFBFBF"/>
                     <w:end w:val="single" w:sz="2" w:space="0" w:color="BFBFBF"/>
                   </w:tcBorders>
-                  <w:shd w:fill="FFFFA6" w:val="clear"/>
-                  <w:vAlign w:val="center"/>
-                </w:tcPr>
-                <w:p>
-                  <w:pPr>
-                    <w:pStyle w:val="Contedodatabela"/>
-                    <w:ind w:hanging="0" w:start="0" w:end="0"/>
-                    <w:jc w:val="center"/>
-                    <w:rPr>
-                      <w:rFonts w:ascii="Arial Narrow" w:hAnsi="Arial Narrow"/>
-                      <w:color w:val="000000"/>
-                    </w:rPr>
-                  </w:pPr>
-                  <w:r>
-                    <w:rPr>
-                      <w:rFonts w:ascii="Arial Narrow" w:hAnsi="Arial Narrow"/>
-                      <w:color w:val="000000"/>
-                    </w:rPr>
-                    <w:t>19</w:t>
+                  <w:shd w:fill="FDEADA" w:val="clear"/>
+                  <w:vAlign w:val="center"/>
+                </w:tcPr>
+                <w:p>
+                  <w:pPr>
+                    <w:pStyle w:val="Contedodatabela"/>
+                    <w:ind w:hanging="0" w:start="0" w:end="0"/>
+                    <w:jc w:val="center"/>
+                    <w:rPr>
+                      <w:rFonts w:ascii="Arial Narrow" w:hAnsi="Arial Narrow"/>
+                      <w:color w:val="000000"/>
+                    </w:rPr>
+                  </w:pPr>
+                  <w:r>
+                    <w:rPr>
+                      <w:rFonts w:ascii="Arial Narrow" w:hAnsi="Arial Narrow"/>
+                      <w:color w:val="000000"/>
+                    </w:rPr>
+                    <w:t>20</w:t>
                   </w:r>
                 </w:p>
               </w:tc>
@@ -6211,25 +6825,25 @@
                     <w:bottom w:val="single" w:sz="2" w:space="0" w:color="BFBFBF"/>
                     <w:end w:val="single" w:sz="2" w:space="0" w:color="BFBFBF"/>
                   </w:tcBorders>
-                  <w:shd w:fill="FFFFA6" w:val="clear"/>
-                  <w:vAlign w:val="center"/>
-                </w:tcPr>
-                <w:p>
-                  <w:pPr>
-                    <w:pStyle w:val="Contedodatabela"/>
-                    <w:ind w:hanging="0" w:start="0" w:end="0"/>
-                    <w:jc w:val="center"/>
-                    <w:rPr>
-                      <w:rFonts w:ascii="Arial Narrow" w:hAnsi="Arial Narrow"/>
-                      <w:color w:val="000000"/>
-                    </w:rPr>
-                  </w:pPr>
-                  <w:r>
-                    <w:rPr>
-                      <w:rFonts w:ascii="Arial Narrow" w:hAnsi="Arial Narrow"/>
-                      <w:color w:val="000000"/>
-                    </w:rPr>
-                    <w:t>07/10/26</w:t>
+                  <w:shd w:fill="FDEADA" w:val="clear"/>
+                  <w:vAlign w:val="center"/>
+                </w:tcPr>
+                <w:p>
+                  <w:pPr>
+                    <w:pStyle w:val="Contedodatabela"/>
+                    <w:ind w:hanging="0" w:start="0" w:end="0"/>
+                    <w:jc w:val="center"/>
+                    <w:rPr>
+                      <w:rFonts w:ascii="Arial Narrow" w:hAnsi="Arial Narrow"/>
+                      <w:color w:val="000000"/>
+                    </w:rPr>
+                  </w:pPr>
+                  <w:r>
+                    <w:rPr>
+                      <w:rFonts w:ascii="Arial Narrow" w:hAnsi="Arial Narrow"/>
+                      <w:color w:val="000000"/>
+                    </w:rPr>
+                    <w:t>14/10/26</w:t>
                   </w:r>
                 </w:p>
               </w:tc>
@@ -6242,7 +6856,7 @@
                     <w:bottom w:val="single" w:sz="2" w:space="0" w:color="BFBFBF"/>
                     <w:end w:val="single" w:sz="2" w:space="0" w:color="BFBFBF"/>
                   </w:tcBorders>
-                  <w:shd w:fill="FFFFA6" w:val="clear"/>
+                  <w:shd w:fill="FDEADA" w:val="clear"/>
                 </w:tcPr>
                 <w:p>
                   <w:pPr>
@@ -6250,34 +6864,29 @@
                     <w:ind w:hanging="0" w:start="0" w:end="0"/>
                     <w:jc w:val="start"/>
                     <w:rPr>
-                      <w:rFonts w:ascii="Arial Narrow" w:hAnsi="Arial Narrow"/>
-                      <w:color w:val="000000"/>
-                    </w:rPr>
-                  </w:pPr>
-                  <w:r>
-                    <w:rPr>
-                      <w:rFonts w:ascii="Arial Narrow" w:hAnsi="Arial Narrow"/>
-                      <w:color w:val="000000"/>
-                    </w:rPr>
-                    <w:t xml:space="preserve">Distribuição amostral: definição e usos; distribuição amostral da média e da </w:t>
-                  </w:r>
-                </w:p>
-                <w:p>
-                  <w:pPr>
-                    <w:pStyle w:val="Contedodatabela"/>
-                    <w:ind w:hanging="0" w:start="0" w:end="0"/>
-                    <w:jc w:val="start"/>
-                    <w:rPr>
-                      <w:rFonts w:ascii="Arial Narrow" w:hAnsi="Arial Narrow"/>
-                      <w:color w:val="000000"/>
-                    </w:rPr>
-                  </w:pPr>
-                  <w:r>
-                    <w:rPr>
-                      <w:rFonts w:ascii="Arial Narrow" w:hAnsi="Arial Narrow"/>
-                      <w:color w:val="000000"/>
-                    </w:rPr>
-                    <w:t>variância; Teorema Central do Limite. Distribuições t e Qui-quadrado.</w:t>
+                      <w:rFonts w:ascii="Arial narrow" w:hAnsi="Arial narrow"/>
+                    </w:rPr>
+                  </w:pPr>
+                  <w:r>
+                    <w:rPr>
+                      <w:rFonts w:ascii="Arial narrow" w:hAnsi="Arial narrow"/>
+                      <w:color w:val="000000"/>
+                    </w:rPr>
+                    <w:t>Revisão geral (</w:t>
+                  </w:r>
+                  <w:r>
+                    <w:rPr>
+                      <w:rFonts w:ascii="Arial narrow" w:hAnsi="Arial narrow"/>
+                      <w:color w:val="000000"/>
+                    </w:rPr>
+                    <w:t>BD2</w:t>
+                  </w:r>
+                  <w:r>
+                    <w:rPr>
+                      <w:rFonts w:ascii="Arial narrow" w:hAnsi="Arial narrow"/>
+                      <w:color w:val="000000"/>
+                    </w:rPr>
+                    <w:t>)</w:t>
                   </w:r>
                 </w:p>
               </w:tc>
@@ -6316,7 +6925,7 @@
                       <w:i/>
                       <w:color w:val="808080"/>
                     </w:rPr>
-                    <w:t>11</w:t>
+                    <w:t>12</w:t>
                   </w:r>
                 </w:p>
               </w:tc>
@@ -6418,7 +7027,7 @@
                       <w:i/>
                       <w:color w:val="808080"/>
                     </w:rPr>
-                    <w:t>12/10/26</w:t>
+                    <w:t>19/10/26</w:t>
                   </w:r>
                 </w:p>
               </w:tc>
@@ -6439,19 +7048,16 @@
                     <w:ind w:hanging="0" w:start="0" w:end="0"/>
                     <w:jc w:val="start"/>
                     <w:rPr>
-                      <w:rFonts w:ascii="Arial Narrow" w:hAnsi="Arial Narrow"/>
-                      <w:i/>
+                      <w:rFonts w:ascii="Arial narrow" w:hAnsi="Arial narrow"/>
+                    </w:rPr>
+                  </w:pPr>
+                  <w:r>
+                    <w:rPr>
+                      <w:rFonts w:ascii="Arial narrow" w:hAnsi="Arial narrow"/>
                       <w:i/>
                       <w:color w:val="808080"/>
                     </w:rPr>
-                  </w:pPr>
-                  <w:r>
-                    <w:rPr>
-                      <w:rFonts w:ascii="Arial Narrow" w:hAnsi="Arial Narrow"/>
-                      <w:i/>
-                      <w:color w:val="808080"/>
-                    </w:rPr>
-                    <w:t>Feriado</w:t>
+                    <w:t>SIEPE</w:t>
                   </w:r>
                 </w:p>
               </w:tc>
@@ -6469,25 +7075,28 @@
                     <w:bottom w:val="single" w:sz="2" w:space="0" w:color="BFBFBF"/>
                     <w:end w:val="single" w:sz="2" w:space="0" w:color="BFBFBF"/>
                   </w:tcBorders>
-                  <w:shd w:fill="FDEADA" w:val="clear"/>
-                  <w:vAlign w:val="center"/>
-                </w:tcPr>
-                <w:p>
-                  <w:pPr>
-                    <w:pStyle w:val="Contedodatabela"/>
-                    <w:ind w:hanging="0" w:start="0" w:end="0"/>
-                    <w:jc w:val="center"/>
-                    <w:rPr>
-                      <w:rFonts w:ascii="Arial Narrow" w:hAnsi="Arial Narrow"/>
-                      <w:color w:val="000000"/>
-                    </w:rPr>
-                  </w:pPr>
-                  <w:r>
-                    <w:rPr>
-                      <w:rFonts w:ascii="Arial Narrow" w:hAnsi="Arial Narrow"/>
-                      <w:color w:val="000000"/>
-                    </w:rPr>
-                    <w:t>11</w:t>
+                  <w:shd w:fill="E7E6E6" w:val="clear"/>
+                  <w:vAlign w:val="center"/>
+                </w:tcPr>
+                <w:p>
+                  <w:pPr>
+                    <w:pStyle w:val="Contedodatabela"/>
+                    <w:ind w:hanging="0" w:start="0" w:end="0"/>
+                    <w:jc w:val="center"/>
+                    <w:rPr>
+                      <w:rFonts w:ascii="Arial Narrow" w:hAnsi="Arial Narrow"/>
+                      <w:i/>
+                      <w:i/>
+                      <w:color w:val="808080"/>
+                    </w:rPr>
+                  </w:pPr>
+                  <w:r>
+                    <w:rPr>
+                      <w:rFonts w:ascii="Arial Narrow" w:hAnsi="Arial Narrow"/>
+                      <w:i/>
+                      <w:color w:val="808080"/>
+                    </w:rPr>
+                    <w:t>12</w:t>
                   </w:r>
                 </w:p>
               </w:tc>
@@ -6500,25 +7109,28 @@
                     <w:bottom w:val="single" w:sz="2" w:space="0" w:color="BFBFBF"/>
                     <w:end w:val="single" w:sz="2" w:space="0" w:color="BFBFBF"/>
                   </w:tcBorders>
-                  <w:shd w:fill="FDEADA" w:val="clear"/>
-                  <w:vAlign w:val="center"/>
-                </w:tcPr>
-                <w:p>
-                  <w:pPr>
-                    <w:pStyle w:val="Contedodatabela"/>
-                    <w:ind w:hanging="0" w:start="0" w:end="0"/>
-                    <w:jc w:val="center"/>
-                    <w:rPr>
-                      <w:rFonts w:ascii="Arial Narrow" w:hAnsi="Arial Narrow"/>
-                      <w:color w:val="000000"/>
-                    </w:rPr>
-                  </w:pPr>
-                  <w:r>
-                    <w:rPr>
-                      <w:rFonts w:ascii="Arial Narrow" w:hAnsi="Arial Narrow"/>
-                      <w:color w:val="000000"/>
-                    </w:rPr>
-                    <w:t>4</w:t>
+                  <w:shd w:fill="E7E6E6" w:val="clear"/>
+                  <w:vAlign w:val="center"/>
+                </w:tcPr>
+                <w:p>
+                  <w:pPr>
+                    <w:pStyle w:val="Contedodatabela"/>
+                    <w:ind w:hanging="0" w:start="0" w:end="0"/>
+                    <w:jc w:val="center"/>
+                    <w:rPr>
+                      <w:rFonts w:ascii="Arial Narrow" w:hAnsi="Arial Narrow"/>
+                      <w:i/>
+                      <w:i/>
+                      <w:color w:val="808080"/>
+                    </w:rPr>
+                  </w:pPr>
+                  <w:r>
+                    <w:rPr>
+                      <w:rFonts w:ascii="Arial Narrow" w:hAnsi="Arial Narrow"/>
+                      <w:i/>
+                      <w:color w:val="808080"/>
+                    </w:rPr>
+                    <w:t>-</w:t>
                   </w:r>
                 </w:p>
               </w:tc>
@@ -6531,25 +7143,28 @@
                     <w:bottom w:val="single" w:sz="2" w:space="0" w:color="BFBFBF"/>
                     <w:end w:val="single" w:sz="2" w:space="0" w:color="BFBFBF"/>
                   </w:tcBorders>
-                  <w:shd w:fill="FDEADA" w:val="clear"/>
-                  <w:vAlign w:val="center"/>
-                </w:tcPr>
-                <w:p>
-                  <w:pPr>
-                    <w:pStyle w:val="Contedodatabela"/>
-                    <w:ind w:hanging="0" w:start="0" w:end="0"/>
-                    <w:jc w:val="center"/>
-                    <w:rPr>
-                      <w:rFonts w:ascii="Arial Narrow" w:hAnsi="Arial Narrow"/>
-                      <w:color w:val="000000"/>
-                    </w:rPr>
-                  </w:pPr>
-                  <w:r>
-                    <w:rPr>
-                      <w:rFonts w:ascii="Arial Narrow" w:hAnsi="Arial Narrow"/>
-                      <w:color w:val="000000"/>
-                    </w:rPr>
-                    <w:t>20</w:t>
+                  <w:shd w:fill="E7E6E6" w:val="clear"/>
+                  <w:vAlign w:val="center"/>
+                </w:tcPr>
+                <w:p>
+                  <w:pPr>
+                    <w:pStyle w:val="Contedodatabela"/>
+                    <w:ind w:hanging="0" w:start="0" w:end="0"/>
+                    <w:jc w:val="center"/>
+                    <w:rPr>
+                      <w:rFonts w:ascii="Arial Narrow" w:hAnsi="Arial Narrow"/>
+                      <w:i/>
+                      <w:i/>
+                      <w:color w:val="808080"/>
+                    </w:rPr>
+                  </w:pPr>
+                  <w:r>
+                    <w:rPr>
+                      <w:rFonts w:ascii="Arial Narrow" w:hAnsi="Arial Narrow"/>
+                      <w:i/>
+                      <w:color w:val="808080"/>
+                    </w:rPr>
+                    <w:t>-</w:t>
                   </w:r>
                 </w:p>
               </w:tc>
@@ -6562,25 +7177,28 @@
                     <w:bottom w:val="single" w:sz="2" w:space="0" w:color="BFBFBF"/>
                     <w:end w:val="single" w:sz="2" w:space="0" w:color="BFBFBF"/>
                   </w:tcBorders>
-                  <w:shd w:fill="FDEADA" w:val="clear"/>
-                  <w:vAlign w:val="center"/>
-                </w:tcPr>
-                <w:p>
-                  <w:pPr>
-                    <w:pStyle w:val="Contedodatabela"/>
-                    <w:ind w:hanging="0" w:start="0" w:end="0"/>
-                    <w:jc w:val="center"/>
-                    <w:rPr>
-                      <w:rFonts w:ascii="Arial Narrow" w:hAnsi="Arial Narrow"/>
-                      <w:color w:val="000000"/>
-                    </w:rPr>
-                  </w:pPr>
-                  <w:r>
-                    <w:rPr>
-                      <w:rFonts w:ascii="Arial Narrow" w:hAnsi="Arial Narrow"/>
-                      <w:color w:val="000000"/>
-                    </w:rPr>
-                    <w:t>14/10/26</w:t>
+                  <w:shd w:fill="E7E6E6" w:val="clear"/>
+                  <w:vAlign w:val="center"/>
+                </w:tcPr>
+                <w:p>
+                  <w:pPr>
+                    <w:pStyle w:val="Contedodatabela"/>
+                    <w:ind w:hanging="0" w:start="0" w:end="0"/>
+                    <w:jc w:val="center"/>
+                    <w:rPr>
+                      <w:rFonts w:ascii="Arial Narrow" w:hAnsi="Arial Narrow"/>
+                      <w:i/>
+                      <w:i/>
+                      <w:color w:val="808080"/>
+                    </w:rPr>
+                  </w:pPr>
+                  <w:r>
+                    <w:rPr>
+                      <w:rFonts w:ascii="Arial Narrow" w:hAnsi="Arial Narrow"/>
+                      <w:i/>
+                      <w:color w:val="808080"/>
+                    </w:rPr>
+                    <w:t>21/10/26</w:t>
                   </w:r>
                 </w:p>
               </w:tc>
@@ -6593,7 +7211,7 @@
                     <w:bottom w:val="single" w:sz="2" w:space="0" w:color="BFBFBF"/>
                     <w:end w:val="single" w:sz="2" w:space="0" w:color="BFBFBF"/>
                   </w:tcBorders>
-                  <w:shd w:fill="FDEADA" w:val="clear"/>
+                  <w:shd w:fill="E7E6E6" w:val="clear"/>
                 </w:tcPr>
                 <w:p>
                   <w:pPr>
@@ -6601,16 +7219,16 @@
                     <w:ind w:hanging="0" w:start="0" w:end="0"/>
                     <w:jc w:val="start"/>
                     <w:rPr>
-                      <w:rFonts w:ascii="Arial Narrow" w:hAnsi="Arial Narrow"/>
-                      <w:color w:val="000000"/>
-                    </w:rPr>
-                  </w:pPr>
-                  <w:r>
-                    <w:rPr>
-                      <w:rFonts w:ascii="Arial Narrow" w:hAnsi="Arial Narrow"/>
-                      <w:color w:val="000000"/>
-                    </w:rPr>
-                    <w:t>Revisão geral (UD3-UD4)</w:t>
+                      <w:rFonts w:ascii="Arial narrow" w:hAnsi="Arial narrow"/>
+                    </w:rPr>
+                  </w:pPr>
+                  <w:r>
+                    <w:rPr>
+                      <w:rFonts w:ascii="Arial narrow" w:hAnsi="Arial narrow"/>
+                      <w:i/>
+                      <w:color w:val="808080"/>
+                    </w:rPr>
+                    <w:t>SIEPE</w:t>
                   </w:r>
                 </w:p>
               </w:tc>
@@ -6628,28 +7246,24 @@
                     <w:bottom w:val="single" w:sz="2" w:space="0" w:color="BFBFBF"/>
                     <w:end w:val="single" w:sz="2" w:space="0" w:color="BFBFBF"/>
                   </w:tcBorders>
-                  <w:shd w:fill="E7E6E6" w:val="clear"/>
-                  <w:vAlign w:val="center"/>
-                </w:tcPr>
-                <w:p>
-                  <w:pPr>
-                    <w:pStyle w:val="Contedodatabela"/>
-                    <w:ind w:hanging="0" w:start="0" w:end="0"/>
-                    <w:jc w:val="center"/>
-                    <w:rPr>
-                      <w:rFonts w:ascii="Arial Narrow" w:hAnsi="Arial Narrow"/>
-                      <w:i/>
-                      <w:i/>
-                      <w:color w:val="808080"/>
-                    </w:rPr>
-                  </w:pPr>
-                  <w:r>
-                    <w:rPr>
-                      <w:rFonts w:ascii="Arial Narrow" w:hAnsi="Arial Narrow"/>
-                      <w:i/>
-                      <w:color w:val="808080"/>
-                    </w:rPr>
-                    <w:t>12</w:t>
+                  <w:shd w:fill="FEB2FE" w:val="clear"/>
+                  <w:vAlign w:val="center"/>
+                </w:tcPr>
+                <w:p>
+                  <w:pPr>
+                    <w:pStyle w:val="Contedodatabela"/>
+                    <w:ind w:hanging="0" w:start="0" w:end="0"/>
+                    <w:jc w:val="center"/>
+                    <w:rPr>
+                      <w:color w:val="000000"/>
+                    </w:rPr>
+                  </w:pPr>
+                  <w:r>
+                    <w:rPr>
+                      <w:rFonts w:ascii="Arial Narrow" w:hAnsi="Arial Narrow"/>
+                      <w:color w:val="000000"/>
+                    </w:rPr>
+                    <w:t>13</w:t>
                   </w:r>
                 </w:p>
               </w:tc>
@@ -6662,28 +7276,24 @@
                     <w:bottom w:val="single" w:sz="2" w:space="0" w:color="BFBFBF"/>
                     <w:end w:val="single" w:sz="2" w:space="0" w:color="BFBFBF"/>
                   </w:tcBorders>
-                  <w:shd w:fill="E7E6E6" w:val="clear"/>
-                  <w:vAlign w:val="center"/>
-                </w:tcPr>
-                <w:p>
-                  <w:pPr>
-                    <w:pStyle w:val="Contedodatabela"/>
-                    <w:ind w:hanging="0" w:start="0" w:end="0"/>
-                    <w:jc w:val="center"/>
-                    <w:rPr>
-                      <w:rFonts w:ascii="Arial Narrow" w:hAnsi="Arial Narrow"/>
-                      <w:i/>
-                      <w:i/>
-                      <w:color w:val="808080"/>
-                    </w:rPr>
-                  </w:pPr>
-                  <w:r>
-                    <w:rPr>
-                      <w:rFonts w:ascii="Arial Narrow" w:hAnsi="Arial Narrow"/>
-                      <w:i/>
-                      <w:color w:val="808080"/>
-                    </w:rPr>
-                    <w:t>-</w:t>
+                  <w:shd w:fill="FEB2FE" w:val="clear"/>
+                  <w:vAlign w:val="center"/>
+                </w:tcPr>
+                <w:p>
+                  <w:pPr>
+                    <w:pStyle w:val="Contedodatabela"/>
+                    <w:ind w:hanging="0" w:start="0" w:end="0"/>
+                    <w:jc w:val="center"/>
+                    <w:rPr>
+                      <w:color w:val="000000"/>
+                    </w:rPr>
+                  </w:pPr>
+                  <w:r>
+                    <w:rPr>
+                      <w:rFonts w:ascii="Arial Narrow" w:hAnsi="Arial Narrow"/>
+                      <w:color w:val="000000"/>
+                    </w:rPr>
+                    <w:t>2</w:t>
                   </w:r>
                 </w:p>
               </w:tc>
@@ -6696,28 +7306,24 @@
                     <w:bottom w:val="single" w:sz="2" w:space="0" w:color="BFBFBF"/>
                     <w:end w:val="single" w:sz="2" w:space="0" w:color="BFBFBF"/>
                   </w:tcBorders>
-                  <w:shd w:fill="E7E6E6" w:val="clear"/>
-                  <w:vAlign w:val="center"/>
-                </w:tcPr>
-                <w:p>
-                  <w:pPr>
-                    <w:pStyle w:val="Contedodatabela"/>
-                    <w:ind w:hanging="0" w:start="0" w:end="0"/>
-                    <w:jc w:val="center"/>
-                    <w:rPr>
-                      <w:rFonts w:ascii="Arial Narrow" w:hAnsi="Arial Narrow"/>
-                      <w:i/>
-                      <w:i/>
-                      <w:color w:val="808080"/>
-                    </w:rPr>
-                  </w:pPr>
-                  <w:r>
-                    <w:rPr>
-                      <w:rFonts w:ascii="Arial Narrow" w:hAnsi="Arial Narrow"/>
-                      <w:i/>
-                      <w:color w:val="808080"/>
-                    </w:rPr>
-                    <w:t>-</w:t>
+                  <w:shd w:fill="FEB2FE" w:val="clear"/>
+                  <w:vAlign w:val="center"/>
+                </w:tcPr>
+                <w:p>
+                  <w:pPr>
+                    <w:pStyle w:val="Contedodatabela"/>
+                    <w:ind w:hanging="0" w:start="0" w:end="0"/>
+                    <w:jc w:val="center"/>
+                    <w:rPr>
+                      <w:color w:val="000000"/>
+                    </w:rPr>
+                  </w:pPr>
+                  <w:r>
+                    <w:rPr>
+                      <w:rFonts w:ascii="Arial Narrow" w:hAnsi="Arial Narrow"/>
+                      <w:color w:val="000000"/>
+                    </w:rPr>
+                    <w:t>21</w:t>
                   </w:r>
                 </w:p>
               </w:tc>
@@ -6730,28 +7336,24 @@
                     <w:bottom w:val="single" w:sz="2" w:space="0" w:color="BFBFBF"/>
                     <w:end w:val="single" w:sz="2" w:space="0" w:color="BFBFBF"/>
                   </w:tcBorders>
-                  <w:shd w:fill="E7E6E6" w:val="clear"/>
-                  <w:vAlign w:val="center"/>
-                </w:tcPr>
-                <w:p>
-                  <w:pPr>
-                    <w:pStyle w:val="Contedodatabela"/>
-                    <w:ind w:hanging="0" w:start="0" w:end="0"/>
-                    <w:jc w:val="center"/>
-                    <w:rPr>
-                      <w:rFonts w:ascii="Arial Narrow" w:hAnsi="Arial Narrow"/>
-                      <w:i/>
-                      <w:i/>
-                      <w:color w:val="808080"/>
-                    </w:rPr>
-                  </w:pPr>
-                  <w:r>
-                    <w:rPr>
-                      <w:rFonts w:ascii="Arial Narrow" w:hAnsi="Arial Narrow"/>
-                      <w:i/>
-                      <w:color w:val="808080"/>
-                    </w:rPr>
-                    <w:t>19/10/26</w:t>
+                  <w:shd w:fill="FEB2FE" w:val="clear"/>
+                  <w:vAlign w:val="center"/>
+                </w:tcPr>
+                <w:p>
+                  <w:pPr>
+                    <w:pStyle w:val="Contedodatabela"/>
+                    <w:ind w:hanging="0" w:start="0" w:end="0"/>
+                    <w:jc w:val="center"/>
+                    <w:rPr>
+                      <w:color w:val="000000"/>
+                    </w:rPr>
+                  </w:pPr>
+                  <w:r>
+                    <w:rPr>
+                      <w:rFonts w:ascii="Arial Narrow" w:hAnsi="Arial Narrow"/>
+                      <w:color w:val="000000"/>
+                    </w:rPr>
+                    <w:t>26/10/26</w:t>
                   </w:r>
                 </w:p>
               </w:tc>
@@ -6764,7 +7366,7 @@
                     <w:bottom w:val="single" w:sz="2" w:space="0" w:color="BFBFBF"/>
                     <w:end w:val="single" w:sz="2" w:space="0" w:color="BFBFBF"/>
                   </w:tcBorders>
-                  <w:shd w:fill="E7E6E6" w:val="clear"/>
+                  <w:shd w:fill="FEB2FE" w:val="clear"/>
                 </w:tcPr>
                 <w:p>
                   <w:pPr>
@@ -6772,19 +7374,17 @@
                     <w:ind w:hanging="0" w:start="0" w:end="0"/>
                     <w:jc w:val="start"/>
                     <w:rPr>
-                      <w:rFonts w:ascii="Arial Narrow" w:hAnsi="Arial Narrow"/>
-                      <w:i/>
-                      <w:i/>
-                      <w:color w:val="808080"/>
-                    </w:rPr>
-                  </w:pPr>
-                  <w:r>
-                    <w:rPr>
-                      <w:rFonts w:ascii="Arial Narrow" w:hAnsi="Arial Narrow"/>
-                      <w:i/>
-                      <w:color w:val="808080"/>
-                    </w:rPr>
-                    <w:t>SIEPE</w:t>
+                      <w:rFonts w:ascii="Arial narrow" w:hAnsi="Arial narrow"/>
+                      <w:color w:val="000000"/>
+                    </w:rPr>
+                  </w:pPr>
+                  <w:r>
+                    <w:rPr>
+                      <w:rFonts w:ascii="Arial narrow" w:hAnsi="Arial narrow"/>
+                      <w:b/>
+                      <w:color w:val="000000"/>
+                    </w:rPr>
+                    <w:t>Prova 2</w:t>
                   </w:r>
                 </w:p>
               </w:tc>
@@ -6823,7 +7423,7 @@
                       <w:i/>
                       <w:color w:val="808080"/>
                     </w:rPr>
-                    <w:t>12</w:t>
+                    <w:t>13</w:t>
                   </w:r>
                 </w:p>
               </w:tc>
@@ -6925,7 +7525,7 @@
                       <w:i/>
                       <w:color w:val="808080"/>
                     </w:rPr>
-                    <w:t>21/10/26</w:t>
+                    <w:t>28/10/26</w:t>
                   </w:r>
                 </w:p>
               </w:tc>
@@ -6946,19 +7546,16 @@
                     <w:ind w:hanging="0" w:start="0" w:end="0"/>
                     <w:jc w:val="start"/>
                     <w:rPr>
-                      <w:rFonts w:ascii="Arial Narrow" w:hAnsi="Arial Narrow"/>
-                      <w:i/>
+                      <w:rFonts w:ascii="Arial narrow" w:hAnsi="Arial narrow"/>
+                    </w:rPr>
+                  </w:pPr>
+                  <w:r>
+                    <w:rPr>
+                      <w:rFonts w:ascii="Arial narrow" w:hAnsi="Arial narrow"/>
                       <w:i/>
                       <w:color w:val="808080"/>
                     </w:rPr>
-                  </w:pPr>
-                  <w:r>
-                    <w:rPr>
-                      <w:rFonts w:ascii="Arial Narrow" w:hAnsi="Arial Narrow"/>
-                      <w:i/>
-                      <w:color w:val="808080"/>
-                    </w:rPr>
-                    <w:t>SIEPE</w:t>
+                    <w:t>Feriado</w:t>
                   </w:r>
                 </w:p>
               </w:tc>
@@ -6976,25 +7573,28 @@
                     <w:bottom w:val="single" w:sz="2" w:space="0" w:color="BFBFBF"/>
                     <w:end w:val="single" w:sz="2" w:space="0" w:color="BFBFBF"/>
                   </w:tcBorders>
-                  <w:shd w:fill="FEB2FE" w:val="clear"/>
-                  <w:vAlign w:val="center"/>
-                </w:tcPr>
-                <w:p>
-                  <w:pPr>
-                    <w:pStyle w:val="Contedodatabela"/>
-                    <w:ind w:hanging="0" w:start="0" w:end="0"/>
-                    <w:jc w:val="center"/>
-                    <w:rPr>
-                      <w:rFonts w:ascii="Arial Narrow" w:hAnsi="Arial Narrow"/>
-                      <w:color w:val="C00000"/>
-                    </w:rPr>
-                  </w:pPr>
-                  <w:r>
-                    <w:rPr>
-                      <w:rFonts w:ascii="Arial Narrow" w:hAnsi="Arial Narrow"/>
-                      <w:color w:val="C00000"/>
-                    </w:rPr>
-                    <w:t>13</w:t>
+                  <w:shd w:fill="E7E6E6" w:val="clear"/>
+                  <w:vAlign w:val="center"/>
+                </w:tcPr>
+                <w:p>
+                  <w:pPr>
+                    <w:pStyle w:val="Contedodatabela"/>
+                    <w:ind w:hanging="0" w:start="0" w:end="0"/>
+                    <w:jc w:val="center"/>
+                    <w:rPr>
+                      <w:rFonts w:ascii="Arial Narrow" w:hAnsi="Arial Narrow"/>
+                      <w:i/>
+                      <w:i/>
+                      <w:color w:val="808080"/>
+                    </w:rPr>
+                  </w:pPr>
+                  <w:r>
+                    <w:rPr>
+                      <w:rFonts w:ascii="Arial Narrow" w:hAnsi="Arial Narrow"/>
+                      <w:i/>
+                      <w:color w:val="808080"/>
+                    </w:rPr>
+                    <w:t>14</w:t>
                   </w:r>
                 </w:p>
               </w:tc>
@@ -7007,25 +7607,28 @@
                     <w:bottom w:val="single" w:sz="2" w:space="0" w:color="BFBFBF"/>
                     <w:end w:val="single" w:sz="2" w:space="0" w:color="BFBFBF"/>
                   </w:tcBorders>
-                  <w:shd w:fill="FEB2FE" w:val="clear"/>
-                  <w:vAlign w:val="center"/>
-                </w:tcPr>
-                <w:p>
-                  <w:pPr>
-                    <w:pStyle w:val="Contedodatabela"/>
-                    <w:ind w:hanging="0" w:start="0" w:end="0"/>
-                    <w:jc w:val="center"/>
-                    <w:rPr>
-                      <w:rFonts w:ascii="Arial Narrow" w:hAnsi="Arial Narrow"/>
-                      <w:color w:val="C00000"/>
-                    </w:rPr>
-                  </w:pPr>
-                  <w:r>
-                    <w:rPr>
-                      <w:rFonts w:ascii="Arial Narrow" w:hAnsi="Arial Narrow"/>
-                      <w:color w:val="C00000"/>
-                    </w:rPr>
-                    <w:t>4</w:t>
+                  <w:shd w:fill="E7E6E6" w:val="clear"/>
+                  <w:vAlign w:val="center"/>
+                </w:tcPr>
+                <w:p>
+                  <w:pPr>
+                    <w:pStyle w:val="Contedodatabela"/>
+                    <w:ind w:hanging="0" w:start="0" w:end="0"/>
+                    <w:jc w:val="center"/>
+                    <w:rPr>
+                      <w:rFonts w:ascii="Arial Narrow" w:hAnsi="Arial Narrow"/>
+                      <w:i/>
+                      <w:i/>
+                      <w:color w:val="808080"/>
+                    </w:rPr>
+                  </w:pPr>
+                  <w:r>
+                    <w:rPr>
+                      <w:rFonts w:ascii="Arial Narrow" w:hAnsi="Arial Narrow"/>
+                      <w:i/>
+                      <w:color w:val="808080"/>
+                    </w:rPr>
+                    <w:t>-</w:t>
                   </w:r>
                 </w:p>
               </w:tc>
@@ -7038,25 +7641,28 @@
                     <w:bottom w:val="single" w:sz="2" w:space="0" w:color="BFBFBF"/>
                     <w:end w:val="single" w:sz="2" w:space="0" w:color="BFBFBF"/>
                   </w:tcBorders>
-                  <w:shd w:fill="FEB2FE" w:val="clear"/>
-                  <w:vAlign w:val="center"/>
-                </w:tcPr>
-                <w:p>
-                  <w:pPr>
-                    <w:pStyle w:val="Contedodatabela"/>
-                    <w:ind w:hanging="0" w:start="0" w:end="0"/>
-                    <w:jc w:val="center"/>
-                    <w:rPr>
-                      <w:rFonts w:ascii="Arial Narrow" w:hAnsi="Arial Narrow"/>
-                      <w:color w:val="C00000"/>
-                    </w:rPr>
-                  </w:pPr>
-                  <w:r>
-                    <w:rPr>
-                      <w:rFonts w:ascii="Arial Narrow" w:hAnsi="Arial Narrow"/>
-                      <w:color w:val="C00000"/>
-                    </w:rPr>
-                    <w:t>21</w:t>
+                  <w:shd w:fill="E7E6E6" w:val="clear"/>
+                  <w:vAlign w:val="center"/>
+                </w:tcPr>
+                <w:p>
+                  <w:pPr>
+                    <w:pStyle w:val="Contedodatabela"/>
+                    <w:ind w:hanging="0" w:start="0" w:end="0"/>
+                    <w:jc w:val="center"/>
+                    <w:rPr>
+                      <w:rFonts w:ascii="Arial Narrow" w:hAnsi="Arial Narrow"/>
+                      <w:i/>
+                      <w:i/>
+                      <w:color w:val="808080"/>
+                    </w:rPr>
+                  </w:pPr>
+                  <w:r>
+                    <w:rPr>
+                      <w:rFonts w:ascii="Arial Narrow" w:hAnsi="Arial Narrow"/>
+                      <w:i/>
+                      <w:color w:val="808080"/>
+                    </w:rPr>
+                    <w:t>-</w:t>
                   </w:r>
                 </w:p>
               </w:tc>
@@ -7069,25 +7675,28 @@
                     <w:bottom w:val="single" w:sz="2" w:space="0" w:color="BFBFBF"/>
                     <w:end w:val="single" w:sz="2" w:space="0" w:color="BFBFBF"/>
                   </w:tcBorders>
-                  <w:shd w:fill="FEB2FE" w:val="clear"/>
-                  <w:vAlign w:val="center"/>
-                </w:tcPr>
-                <w:p>
-                  <w:pPr>
-                    <w:pStyle w:val="Contedodatabela"/>
-                    <w:ind w:hanging="0" w:start="0" w:end="0"/>
-                    <w:jc w:val="center"/>
-                    <w:rPr>
-                      <w:rFonts w:ascii="Arial Narrow" w:hAnsi="Arial Narrow"/>
-                      <w:color w:val="C00000"/>
-                    </w:rPr>
-                  </w:pPr>
-                  <w:r>
-                    <w:rPr>
-                      <w:rFonts w:ascii="Arial Narrow" w:hAnsi="Arial Narrow"/>
-                      <w:color w:val="C00000"/>
-                    </w:rPr>
-                    <w:t>26/10/26</w:t>
+                  <w:shd w:fill="E7E6E6" w:val="clear"/>
+                  <w:vAlign w:val="center"/>
+                </w:tcPr>
+                <w:p>
+                  <w:pPr>
+                    <w:pStyle w:val="Contedodatabela"/>
+                    <w:ind w:hanging="0" w:start="0" w:end="0"/>
+                    <w:jc w:val="center"/>
+                    <w:rPr>
+                      <w:rFonts w:ascii="Arial Narrow" w:hAnsi="Arial Narrow"/>
+                      <w:i/>
+                      <w:i/>
+                      <w:color w:val="808080"/>
+                    </w:rPr>
+                  </w:pPr>
+                  <w:r>
+                    <w:rPr>
+                      <w:rFonts w:ascii="Arial Narrow" w:hAnsi="Arial Narrow"/>
+                      <w:i/>
+                      <w:color w:val="808080"/>
+                    </w:rPr>
+                    <w:t>02/11/26</w:t>
                   </w:r>
                 </w:p>
               </w:tc>
@@ -7100,7 +7709,7 @@
                     <w:bottom w:val="single" w:sz="2" w:space="0" w:color="BFBFBF"/>
                     <w:end w:val="single" w:sz="2" w:space="0" w:color="BFBFBF"/>
                   </w:tcBorders>
-                  <w:shd w:fill="FEB2FE" w:val="clear"/>
+                  <w:shd w:fill="E7E6E6" w:val="clear"/>
                 </w:tcPr>
                 <w:p>
                   <w:pPr>
@@ -7108,18 +7717,16 @@
                     <w:ind w:hanging="0" w:start="0" w:end="0"/>
                     <w:jc w:val="start"/>
                     <w:rPr>
-                      <w:rFonts w:ascii="Arial Narrow" w:hAnsi="Arial Narrow"/>
-                      <w:b/>
-                      <w:color w:val="C00000"/>
-                    </w:rPr>
-                  </w:pPr>
-                  <w:r>
-                    <w:rPr>
-                      <w:rFonts w:ascii="Arial Narrow" w:hAnsi="Arial Narrow"/>
-                      <w:b/>
-                      <w:color w:val="C00000"/>
-                    </w:rPr>
-                    <w:t>Prova 2 (UD3-UD4)</w:t>
+                      <w:rFonts w:ascii="Arial narrow" w:hAnsi="Arial narrow"/>
+                    </w:rPr>
+                  </w:pPr>
+                  <w:r>
+                    <w:rPr>
+                      <w:rFonts w:ascii="Arial narrow" w:hAnsi="Arial narrow"/>
+                      <w:i/>
+                      <w:color w:val="808080"/>
+                    </w:rPr>
+                    <w:t>Feriado</w:t>
                   </w:r>
                 </w:p>
               </w:tc>
@@ -7137,28 +7744,25 @@
                     <w:bottom w:val="single" w:sz="2" w:space="0" w:color="BFBFBF"/>
                     <w:end w:val="single" w:sz="2" w:space="0" w:color="BFBFBF"/>
                   </w:tcBorders>
-                  <w:shd w:fill="E7E6E6" w:val="clear"/>
-                  <w:vAlign w:val="center"/>
-                </w:tcPr>
-                <w:p>
-                  <w:pPr>
-                    <w:pStyle w:val="Contedodatabela"/>
-                    <w:ind w:hanging="0" w:start="0" w:end="0"/>
-                    <w:jc w:val="center"/>
-                    <w:rPr>
-                      <w:rFonts w:ascii="Arial Narrow" w:hAnsi="Arial Narrow"/>
-                      <w:i/>
-                      <w:i/>
-                      <w:color w:val="808080"/>
-                    </w:rPr>
-                  </w:pPr>
-                  <w:r>
-                    <w:rPr>
-                      <w:rFonts w:ascii="Arial Narrow" w:hAnsi="Arial Narrow"/>
-                      <w:i/>
-                      <w:color w:val="808080"/>
-                    </w:rPr>
-                    <w:t>13</w:t>
+                  <w:shd w:fill="FFFFA6" w:val="clear"/>
+                  <w:vAlign w:val="center"/>
+                </w:tcPr>
+                <w:p>
+                  <w:pPr>
+                    <w:pStyle w:val="Contedodatabela"/>
+                    <w:ind w:hanging="0" w:start="0" w:end="0"/>
+                    <w:jc w:val="center"/>
+                    <w:rPr>
+                      <w:rFonts w:ascii="Arial Narrow" w:hAnsi="Arial Narrow"/>
+                      <w:color w:val="000000"/>
+                    </w:rPr>
+                  </w:pPr>
+                  <w:r>
+                    <w:rPr>
+                      <w:rFonts w:ascii="Arial Narrow" w:hAnsi="Arial Narrow"/>
+                      <w:color w:val="000000"/>
+                    </w:rPr>
+                    <w:t>14</w:t>
                   </w:r>
                 </w:p>
               </w:tc>
@@ -7171,28 +7775,25 @@
                     <w:bottom w:val="single" w:sz="2" w:space="0" w:color="BFBFBF"/>
                     <w:end w:val="single" w:sz="2" w:space="0" w:color="BFBFBF"/>
                   </w:tcBorders>
-                  <w:shd w:fill="E7E6E6" w:val="clear"/>
-                  <w:vAlign w:val="center"/>
-                </w:tcPr>
-                <w:p>
-                  <w:pPr>
-                    <w:pStyle w:val="Contedodatabela"/>
-                    <w:ind w:hanging="0" w:start="0" w:end="0"/>
-                    <w:jc w:val="center"/>
-                    <w:rPr>
-                      <w:rFonts w:ascii="Arial Narrow" w:hAnsi="Arial Narrow"/>
-                      <w:i/>
-                      <w:i/>
-                      <w:color w:val="808080"/>
-                    </w:rPr>
-                  </w:pPr>
-                  <w:r>
-                    <w:rPr>
-                      <w:rFonts w:ascii="Arial Narrow" w:hAnsi="Arial Narrow"/>
-                      <w:i/>
-                      <w:color w:val="808080"/>
-                    </w:rPr>
-                    <w:t>-</w:t>
+                  <w:shd w:fill="FFFFA6" w:val="clear"/>
+                  <w:vAlign w:val="center"/>
+                </w:tcPr>
+                <w:p>
+                  <w:pPr>
+                    <w:pStyle w:val="Contedodatabela"/>
+                    <w:ind w:hanging="0" w:start="0" w:end="0"/>
+                    <w:jc w:val="center"/>
+                    <w:rPr>
+                      <w:rFonts w:ascii="Arial Narrow" w:hAnsi="Arial Narrow"/>
+                      <w:color w:val="000000"/>
+                    </w:rPr>
+                  </w:pPr>
+                  <w:r>
+                    <w:rPr>
+                      <w:rFonts w:ascii="Arial Narrow" w:hAnsi="Arial Narrow"/>
+                      <w:color w:val="000000"/>
+                    </w:rPr>
+                    <w:t>3</w:t>
                   </w:r>
                 </w:p>
               </w:tc>
@@ -7205,28 +7806,25 @@
                     <w:bottom w:val="single" w:sz="2" w:space="0" w:color="BFBFBF"/>
                     <w:end w:val="single" w:sz="2" w:space="0" w:color="BFBFBF"/>
                   </w:tcBorders>
-                  <w:shd w:fill="E7E6E6" w:val="clear"/>
-                  <w:vAlign w:val="center"/>
-                </w:tcPr>
-                <w:p>
-                  <w:pPr>
-                    <w:pStyle w:val="Contedodatabela"/>
-                    <w:ind w:hanging="0" w:start="0" w:end="0"/>
-                    <w:jc w:val="center"/>
-                    <w:rPr>
-                      <w:rFonts w:ascii="Arial Narrow" w:hAnsi="Arial Narrow"/>
-                      <w:i/>
-                      <w:i/>
-                      <w:color w:val="808080"/>
-                    </w:rPr>
-                  </w:pPr>
-                  <w:r>
-                    <w:rPr>
-                      <w:rFonts w:ascii="Arial Narrow" w:hAnsi="Arial Narrow"/>
-                      <w:i/>
-                      <w:color w:val="808080"/>
-                    </w:rPr>
-                    <w:t>-</w:t>
+                  <w:shd w:fill="FFFFA6" w:val="clear"/>
+                  <w:vAlign w:val="center"/>
+                </w:tcPr>
+                <w:p>
+                  <w:pPr>
+                    <w:pStyle w:val="Contedodatabela"/>
+                    <w:ind w:hanging="0" w:start="0" w:end="0"/>
+                    <w:jc w:val="center"/>
+                    <w:rPr>
+                      <w:rFonts w:ascii="Arial Narrow" w:hAnsi="Arial Narrow"/>
+                      <w:color w:val="000000"/>
+                    </w:rPr>
+                  </w:pPr>
+                  <w:r>
+                    <w:rPr>
+                      <w:rFonts w:ascii="Arial Narrow" w:hAnsi="Arial Narrow"/>
+                      <w:color w:val="000000"/>
+                    </w:rPr>
+                    <w:t>22</w:t>
                   </w:r>
                 </w:p>
               </w:tc>
@@ -7239,28 +7837,25 @@
                     <w:bottom w:val="single" w:sz="2" w:space="0" w:color="BFBFBF"/>
                     <w:end w:val="single" w:sz="2" w:space="0" w:color="BFBFBF"/>
                   </w:tcBorders>
-                  <w:shd w:fill="E7E6E6" w:val="clear"/>
-                  <w:vAlign w:val="center"/>
-                </w:tcPr>
-                <w:p>
-                  <w:pPr>
-                    <w:pStyle w:val="Contedodatabela"/>
-                    <w:ind w:hanging="0" w:start="0" w:end="0"/>
-                    <w:jc w:val="center"/>
-                    <w:rPr>
-                      <w:rFonts w:ascii="Arial Narrow" w:hAnsi="Arial Narrow"/>
-                      <w:i/>
-                      <w:i/>
-                      <w:color w:val="808080"/>
-                    </w:rPr>
-                  </w:pPr>
-                  <w:r>
-                    <w:rPr>
-                      <w:rFonts w:ascii="Arial Narrow" w:hAnsi="Arial Narrow"/>
-                      <w:i/>
-                      <w:color w:val="808080"/>
-                    </w:rPr>
-                    <w:t>28/10/26</w:t>
+                  <w:shd w:fill="FFFFA6" w:val="clear"/>
+                  <w:vAlign w:val="center"/>
+                </w:tcPr>
+                <w:p>
+                  <w:pPr>
+                    <w:pStyle w:val="Contedodatabela"/>
+                    <w:ind w:hanging="0" w:start="0" w:end="0"/>
+                    <w:jc w:val="center"/>
+                    <w:rPr>
+                      <w:rFonts w:ascii="Arial Narrow" w:hAnsi="Arial Narrow"/>
+                      <w:color w:val="000000"/>
+                    </w:rPr>
+                  </w:pPr>
+                  <w:r>
+                    <w:rPr>
+                      <w:rFonts w:ascii="Arial Narrow" w:hAnsi="Arial Narrow"/>
+                      <w:color w:val="000000"/>
+                    </w:rPr>
+                    <w:t>04/11/26</w:t>
                   </w:r>
                 </w:p>
               </w:tc>
@@ -7273,7 +7868,7 @@
                     <w:bottom w:val="single" w:sz="2" w:space="0" w:color="BFBFBF"/>
                     <w:end w:val="single" w:sz="2" w:space="0" w:color="BFBFBF"/>
                   </w:tcBorders>
-                  <w:shd w:fill="E7E6E6" w:val="clear"/>
+                  <w:shd w:fill="FFFFA6" w:val="clear"/>
                 </w:tcPr>
                 <w:p>
                   <w:pPr>
@@ -7281,19 +7876,15 @@
                     <w:ind w:hanging="0" w:start="0" w:end="0"/>
                     <w:jc w:val="start"/>
                     <w:rPr>
-                      <w:rFonts w:ascii="Arial Narrow" w:hAnsi="Arial Narrow"/>
-                      <w:i/>
-                      <w:i/>
-                      <w:color w:val="808080"/>
-                    </w:rPr>
-                  </w:pPr>
-                  <w:r>
-                    <w:rPr>
-                      <w:rFonts w:ascii="Arial Narrow" w:hAnsi="Arial Narrow"/>
-                      <w:i/>
-                      <w:color w:val="808080"/>
-                    </w:rPr>
-                    <w:t>Feriado</w:t>
+                      <w:rFonts w:ascii="Arial narrow" w:hAnsi="Arial narrow"/>
+                    </w:rPr>
+                  </w:pPr>
+                  <w:r>
+                    <w:rPr>
+                      <w:rFonts w:ascii="Arial narrow" w:hAnsi="Arial narrow"/>
+                      <w:color w:val="000000"/>
+                    </w:rPr>
+                    <w:t>Introdução à Inferência.</w:t>
                   </w:r>
                 </w:p>
               </w:tc>
@@ -7311,28 +7902,25 @@
                     <w:bottom w:val="single" w:sz="2" w:space="0" w:color="BFBFBF"/>
                     <w:end w:val="single" w:sz="2" w:space="0" w:color="BFBFBF"/>
                   </w:tcBorders>
-                  <w:shd w:fill="E7E6E6" w:val="clear"/>
-                  <w:vAlign w:val="center"/>
-                </w:tcPr>
-                <w:p>
-                  <w:pPr>
-                    <w:pStyle w:val="Contedodatabela"/>
-                    <w:ind w:hanging="0" w:start="0" w:end="0"/>
-                    <w:jc w:val="center"/>
-                    <w:rPr>
-                      <w:rFonts w:ascii="Arial Narrow" w:hAnsi="Arial Narrow"/>
-                      <w:i/>
-                      <w:i/>
-                      <w:color w:val="808080"/>
-                    </w:rPr>
-                  </w:pPr>
-                  <w:r>
-                    <w:rPr>
-                      <w:rFonts w:ascii="Arial Narrow" w:hAnsi="Arial Narrow"/>
-                      <w:i/>
-                      <w:color w:val="808080"/>
-                    </w:rPr>
-                    <w:t>14</w:t>
+                  <w:shd w:fill="FFFFA6" w:val="clear"/>
+                  <w:vAlign w:val="center"/>
+                </w:tcPr>
+                <w:p>
+                  <w:pPr>
+                    <w:pStyle w:val="Contedodatabela"/>
+                    <w:ind w:hanging="0" w:start="0" w:end="0"/>
+                    <w:jc w:val="center"/>
+                    <w:rPr>
+                      <w:rFonts w:ascii="Arial Narrow" w:hAnsi="Arial Narrow"/>
+                      <w:color w:val="000000"/>
+                    </w:rPr>
+                  </w:pPr>
+                  <w:r>
+                    <w:rPr>
+                      <w:rFonts w:ascii="Arial Narrow" w:hAnsi="Arial Narrow"/>
+                      <w:color w:val="000000"/>
+                    </w:rPr>
+                    <w:t>15</w:t>
                   </w:r>
                 </w:p>
               </w:tc>
@@ -7345,28 +7933,25 @@
                     <w:bottom w:val="single" w:sz="2" w:space="0" w:color="BFBFBF"/>
                     <w:end w:val="single" w:sz="2" w:space="0" w:color="BFBFBF"/>
                   </w:tcBorders>
-                  <w:shd w:fill="E7E6E6" w:val="clear"/>
-                  <w:vAlign w:val="center"/>
-                </w:tcPr>
-                <w:p>
-                  <w:pPr>
-                    <w:pStyle w:val="Contedodatabela"/>
-                    <w:ind w:hanging="0" w:start="0" w:end="0"/>
-                    <w:jc w:val="center"/>
-                    <w:rPr>
-                      <w:rFonts w:ascii="Arial Narrow" w:hAnsi="Arial Narrow"/>
-                      <w:i/>
-                      <w:i/>
-                      <w:color w:val="808080"/>
-                    </w:rPr>
-                  </w:pPr>
-                  <w:r>
-                    <w:rPr>
-                      <w:rFonts w:ascii="Arial Narrow" w:hAnsi="Arial Narrow"/>
-                      <w:i/>
-                      <w:color w:val="808080"/>
-                    </w:rPr>
-                    <w:t>-</w:t>
+                  <w:shd w:fill="FFFFA6" w:val="clear"/>
+                  <w:vAlign w:val="center"/>
+                </w:tcPr>
+                <w:p>
+                  <w:pPr>
+                    <w:pStyle w:val="Contedodatabela"/>
+                    <w:ind w:hanging="0" w:start="0" w:end="0"/>
+                    <w:jc w:val="center"/>
+                    <w:rPr>
+                      <w:rFonts w:ascii="Arial Narrow" w:hAnsi="Arial Narrow"/>
+                      <w:color w:val="000000"/>
+                    </w:rPr>
+                  </w:pPr>
+                  <w:r>
+                    <w:rPr>
+                      <w:rFonts w:ascii="Arial Narrow" w:hAnsi="Arial Narrow"/>
+                      <w:color w:val="000000"/>
+                    </w:rPr>
+                    <w:t>3</w:t>
                   </w:r>
                 </w:p>
               </w:tc>
@@ -7379,28 +7964,25 @@
                     <w:bottom w:val="single" w:sz="2" w:space="0" w:color="BFBFBF"/>
                     <w:end w:val="single" w:sz="2" w:space="0" w:color="BFBFBF"/>
                   </w:tcBorders>
-                  <w:shd w:fill="E7E6E6" w:val="clear"/>
-                  <w:vAlign w:val="center"/>
-                </w:tcPr>
-                <w:p>
-                  <w:pPr>
-                    <w:pStyle w:val="Contedodatabela"/>
-                    <w:ind w:hanging="0" w:start="0" w:end="0"/>
-                    <w:jc w:val="center"/>
-                    <w:rPr>
-                      <w:rFonts w:ascii="Arial Narrow" w:hAnsi="Arial Narrow"/>
-                      <w:i/>
-                      <w:i/>
-                      <w:color w:val="808080"/>
-                    </w:rPr>
-                  </w:pPr>
-                  <w:r>
-                    <w:rPr>
-                      <w:rFonts w:ascii="Arial Narrow" w:hAnsi="Arial Narrow"/>
-                      <w:i/>
-                      <w:color w:val="808080"/>
-                    </w:rPr>
-                    <w:t>-</w:t>
+                  <w:shd w:fill="FFFFA6" w:val="clear"/>
+                  <w:vAlign w:val="center"/>
+                </w:tcPr>
+                <w:p>
+                  <w:pPr>
+                    <w:pStyle w:val="Contedodatabela"/>
+                    <w:ind w:hanging="0" w:start="0" w:end="0"/>
+                    <w:jc w:val="center"/>
+                    <w:rPr>
+                      <w:rFonts w:ascii="Arial Narrow" w:hAnsi="Arial Narrow"/>
+                      <w:color w:val="000000"/>
+                    </w:rPr>
+                  </w:pPr>
+                  <w:r>
+                    <w:rPr>
+                      <w:rFonts w:ascii="Arial Narrow" w:hAnsi="Arial Narrow"/>
+                      <w:color w:val="000000"/>
+                    </w:rPr>
+                    <w:t>23</w:t>
                   </w:r>
                 </w:p>
               </w:tc>
@@ -7413,28 +7995,25 @@
                     <w:bottom w:val="single" w:sz="2" w:space="0" w:color="BFBFBF"/>
                     <w:end w:val="single" w:sz="2" w:space="0" w:color="BFBFBF"/>
                   </w:tcBorders>
-                  <w:shd w:fill="E7E6E6" w:val="clear"/>
-                  <w:vAlign w:val="center"/>
-                </w:tcPr>
-                <w:p>
-                  <w:pPr>
-                    <w:pStyle w:val="Contedodatabela"/>
-                    <w:ind w:hanging="0" w:start="0" w:end="0"/>
-                    <w:jc w:val="center"/>
-                    <w:rPr>
-                      <w:rFonts w:ascii="Arial Narrow" w:hAnsi="Arial Narrow"/>
-                      <w:i/>
-                      <w:i/>
-                      <w:color w:val="808080"/>
-                    </w:rPr>
-                  </w:pPr>
-                  <w:r>
-                    <w:rPr>
-                      <w:rFonts w:ascii="Arial Narrow" w:hAnsi="Arial Narrow"/>
-                      <w:i/>
-                      <w:color w:val="808080"/>
-                    </w:rPr>
-                    <w:t>02/11/26</w:t>
+                  <w:shd w:fill="FFFFA6" w:val="clear"/>
+                  <w:vAlign w:val="center"/>
+                </w:tcPr>
+                <w:p>
+                  <w:pPr>
+                    <w:pStyle w:val="Contedodatabela"/>
+                    <w:ind w:hanging="0" w:start="0" w:end="0"/>
+                    <w:jc w:val="center"/>
+                    <w:rPr>
+                      <w:rFonts w:ascii="Arial Narrow" w:hAnsi="Arial Narrow"/>
+                      <w:color w:val="000000"/>
+                    </w:rPr>
+                  </w:pPr>
+                  <w:r>
+                    <w:rPr>
+                      <w:rFonts w:ascii="Arial Narrow" w:hAnsi="Arial Narrow"/>
+                      <w:color w:val="000000"/>
+                    </w:rPr>
+                    <w:t>09/11/26</w:t>
                   </w:r>
                 </w:p>
               </w:tc>
@@ -7447,7 +8026,7 @@
                     <w:bottom w:val="single" w:sz="2" w:space="0" w:color="BFBFBF"/>
                     <w:end w:val="single" w:sz="2" w:space="0" w:color="BFBFBF"/>
                   </w:tcBorders>
-                  <w:shd w:fill="E7E6E6" w:val="clear"/>
+                  <w:shd w:fill="FFFFA6" w:val="clear"/>
                 </w:tcPr>
                 <w:p>
                   <w:pPr>
@@ -7455,19 +8034,50 @@
                     <w:ind w:hanging="0" w:start="0" w:end="0"/>
                     <w:jc w:val="start"/>
                     <w:rPr>
-                      <w:rFonts w:ascii="Arial Narrow" w:hAnsi="Arial Narrow"/>
-                      <w:i/>
-                      <w:i/>
-                      <w:color w:val="808080"/>
-                    </w:rPr>
-                  </w:pPr>
-                  <w:r>
-                    <w:rPr>
-                      <w:rFonts w:ascii="Arial Narrow" w:hAnsi="Arial Narrow"/>
-                      <w:i/>
-                      <w:color w:val="808080"/>
-                    </w:rPr>
-                    <w:t>Feriado</w:t>
+                      <w:rFonts w:ascii="Arial narrow" w:hAnsi="Arial narrow"/>
+                    </w:rPr>
+                  </w:pPr>
+                  <w:r>
+                    <w:rPr>
+                      <w:rFonts w:ascii="Arial narrow" w:hAnsi="Arial narrow"/>
+                      <w:color w:val="000000"/>
+                    </w:rPr>
+                    <w:t>Exercícios</w:t>
+                  </w:r>
+                  <w:r>
+                    <w:rPr>
+                      <w:rFonts w:ascii="Arial narrow" w:hAnsi="Arial narrow"/>
+                      <w:color w:val="000000"/>
+                    </w:rPr>
+                    <w:t xml:space="preserve"> </w:t>
+                  </w:r>
+                  <w:r>
+                    <w:rPr>
+                      <w:rFonts w:ascii="Arial narrow" w:hAnsi="Arial narrow"/>
+                      <w:color w:val="000000"/>
+                    </w:rPr>
+                    <w:t>(</w:t>
+                  </w:r>
+                  <w:r>
+                    <w:rPr>
+                      <w:rFonts w:ascii="Arial narrow" w:hAnsi="Arial narrow"/>
+                      <w:color w:val="000000"/>
+                    </w:rPr>
+                    <w:t>distribuição amostral</w:t>
+                  </w:r>
+                  <w:r>
+                    <w:rPr>
+                      <w:rFonts w:ascii="Arial narrow" w:hAnsi="Arial narrow"/>
+                      <w:color w:val="000000"/>
+                    </w:rPr>
+                    <w:t>)</w:t>
+                  </w:r>
+                  <w:r>
+                    <w:rPr>
+                      <w:rFonts w:ascii="Arial narrow" w:hAnsi="Arial narrow"/>
+                      <w:color w:val="000000"/>
+                    </w:rPr>
+                    <w:t>.</w:t>
                   </w:r>
                 </w:p>
               </w:tc>
@@ -7503,7 +8113,7 @@
                       <w:rFonts w:ascii="Arial Narrow" w:hAnsi="Arial Narrow"/>
                       <w:color w:val="000000"/>
                     </w:rPr>
-                    <w:t>14</w:t>
+                    <w:t>15</w:t>
                   </w:r>
                 </w:p>
               </w:tc>
@@ -7534,7 +8144,7 @@
                       <w:rFonts w:ascii="Arial Narrow" w:hAnsi="Arial Narrow"/>
                       <w:color w:val="000000"/>
                     </w:rPr>
-                    <w:t>5</w:t>
+                    <w:t>3</w:t>
                   </w:r>
                 </w:p>
               </w:tc>
@@ -7565,7 +8175,7 @@
                       <w:rFonts w:ascii="Arial Narrow" w:hAnsi="Arial Narrow"/>
                       <w:color w:val="000000"/>
                     </w:rPr>
-                    <w:t>22</w:t>
+                    <w:t>24</w:t>
                   </w:r>
                 </w:p>
               </w:tc>
@@ -7596,7 +8206,7 @@
                       <w:rFonts w:ascii="Arial Narrow" w:hAnsi="Arial Narrow"/>
                       <w:color w:val="000000"/>
                     </w:rPr>
-                    <w:t>04/11/26</w:t>
+                    <w:t>11/11/26</w:t>
                   </w:r>
                 </w:p>
               </w:tc>
@@ -7617,16 +8227,15 @@
                     <w:ind w:hanging="0" w:start="0" w:end="0"/>
                     <w:jc w:val="start"/>
                     <w:rPr>
-                      <w:rFonts w:ascii="Arial Narrow" w:hAnsi="Arial Narrow"/>
-                      <w:color w:val="000000"/>
-                    </w:rPr>
-                  </w:pPr>
-                  <w:r>
-                    <w:rPr>
-                      <w:rFonts w:ascii="Arial Narrow" w:hAnsi="Arial Narrow"/>
-                      <w:color w:val="000000"/>
-                    </w:rPr>
-                    <w:t>Exercícios de distribuição amostral.</w:t>
+                      <w:rFonts w:ascii="Arial narrow" w:hAnsi="Arial narrow"/>
+                    </w:rPr>
+                  </w:pPr>
+                  <w:r>
+                    <w:rPr>
+                      <w:rFonts w:ascii="Arial narrow" w:hAnsi="Arial narrow"/>
+                      <w:color w:val="000000"/>
+                    </w:rPr>
+                    <w:t>Estimação pontual e intervalar. Exercícios (estimação)</w:t>
                   </w:r>
                 </w:p>
               </w:tc>
@@ -7662,7 +8271,7 @@
                       <w:rFonts w:ascii="Arial Narrow" w:hAnsi="Arial Narrow"/>
                       <w:color w:val="000000"/>
                     </w:rPr>
-                    <w:t>15</w:t>
+                    <w:t>16</w:t>
                   </w:r>
                 </w:p>
               </w:tc>
@@ -7693,7 +8302,7 @@
                       <w:rFonts w:ascii="Arial Narrow" w:hAnsi="Arial Narrow"/>
                       <w:color w:val="000000"/>
                     </w:rPr>
-                    <w:t>5</w:t>
+                    <w:t>3</w:t>
                   </w:r>
                 </w:p>
               </w:tc>
@@ -7724,7 +8333,7 @@
                       <w:rFonts w:ascii="Arial Narrow" w:hAnsi="Arial Narrow"/>
                       <w:color w:val="000000"/>
                     </w:rPr>
-                    <w:t>23</w:t>
+                    <w:t>25</w:t>
                   </w:r>
                 </w:p>
               </w:tc>
@@ -7755,7 +8364,7 @@
                       <w:rFonts w:ascii="Arial Narrow" w:hAnsi="Arial Narrow"/>
                       <w:color w:val="000000"/>
                     </w:rPr>
-                    <w:t>09/11/26</w:t>
+                    <w:t>16/11/26</w:t>
                   </w:r>
                 </w:p>
               </w:tc>
@@ -7776,34 +8385,22 @@
                     <w:ind w:hanging="0" w:start="0" w:end="0"/>
                     <w:jc w:val="start"/>
                     <w:rPr>
-                      <w:rFonts w:ascii="Arial Narrow" w:hAnsi="Arial Narrow"/>
-                      <w:color w:val="000000"/>
-                    </w:rPr>
-                  </w:pPr>
-                  <w:r>
-                    <w:rPr>
-                      <w:rFonts w:ascii="Arial Narrow" w:hAnsi="Arial Narrow"/>
-                      <w:color w:val="000000"/>
-                    </w:rPr>
-                    <w:t xml:space="preserve">Estimação pontual e intervalar: métodos de estimação, propriedades dos </w:t>
-                  </w:r>
-                </w:p>
-                <w:p>
-                  <w:pPr>
-                    <w:pStyle w:val="Contedodatabela"/>
-                    <w:ind w:hanging="0" w:start="0" w:end="0"/>
-                    <w:jc w:val="start"/>
-                    <w:rPr>
-                      <w:rFonts w:ascii="Arial Narrow" w:hAnsi="Arial Narrow"/>
-                      <w:color w:val="000000"/>
-                    </w:rPr>
-                  </w:pPr>
-                  <w:r>
-                    <w:rPr>
-                      <w:rFonts w:ascii="Arial Narrow" w:hAnsi="Arial Narrow"/>
-                      <w:color w:val="000000"/>
-                    </w:rPr>
-                    <w:t>estimadores, conceito de IC; Intervalo de confiança para a média.</w:t>
+                      <w:rFonts w:ascii="Arial narrow" w:hAnsi="Arial narrow"/>
+                    </w:rPr>
+                  </w:pPr>
+                  <w:r>
+                    <w:rPr>
+                      <w:rFonts w:ascii="Arial narrow" w:hAnsi="Arial narrow"/>
+                      <w:color w:val="000000"/>
+                    </w:rPr>
+                    <w:t xml:space="preserve">Dimensionamento amostral. </w:t>
+                  </w:r>
+                  <w:r>
+                    <w:rPr>
+                      <w:rFonts w:ascii="Arial narrow" w:hAnsi="Arial narrow"/>
+                      <w:color w:val="000000"/>
+                    </w:rPr>
+                    <w:t>Exercícios (tamanho de amostra)</w:t>
                   </w:r>
                 </w:p>
               </w:tc>
@@ -7839,7 +8436,7 @@
                       <w:rFonts w:ascii="Arial Narrow" w:hAnsi="Arial Narrow"/>
                       <w:color w:val="000000"/>
                     </w:rPr>
-                    <w:t>15</w:t>
+                    <w:t>16</w:t>
                   </w:r>
                 </w:p>
               </w:tc>
@@ -7870,7 +8467,7 @@
                       <w:rFonts w:ascii="Arial Narrow" w:hAnsi="Arial Narrow"/>
                       <w:color w:val="000000"/>
                     </w:rPr>
-                    <w:t>5</w:t>
+                    <w:t>3</w:t>
                   </w:r>
                 </w:p>
               </w:tc>
@@ -7901,7 +8498,7 @@
                       <w:rFonts w:ascii="Arial Narrow" w:hAnsi="Arial Narrow"/>
                       <w:color w:val="000000"/>
                     </w:rPr>
-                    <w:t>24</w:t>
+                    <w:t>26</w:t>
                   </w:r>
                 </w:p>
               </w:tc>
@@ -7932,7 +8529,7 @@
                       <w:rFonts w:ascii="Arial Narrow" w:hAnsi="Arial Narrow"/>
                       <w:color w:val="000000"/>
                     </w:rPr>
-                    <w:t>11/11/26</w:t>
+                    <w:t>18/11/26</w:t>
                   </w:r>
                 </w:p>
               </w:tc>
@@ -7953,34 +8550,15 @@
                     <w:ind w:hanging="0" w:start="0" w:end="0"/>
                     <w:jc w:val="start"/>
                     <w:rPr>
-                      <w:rFonts w:ascii="Arial Narrow" w:hAnsi="Arial Narrow"/>
-                      <w:color w:val="000000"/>
-                    </w:rPr>
-                  </w:pPr>
-                  <w:r>
-                    <w:rPr>
-                      <w:rFonts w:ascii="Arial Narrow" w:hAnsi="Arial Narrow"/>
-                      <w:color w:val="000000"/>
-                    </w:rPr>
-                    <w:t xml:space="preserve">Intervalo de confiança para proporção e variância; Cálculo de tamanho de </w:t>
-                  </w:r>
-                </w:p>
-                <w:p>
-                  <w:pPr>
-                    <w:pStyle w:val="Contedodatabela"/>
-                    <w:ind w:hanging="0" w:start="0" w:end="0"/>
-                    <w:jc w:val="start"/>
-                    <w:rPr>
-                      <w:rFonts w:ascii="Arial Narrow" w:hAnsi="Arial Narrow"/>
-                      <w:color w:val="000000"/>
-                    </w:rPr>
-                  </w:pPr>
-                  <w:r>
-                    <w:rPr>
-                      <w:rFonts w:ascii="Arial Narrow" w:hAnsi="Arial Narrow"/>
-                      <w:color w:val="000000"/>
-                    </w:rPr>
-                    <w:t>amostra.</w:t>
+                      <w:rFonts w:ascii="Arial narrow" w:hAnsi="Arial narrow"/>
+                    </w:rPr>
+                  </w:pPr>
+                  <w:r>
+                    <w:rPr>
+                      <w:rFonts w:ascii="Arial narrow" w:hAnsi="Arial narrow"/>
+                      <w:color w:val="000000"/>
+                    </w:rPr>
+                    <w:t>Teste de hipóteses: hipóteses e tipos de erro; componentes do teste; Teste para a média. Teste de hipóteses para a proporção e para a variância.</w:t>
                   </w:r>
                 </w:p>
               </w:tc>
@@ -8016,7 +8594,7 @@
                       <w:rFonts w:ascii="Arial Narrow" w:hAnsi="Arial Narrow"/>
                       <w:color w:val="000000"/>
                     </w:rPr>
-                    <w:t>16</w:t>
+                    <w:t>17</w:t>
                   </w:r>
                 </w:p>
               </w:tc>
@@ -8047,7 +8625,7 @@
                       <w:rFonts w:ascii="Arial Narrow" w:hAnsi="Arial Narrow"/>
                       <w:color w:val="000000"/>
                     </w:rPr>
-                    <w:t>5</w:t>
+                    <w:t>3</w:t>
                   </w:r>
                 </w:p>
               </w:tc>
@@ -8078,7 +8656,7 @@
                       <w:rFonts w:ascii="Arial Narrow" w:hAnsi="Arial Narrow"/>
                       <w:color w:val="000000"/>
                     </w:rPr>
-                    <w:t>25</w:t>
+                    <w:t>27</w:t>
                   </w:r>
                 </w:p>
               </w:tc>
@@ -8109,7 +8687,7 @@
                       <w:rFonts w:ascii="Arial Narrow" w:hAnsi="Arial Narrow"/>
                       <w:color w:val="000000"/>
                     </w:rPr>
-                    <w:t>16/11/26</w:t>
+                    <w:t>23/11/26</w:t>
                   </w:r>
                 </w:p>
               </w:tc>
@@ -8130,16 +8708,15 @@
                     <w:ind w:hanging="0" w:start="0" w:end="0"/>
                     <w:jc w:val="start"/>
                     <w:rPr>
-                      <w:rFonts w:ascii="Arial Narrow" w:hAnsi="Arial Narrow"/>
-                      <w:color w:val="000000"/>
-                    </w:rPr>
-                  </w:pPr>
-                  <w:r>
-                    <w:rPr>
-                      <w:rFonts w:ascii="Arial Narrow" w:hAnsi="Arial Narrow"/>
-                      <w:color w:val="000000"/>
-                    </w:rPr>
-                    <w:t>Exercícios (estimação)</w:t>
+                      <w:rFonts w:ascii="Arial narrow" w:hAnsi="Arial narrow"/>
+                    </w:rPr>
+                  </w:pPr>
+                  <w:r>
+                    <w:rPr>
+                      <w:rFonts w:ascii="Arial narrow" w:hAnsi="Arial narrow"/>
+                      <w:color w:val="000000"/>
+                    </w:rPr>
+                    <w:t>Exercícios (testes de hipótese)</w:t>
                   </w:r>
                 </w:p>
               </w:tc>
@@ -8175,7 +8752,7 @@
                       <w:rFonts w:ascii="Arial Narrow" w:hAnsi="Arial Narrow"/>
                       <w:color w:val="000000"/>
                     </w:rPr>
-                    <w:t>16</w:t>
+                    <w:t>17</w:t>
                   </w:r>
                 </w:p>
               </w:tc>
@@ -8206,7 +8783,7 @@
                       <w:rFonts w:ascii="Arial Narrow" w:hAnsi="Arial Narrow"/>
                       <w:color w:val="000000"/>
                     </w:rPr>
-                    <w:t>5</w:t>
+                    <w:t>3</w:t>
                   </w:r>
                 </w:p>
               </w:tc>
@@ -8237,7 +8814,7 @@
                       <w:rFonts w:ascii="Arial Narrow" w:hAnsi="Arial Narrow"/>
                       <w:color w:val="000000"/>
                     </w:rPr>
-                    <w:t>26</w:t>
+                    <w:t>28</w:t>
                   </w:r>
                 </w:p>
               </w:tc>
@@ -8268,7 +8845,7 @@
                       <w:rFonts w:ascii="Arial Narrow" w:hAnsi="Arial Narrow"/>
                       <w:color w:val="000000"/>
                     </w:rPr>
-                    <w:t>18/11/26</w:t>
+                    <w:t>25/11/26</w:t>
                   </w:r>
                 </w:p>
               </w:tc>
@@ -8289,16 +8866,29 @@
                     <w:ind w:hanging="0" w:start="0" w:end="0"/>
                     <w:jc w:val="start"/>
                     <w:rPr>
-                      <w:rFonts w:ascii="Arial Narrow" w:hAnsi="Arial Narrow"/>
-                      <w:color w:val="000000"/>
-                    </w:rPr>
-                  </w:pPr>
-                  <w:r>
-                    <w:rPr>
-                      <w:rFonts w:ascii="Arial Narrow" w:hAnsi="Arial Narrow"/>
-                      <w:color w:val="000000"/>
-                    </w:rPr>
-                    <w:t>Teste de hipóteses: hipóteses e tipos de erro; componentes do teste; Teste para a média.</w:t>
+                      <w:rFonts w:ascii="Arial narrow" w:hAnsi="Arial narrow"/>
+                    </w:rPr>
+                  </w:pPr>
+                  <w:r>
+                    <w:rPr>
+                      <w:rFonts w:ascii="Arial narrow" w:hAnsi="Arial narrow"/>
+                      <w:color w:val="000000"/>
+                    </w:rPr>
+                    <w:t>Revisão geral (</w:t>
+                  </w:r>
+                  <w:r>
+                    <w:rPr>
+                      <w:rFonts w:ascii="Arial narrow" w:hAnsi="Arial narrow"/>
+                      <w:color w:val="000000"/>
+                    </w:rPr>
+                    <w:t>BD3</w:t>
+                  </w:r>
+                  <w:r>
+                    <w:rPr>
+                      <w:rFonts w:ascii="Arial narrow" w:hAnsi="Arial narrow"/>
+                      <w:color w:val="000000"/>
+                    </w:rPr>
+                    <w:t>)</w:t>
                   </w:r>
                 </w:p>
               </w:tc>
@@ -8316,25 +8906,25 @@
                     <w:bottom w:val="single" w:sz="2" w:space="0" w:color="BFBFBF"/>
                     <w:end w:val="single" w:sz="2" w:space="0" w:color="BFBFBF"/>
                   </w:tcBorders>
-                  <w:shd w:fill="FFFFA6" w:val="clear"/>
-                  <w:vAlign w:val="center"/>
-                </w:tcPr>
-                <w:p>
-                  <w:pPr>
-                    <w:pStyle w:val="Contedodatabela"/>
-                    <w:ind w:hanging="0" w:start="0" w:end="0"/>
-                    <w:jc w:val="center"/>
-                    <w:rPr>
-                      <w:rFonts w:ascii="Arial Narrow" w:hAnsi="Arial Narrow"/>
-                      <w:color w:val="000000"/>
-                    </w:rPr>
-                  </w:pPr>
-                  <w:r>
-                    <w:rPr>
-                      <w:rFonts w:ascii="Arial Narrow" w:hAnsi="Arial Narrow"/>
-                      <w:color w:val="000000"/>
-                    </w:rPr>
-                    <w:t>17</w:t>
+                  <w:shd w:fill="FEB2FE" w:val="clear"/>
+                  <w:vAlign w:val="center"/>
+                </w:tcPr>
+                <w:p>
+                  <w:pPr>
+                    <w:pStyle w:val="Contedodatabela"/>
+                    <w:ind w:hanging="0" w:start="0" w:end="0"/>
+                    <w:jc w:val="center"/>
+                    <w:rPr>
+                      <w:rFonts w:ascii="Arial Narrow" w:hAnsi="Arial Narrow"/>
+                      <w:color w:val="000000"/>
+                    </w:rPr>
+                  </w:pPr>
+                  <w:r>
+                    <w:rPr>
+                      <w:rFonts w:ascii="Arial Narrow" w:hAnsi="Arial Narrow"/>
+                      <w:color w:val="000000"/>
+                    </w:rPr>
+                    <w:t>18</w:t>
                   </w:r>
                 </w:p>
               </w:tc>
@@ -8347,25 +8937,25 @@
                     <w:bottom w:val="single" w:sz="2" w:space="0" w:color="BFBFBF"/>
                     <w:end w:val="single" w:sz="2" w:space="0" w:color="BFBFBF"/>
                   </w:tcBorders>
-                  <w:shd w:fill="FFFFA6" w:val="clear"/>
-                  <w:vAlign w:val="center"/>
-                </w:tcPr>
-                <w:p>
-                  <w:pPr>
-                    <w:pStyle w:val="Contedodatabela"/>
-                    <w:ind w:hanging="0" w:start="0" w:end="0"/>
-                    <w:jc w:val="center"/>
-                    <w:rPr>
-                      <w:rFonts w:ascii="Arial Narrow" w:hAnsi="Arial Narrow"/>
-                      <w:color w:val="000000"/>
-                    </w:rPr>
-                  </w:pPr>
-                  <w:r>
-                    <w:rPr>
-                      <w:rFonts w:ascii="Arial Narrow" w:hAnsi="Arial Narrow"/>
-                      <w:color w:val="000000"/>
-                    </w:rPr>
-                    <w:t>6</w:t>
+                  <w:shd w:fill="FEB2FE" w:val="clear"/>
+                  <w:vAlign w:val="center"/>
+                </w:tcPr>
+                <w:p>
+                  <w:pPr>
+                    <w:pStyle w:val="Contedodatabela"/>
+                    <w:ind w:hanging="0" w:start="0" w:end="0"/>
+                    <w:jc w:val="center"/>
+                    <w:rPr>
+                      <w:rFonts w:ascii="Arial Narrow" w:hAnsi="Arial Narrow"/>
+                      <w:color w:val="000000"/>
+                    </w:rPr>
+                  </w:pPr>
+                  <w:r>
+                    <w:rPr>
+                      <w:rFonts w:ascii="Arial Narrow" w:hAnsi="Arial Narrow"/>
+                      <w:color w:val="000000"/>
+                    </w:rPr>
+                    <w:t>3</w:t>
                   </w:r>
                 </w:p>
               </w:tc>
@@ -8378,25 +8968,25 @@
                     <w:bottom w:val="single" w:sz="2" w:space="0" w:color="BFBFBF"/>
                     <w:end w:val="single" w:sz="2" w:space="0" w:color="BFBFBF"/>
                   </w:tcBorders>
-                  <w:shd w:fill="FFFFA6" w:val="clear"/>
-                  <w:vAlign w:val="center"/>
-                </w:tcPr>
-                <w:p>
-                  <w:pPr>
-                    <w:pStyle w:val="Contedodatabela"/>
-                    <w:ind w:hanging="0" w:start="0" w:end="0"/>
-                    <w:jc w:val="center"/>
-                    <w:rPr>
-                      <w:rFonts w:ascii="Arial Narrow" w:hAnsi="Arial Narrow"/>
-                      <w:color w:val="000000"/>
-                    </w:rPr>
-                  </w:pPr>
-                  <w:r>
-                    <w:rPr>
-                      <w:rFonts w:ascii="Arial Narrow" w:hAnsi="Arial Narrow"/>
-                      <w:color w:val="000000"/>
-                    </w:rPr>
-                    <w:t>27</w:t>
+                  <w:shd w:fill="FEB2FE" w:val="clear"/>
+                  <w:vAlign w:val="center"/>
+                </w:tcPr>
+                <w:p>
+                  <w:pPr>
+                    <w:pStyle w:val="Contedodatabela"/>
+                    <w:ind w:hanging="0" w:start="0" w:end="0"/>
+                    <w:jc w:val="center"/>
+                    <w:rPr>
+                      <w:rFonts w:ascii="Arial Narrow" w:hAnsi="Arial Narrow"/>
+                      <w:color w:val="000000"/>
+                    </w:rPr>
+                  </w:pPr>
+                  <w:r>
+                    <w:rPr>
+                      <w:rFonts w:ascii="Arial Narrow" w:hAnsi="Arial Narrow"/>
+                      <w:color w:val="000000"/>
+                    </w:rPr>
+                    <w:t>29</w:t>
                   </w:r>
                 </w:p>
               </w:tc>
@@ -8409,25 +8999,25 @@
                     <w:bottom w:val="single" w:sz="2" w:space="0" w:color="BFBFBF"/>
                     <w:end w:val="single" w:sz="2" w:space="0" w:color="BFBFBF"/>
                   </w:tcBorders>
-                  <w:shd w:fill="FFFFA6" w:val="clear"/>
-                  <w:vAlign w:val="center"/>
-                </w:tcPr>
-                <w:p>
-                  <w:pPr>
-                    <w:pStyle w:val="Contedodatabela"/>
-                    <w:ind w:hanging="0" w:start="0" w:end="0"/>
-                    <w:jc w:val="center"/>
-                    <w:rPr>
-                      <w:rFonts w:ascii="Arial Narrow" w:hAnsi="Arial Narrow"/>
-                      <w:color w:val="000000"/>
-                    </w:rPr>
-                  </w:pPr>
-                  <w:r>
-                    <w:rPr>
-                      <w:rFonts w:ascii="Arial Narrow" w:hAnsi="Arial Narrow"/>
-                      <w:color w:val="000000"/>
-                    </w:rPr>
-                    <w:t>23/11/26</w:t>
+                  <w:shd w:fill="FEB2FE" w:val="clear"/>
+                  <w:vAlign w:val="center"/>
+                </w:tcPr>
+                <w:p>
+                  <w:pPr>
+                    <w:pStyle w:val="Contedodatabela"/>
+                    <w:ind w:hanging="0" w:start="0" w:end="0"/>
+                    <w:jc w:val="center"/>
+                    <w:rPr>
+                      <w:rFonts w:ascii="Arial Narrow" w:hAnsi="Arial Narrow"/>
+                      <w:color w:val="000000"/>
+                    </w:rPr>
+                  </w:pPr>
+                  <w:r>
+                    <w:rPr>
+                      <w:rFonts w:ascii="Arial Narrow" w:hAnsi="Arial Narrow"/>
+                      <w:color w:val="000000"/>
+                    </w:rPr>
+                    <w:t>30/11/26</w:t>
                   </w:r>
                 </w:p>
               </w:tc>
@@ -8440,7 +9030,7 @@
                     <w:bottom w:val="single" w:sz="2" w:space="0" w:color="BFBFBF"/>
                     <w:end w:val="single" w:sz="2" w:space="0" w:color="BFBFBF"/>
                   </w:tcBorders>
-                  <w:shd w:fill="FFFFA6" w:val="clear"/>
+                  <w:shd w:fill="FEB2FE" w:val="clear"/>
                 </w:tcPr>
                 <w:p>
                   <w:pPr>
@@ -8448,16 +9038,17 @@
                     <w:ind w:hanging="0" w:start="0" w:end="0"/>
                     <w:jc w:val="start"/>
                     <w:rPr>
-                      <w:rFonts w:ascii="Arial Narrow" w:hAnsi="Arial Narrow"/>
-                      <w:color w:val="000000"/>
-                    </w:rPr>
-                  </w:pPr>
-                  <w:r>
-                    <w:rPr>
-                      <w:rFonts w:ascii="Arial Narrow" w:hAnsi="Arial Narrow"/>
-                      <w:color w:val="000000"/>
-                    </w:rPr>
-                    <w:t>Teste de hipóteses para a proporção e para a variância.</w:t>
+                      <w:rFonts w:ascii="Arial narrow" w:hAnsi="Arial narrow"/>
+                      <w:color w:val="000000"/>
+                    </w:rPr>
+                  </w:pPr>
+                  <w:r>
+                    <w:rPr>
+                      <w:rFonts w:ascii="Arial narrow" w:hAnsi="Arial narrow"/>
+                      <w:b/>
+                      <w:color w:val="000000"/>
+                    </w:rPr>
+                    <w:t>Prova 3</w:t>
                   </w:r>
                 </w:p>
               </w:tc>
@@ -8493,7 +9084,7 @@
                       <w:rFonts w:ascii="Arial Narrow" w:hAnsi="Arial Narrow"/>
                       <w:color w:val="000000"/>
                     </w:rPr>
-                    <w:t>17</w:t>
+                    <w:t>18</w:t>
                   </w:r>
                 </w:p>
               </w:tc>
@@ -8524,7 +9115,7 @@
                       <w:rFonts w:ascii="Arial Narrow" w:hAnsi="Arial Narrow"/>
                       <w:color w:val="000000"/>
                     </w:rPr>
-                    <w:t>6</w:t>
+                    <w:t>-</w:t>
                   </w:r>
                 </w:p>
               </w:tc>
@@ -8555,7 +9146,7 @@
                       <w:rFonts w:ascii="Arial Narrow" w:hAnsi="Arial Narrow"/>
                       <w:color w:val="000000"/>
                     </w:rPr>
-                    <w:t>28</w:t>
+                    <w:t>30</w:t>
                   </w:r>
                 </w:p>
               </w:tc>
@@ -8586,7 +9177,7 @@
                       <w:rFonts w:ascii="Arial Narrow" w:hAnsi="Arial Narrow"/>
                       <w:color w:val="000000"/>
                     </w:rPr>
-                    <w:t>25/11/26</w:t>
+                    <w:t>02/12/26</w:t>
                   </w:r>
                 </w:p>
               </w:tc>
@@ -8607,16 +9198,17 @@
                     <w:ind w:hanging="0" w:start="0" w:end="0"/>
                     <w:jc w:val="start"/>
                     <w:rPr>
-                      <w:rFonts w:ascii="Arial Narrow" w:hAnsi="Arial Narrow"/>
-                      <w:color w:val="000000"/>
-                    </w:rPr>
-                  </w:pPr>
-                  <w:r>
-                    <w:rPr>
-                      <w:rFonts w:ascii="Arial Narrow" w:hAnsi="Arial Narrow"/>
-                      <w:color w:val="000000"/>
-                    </w:rPr>
-                    <w:t>Exercícios (testes de hipótese)</w:t>
+                      <w:rFonts w:ascii="Arial narrow" w:hAnsi="Arial narrow"/>
+                      <w:color w:val="000000"/>
+                    </w:rPr>
+                  </w:pPr>
+                  <w:r>
+                    <w:rPr>
+                      <w:rFonts w:ascii="Arial narrow" w:hAnsi="Arial narrow"/>
+                      <w:b/>
+                      <w:color w:val="000000"/>
+                    </w:rPr>
+                    <w:t>-</w:t>
                   </w:r>
                 </w:p>
               </w:tc>
@@ -8634,25 +9226,25 @@
                     <w:bottom w:val="single" w:sz="2" w:space="0" w:color="BFBFBF"/>
                     <w:end w:val="single" w:sz="2" w:space="0" w:color="BFBFBF"/>
                   </w:tcBorders>
-                  <w:shd w:fill="FDEADA" w:val="clear"/>
-                  <w:vAlign w:val="center"/>
-                </w:tcPr>
-                <w:p>
-                  <w:pPr>
-                    <w:pStyle w:val="Contedodatabela"/>
-                    <w:ind w:hanging="0" w:start="0" w:end="0"/>
-                    <w:jc w:val="center"/>
-                    <w:rPr>
-                      <w:rFonts w:ascii="Arial Narrow" w:hAnsi="Arial Narrow"/>
-                      <w:color w:val="000000"/>
-                    </w:rPr>
-                  </w:pPr>
-                  <w:r>
-                    <w:rPr>
-                      <w:rFonts w:ascii="Arial Narrow" w:hAnsi="Arial Narrow"/>
-                      <w:color w:val="000000"/>
-                    </w:rPr>
-                    <w:t>18</w:t>
+                  <w:shd w:fill="FEB2FE" w:val="clear"/>
+                  <w:vAlign w:val="center"/>
+                </w:tcPr>
+                <w:p>
+                  <w:pPr>
+                    <w:pStyle w:val="Contedodatabela"/>
+                    <w:ind w:hanging="0" w:start="0" w:end="0"/>
+                    <w:jc w:val="center"/>
+                    <w:rPr>
+                      <w:rFonts w:ascii="Arial Narrow" w:hAnsi="Arial Narrow"/>
+                      <w:color w:val="000000"/>
+                    </w:rPr>
+                  </w:pPr>
+                  <w:r>
+                    <w:rPr>
+                      <w:rFonts w:ascii="Arial Narrow" w:hAnsi="Arial Narrow"/>
+                      <w:color w:val="000000"/>
+                    </w:rPr>
+                    <w:t>19</w:t>
                   </w:r>
                 </w:p>
               </w:tc>
@@ -8665,25 +9257,25 @@
                     <w:bottom w:val="single" w:sz="2" w:space="0" w:color="BFBFBF"/>
                     <w:end w:val="single" w:sz="2" w:space="0" w:color="BFBFBF"/>
                   </w:tcBorders>
-                  <w:shd w:fill="FDEADA" w:val="clear"/>
-                  <w:vAlign w:val="center"/>
-                </w:tcPr>
-                <w:p>
-                  <w:pPr>
-                    <w:pStyle w:val="Contedodatabela"/>
-                    <w:ind w:hanging="0" w:start="0" w:end="0"/>
-                    <w:jc w:val="center"/>
-                    <w:rPr>
-                      <w:rFonts w:ascii="Arial Narrow" w:hAnsi="Arial Narrow"/>
-                      <w:color w:val="000000"/>
-                    </w:rPr>
-                  </w:pPr>
-                  <w:r>
-                    <w:rPr>
-                      <w:rFonts w:ascii="Arial Narrow" w:hAnsi="Arial Narrow"/>
-                      <w:color w:val="000000"/>
-                    </w:rPr>
-                    <w:t>6</w:t>
+                  <w:shd w:fill="FEB2FE" w:val="clear"/>
+                  <w:vAlign w:val="center"/>
+                </w:tcPr>
+                <w:p>
+                  <w:pPr>
+                    <w:pStyle w:val="Contedodatabela"/>
+                    <w:ind w:hanging="0" w:start="0" w:end="0"/>
+                    <w:jc w:val="center"/>
+                    <w:rPr>
+                      <w:rFonts w:ascii="Arial Narrow" w:hAnsi="Arial Narrow"/>
+                      <w:color w:val="000000"/>
+                    </w:rPr>
+                  </w:pPr>
+                  <w:r>
+                    <w:rPr>
+                      <w:rFonts w:ascii="Arial Narrow" w:hAnsi="Arial Narrow"/>
+                      <w:color w:val="000000"/>
+                    </w:rPr>
+                    <w:t>-</w:t>
                   </w:r>
                 </w:p>
               </w:tc>
@@ -8696,25 +9288,25 @@
                     <w:bottom w:val="single" w:sz="2" w:space="0" w:color="BFBFBF"/>
                     <w:end w:val="single" w:sz="2" w:space="0" w:color="BFBFBF"/>
                   </w:tcBorders>
-                  <w:shd w:fill="FDEADA" w:val="clear"/>
-                  <w:vAlign w:val="center"/>
-                </w:tcPr>
-                <w:p>
-                  <w:pPr>
-                    <w:pStyle w:val="Contedodatabela"/>
-                    <w:ind w:hanging="0" w:start="0" w:end="0"/>
-                    <w:jc w:val="center"/>
-                    <w:rPr>
-                      <w:rFonts w:ascii="Arial Narrow" w:hAnsi="Arial Narrow"/>
-                      <w:color w:val="000000"/>
-                    </w:rPr>
-                  </w:pPr>
-                  <w:r>
-                    <w:rPr>
-                      <w:rFonts w:ascii="Arial Narrow" w:hAnsi="Arial Narrow"/>
-                      <w:color w:val="000000"/>
-                    </w:rPr>
-                    <w:t>29</w:t>
+                  <w:shd w:fill="FEB2FE" w:val="clear"/>
+                  <w:vAlign w:val="center"/>
+                </w:tcPr>
+                <w:p>
+                  <w:pPr>
+                    <w:pStyle w:val="Contedodatabela"/>
+                    <w:ind w:hanging="0" w:start="0" w:end="0"/>
+                    <w:jc w:val="center"/>
+                    <w:rPr>
+                      <w:rFonts w:ascii="Arial Narrow" w:hAnsi="Arial Narrow"/>
+                      <w:color w:val="000000"/>
+                    </w:rPr>
+                  </w:pPr>
+                  <w:r>
+                    <w:rPr>
+                      <w:rFonts w:ascii="Arial Narrow" w:hAnsi="Arial Narrow"/>
+                      <w:color w:val="000000"/>
+                    </w:rPr>
+                    <w:t>-</w:t>
                   </w:r>
                 </w:p>
               </w:tc>
@@ -8727,25 +9319,25 @@
                     <w:bottom w:val="single" w:sz="2" w:space="0" w:color="BFBFBF"/>
                     <w:end w:val="single" w:sz="2" w:space="0" w:color="BFBFBF"/>
                   </w:tcBorders>
-                  <w:shd w:fill="FDEADA" w:val="clear"/>
-                  <w:vAlign w:val="center"/>
-                </w:tcPr>
-                <w:p>
-                  <w:pPr>
-                    <w:pStyle w:val="Contedodatabela"/>
-                    <w:ind w:hanging="0" w:start="0" w:end="0"/>
-                    <w:jc w:val="center"/>
-                    <w:rPr>
-                      <w:rFonts w:ascii="Arial Narrow" w:hAnsi="Arial Narrow"/>
-                      <w:color w:val="000000"/>
-                    </w:rPr>
-                  </w:pPr>
-                  <w:r>
-                    <w:rPr>
-                      <w:rFonts w:ascii="Arial Narrow" w:hAnsi="Arial Narrow"/>
-                      <w:color w:val="000000"/>
-                    </w:rPr>
-                    <w:t>30/11/26</w:t>
+                  <w:shd w:fill="FEB2FE" w:val="clear"/>
+                  <w:vAlign w:val="center"/>
+                </w:tcPr>
+                <w:p>
+                  <w:pPr>
+                    <w:pStyle w:val="Contedodatabela"/>
+                    <w:ind w:hanging="0" w:start="0" w:end="0"/>
+                    <w:jc w:val="center"/>
+                    <w:rPr>
+                      <w:rFonts w:ascii="Arial Narrow" w:hAnsi="Arial Narrow"/>
+                      <w:color w:val="000000"/>
+                    </w:rPr>
+                  </w:pPr>
+                  <w:r>
+                    <w:rPr>
+                      <w:rFonts w:ascii="Arial Narrow" w:hAnsi="Arial Narrow"/>
+                      <w:color w:val="000000"/>
+                    </w:rPr>
+                    <w:t>09/12/26</w:t>
                   </w:r>
                 </w:p>
               </w:tc>
@@ -8758,343 +9350,22 @@
                     <w:bottom w:val="single" w:sz="2" w:space="0" w:color="BFBFBF"/>
                     <w:end w:val="single" w:sz="2" w:space="0" w:color="BFBFBF"/>
                   </w:tcBorders>
-                  <w:shd w:fill="FDEADA" w:val="clear"/>
-                </w:tcPr>
-                <w:p>
-                  <w:pPr>
-                    <w:pStyle w:val="Contedodatabela"/>
-                    <w:ind w:hanging="0" w:start="0" w:end="0"/>
+                  <w:shd w:fill="FEB2FE" w:val="clear"/>
+                </w:tcPr>
+                <w:p>
+                  <w:pPr>
+                    <w:pStyle w:val="Contedodatabela"/>
                     <w:jc w:val="start"/>
                     <w:rPr>
-                      <w:rFonts w:ascii="Arial Narrow" w:hAnsi="Arial Narrow"/>
-                      <w:color w:val="000000"/>
-                    </w:rPr>
-                  </w:pPr>
-                  <w:r>
-                    <w:rPr>
-                      <w:rFonts w:ascii="Arial Narrow" w:hAnsi="Arial Narrow"/>
-                      <w:color w:val="000000"/>
-                    </w:rPr>
-                    <w:t>Revisão geral (UD5-UD6-UD7)</w:t>
-                  </w:r>
-                </w:p>
-              </w:tc>
-            </w:tr>
-            <w:tr>
-              <w:trPr>
-                <w:trHeight w:val="371" w:hRule="atLeast"/>
-              </w:trPr>
-              <w:tc>
-                <w:tcPr>
-                  <w:tcW w:w="989" w:type="dxa"/>
-                  <w:tcBorders>
-                    <w:top w:val="single" w:sz="2" w:space="0" w:color="BFBFBF"/>
-                    <w:start w:val="single" w:sz="2" w:space="0" w:color="BFBFBF"/>
-                    <w:bottom w:val="single" w:sz="2" w:space="0" w:color="BFBFBF"/>
-                    <w:end w:val="single" w:sz="2" w:space="0" w:color="BFBFBF"/>
-                  </w:tcBorders>
-                  <w:shd w:fill="FEB2FE" w:val="clear"/>
-                  <w:vAlign w:val="center"/>
-                </w:tcPr>
-                <w:p>
-                  <w:pPr>
-                    <w:pStyle w:val="Contedodatabela"/>
-                    <w:ind w:hanging="0" w:start="0" w:end="0"/>
-                    <w:jc w:val="center"/>
-                    <w:rPr>
-                      <w:rFonts w:ascii="Arial Narrow" w:hAnsi="Arial Narrow"/>
-                      <w:color w:val="000000"/>
-                    </w:rPr>
-                  </w:pPr>
-                  <w:r>
-                    <w:rPr>
-                      <w:rFonts w:ascii="Arial Narrow" w:hAnsi="Arial Narrow"/>
-                      <w:color w:val="000000"/>
-                    </w:rPr>
-                    <w:t>18</w:t>
-                  </w:r>
-                </w:p>
-              </w:tc>
-              <w:tc>
-                <w:tcPr>
-                  <w:tcW w:w="633" w:type="dxa"/>
-                  <w:tcBorders>
-                    <w:top w:val="single" w:sz="2" w:space="0" w:color="BFBFBF"/>
-                    <w:start w:val="single" w:sz="2" w:space="0" w:color="BFBFBF"/>
-                    <w:bottom w:val="single" w:sz="2" w:space="0" w:color="BFBFBF"/>
-                    <w:end w:val="single" w:sz="2" w:space="0" w:color="BFBFBF"/>
-                  </w:tcBorders>
-                  <w:shd w:fill="FEB2FE" w:val="clear"/>
-                  <w:vAlign w:val="center"/>
-                </w:tcPr>
-                <w:p>
-                  <w:pPr>
-                    <w:pStyle w:val="Contedodatabela"/>
-                    <w:ind w:hanging="0" w:start="0" w:end="0"/>
-                    <w:jc w:val="center"/>
-                    <w:rPr>
-                      <w:rFonts w:ascii="Arial Narrow" w:hAnsi="Arial Narrow"/>
-                      <w:color w:val="000000"/>
-                    </w:rPr>
-                  </w:pPr>
-                  <w:r>
-                    <w:rPr>
-                      <w:rFonts w:ascii="Arial Narrow" w:hAnsi="Arial Narrow"/>
-                      <w:color w:val="000000"/>
-                    </w:rPr>
-                    <w:t>6</w:t>
-                  </w:r>
-                </w:p>
-              </w:tc>
-              <w:tc>
-                <w:tcPr>
-                  <w:tcW w:w="800" w:type="dxa"/>
-                  <w:tcBorders>
-                    <w:top w:val="single" w:sz="2" w:space="0" w:color="BFBFBF"/>
-                    <w:start w:val="single" w:sz="2" w:space="0" w:color="BFBFBF"/>
-                    <w:bottom w:val="single" w:sz="2" w:space="0" w:color="BFBFBF"/>
-                    <w:end w:val="single" w:sz="2" w:space="0" w:color="BFBFBF"/>
-                  </w:tcBorders>
-                  <w:shd w:fill="FEB2FE" w:val="clear"/>
-                  <w:vAlign w:val="center"/>
-                </w:tcPr>
-                <w:p>
-                  <w:pPr>
-                    <w:pStyle w:val="Contedodatabela"/>
-                    <w:ind w:hanging="0" w:start="0" w:end="0"/>
-                    <w:jc w:val="center"/>
-                    <w:rPr>
-                      <w:rFonts w:ascii="Arial Narrow" w:hAnsi="Arial Narrow"/>
-                      <w:color w:val="000000"/>
-                    </w:rPr>
-                  </w:pPr>
-                  <w:r>
-                    <w:rPr>
-                      <w:rFonts w:ascii="Arial Narrow" w:hAnsi="Arial Narrow"/>
-                      <w:color w:val="000000"/>
-                    </w:rPr>
-                    <w:t>30</w:t>
-                  </w:r>
-                </w:p>
-              </w:tc>
-              <w:tc>
-                <w:tcPr>
-                  <w:tcW w:w="1195" w:type="dxa"/>
-                  <w:tcBorders>
-                    <w:top w:val="single" w:sz="2" w:space="0" w:color="BFBFBF"/>
-                    <w:start w:val="single" w:sz="2" w:space="0" w:color="BFBFBF"/>
-                    <w:bottom w:val="single" w:sz="2" w:space="0" w:color="BFBFBF"/>
-                    <w:end w:val="single" w:sz="2" w:space="0" w:color="BFBFBF"/>
-                  </w:tcBorders>
-                  <w:shd w:fill="FEB2FE" w:val="clear"/>
-                  <w:vAlign w:val="center"/>
-                </w:tcPr>
-                <w:p>
-                  <w:pPr>
-                    <w:pStyle w:val="Contedodatabela"/>
-                    <w:ind w:hanging="0" w:start="0" w:end="0"/>
-                    <w:jc w:val="center"/>
-                    <w:rPr>
-                      <w:rFonts w:ascii="Arial Narrow" w:hAnsi="Arial Narrow"/>
-                      <w:color w:val="000000"/>
-                    </w:rPr>
-                  </w:pPr>
-                  <w:r>
-                    <w:rPr>
-                      <w:rFonts w:ascii="Arial Narrow" w:hAnsi="Arial Narrow"/>
-                      <w:color w:val="000000"/>
-                    </w:rPr>
-                    <w:t>02/12/26</w:t>
-                  </w:r>
-                </w:p>
-              </w:tc>
-              <w:tc>
-                <w:tcPr>
-                  <w:tcW w:w="6304" w:type="dxa"/>
-                  <w:tcBorders>
-                    <w:top w:val="single" w:sz="2" w:space="0" w:color="BFBFBF"/>
-                    <w:start w:val="single" w:sz="2" w:space="0" w:color="BFBFBF"/>
-                    <w:bottom w:val="single" w:sz="2" w:space="0" w:color="BFBFBF"/>
-                    <w:end w:val="single" w:sz="2" w:space="0" w:color="BFBFBF"/>
-                  </w:tcBorders>
-                  <w:shd w:fill="FEB2FE" w:val="clear"/>
-                </w:tcPr>
-                <w:p>
-                  <w:pPr>
-                    <w:pStyle w:val="Contedodatabela"/>
-                    <w:ind w:hanging="0" w:start="0" w:end="0"/>
-                    <w:jc w:val="start"/>
-                    <w:rPr>
-                      <w:rFonts w:ascii="Arial Narrow" w:hAnsi="Arial Narrow"/>
+                      <w:rFonts w:ascii="Arial narrow" w:hAnsi="Arial narrow"/>
+                      <w:color w:val="000000"/>
+                    </w:rPr>
+                  </w:pPr>
+                  <w:r>
+                    <w:rPr>
+                      <w:rFonts w:ascii="Arial narrow" w:hAnsi="Arial narrow"/>
                       <w:b/>
-                      <w:color w:val="C00000"/>
-                    </w:rPr>
-                  </w:pPr>
-                  <w:r>
-                    <w:rPr>
-                      <w:rFonts w:ascii="Arial Narrow" w:hAnsi="Arial Narrow"/>
-                      <w:b/>
-                      <w:color w:val="C00000"/>
-                    </w:rPr>
-                    <w:t>Prova 3 (UD5-UD6-UD7)</w:t>
-                  </w:r>
-                </w:p>
-              </w:tc>
-            </w:tr>
-            <w:tr>
-              <w:trPr>
-                <w:trHeight w:val="371" w:hRule="atLeast"/>
-              </w:trPr>
-              <w:tc>
-                <w:tcPr>
-                  <w:tcW w:w="989" w:type="dxa"/>
-                  <w:tcBorders>
-                    <w:top w:val="single" w:sz="2" w:space="0" w:color="BFBFBF"/>
-                    <w:start w:val="single" w:sz="2" w:space="0" w:color="BFBFBF"/>
-                    <w:bottom w:val="single" w:sz="2" w:space="0" w:color="BFBFBF"/>
-                    <w:end w:val="single" w:sz="2" w:space="0" w:color="BFBFBF"/>
-                  </w:tcBorders>
-                  <w:shd w:fill="FEB2FE" w:val="clear"/>
-                  <w:vAlign w:val="center"/>
-                </w:tcPr>
-                <w:p>
-                  <w:pPr>
-                    <w:pStyle w:val="Contedodatabela"/>
-                    <w:ind w:hanging="0" w:start="0" w:end="0"/>
-                    <w:jc w:val="center"/>
-                    <w:rPr>
-                      <w:rFonts w:ascii="Arial Narrow" w:hAnsi="Arial Narrow"/>
-                      <w:color w:val="000000"/>
-                    </w:rPr>
-                  </w:pPr>
-                  <w:r>
-                    <w:rPr>
-                      <w:rFonts w:ascii="Arial Narrow" w:hAnsi="Arial Narrow"/>
-                      <w:color w:val="000000"/>
-                    </w:rPr>
-                    <w:t>19</w:t>
-                  </w:r>
-                </w:p>
-              </w:tc>
-              <w:tc>
-                <w:tcPr>
-                  <w:tcW w:w="633" w:type="dxa"/>
-                  <w:tcBorders>
-                    <w:top w:val="single" w:sz="2" w:space="0" w:color="BFBFBF"/>
-                    <w:start w:val="single" w:sz="2" w:space="0" w:color="BFBFBF"/>
-                    <w:bottom w:val="single" w:sz="2" w:space="0" w:color="BFBFBF"/>
-                    <w:end w:val="single" w:sz="2" w:space="0" w:color="BFBFBF"/>
-                  </w:tcBorders>
-                  <w:shd w:fill="FEB2FE" w:val="clear"/>
-                  <w:vAlign w:val="center"/>
-                </w:tcPr>
-                <w:p>
-                  <w:pPr>
-                    <w:pStyle w:val="Contedodatabela"/>
-                    <w:ind w:hanging="0" w:start="0" w:end="0"/>
-                    <w:jc w:val="center"/>
-                    <w:rPr>
-                      <w:rFonts w:ascii="Arial Narrow" w:hAnsi="Arial Narrow"/>
-                      <w:color w:val="000000"/>
-                    </w:rPr>
-                  </w:pPr>
-                  <w:r>
-                    <w:rPr>
-                      <w:rFonts w:ascii="Arial Narrow" w:hAnsi="Arial Narrow"/>
-                      <w:color w:val="000000"/>
-                    </w:rPr>
-                    <w:t>-</w:t>
-                  </w:r>
-                </w:p>
-              </w:tc>
-              <w:tc>
-                <w:tcPr>
-                  <w:tcW w:w="800" w:type="dxa"/>
-                  <w:tcBorders>
-                    <w:top w:val="single" w:sz="2" w:space="0" w:color="BFBFBF"/>
-                    <w:start w:val="single" w:sz="2" w:space="0" w:color="BFBFBF"/>
-                    <w:bottom w:val="single" w:sz="2" w:space="0" w:color="BFBFBF"/>
-                    <w:end w:val="single" w:sz="2" w:space="0" w:color="BFBFBF"/>
-                  </w:tcBorders>
-                  <w:shd w:fill="FEB2FE" w:val="clear"/>
-                  <w:vAlign w:val="center"/>
-                </w:tcPr>
-                <w:p>
-                  <w:pPr>
-                    <w:pStyle w:val="Contedodatabela"/>
-                    <w:ind w:hanging="0" w:start="0" w:end="0"/>
-                    <w:jc w:val="center"/>
-                    <w:rPr>
-                      <w:rFonts w:ascii="Arial Narrow" w:hAnsi="Arial Narrow"/>
-                      <w:color w:val="000000"/>
-                    </w:rPr>
-                  </w:pPr>
-                  <w:r>
-                    <w:rPr>
-                      <w:rFonts w:ascii="Arial Narrow" w:hAnsi="Arial Narrow"/>
-                      <w:color w:val="000000"/>
-                    </w:rPr>
-                    <w:t>-</w:t>
-                  </w:r>
-                </w:p>
-              </w:tc>
-              <w:tc>
-                <w:tcPr>
-                  <w:tcW w:w="1195" w:type="dxa"/>
-                  <w:tcBorders>
-                    <w:top w:val="single" w:sz="2" w:space="0" w:color="BFBFBF"/>
-                    <w:start w:val="single" w:sz="2" w:space="0" w:color="BFBFBF"/>
-                    <w:bottom w:val="single" w:sz="2" w:space="0" w:color="BFBFBF"/>
-                    <w:end w:val="single" w:sz="2" w:space="0" w:color="BFBFBF"/>
-                  </w:tcBorders>
-                  <w:shd w:fill="FEB2FE" w:val="clear"/>
-                  <w:vAlign w:val="center"/>
-                </w:tcPr>
-                <w:p>
-                  <w:pPr>
-                    <w:pStyle w:val="Contedodatabela"/>
-                    <w:ind w:hanging="0" w:start="0" w:end="0"/>
-                    <w:jc w:val="center"/>
-                    <w:rPr>
-                      <w:rFonts w:ascii="Arial Narrow" w:hAnsi="Arial Narrow"/>
-                      <w:color w:val="000000"/>
-                    </w:rPr>
-                  </w:pPr>
-                  <w:r>
-                    <w:rPr>
-                      <w:rFonts w:ascii="Arial Narrow" w:hAnsi="Arial Narrow"/>
-                      <w:color w:val="000000"/>
-                    </w:rPr>
-                    <w:t>09/12/26</w:t>
-                  </w:r>
-                </w:p>
-              </w:tc>
-              <w:tc>
-                <w:tcPr>
-                  <w:tcW w:w="6304" w:type="dxa"/>
-                  <w:tcBorders>
-                    <w:top w:val="single" w:sz="2" w:space="0" w:color="BFBFBF"/>
-                    <w:start w:val="single" w:sz="2" w:space="0" w:color="BFBFBF"/>
-                    <w:bottom w:val="single" w:sz="2" w:space="0" w:color="BFBFBF"/>
-                    <w:end w:val="single" w:sz="2" w:space="0" w:color="BFBFBF"/>
-                  </w:tcBorders>
-                  <w:shd w:fill="FEB2FE" w:val="clear"/>
-                </w:tcPr>
-                <w:p>
-                  <w:pPr>
-                    <w:pStyle w:val="Contedodatabela"/>
-                    <w:jc w:val="start"/>
-                    <w:rPr>
-                      <w:rFonts w:ascii="Arial Narrow" w:hAnsi="Arial Narrow"/>
-                      <w:b/>
-                      <w:color w:val="C00000"/>
-                    </w:rPr>
-                  </w:pPr>
-                  <w:r>
-                    <w:rPr>
-                      <w:rFonts w:ascii="Arial Narrow" w:hAnsi="Arial Narrow"/>
-                      <w:b/>
-                      <w:color w:val="C00000"/>
+                      <w:color w:val="000000"/>
                     </w:rPr>
                     <w:t>Exame Final</w:t>
                   </w:r>
@@ -10388,7 +10659,7 @@
               </w:rPr>
               <w:t xml:space="preserve">Disponível em: </w:t>
             </w:r>
-            <w:hyperlink r:id="rId3">
+            <w:hyperlink r:id="rId4">
               <w:r>
                 <w:rPr>
                   <w:rStyle w:val="Hyperlink"/>
@@ -10470,7 +10741,7 @@
               </w:rPr>
               <w:t xml:space="preserve">. Disponível em: </w:t>
             </w:r>
-            <w:hyperlink r:id="rId4">
+            <w:hyperlink r:id="rId5">
               <w:r>
                 <w:rPr>
                   <w:rStyle w:val="Hyperlink"/>
@@ -10613,7 +10884,7 @@
               </w:rPr>
               <w:t xml:space="preserve">. São Paulo: Editora Saraiva, 2017. Disponível em: </w:t>
             </w:r>
-            <w:hyperlink r:id="rId5">
+            <w:hyperlink r:id="rId6">
               <w:r>
                 <w:rPr>
                   <w:rStyle w:val="Hyperlink"/>
@@ -10722,7 +10993,7 @@
               <w:textAlignment w:val="baseline"/>
               <w:rPr/>
             </w:pPr>
-            <w:hyperlink r:id="rId6" w:tgtFrame="_top">
+            <w:hyperlink r:id="rId7" w:tgtFrame="_top">
               <w:r>
                 <w:rPr>
                   <w:rStyle w:val="Hyperlink"/>
@@ -10750,7 +11021,7 @@
               <w:spacing w:lineRule="auto" w:line="240" w:before="0" w:after="0"/>
               <w:rPr/>
             </w:pPr>
-            <w:hyperlink r:id="rId7" w:tgtFrame="_top">
+            <w:hyperlink r:id="rId8" w:tgtFrame="_top">
               <w:r>
                 <w:rPr>
                   <w:rStyle w:val="Hyperlink"/>
@@ -10778,7 +11049,7 @@
               <w:spacing w:lineRule="auto" w:line="240" w:before="0" w:after="0"/>
               <w:rPr/>
             </w:pPr>
-            <w:hyperlink r:id="rId8" w:tgtFrame="_top">
+            <w:hyperlink r:id="rId9" w:tgtFrame="_top">
               <w:r>
                 <w:rPr>
                   <w:rStyle w:val="Hyperlink"/>
@@ -10806,7 +11077,7 @@
               <w:spacing w:lineRule="auto" w:line="240" w:before="0" w:after="0"/>
               <w:rPr/>
             </w:pPr>
-            <w:hyperlink r:id="rId9" w:tgtFrame="_top">
+            <w:hyperlink r:id="rId10" w:tgtFrame="_top">
               <w:r>
                 <w:rPr>
                   <w:rStyle w:val="Hyperlink"/>
@@ -10840,7 +11111,7 @@
               <w:textAlignment w:val="baseline"/>
               <w:rPr/>
             </w:pPr>
-            <w:hyperlink r:id="rId10">
+            <w:hyperlink r:id="rId11">
               <w:r>
                 <w:rPr>
                   <w:rStyle w:val="Hyperlink"/>
@@ -10903,7 +11174,7 @@
               <w:textAlignment w:val="baseline"/>
               <w:rPr/>
             </w:pPr>
-            <w:hyperlink r:id="rId11">
+            <w:hyperlink r:id="rId12">
               <w:r>
                 <w:rPr>
                   <w:rStyle w:val="Hyperlink"/>

--- a/CE009_matematica_2sem2026.docx
+++ b/CE009_matematica_2sem2026.docx
@@ -39,9 +39,9 @@
                           <a:avLst/>
                           <a:gdLst>
                             <a:gd name="textAreaLeft" fmla="*/ 0 w 2018160"/>
-                            <a:gd name="textAreaRight" fmla="*/ 2019600 w 2018160"/>
+                            <a:gd name="textAreaRight" fmla="*/ 2019960 w 2018160"/>
                             <a:gd name="textAreaTop" fmla="*/ 0 h 629280"/>
-                            <a:gd name="textAreaBottom" fmla="*/ 630720 h 629280"/>
+                            <a:gd name="textAreaBottom" fmla="*/ 631080 h 629280"/>
                           </a:gdLst>
                           <a:ahLst/>
                           <a:rect l="textAreaLeft" t="textAreaTop" r="textAreaRight" b="textAreaBottom"/>
@@ -1667,19 +1667,7 @@
                 <w:shd w:fill="auto" w:val="clear"/>
                 <w:lang w:val="pt-BR" w:eastAsia="pt-BR" w:bidi="ar-SA"/>
               </w:rPr>
-              <w:t>O e</w:t>
-            </w:r>
-            <w:r>
-              <w:rPr>
-                <w:rFonts w:eastAsia="Arial" w:cs="Arial" w:ascii="Arial" w:hAnsi="Arial"/>
-                <w:color w:val="000000"/>
-                <w:kern w:val="0"/>
-                <w:sz w:val="20"/>
-                <w:szCs w:val="20"/>
-                <w:shd w:fill="auto" w:val="clear"/>
-                <w:lang w:val="pt-BR" w:eastAsia="pt-BR" w:bidi="ar-SA"/>
-              </w:rPr>
-              <w:t>studante</w:t>
+              <w:t>O estudante</w:t>
             </w:r>
             <w:r>
               <w:rPr>
@@ -1831,43 +1819,7 @@
                 <w:sz w:val="18"/>
                 <w:szCs w:val="18"/>
               </w:rPr>
-              <w:t xml:space="preserve">A cada </w:t>
-            </w:r>
-            <w:r>
-              <w:rPr>
-                <w:rFonts w:eastAsia="Arial" w:cs="Arial" w:ascii="Arial" w:hAnsi="Arial"/>
-                <w:color w:val="00000A"/>
-                <w:sz w:val="18"/>
-                <w:szCs w:val="18"/>
-              </w:rPr>
-              <w:t>bloco</w:t>
-            </w:r>
-            <w:r>
-              <w:rPr>
-                <w:rFonts w:eastAsia="Arial" w:cs="Arial" w:ascii="Arial" w:hAnsi="Arial"/>
-                <w:color w:val="00000A"/>
-                <w:sz w:val="18"/>
-                <w:szCs w:val="18"/>
-              </w:rPr>
-              <w:t xml:space="preserve"> didátic</w:t>
-            </w:r>
-            <w:r>
-              <w:rPr>
-                <w:rFonts w:eastAsia="Arial" w:cs="Arial" w:ascii="Arial" w:hAnsi="Arial"/>
-                <w:color w:val="00000A"/>
-                <w:sz w:val="18"/>
-                <w:szCs w:val="18"/>
-              </w:rPr>
-              <w:t>o</w:t>
-            </w:r>
-            <w:r>
-              <w:rPr>
-                <w:rFonts w:eastAsia="Arial" w:cs="Arial" w:ascii="Arial" w:hAnsi="Arial"/>
-                <w:color w:val="00000A"/>
-                <w:sz w:val="18"/>
-                <w:szCs w:val="18"/>
-              </w:rPr>
-              <w:t xml:space="preserve"> serão desenvolvidas as seguintes atividades: </w:t>
+              <w:t xml:space="preserve">A cada bloco didático serão desenvolvidas as seguintes atividades: </w:t>
             </w:r>
           </w:p>
           <w:p>
@@ -1969,43 +1921,7 @@
                 <w:sz w:val="18"/>
                 <w:szCs w:val="18"/>
               </w:rPr>
-              <w:t>Aulas presenciais para tirar dúvidas sobre o conteúdo teórico d</w:t>
-            </w:r>
-            <w:r>
-              <w:rPr>
-                <w:rFonts w:eastAsia="Arial" w:cs="Arial" w:ascii="Arial" w:hAnsi="Arial"/>
-                <w:color w:val="auto"/>
-                <w:sz w:val="18"/>
-                <w:szCs w:val="18"/>
-              </w:rPr>
-              <w:t xml:space="preserve">o bloco </w:t>
-            </w:r>
-            <w:r>
-              <w:rPr>
-                <w:rFonts w:eastAsia="Arial" w:cs="Arial" w:ascii="Arial" w:hAnsi="Arial"/>
-                <w:color w:val="auto"/>
-                <w:sz w:val="18"/>
-                <w:szCs w:val="18"/>
-              </w:rPr>
-              <w:t>didátic</w:t>
-            </w:r>
-            <w:r>
-              <w:rPr>
-                <w:rFonts w:eastAsia="Arial" w:cs="Arial" w:ascii="Arial" w:hAnsi="Arial"/>
-                <w:color w:val="auto"/>
-                <w:sz w:val="18"/>
-                <w:szCs w:val="18"/>
-              </w:rPr>
-              <w:t>o</w:t>
-            </w:r>
-            <w:r>
-              <w:rPr>
-                <w:rFonts w:eastAsia="Arial" w:cs="Arial" w:ascii="Arial" w:hAnsi="Arial"/>
-                <w:color w:val="auto"/>
-                <w:sz w:val="18"/>
-                <w:szCs w:val="18"/>
-              </w:rPr>
-              <w:t xml:space="preserve"> e solução de exercícios selecionados da lista.</w:t>
+              <w:t>Aulas presenciais para tirar dúvidas sobre o conteúdo teórico do bloco didático e solução de exercícios selecionados da lista.</w:t>
             </w:r>
           </w:p>
           <w:p>
@@ -2034,40 +1950,7 @@
                 <w:szCs w:val="18"/>
                 <w:lang w:val="pt-BR" w:eastAsia="pt-BR" w:bidi="ar-SA"/>
               </w:rPr>
-              <w:t>Avaliação presencial sobre o conteúdo abordado n</w:t>
-            </w:r>
-            <w:r>
-              <w:rPr>
-                <w:rFonts w:eastAsia="Arial" w:cs="Arial" w:ascii="Arial" w:hAnsi="Arial"/>
-                <w:color w:val="000000"/>
-                <w:kern w:val="0"/>
-                <w:sz w:val="18"/>
-                <w:szCs w:val="18"/>
-                <w:lang w:val="pt-BR" w:eastAsia="pt-BR" w:bidi="ar-SA"/>
-              </w:rPr>
-              <w:t>o bloco</w:t>
-            </w:r>
-            <w:r>
-              <w:rPr>
-                <w:rFonts w:eastAsia="Arial" w:cs="Arial" w:ascii="Arial" w:hAnsi="Arial"/>
-                <w:color w:val="000000"/>
-                <w:kern w:val="0"/>
-                <w:sz w:val="18"/>
-                <w:szCs w:val="18"/>
-                <w:lang w:val="pt-BR" w:eastAsia="pt-BR" w:bidi="ar-SA"/>
-              </w:rPr>
-              <w:t xml:space="preserve"> didátic</w:t>
-            </w:r>
-            <w:r>
-              <w:rPr>
-                <w:rFonts w:eastAsia="Arial" w:cs="Arial" w:ascii="Arial" w:hAnsi="Arial"/>
-                <w:color w:val="000000"/>
-                <w:kern w:val="0"/>
-                <w:sz w:val="18"/>
-                <w:szCs w:val="18"/>
-                <w:lang w:val="pt-BR" w:eastAsia="pt-BR" w:bidi="ar-SA"/>
-              </w:rPr>
-              <w:t>o</w:t>
+              <w:t>Avaliação presencial sobre o conteúdo abordado no bloco didático</w:t>
             </w:r>
             <w:r>
               <w:rPr>
@@ -2130,34 +2013,7 @@
                 <w:sz w:val="18"/>
                 <w:szCs w:val="18"/>
               </w:rPr>
-              <w:t xml:space="preserve">Como suporte ao </w:t>
-            </w:r>
-            <w:r>
-              <w:rPr>
-                <w:rFonts w:eastAsia="Arial" w:cs="Arial" w:ascii="Arial" w:hAnsi="Arial"/>
-                <w:color w:val="auto"/>
-                <w:sz w:val="18"/>
-                <w:szCs w:val="18"/>
-              </w:rPr>
-              <w:t>ensino</w:t>
-            </w:r>
-            <w:r>
-              <w:rPr>
-                <w:rFonts w:eastAsia="Arial" w:cs="Arial" w:ascii="Arial" w:hAnsi="Arial"/>
-                <w:color w:val="auto"/>
-                <w:sz w:val="18"/>
-                <w:szCs w:val="18"/>
-              </w:rPr>
-              <w:t xml:space="preserve"> será utilizada </w:t>
-            </w:r>
-            <w:r>
-              <w:rPr>
-                <w:rFonts w:eastAsia="Arial" w:cs="Arial" w:ascii="Arial" w:hAnsi="Arial"/>
-                <w:color w:val="auto"/>
-                <w:sz w:val="18"/>
-                <w:szCs w:val="18"/>
-              </w:rPr>
-              <w:t xml:space="preserve">a plataforma github onde ficarão todos os materiais didáticos do semestre através do link: </w:t>
+              <w:t xml:space="preserve">Como suporte ao ensino será utilizada a plataforma github onde ficarão todos os materiais didáticos do semestre através do link: </w:t>
             </w:r>
             <w:hyperlink r:id="rId3">
               <w:r>
@@ -2271,25 +2127,7 @@
                 <w:sz w:val="18"/>
                 <w:szCs w:val="18"/>
               </w:rPr>
-              <w:t>Será usada principalmente o sistema de envio de e-mails mensagens d</w:t>
-            </w:r>
-            <w:r>
-              <w:rPr>
-                <w:rFonts w:cs="Arial" w:ascii="Arial" w:hAnsi="Arial"/>
-                <w:color w:val="auto"/>
-                <w:sz w:val="18"/>
-                <w:szCs w:val="18"/>
-              </w:rPr>
-              <w:t>o SIGA</w:t>
-            </w:r>
-            <w:r>
-              <w:rPr>
-                <w:rFonts w:cs="Arial" w:ascii="Arial" w:hAnsi="Arial"/>
-                <w:color w:val="auto"/>
-                <w:sz w:val="18"/>
-                <w:szCs w:val="18"/>
-              </w:rPr>
-              <w:t>.</w:t>
+              <w:t>Será usada principalmente o sistema de envio de e-mails mensagens do SIGA.</w:t>
             </w:r>
           </w:p>
           <w:p>
@@ -2423,25 +2261,7 @@
                 <w:sz w:val="18"/>
                 <w:szCs w:val="18"/>
               </w:rPr>
-              <w:t>N</w:t>
-            </w:r>
-            <w:r>
-              <w:rPr>
-                <w:rFonts w:cs="Arial" w:ascii="Arial" w:hAnsi="Arial"/>
-                <w:color w:val="auto"/>
-                <w:sz w:val="18"/>
-                <w:szCs w:val="18"/>
-              </w:rPr>
-              <w:t>a página de disciplina</w:t>
-            </w:r>
-            <w:r>
-              <w:rPr>
-                <w:rFonts w:cs="Arial" w:ascii="Arial" w:hAnsi="Arial"/>
-                <w:color w:val="auto"/>
-                <w:sz w:val="18"/>
-                <w:szCs w:val="18"/>
-              </w:rPr>
-              <w:t xml:space="preserve"> estar</w:t>
+              <w:t>Na página de disciplina estar</w:t>
             </w:r>
             <w:r>
               <w:rPr>
@@ -2697,25 +2517,7 @@
                 <w:sz w:val="18"/>
                 <w:szCs w:val="18"/>
               </w:rPr>
-              <w:t>aos recursos tecnológicos utilizados na disciplina (</w:t>
-            </w:r>
-            <w:r>
-              <w:rPr>
-                <w:rFonts w:cs="Arial" w:ascii="Arial" w:hAnsi="Arial"/>
-                <w:color w:val="auto"/>
-                <w:sz w:val="18"/>
-                <w:szCs w:val="18"/>
-              </w:rPr>
-              <w:t>sítio eletrônico</w:t>
-            </w:r>
-            <w:r>
-              <w:rPr>
-                <w:rFonts w:cs="Arial" w:ascii="Arial" w:hAnsi="Arial"/>
-                <w:color w:val="auto"/>
-                <w:sz w:val="18"/>
-                <w:szCs w:val="18"/>
-              </w:rPr>
-              <w:t xml:space="preserve">, Literatura online, etc); </w:t>
+              <w:t xml:space="preserve">aos recursos tecnológicos utilizados na disciplina (sítio eletrônico, Literatura online, etc); </w:t>
             </w:r>
           </w:p>
           <w:p>
@@ -2883,7 +2685,7 @@
                 <w:sz w:val="18"/>
                 <w:szCs w:val="18"/>
               </w:rPr>
-              <w:t xml:space="preserve">A disciplina está dividida em </w:t>
+              <w:t xml:space="preserve">A disciplina está dividida em blocos didáticos (BD). Serão </w:t>
             </w:r>
             <w:r>
               <w:rPr>
@@ -2894,7 +2696,7 @@
                 <w:sz w:val="18"/>
                 <w:szCs w:val="18"/>
               </w:rPr>
-              <w:t>blocos</w:t>
+              <w:t>quatro</w:t>
             </w:r>
             <w:r>
               <w:rPr>
@@ -2905,7 +2707,7 @@
                 <w:sz w:val="18"/>
                 <w:szCs w:val="18"/>
               </w:rPr>
-              <w:t xml:space="preserve"> didátic</w:t>
+              <w:t xml:space="preserve"> blocos didáticos (BD1 a BD</w:t>
             </w:r>
             <w:r>
               <w:rPr>
@@ -2916,183 +2718,7 @@
                 <w:sz w:val="18"/>
                 <w:szCs w:val="18"/>
               </w:rPr>
-              <w:t>o</w:t>
-            </w:r>
-            <w:r>
-              <w:rPr>
-                <w:rFonts w:eastAsia="Arial" w:cs="Arial" w:ascii="Arial" w:hAnsi="Arial"/>
-                <w:b w:val="false"/>
-                <w:bCs w:val="false"/>
-                <w:color w:val="auto"/>
-                <w:sz w:val="18"/>
-                <w:szCs w:val="18"/>
-              </w:rPr>
-              <w:t>s (</w:t>
-            </w:r>
-            <w:r>
-              <w:rPr>
-                <w:rFonts w:eastAsia="Arial" w:cs="Arial" w:ascii="Arial" w:hAnsi="Arial"/>
-                <w:b w:val="false"/>
-                <w:bCs w:val="false"/>
-                <w:color w:val="auto"/>
-                <w:sz w:val="18"/>
-                <w:szCs w:val="18"/>
-              </w:rPr>
-              <w:t>B</w:t>
-            </w:r>
-            <w:r>
-              <w:rPr>
-                <w:rFonts w:eastAsia="Arial" w:cs="Arial" w:ascii="Arial" w:hAnsi="Arial"/>
-                <w:b w:val="false"/>
-                <w:bCs w:val="false"/>
-                <w:color w:val="auto"/>
-                <w:sz w:val="18"/>
-                <w:szCs w:val="18"/>
-              </w:rPr>
-              <w:t xml:space="preserve">D). Serão </w:t>
-            </w:r>
-            <w:r>
-              <w:rPr>
-                <w:rFonts w:eastAsia="Arial" w:cs="Arial" w:ascii="Arial" w:hAnsi="Arial"/>
-                <w:b w:val="false"/>
-                <w:bCs w:val="false"/>
-                <w:color w:val="auto"/>
-                <w:sz w:val="18"/>
-                <w:szCs w:val="18"/>
-              </w:rPr>
-              <w:t>três</w:t>
-            </w:r>
-            <w:r>
-              <w:rPr>
-                <w:rFonts w:eastAsia="Arial" w:cs="Arial" w:ascii="Arial" w:hAnsi="Arial"/>
-                <w:b w:val="false"/>
-                <w:bCs w:val="false"/>
-                <w:color w:val="auto"/>
-                <w:sz w:val="18"/>
-                <w:szCs w:val="18"/>
-              </w:rPr>
-              <w:t xml:space="preserve"> </w:t>
-            </w:r>
-            <w:r>
-              <w:rPr>
-                <w:rFonts w:eastAsia="Arial" w:cs="Arial" w:ascii="Arial" w:hAnsi="Arial"/>
-                <w:b w:val="false"/>
-                <w:bCs w:val="false"/>
-                <w:color w:val="auto"/>
-                <w:sz w:val="18"/>
-                <w:szCs w:val="18"/>
-              </w:rPr>
-              <w:t>blocos</w:t>
-            </w:r>
-            <w:r>
-              <w:rPr>
-                <w:rFonts w:eastAsia="Arial" w:cs="Arial" w:ascii="Arial" w:hAnsi="Arial"/>
-                <w:b w:val="false"/>
-                <w:bCs w:val="false"/>
-                <w:color w:val="auto"/>
-                <w:sz w:val="18"/>
-                <w:szCs w:val="18"/>
-              </w:rPr>
-              <w:t xml:space="preserve"> didátic</w:t>
-            </w:r>
-            <w:r>
-              <w:rPr>
-                <w:rFonts w:eastAsia="Arial" w:cs="Arial" w:ascii="Arial" w:hAnsi="Arial"/>
-                <w:b w:val="false"/>
-                <w:bCs w:val="false"/>
-                <w:color w:val="auto"/>
-                <w:sz w:val="18"/>
-                <w:szCs w:val="18"/>
-              </w:rPr>
-              <w:t>o</w:t>
-            </w:r>
-            <w:r>
-              <w:rPr>
-                <w:rFonts w:eastAsia="Arial" w:cs="Arial" w:ascii="Arial" w:hAnsi="Arial"/>
-                <w:b w:val="false"/>
-                <w:bCs w:val="false"/>
-                <w:color w:val="auto"/>
-                <w:sz w:val="18"/>
-                <w:szCs w:val="18"/>
-              </w:rPr>
-              <w:t>s (</w:t>
-            </w:r>
-            <w:r>
-              <w:rPr>
-                <w:rFonts w:eastAsia="Arial" w:cs="Arial" w:ascii="Arial" w:hAnsi="Arial"/>
-                <w:b w:val="false"/>
-                <w:bCs w:val="false"/>
-                <w:color w:val="auto"/>
-                <w:sz w:val="18"/>
-                <w:szCs w:val="18"/>
-              </w:rPr>
-              <w:t>B</w:t>
-            </w:r>
-            <w:r>
-              <w:rPr>
-                <w:rFonts w:eastAsia="Arial" w:cs="Arial" w:ascii="Arial" w:hAnsi="Arial"/>
-                <w:b w:val="false"/>
-                <w:bCs w:val="false"/>
-                <w:color w:val="auto"/>
-                <w:sz w:val="18"/>
-                <w:szCs w:val="18"/>
-              </w:rPr>
-              <w:t>D</w:t>
-            </w:r>
-            <w:r>
-              <w:rPr>
-                <w:rFonts w:eastAsia="Arial" w:cs="Arial" w:ascii="Arial" w:hAnsi="Arial"/>
-                <w:b w:val="false"/>
-                <w:bCs w:val="false"/>
-                <w:color w:val="auto"/>
-                <w:sz w:val="18"/>
-                <w:szCs w:val="18"/>
-              </w:rPr>
-              <w:t>1</w:t>
-            </w:r>
-            <w:r>
-              <w:rPr>
-                <w:rFonts w:eastAsia="Arial" w:cs="Arial" w:ascii="Arial" w:hAnsi="Arial"/>
-                <w:b w:val="false"/>
-                <w:bCs w:val="false"/>
-                <w:color w:val="auto"/>
-                <w:sz w:val="18"/>
-                <w:szCs w:val="18"/>
-              </w:rPr>
-              <w:t xml:space="preserve"> a </w:t>
-            </w:r>
-            <w:r>
-              <w:rPr>
-                <w:rFonts w:eastAsia="Arial" w:cs="Arial" w:ascii="Arial" w:hAnsi="Arial"/>
-                <w:b w:val="false"/>
-                <w:bCs w:val="false"/>
-                <w:color w:val="auto"/>
-                <w:sz w:val="18"/>
-                <w:szCs w:val="18"/>
-              </w:rPr>
-              <w:t>B</w:t>
-            </w:r>
-            <w:r>
-              <w:rPr>
-                <w:rFonts w:eastAsia="Arial" w:cs="Arial" w:ascii="Arial" w:hAnsi="Arial"/>
-                <w:b w:val="false"/>
-                <w:bCs w:val="false"/>
-                <w:color w:val="auto"/>
-                <w:sz w:val="18"/>
-                <w:szCs w:val="18"/>
-              </w:rPr>
-              <w:t>D</w:t>
-            </w:r>
-            <w:r>
-              <w:rPr>
-                <w:rFonts w:eastAsia="Arial" w:cs="Arial" w:ascii="Arial" w:hAnsi="Arial"/>
-                <w:b w:val="false"/>
-                <w:bCs w:val="false"/>
-                <w:color w:val="auto"/>
-                <w:sz w:val="18"/>
-                <w:szCs w:val="18"/>
-              </w:rPr>
-              <w:t>3</w:t>
+              <w:t>4</w:t>
             </w:r>
             <w:r>
               <w:rPr>
@@ -3138,31 +2764,7 @@
             </w:pPr>
             <w:r>
               <w:rPr/>
-              <w:t>Tabela 1 - Cronograma detalhado do conteúdo d</w:t>
-            </w:r>
-            <w:r>
-              <w:rPr/>
-              <w:t>o</w:t>
-            </w:r>
-            <w:r>
-              <w:rPr/>
-              <w:t xml:space="preserve">s </w:t>
-            </w:r>
-            <w:r>
-              <w:rPr/>
-              <w:t>blocos</w:t>
-            </w:r>
-            <w:r>
-              <w:rPr/>
-              <w:t xml:space="preserve"> didátic</w:t>
-            </w:r>
-            <w:r>
-              <w:rPr/>
-              <w:t>o</w:t>
-            </w:r>
-            <w:r>
-              <w:rPr/>
-              <w:t>s</w:t>
+              <w:t>Tabela 1 - Cronograma detalhado do conteúdo dos blocos didáticos</w:t>
             </w:r>
           </w:p>
           <w:tbl>
@@ -3181,8 +2783,8 @@
             <w:tblGrid>
               <w:gridCol w:w="989"/>
               <w:gridCol w:w="633"/>
-              <w:gridCol w:w="800"/>
-              <w:gridCol w:w="1195"/>
+              <w:gridCol w:w="799"/>
+              <w:gridCol w:w="1196"/>
               <w:gridCol w:w="6304"/>
             </w:tblGrid>
             <w:tr>
@@ -3207,24 +2809,53 @@
                     <w:ind w:hanging="0" w:start="0" w:end="0"/>
                     <w:jc w:val="center"/>
                     <w:rPr>
-                      <w:rFonts w:ascii="Arial Narrow" w:hAnsi="Arial Narrow"/>
+                      <w:rFonts w:ascii="Arial narrow" w:hAnsi="Arial narrow"/>
+                    </w:rPr>
+                  </w:pPr>
+                  <w:r>
+                    <w:rPr>
+                      <w:rFonts w:ascii="Arial narrow" w:hAnsi="Arial narrow"/>
                       <w:b/>
                       <w:color w:val="FFFFFF"/>
                     </w:rPr>
-                  </w:pPr>
-                  <w:r>
-                    <w:rPr>
-                      <w:rFonts w:ascii="Arial Narrow" w:hAnsi="Arial Narrow"/>
+                    <w:t>Semana</w:t>
+                  </w:r>
+                </w:p>
+              </w:tc>
+              <w:tc>
+                <w:tcPr>
+                  <w:tcW w:w="633" w:type="dxa"/>
+                  <w:tcBorders>
+                    <w:top w:val="single" w:sz="2" w:space="0" w:color="BFBFBF"/>
+                    <w:start w:val="single" w:sz="2" w:space="0" w:color="BFBFBF"/>
+                    <w:bottom w:val="single" w:sz="2" w:space="0" w:color="BFBFBF"/>
+                    <w:end w:val="single" w:sz="2" w:space="0" w:color="BFBFBF"/>
+                  </w:tcBorders>
+                  <w:shd w:fill="2F5496" w:val="clear"/>
+                  <w:vAlign w:val="center"/>
+                </w:tcPr>
+                <w:p>
+                  <w:pPr>
+                    <w:pStyle w:val="Contedodatabela"/>
+                    <w:ind w:hanging="0" w:start="0" w:end="0"/>
+                    <w:jc w:val="center"/>
+                    <w:rPr>
+                      <w:rFonts w:ascii="Arial narrow" w:hAnsi="Arial narrow"/>
+                    </w:rPr>
+                  </w:pPr>
+                  <w:r>
+                    <w:rPr>
+                      <w:rFonts w:ascii="Arial narrow" w:hAnsi="Arial narrow"/>
                       <w:b/>
                       <w:color w:val="FFFFFF"/>
                     </w:rPr>
-                    <w:t>Semana</w:t>
-                  </w:r>
-                </w:p>
-              </w:tc>
-              <w:tc>
-                <w:tcPr>
-                  <w:tcW w:w="633" w:type="dxa"/>
+                    <w:t>BD</w:t>
+                  </w:r>
+                </w:p>
+              </w:tc>
+              <w:tc>
+                <w:tcPr>
+                  <w:tcW w:w="799" w:type="dxa"/>
                   <w:tcBorders>
                     <w:top w:val="single" w:sz="2" w:space="0" w:color="BFBFBF"/>
                     <w:start w:val="single" w:sz="2" w:space="0" w:color="BFBFBF"/>
@@ -3240,32 +2871,53 @@
                     <w:ind w:hanging="0" w:start="0" w:end="0"/>
                     <w:jc w:val="center"/>
                     <w:rPr>
-                      <w:rFonts w:ascii="Arial Narrow" w:hAnsi="Arial Narrow"/>
+                      <w:rFonts w:ascii="Arial narrow" w:hAnsi="Arial narrow"/>
+                    </w:rPr>
+                  </w:pPr>
+                  <w:r>
+                    <w:rPr>
+                      <w:rFonts w:ascii="Arial narrow" w:hAnsi="Arial narrow"/>
                       <w:b/>
                       <w:color w:val="FFFFFF"/>
                     </w:rPr>
-                  </w:pPr>
-                  <w:r>
-                    <w:rPr>
-                      <w:rFonts w:ascii="Arial Narrow" w:hAnsi="Arial Narrow"/>
+                    <w:t>Aula</w:t>
+                  </w:r>
+                </w:p>
+              </w:tc>
+              <w:tc>
+                <w:tcPr>
+                  <w:tcW w:w="1196" w:type="dxa"/>
+                  <w:tcBorders>
+                    <w:top w:val="single" w:sz="2" w:space="0" w:color="BFBFBF"/>
+                    <w:start w:val="single" w:sz="2" w:space="0" w:color="BFBFBF"/>
+                    <w:bottom w:val="single" w:sz="2" w:space="0" w:color="BFBFBF"/>
+                    <w:end w:val="single" w:sz="2" w:space="0" w:color="BFBFBF"/>
+                  </w:tcBorders>
+                  <w:shd w:fill="2F5496" w:val="clear"/>
+                  <w:vAlign w:val="center"/>
+                </w:tcPr>
+                <w:p>
+                  <w:pPr>
+                    <w:pStyle w:val="Contedodatabela"/>
+                    <w:ind w:hanging="0" w:start="0" w:end="0"/>
+                    <w:jc w:val="center"/>
+                    <w:rPr>
+                      <w:rFonts w:ascii="Arial narrow" w:hAnsi="Arial narrow"/>
+                    </w:rPr>
+                  </w:pPr>
+                  <w:r>
+                    <w:rPr>
+                      <w:rFonts w:ascii="Arial narrow" w:hAnsi="Arial narrow"/>
                       <w:b/>
                       <w:color w:val="FFFFFF"/>
                     </w:rPr>
-                    <w:t>B</w:t>
-                  </w:r>
-                  <w:r>
-                    <w:rPr>
-                      <w:rFonts w:ascii="Arial Narrow" w:hAnsi="Arial Narrow"/>
-                      <w:b/>
-                      <w:color w:val="FFFFFF"/>
-                    </w:rPr>
-                    <w:t>D</w:t>
-                  </w:r>
-                </w:p>
-              </w:tc>
-              <w:tc>
-                <w:tcPr>
-                  <w:tcW w:w="800" w:type="dxa"/>
+                    <w:t>Data</w:t>
+                  </w:r>
+                </w:p>
+              </w:tc>
+              <w:tc>
+                <w:tcPr>
+                  <w:tcW w:w="6304" w:type="dxa"/>
                   <w:tcBorders>
                     <w:top w:val="single" w:sz="2" w:space="0" w:color="BFBFBF"/>
                     <w:start w:val="single" w:sz="2" w:space="0" w:color="BFBFBF"/>
@@ -3281,80 +2933,12 @@
                     <w:ind w:hanging="0" w:start="0" w:end="0"/>
                     <w:jc w:val="center"/>
                     <w:rPr>
-                      <w:rFonts w:ascii="Arial Narrow" w:hAnsi="Arial Narrow"/>
-                      <w:b/>
-                      <w:color w:val="FFFFFF"/>
-                    </w:rPr>
-                  </w:pPr>
-                  <w:r>
-                    <w:rPr>
-                      <w:rFonts w:ascii="Arial Narrow" w:hAnsi="Arial Narrow"/>
-                      <w:b/>
-                      <w:color w:val="FFFFFF"/>
-                    </w:rPr>
-                    <w:t>Aula</w:t>
-                  </w:r>
-                </w:p>
-              </w:tc>
-              <w:tc>
-                <w:tcPr>
-                  <w:tcW w:w="1195" w:type="dxa"/>
-                  <w:tcBorders>
-                    <w:top w:val="single" w:sz="2" w:space="0" w:color="BFBFBF"/>
-                    <w:start w:val="single" w:sz="2" w:space="0" w:color="BFBFBF"/>
-                    <w:bottom w:val="single" w:sz="2" w:space="0" w:color="BFBFBF"/>
-                    <w:end w:val="single" w:sz="2" w:space="0" w:color="BFBFBF"/>
-                  </w:tcBorders>
-                  <w:shd w:fill="2F5496" w:val="clear"/>
-                  <w:vAlign w:val="center"/>
-                </w:tcPr>
-                <w:p>
-                  <w:pPr>
-                    <w:pStyle w:val="Contedodatabela"/>
-                    <w:ind w:hanging="0" w:start="0" w:end="0"/>
-                    <w:jc w:val="center"/>
-                    <w:rPr>
-                      <w:rFonts w:ascii="Arial Narrow" w:hAnsi="Arial Narrow"/>
-                      <w:b/>
-                      <w:color w:val="FFFFFF"/>
-                    </w:rPr>
-                  </w:pPr>
-                  <w:r>
-                    <w:rPr>
-                      <w:rFonts w:ascii="Arial Narrow" w:hAnsi="Arial Narrow"/>
-                      <w:b/>
-                      <w:color w:val="FFFFFF"/>
-                    </w:rPr>
-                    <w:t>Data</w:t>
-                  </w:r>
-                </w:p>
-              </w:tc>
-              <w:tc>
-                <w:tcPr>
-                  <w:tcW w:w="6304" w:type="dxa"/>
-                  <w:tcBorders>
-                    <w:top w:val="single" w:sz="2" w:space="0" w:color="BFBFBF"/>
-                    <w:start w:val="single" w:sz="2" w:space="0" w:color="BFBFBF"/>
-                    <w:bottom w:val="single" w:sz="2" w:space="0" w:color="BFBFBF"/>
-                    <w:end w:val="single" w:sz="2" w:space="0" w:color="BFBFBF"/>
-                  </w:tcBorders>
-                  <w:shd w:fill="2F5496" w:val="clear"/>
-                  <w:vAlign w:val="center"/>
-                </w:tcPr>
-                <w:p>
-                  <w:pPr>
-                    <w:pStyle w:val="Contedodatabela"/>
-                    <w:ind w:hanging="0" w:start="0" w:end="0"/>
-                    <w:jc w:val="center"/>
-                    <w:rPr>
-                      <w:rFonts w:ascii="Arial Narrow" w:hAnsi="Arial Narrow"/>
-                      <w:b/>
-                      <w:color w:val="FFFFFF"/>
-                    </w:rPr>
-                  </w:pPr>
-                  <w:r>
-                    <w:rPr>
-                      <w:rFonts w:ascii="Arial Narrow" w:hAnsi="Arial Narrow"/>
+                      <w:rFonts w:ascii="Arial narrow" w:hAnsi="Arial narrow"/>
+                    </w:rPr>
+                  </w:pPr>
+                  <w:r>
+                    <w:rPr>
+                      <w:rFonts w:ascii="Arial narrow" w:hAnsi="Arial narrow"/>
                       <w:b/>
                       <w:color w:val="FFFFFF"/>
                     </w:rPr>
@@ -3385,13 +2969,12 @@
                     <w:ind w:hanging="0" w:start="0" w:end="0"/>
                     <w:jc w:val="center"/>
                     <w:rPr>
-                      <w:rFonts w:ascii="Arial Narrow" w:hAnsi="Arial Narrow"/>
-                      <w:color w:val="000000"/>
-                    </w:rPr>
-                  </w:pPr>
-                  <w:r>
-                    <w:rPr>
-                      <w:rFonts w:ascii="Arial Narrow" w:hAnsi="Arial Narrow"/>
+                      <w:rFonts w:ascii="Arial narrow" w:hAnsi="Arial narrow"/>
+                    </w:rPr>
+                  </w:pPr>
+                  <w:r>
+                    <w:rPr>
+                      <w:rFonts w:ascii="Arial narrow" w:hAnsi="Arial narrow"/>
                       <w:color w:val="000000"/>
                     </w:rPr>
                     <w:t>1</w:t>
@@ -3416,13 +2999,12 @@
                     <w:ind w:hanging="0" w:start="0" w:end="0"/>
                     <w:jc w:val="center"/>
                     <w:rPr>
-                      <w:rFonts w:ascii="Arial Narrow" w:hAnsi="Arial Narrow"/>
-                      <w:color w:val="000000"/>
-                    </w:rPr>
-                  </w:pPr>
-                  <w:r>
-                    <w:rPr>
-                      <w:rFonts w:ascii="Arial Narrow" w:hAnsi="Arial Narrow"/>
+                      <w:rFonts w:ascii="Arial narrow" w:hAnsi="Arial narrow"/>
+                    </w:rPr>
+                  </w:pPr>
+                  <w:r>
+                    <w:rPr>
+                      <w:rFonts w:ascii="Arial narrow" w:hAnsi="Arial narrow"/>
                       <w:color w:val="000000"/>
                     </w:rPr>
                     <w:t>1</w:t>
@@ -3431,29 +3013,28 @@
               </w:tc>
               <w:tc>
                 <w:tcPr>
-                  <w:tcW w:w="800" w:type="dxa"/>
-                  <w:tcBorders>
-                    <w:top w:val="single" w:sz="2" w:space="0" w:color="BFBFBF"/>
-                    <w:start w:val="single" w:sz="2" w:space="0" w:color="BFBFBF"/>
-                    <w:bottom w:val="single" w:sz="2" w:space="0" w:color="BFBFBF"/>
-                    <w:end w:val="single" w:sz="2" w:space="0" w:color="BFBFBF"/>
-                  </w:tcBorders>
-                  <w:shd w:fill="FFFFA6" w:val="clear"/>
-                  <w:vAlign w:val="center"/>
-                </w:tcPr>
-                <w:p>
-                  <w:pPr>
-                    <w:pStyle w:val="Contedodatabela"/>
-                    <w:ind w:hanging="0" w:start="0" w:end="0"/>
-                    <w:jc w:val="center"/>
-                    <w:rPr>
-                      <w:rFonts w:ascii="Arial Narrow" w:hAnsi="Arial Narrow"/>
-                      <w:color w:val="000000"/>
-                    </w:rPr>
-                  </w:pPr>
-                  <w:r>
-                    <w:rPr>
-                      <w:rFonts w:ascii="Arial Narrow" w:hAnsi="Arial Narrow"/>
+                  <w:tcW w:w="799" w:type="dxa"/>
+                  <w:tcBorders>
+                    <w:top w:val="single" w:sz="2" w:space="0" w:color="BFBFBF"/>
+                    <w:start w:val="single" w:sz="2" w:space="0" w:color="BFBFBF"/>
+                    <w:bottom w:val="single" w:sz="2" w:space="0" w:color="BFBFBF"/>
+                    <w:end w:val="single" w:sz="2" w:space="0" w:color="BFBFBF"/>
+                  </w:tcBorders>
+                  <w:shd w:fill="FFFFA6" w:val="clear"/>
+                  <w:vAlign w:val="center"/>
+                </w:tcPr>
+                <w:p>
+                  <w:pPr>
+                    <w:pStyle w:val="Contedodatabela"/>
+                    <w:ind w:hanging="0" w:start="0" w:end="0"/>
+                    <w:jc w:val="center"/>
+                    <w:rPr>
+                      <w:rFonts w:ascii="Arial narrow" w:hAnsi="Arial narrow"/>
+                    </w:rPr>
+                  </w:pPr>
+                  <w:r>
+                    <w:rPr>
+                      <w:rFonts w:ascii="Arial narrow" w:hAnsi="Arial narrow"/>
                       <w:color w:val="000000"/>
                     </w:rPr>
                     <w:t>1</w:t>
@@ -3462,29 +3043,28 @@
               </w:tc>
               <w:tc>
                 <w:tcPr>
-                  <w:tcW w:w="1195" w:type="dxa"/>
-                  <w:tcBorders>
-                    <w:top w:val="single" w:sz="2" w:space="0" w:color="BFBFBF"/>
-                    <w:start w:val="single" w:sz="2" w:space="0" w:color="BFBFBF"/>
-                    <w:bottom w:val="single" w:sz="2" w:space="0" w:color="BFBFBF"/>
-                    <w:end w:val="single" w:sz="2" w:space="0" w:color="BFBFBF"/>
-                  </w:tcBorders>
-                  <w:shd w:fill="FFFFA6" w:val="clear"/>
-                  <w:vAlign w:val="center"/>
-                </w:tcPr>
-                <w:p>
-                  <w:pPr>
-                    <w:pStyle w:val="Contedodatabela"/>
-                    <w:ind w:hanging="0" w:start="0" w:end="0"/>
-                    <w:jc w:val="center"/>
-                    <w:rPr>
-                      <w:rFonts w:ascii="Arial Narrow" w:hAnsi="Arial Narrow"/>
-                      <w:color w:val="000000"/>
-                    </w:rPr>
-                  </w:pPr>
-                  <w:r>
-                    <w:rPr>
-                      <w:rFonts w:ascii="Arial Narrow" w:hAnsi="Arial Narrow"/>
+                  <w:tcW w:w="1196" w:type="dxa"/>
+                  <w:tcBorders>
+                    <w:top w:val="single" w:sz="2" w:space="0" w:color="BFBFBF"/>
+                    <w:start w:val="single" w:sz="2" w:space="0" w:color="BFBFBF"/>
+                    <w:bottom w:val="single" w:sz="2" w:space="0" w:color="BFBFBF"/>
+                    <w:end w:val="single" w:sz="2" w:space="0" w:color="BFBFBF"/>
+                  </w:tcBorders>
+                  <w:shd w:fill="FFFFA6" w:val="clear"/>
+                  <w:vAlign w:val="center"/>
+                </w:tcPr>
+                <w:p>
+                  <w:pPr>
+                    <w:pStyle w:val="Contedodatabela"/>
+                    <w:ind w:hanging="0" w:start="0" w:end="0"/>
+                    <w:jc w:val="center"/>
+                    <w:rPr>
+                      <w:rFonts w:ascii="Arial narrow" w:hAnsi="Arial narrow"/>
+                    </w:rPr>
+                  </w:pPr>
+                  <w:r>
+                    <w:rPr>
+                      <w:rFonts w:ascii="Arial narrow" w:hAnsi="Arial narrow"/>
                       <w:color w:val="000000"/>
                     </w:rPr>
                     <w:t>03/08/26</w:t>
@@ -3557,13 +3137,12 @@
                     <w:ind w:hanging="0" w:start="0" w:end="0"/>
                     <w:jc w:val="center"/>
                     <w:rPr>
-                      <w:rFonts w:ascii="Arial Narrow" w:hAnsi="Arial Narrow"/>
-                      <w:color w:val="000000"/>
-                    </w:rPr>
-                  </w:pPr>
-                  <w:r>
-                    <w:rPr>
-                      <w:rFonts w:ascii="Arial Narrow" w:hAnsi="Arial Narrow"/>
+                      <w:rFonts w:ascii="Arial narrow" w:hAnsi="Arial narrow"/>
+                    </w:rPr>
+                  </w:pPr>
+                  <w:r>
+                    <w:rPr>
+                      <w:rFonts w:ascii="Arial narrow" w:hAnsi="Arial narrow"/>
                       <w:color w:val="000000"/>
                     </w:rPr>
                     <w:t>1</w:t>
@@ -3588,13 +3167,12 @@
                     <w:ind w:hanging="0" w:start="0" w:end="0"/>
                     <w:jc w:val="center"/>
                     <w:rPr>
-                      <w:rFonts w:ascii="Arial Narrow" w:hAnsi="Arial Narrow"/>
-                      <w:color w:val="000000"/>
-                    </w:rPr>
-                  </w:pPr>
-                  <w:r>
-                    <w:rPr>
-                      <w:rFonts w:ascii="Arial Narrow" w:hAnsi="Arial Narrow"/>
+                      <w:rFonts w:ascii="Arial narrow" w:hAnsi="Arial narrow"/>
+                    </w:rPr>
+                  </w:pPr>
+                  <w:r>
+                    <w:rPr>
+                      <w:rFonts w:ascii="Arial narrow" w:hAnsi="Arial narrow"/>
                       <w:color w:val="000000"/>
                     </w:rPr>
                     <w:t>1</w:t>
@@ -3603,29 +3181,28 @@
               </w:tc>
               <w:tc>
                 <w:tcPr>
-                  <w:tcW w:w="800" w:type="dxa"/>
-                  <w:tcBorders>
-                    <w:top w:val="single" w:sz="2" w:space="0" w:color="BFBFBF"/>
-                    <w:start w:val="single" w:sz="2" w:space="0" w:color="BFBFBF"/>
-                    <w:bottom w:val="single" w:sz="2" w:space="0" w:color="BFBFBF"/>
-                    <w:end w:val="single" w:sz="2" w:space="0" w:color="BFBFBF"/>
-                  </w:tcBorders>
-                  <w:shd w:fill="FFFFA6" w:val="clear"/>
-                  <w:vAlign w:val="center"/>
-                </w:tcPr>
-                <w:p>
-                  <w:pPr>
-                    <w:pStyle w:val="Contedodatabela"/>
-                    <w:ind w:hanging="0" w:start="0" w:end="0"/>
-                    <w:jc w:val="center"/>
-                    <w:rPr>
-                      <w:rFonts w:ascii="Arial Narrow" w:hAnsi="Arial Narrow"/>
-                      <w:color w:val="000000"/>
-                    </w:rPr>
-                  </w:pPr>
-                  <w:r>
-                    <w:rPr>
-                      <w:rFonts w:ascii="Arial Narrow" w:hAnsi="Arial Narrow"/>
+                  <w:tcW w:w="799" w:type="dxa"/>
+                  <w:tcBorders>
+                    <w:top w:val="single" w:sz="2" w:space="0" w:color="BFBFBF"/>
+                    <w:start w:val="single" w:sz="2" w:space="0" w:color="BFBFBF"/>
+                    <w:bottom w:val="single" w:sz="2" w:space="0" w:color="BFBFBF"/>
+                    <w:end w:val="single" w:sz="2" w:space="0" w:color="BFBFBF"/>
+                  </w:tcBorders>
+                  <w:shd w:fill="FFFFA6" w:val="clear"/>
+                  <w:vAlign w:val="center"/>
+                </w:tcPr>
+                <w:p>
+                  <w:pPr>
+                    <w:pStyle w:val="Contedodatabela"/>
+                    <w:ind w:hanging="0" w:start="0" w:end="0"/>
+                    <w:jc w:val="center"/>
+                    <w:rPr>
+                      <w:rFonts w:ascii="Arial narrow" w:hAnsi="Arial narrow"/>
+                    </w:rPr>
+                  </w:pPr>
+                  <w:r>
+                    <w:rPr>
+                      <w:rFonts w:ascii="Arial narrow" w:hAnsi="Arial narrow"/>
                       <w:color w:val="000000"/>
                     </w:rPr>
                     <w:t>2</w:t>
@@ -3634,29 +3211,28 @@
               </w:tc>
               <w:tc>
                 <w:tcPr>
-                  <w:tcW w:w="1195" w:type="dxa"/>
-                  <w:tcBorders>
-                    <w:top w:val="single" w:sz="2" w:space="0" w:color="BFBFBF"/>
-                    <w:start w:val="single" w:sz="2" w:space="0" w:color="BFBFBF"/>
-                    <w:bottom w:val="single" w:sz="2" w:space="0" w:color="BFBFBF"/>
-                    <w:end w:val="single" w:sz="2" w:space="0" w:color="BFBFBF"/>
-                  </w:tcBorders>
-                  <w:shd w:fill="FFFFA6" w:val="clear"/>
-                  <w:vAlign w:val="center"/>
-                </w:tcPr>
-                <w:p>
-                  <w:pPr>
-                    <w:pStyle w:val="Contedodatabela"/>
-                    <w:ind w:hanging="0" w:start="0" w:end="0"/>
-                    <w:jc w:val="center"/>
-                    <w:rPr>
-                      <w:rFonts w:ascii="Arial Narrow" w:hAnsi="Arial Narrow"/>
-                      <w:color w:val="000000"/>
-                    </w:rPr>
-                  </w:pPr>
-                  <w:r>
-                    <w:rPr>
-                      <w:rFonts w:ascii="Arial Narrow" w:hAnsi="Arial Narrow"/>
+                  <w:tcW w:w="1196" w:type="dxa"/>
+                  <w:tcBorders>
+                    <w:top w:val="single" w:sz="2" w:space="0" w:color="BFBFBF"/>
+                    <w:start w:val="single" w:sz="2" w:space="0" w:color="BFBFBF"/>
+                    <w:bottom w:val="single" w:sz="2" w:space="0" w:color="BFBFBF"/>
+                    <w:end w:val="single" w:sz="2" w:space="0" w:color="BFBFBF"/>
+                  </w:tcBorders>
+                  <w:shd w:fill="FFFFA6" w:val="clear"/>
+                  <w:vAlign w:val="center"/>
+                </w:tcPr>
+                <w:p>
+                  <w:pPr>
+                    <w:pStyle w:val="Contedodatabela"/>
+                    <w:ind w:hanging="0" w:start="0" w:end="0"/>
+                    <w:jc w:val="center"/>
+                    <w:rPr>
+                      <w:rFonts w:ascii="Arial narrow" w:hAnsi="Arial narrow"/>
+                    </w:rPr>
+                  </w:pPr>
+                  <w:r>
+                    <w:rPr>
+                      <w:rFonts w:ascii="Arial narrow" w:hAnsi="Arial narrow"/>
                       <w:color w:val="000000"/>
                     </w:rPr>
                     <w:t>05/08/26</w:t>
@@ -3715,13 +3291,12 @@
                     <w:ind w:hanging="0" w:start="0" w:end="0"/>
                     <w:jc w:val="center"/>
                     <w:rPr>
-                      <w:rFonts w:ascii="Arial Narrow" w:hAnsi="Arial Narrow"/>
-                      <w:color w:val="000000"/>
-                    </w:rPr>
-                  </w:pPr>
-                  <w:r>
-                    <w:rPr>
-                      <w:rFonts w:ascii="Arial Narrow" w:hAnsi="Arial Narrow"/>
+                      <w:rFonts w:ascii="Arial narrow" w:hAnsi="Arial narrow"/>
+                    </w:rPr>
+                  </w:pPr>
+                  <w:r>
+                    <w:rPr>
+                      <w:rFonts w:ascii="Arial narrow" w:hAnsi="Arial narrow"/>
                       <w:color w:val="000000"/>
                     </w:rPr>
                     <w:t>2</w:t>
@@ -3746,13 +3321,12 @@
                     <w:ind w:hanging="0" w:start="0" w:end="0"/>
                     <w:jc w:val="center"/>
                     <w:rPr>
-                      <w:rFonts w:ascii="Arial Narrow" w:hAnsi="Arial Narrow"/>
-                      <w:color w:val="000000"/>
-                    </w:rPr>
-                  </w:pPr>
-                  <w:r>
-                    <w:rPr>
-                      <w:rFonts w:ascii="Arial Narrow" w:hAnsi="Arial Narrow"/>
+                      <w:rFonts w:ascii="Arial narrow" w:hAnsi="Arial narrow"/>
+                    </w:rPr>
+                  </w:pPr>
+                  <w:r>
+                    <w:rPr>
+                      <w:rFonts w:ascii="Arial narrow" w:hAnsi="Arial narrow"/>
                       <w:color w:val="000000"/>
                     </w:rPr>
                     <w:t>1</w:t>
@@ -3761,29 +3335,28 @@
               </w:tc>
               <w:tc>
                 <w:tcPr>
-                  <w:tcW w:w="800" w:type="dxa"/>
-                  <w:tcBorders>
-                    <w:top w:val="single" w:sz="2" w:space="0" w:color="BFBFBF"/>
-                    <w:start w:val="single" w:sz="2" w:space="0" w:color="BFBFBF"/>
-                    <w:bottom w:val="single" w:sz="2" w:space="0" w:color="BFBFBF"/>
-                    <w:end w:val="single" w:sz="2" w:space="0" w:color="BFBFBF"/>
-                  </w:tcBorders>
-                  <w:shd w:fill="FFFFA6" w:val="clear"/>
-                  <w:vAlign w:val="center"/>
-                </w:tcPr>
-                <w:p>
-                  <w:pPr>
-                    <w:pStyle w:val="Contedodatabela"/>
-                    <w:ind w:hanging="0" w:start="0" w:end="0"/>
-                    <w:jc w:val="center"/>
-                    <w:rPr>
-                      <w:rFonts w:ascii="Arial Narrow" w:hAnsi="Arial Narrow"/>
-                      <w:color w:val="000000"/>
-                    </w:rPr>
-                  </w:pPr>
-                  <w:r>
-                    <w:rPr>
-                      <w:rFonts w:ascii="Arial Narrow" w:hAnsi="Arial Narrow"/>
+                  <w:tcW w:w="799" w:type="dxa"/>
+                  <w:tcBorders>
+                    <w:top w:val="single" w:sz="2" w:space="0" w:color="BFBFBF"/>
+                    <w:start w:val="single" w:sz="2" w:space="0" w:color="BFBFBF"/>
+                    <w:bottom w:val="single" w:sz="2" w:space="0" w:color="BFBFBF"/>
+                    <w:end w:val="single" w:sz="2" w:space="0" w:color="BFBFBF"/>
+                  </w:tcBorders>
+                  <w:shd w:fill="FFFFA6" w:val="clear"/>
+                  <w:vAlign w:val="center"/>
+                </w:tcPr>
+                <w:p>
+                  <w:pPr>
+                    <w:pStyle w:val="Contedodatabela"/>
+                    <w:ind w:hanging="0" w:start="0" w:end="0"/>
+                    <w:jc w:val="center"/>
+                    <w:rPr>
+                      <w:rFonts w:ascii="Arial narrow" w:hAnsi="Arial narrow"/>
+                    </w:rPr>
+                  </w:pPr>
+                  <w:r>
+                    <w:rPr>
+                      <w:rFonts w:ascii="Arial narrow" w:hAnsi="Arial narrow"/>
                       <w:color w:val="000000"/>
                     </w:rPr>
                     <w:t>3</w:t>
@@ -3792,29 +3365,28 @@
               </w:tc>
               <w:tc>
                 <w:tcPr>
-                  <w:tcW w:w="1195" w:type="dxa"/>
-                  <w:tcBorders>
-                    <w:top w:val="single" w:sz="2" w:space="0" w:color="BFBFBF"/>
-                    <w:start w:val="single" w:sz="2" w:space="0" w:color="BFBFBF"/>
-                    <w:bottom w:val="single" w:sz="2" w:space="0" w:color="BFBFBF"/>
-                    <w:end w:val="single" w:sz="2" w:space="0" w:color="BFBFBF"/>
-                  </w:tcBorders>
-                  <w:shd w:fill="FFFFA6" w:val="clear"/>
-                  <w:vAlign w:val="center"/>
-                </w:tcPr>
-                <w:p>
-                  <w:pPr>
-                    <w:pStyle w:val="Contedodatabela"/>
-                    <w:ind w:hanging="0" w:start="0" w:end="0"/>
-                    <w:jc w:val="center"/>
-                    <w:rPr>
-                      <w:rFonts w:ascii="Arial Narrow" w:hAnsi="Arial Narrow"/>
-                      <w:color w:val="000000"/>
-                    </w:rPr>
-                  </w:pPr>
-                  <w:r>
-                    <w:rPr>
-                      <w:rFonts w:ascii="Arial Narrow" w:hAnsi="Arial Narrow"/>
+                  <w:tcW w:w="1196" w:type="dxa"/>
+                  <w:tcBorders>
+                    <w:top w:val="single" w:sz="2" w:space="0" w:color="BFBFBF"/>
+                    <w:start w:val="single" w:sz="2" w:space="0" w:color="BFBFBF"/>
+                    <w:bottom w:val="single" w:sz="2" w:space="0" w:color="BFBFBF"/>
+                    <w:end w:val="single" w:sz="2" w:space="0" w:color="BFBFBF"/>
+                  </w:tcBorders>
+                  <w:shd w:fill="FFFFA6" w:val="clear"/>
+                  <w:vAlign w:val="center"/>
+                </w:tcPr>
+                <w:p>
+                  <w:pPr>
+                    <w:pStyle w:val="Contedodatabela"/>
+                    <w:ind w:hanging="0" w:start="0" w:end="0"/>
+                    <w:jc w:val="center"/>
+                    <w:rPr>
+                      <w:rFonts w:ascii="Arial narrow" w:hAnsi="Arial narrow"/>
+                    </w:rPr>
+                  </w:pPr>
+                  <w:r>
+                    <w:rPr>
+                      <w:rFonts w:ascii="Arial narrow" w:hAnsi="Arial narrow"/>
                       <w:color w:val="000000"/>
                     </w:rPr>
                     <w:t>10/08/26</w:t>
@@ -3873,13 +3445,12 @@
                     <w:ind w:hanging="0" w:start="0" w:end="0"/>
                     <w:jc w:val="center"/>
                     <w:rPr>
-                      <w:rFonts w:ascii="Arial Narrow" w:hAnsi="Arial Narrow"/>
-                      <w:color w:val="000000"/>
-                    </w:rPr>
-                  </w:pPr>
-                  <w:r>
-                    <w:rPr>
-                      <w:rFonts w:ascii="Arial Narrow" w:hAnsi="Arial Narrow"/>
+                      <w:rFonts w:ascii="Arial narrow" w:hAnsi="Arial narrow"/>
+                    </w:rPr>
+                  </w:pPr>
+                  <w:r>
+                    <w:rPr>
+                      <w:rFonts w:ascii="Arial narrow" w:hAnsi="Arial narrow"/>
                       <w:color w:val="000000"/>
                     </w:rPr>
                     <w:t>2</w:t>
@@ -3904,13 +3475,12 @@
                     <w:ind w:hanging="0" w:start="0" w:end="0"/>
                     <w:jc w:val="center"/>
                     <w:rPr>
-                      <w:rFonts w:ascii="Arial Narrow" w:hAnsi="Arial Narrow"/>
-                      <w:color w:val="000000"/>
-                    </w:rPr>
-                  </w:pPr>
-                  <w:r>
-                    <w:rPr>
-                      <w:rFonts w:ascii="Arial Narrow" w:hAnsi="Arial Narrow"/>
+                      <w:rFonts w:ascii="Arial narrow" w:hAnsi="Arial narrow"/>
+                    </w:rPr>
+                  </w:pPr>
+                  <w:r>
+                    <w:rPr>
+                      <w:rFonts w:ascii="Arial narrow" w:hAnsi="Arial narrow"/>
                       <w:color w:val="000000"/>
                     </w:rPr>
                     <w:t>1</w:t>
@@ -3919,29 +3489,28 @@
               </w:tc>
               <w:tc>
                 <w:tcPr>
-                  <w:tcW w:w="800" w:type="dxa"/>
-                  <w:tcBorders>
-                    <w:top w:val="single" w:sz="2" w:space="0" w:color="BFBFBF"/>
-                    <w:start w:val="single" w:sz="2" w:space="0" w:color="BFBFBF"/>
-                    <w:bottom w:val="single" w:sz="2" w:space="0" w:color="BFBFBF"/>
-                    <w:end w:val="single" w:sz="2" w:space="0" w:color="BFBFBF"/>
-                  </w:tcBorders>
-                  <w:shd w:fill="FFFFA6" w:val="clear"/>
-                  <w:vAlign w:val="center"/>
-                </w:tcPr>
-                <w:p>
-                  <w:pPr>
-                    <w:pStyle w:val="Contedodatabela"/>
-                    <w:ind w:hanging="0" w:start="0" w:end="0"/>
-                    <w:jc w:val="center"/>
-                    <w:rPr>
-                      <w:rFonts w:ascii="Arial Narrow" w:hAnsi="Arial Narrow"/>
-                      <w:color w:val="000000"/>
-                    </w:rPr>
-                  </w:pPr>
-                  <w:r>
-                    <w:rPr>
-                      <w:rFonts w:ascii="Arial Narrow" w:hAnsi="Arial Narrow"/>
+                  <w:tcW w:w="799" w:type="dxa"/>
+                  <w:tcBorders>
+                    <w:top w:val="single" w:sz="2" w:space="0" w:color="BFBFBF"/>
+                    <w:start w:val="single" w:sz="2" w:space="0" w:color="BFBFBF"/>
+                    <w:bottom w:val="single" w:sz="2" w:space="0" w:color="BFBFBF"/>
+                    <w:end w:val="single" w:sz="2" w:space="0" w:color="BFBFBF"/>
+                  </w:tcBorders>
+                  <w:shd w:fill="FFFFA6" w:val="clear"/>
+                  <w:vAlign w:val="center"/>
+                </w:tcPr>
+                <w:p>
+                  <w:pPr>
+                    <w:pStyle w:val="Contedodatabela"/>
+                    <w:ind w:hanging="0" w:start="0" w:end="0"/>
+                    <w:jc w:val="center"/>
+                    <w:rPr>
+                      <w:rFonts w:ascii="Arial narrow" w:hAnsi="Arial narrow"/>
+                    </w:rPr>
+                  </w:pPr>
+                  <w:r>
+                    <w:rPr>
+                      <w:rFonts w:ascii="Arial narrow" w:hAnsi="Arial narrow"/>
                       <w:color w:val="000000"/>
                     </w:rPr>
                     <w:t>4</w:t>
@@ -3950,29 +3519,28 @@
               </w:tc>
               <w:tc>
                 <w:tcPr>
-                  <w:tcW w:w="1195" w:type="dxa"/>
-                  <w:tcBorders>
-                    <w:top w:val="single" w:sz="2" w:space="0" w:color="BFBFBF"/>
-                    <w:start w:val="single" w:sz="2" w:space="0" w:color="BFBFBF"/>
-                    <w:bottom w:val="single" w:sz="2" w:space="0" w:color="BFBFBF"/>
-                    <w:end w:val="single" w:sz="2" w:space="0" w:color="BFBFBF"/>
-                  </w:tcBorders>
-                  <w:shd w:fill="FFFFA6" w:val="clear"/>
-                  <w:vAlign w:val="center"/>
-                </w:tcPr>
-                <w:p>
-                  <w:pPr>
-                    <w:pStyle w:val="Contedodatabela"/>
-                    <w:ind w:hanging="0" w:start="0" w:end="0"/>
-                    <w:jc w:val="center"/>
-                    <w:rPr>
-                      <w:rFonts w:ascii="Arial Narrow" w:hAnsi="Arial Narrow"/>
-                      <w:color w:val="000000"/>
-                    </w:rPr>
-                  </w:pPr>
-                  <w:r>
-                    <w:rPr>
-                      <w:rFonts w:ascii="Arial Narrow" w:hAnsi="Arial Narrow"/>
+                  <w:tcW w:w="1196" w:type="dxa"/>
+                  <w:tcBorders>
+                    <w:top w:val="single" w:sz="2" w:space="0" w:color="BFBFBF"/>
+                    <w:start w:val="single" w:sz="2" w:space="0" w:color="BFBFBF"/>
+                    <w:bottom w:val="single" w:sz="2" w:space="0" w:color="BFBFBF"/>
+                    <w:end w:val="single" w:sz="2" w:space="0" w:color="BFBFBF"/>
+                  </w:tcBorders>
+                  <w:shd w:fill="FFFFA6" w:val="clear"/>
+                  <w:vAlign w:val="center"/>
+                </w:tcPr>
+                <w:p>
+                  <w:pPr>
+                    <w:pStyle w:val="Contedodatabela"/>
+                    <w:ind w:hanging="0" w:start="0" w:end="0"/>
+                    <w:jc w:val="center"/>
+                    <w:rPr>
+                      <w:rFonts w:ascii="Arial narrow" w:hAnsi="Arial narrow"/>
+                    </w:rPr>
+                  </w:pPr>
+                  <w:r>
+                    <w:rPr>
+                      <w:rFonts w:ascii="Arial narrow" w:hAnsi="Arial narrow"/>
                       <w:color w:val="000000"/>
                     </w:rPr>
                     <w:t>12/08/26</w:t>
@@ -4031,13 +3599,12 @@
                     <w:ind w:hanging="0" w:start="0" w:end="0"/>
                     <w:jc w:val="center"/>
                     <w:rPr>
-                      <w:rFonts w:ascii="Arial Narrow" w:hAnsi="Arial Narrow"/>
-                      <w:color w:val="000000"/>
-                    </w:rPr>
-                  </w:pPr>
-                  <w:r>
-                    <w:rPr>
-                      <w:rFonts w:ascii="Arial Narrow" w:hAnsi="Arial Narrow"/>
+                      <w:rFonts w:ascii="Arial narrow" w:hAnsi="Arial narrow"/>
+                    </w:rPr>
+                  </w:pPr>
+                  <w:r>
+                    <w:rPr>
+                      <w:rFonts w:ascii="Arial narrow" w:hAnsi="Arial narrow"/>
                       <w:color w:val="000000"/>
                     </w:rPr>
                     <w:t>3</w:t>
@@ -4062,13 +3629,12 @@
                     <w:ind w:hanging="0" w:start="0" w:end="0"/>
                     <w:jc w:val="center"/>
                     <w:rPr>
-                      <w:rFonts w:ascii="Arial Narrow" w:hAnsi="Arial Narrow"/>
-                      <w:color w:val="000000"/>
-                    </w:rPr>
-                  </w:pPr>
-                  <w:r>
-                    <w:rPr>
-                      <w:rFonts w:ascii="Arial Narrow" w:hAnsi="Arial Narrow"/>
+                      <w:rFonts w:ascii="Arial narrow" w:hAnsi="Arial narrow"/>
+                    </w:rPr>
+                  </w:pPr>
+                  <w:r>
+                    <w:rPr>
+                      <w:rFonts w:ascii="Arial narrow" w:hAnsi="Arial narrow"/>
                       <w:color w:val="000000"/>
                     </w:rPr>
                     <w:t>1</w:t>
@@ -4077,29 +3643,28 @@
               </w:tc>
               <w:tc>
                 <w:tcPr>
-                  <w:tcW w:w="800" w:type="dxa"/>
-                  <w:tcBorders>
-                    <w:top w:val="single" w:sz="2" w:space="0" w:color="BFBFBF"/>
-                    <w:start w:val="single" w:sz="2" w:space="0" w:color="BFBFBF"/>
-                    <w:bottom w:val="single" w:sz="2" w:space="0" w:color="BFBFBF"/>
-                    <w:end w:val="single" w:sz="2" w:space="0" w:color="BFBFBF"/>
-                  </w:tcBorders>
-                  <w:shd w:fill="FFFFA6" w:val="clear"/>
-                  <w:vAlign w:val="center"/>
-                </w:tcPr>
-                <w:p>
-                  <w:pPr>
-                    <w:pStyle w:val="Contedodatabela"/>
-                    <w:ind w:hanging="0" w:start="0" w:end="0"/>
-                    <w:jc w:val="center"/>
-                    <w:rPr>
-                      <w:rFonts w:ascii="Arial Narrow" w:hAnsi="Arial Narrow"/>
-                      <w:color w:val="000000"/>
-                    </w:rPr>
-                  </w:pPr>
-                  <w:r>
-                    <w:rPr>
-                      <w:rFonts w:ascii="Arial Narrow" w:hAnsi="Arial Narrow"/>
+                  <w:tcW w:w="799" w:type="dxa"/>
+                  <w:tcBorders>
+                    <w:top w:val="single" w:sz="2" w:space="0" w:color="BFBFBF"/>
+                    <w:start w:val="single" w:sz="2" w:space="0" w:color="BFBFBF"/>
+                    <w:bottom w:val="single" w:sz="2" w:space="0" w:color="BFBFBF"/>
+                    <w:end w:val="single" w:sz="2" w:space="0" w:color="BFBFBF"/>
+                  </w:tcBorders>
+                  <w:shd w:fill="FFFFA6" w:val="clear"/>
+                  <w:vAlign w:val="center"/>
+                </w:tcPr>
+                <w:p>
+                  <w:pPr>
+                    <w:pStyle w:val="Contedodatabela"/>
+                    <w:ind w:hanging="0" w:start="0" w:end="0"/>
+                    <w:jc w:val="center"/>
+                    <w:rPr>
+                      <w:rFonts w:ascii="Arial narrow" w:hAnsi="Arial narrow"/>
+                    </w:rPr>
+                  </w:pPr>
+                  <w:r>
+                    <w:rPr>
+                      <w:rFonts w:ascii="Arial narrow" w:hAnsi="Arial narrow"/>
                       <w:color w:val="000000"/>
                     </w:rPr>
                     <w:t>5</w:t>
@@ -4108,29 +3673,28 @@
               </w:tc>
               <w:tc>
                 <w:tcPr>
-                  <w:tcW w:w="1195" w:type="dxa"/>
-                  <w:tcBorders>
-                    <w:top w:val="single" w:sz="2" w:space="0" w:color="BFBFBF"/>
-                    <w:start w:val="single" w:sz="2" w:space="0" w:color="BFBFBF"/>
-                    <w:bottom w:val="single" w:sz="2" w:space="0" w:color="BFBFBF"/>
-                    <w:end w:val="single" w:sz="2" w:space="0" w:color="BFBFBF"/>
-                  </w:tcBorders>
-                  <w:shd w:fill="FFFFA6" w:val="clear"/>
-                  <w:vAlign w:val="center"/>
-                </w:tcPr>
-                <w:p>
-                  <w:pPr>
-                    <w:pStyle w:val="Contedodatabela"/>
-                    <w:ind w:hanging="0" w:start="0" w:end="0"/>
-                    <w:jc w:val="center"/>
-                    <w:rPr>
-                      <w:rFonts w:ascii="Arial Narrow" w:hAnsi="Arial Narrow"/>
-                      <w:color w:val="000000"/>
-                    </w:rPr>
-                  </w:pPr>
-                  <w:r>
-                    <w:rPr>
-                      <w:rFonts w:ascii="Arial Narrow" w:hAnsi="Arial Narrow"/>
+                  <w:tcW w:w="1196" w:type="dxa"/>
+                  <w:tcBorders>
+                    <w:top w:val="single" w:sz="2" w:space="0" w:color="BFBFBF"/>
+                    <w:start w:val="single" w:sz="2" w:space="0" w:color="BFBFBF"/>
+                    <w:bottom w:val="single" w:sz="2" w:space="0" w:color="BFBFBF"/>
+                    <w:end w:val="single" w:sz="2" w:space="0" w:color="BFBFBF"/>
+                  </w:tcBorders>
+                  <w:shd w:fill="FFFFA6" w:val="clear"/>
+                  <w:vAlign w:val="center"/>
+                </w:tcPr>
+                <w:p>
+                  <w:pPr>
+                    <w:pStyle w:val="Contedodatabela"/>
+                    <w:ind w:hanging="0" w:start="0" w:end="0"/>
+                    <w:jc w:val="center"/>
+                    <w:rPr>
+                      <w:rFonts w:ascii="Arial narrow" w:hAnsi="Arial narrow"/>
+                    </w:rPr>
+                  </w:pPr>
+                  <w:r>
+                    <w:rPr>
+                      <w:rFonts w:ascii="Arial narrow" w:hAnsi="Arial narrow"/>
                       <w:color w:val="000000"/>
                     </w:rPr>
                     <w:t>17/08/26</w:t>
@@ -4189,13 +3753,12 @@
                     <w:ind w:hanging="0" w:start="0" w:end="0"/>
                     <w:jc w:val="center"/>
                     <w:rPr>
-                      <w:rFonts w:ascii="Arial Narrow" w:hAnsi="Arial Narrow"/>
-                      <w:color w:val="000000"/>
-                    </w:rPr>
-                  </w:pPr>
-                  <w:r>
-                    <w:rPr>
-                      <w:rFonts w:ascii="Arial Narrow" w:hAnsi="Arial Narrow"/>
+                      <w:rFonts w:ascii="Arial narrow" w:hAnsi="Arial narrow"/>
+                    </w:rPr>
+                  </w:pPr>
+                  <w:r>
+                    <w:rPr>
+                      <w:rFonts w:ascii="Arial narrow" w:hAnsi="Arial narrow"/>
                       <w:color w:val="000000"/>
                     </w:rPr>
                     <w:t>3</w:t>
@@ -4220,13 +3783,12 @@
                     <w:ind w:hanging="0" w:start="0" w:end="0"/>
                     <w:jc w:val="center"/>
                     <w:rPr>
-                      <w:rFonts w:ascii="Arial Narrow" w:hAnsi="Arial Narrow"/>
-                      <w:color w:val="000000"/>
-                    </w:rPr>
-                  </w:pPr>
-                  <w:r>
-                    <w:rPr>
-                      <w:rFonts w:ascii="Arial Narrow" w:hAnsi="Arial Narrow"/>
+                      <w:rFonts w:ascii="Arial narrow" w:hAnsi="Arial narrow"/>
+                    </w:rPr>
+                  </w:pPr>
+                  <w:r>
+                    <w:rPr>
+                      <w:rFonts w:ascii="Arial narrow" w:hAnsi="Arial narrow"/>
                       <w:color w:val="000000"/>
                     </w:rPr>
                     <w:t>1</w:t>
@@ -4235,29 +3797,28 @@
               </w:tc>
               <w:tc>
                 <w:tcPr>
-                  <w:tcW w:w="800" w:type="dxa"/>
-                  <w:tcBorders>
-                    <w:top w:val="single" w:sz="2" w:space="0" w:color="BFBFBF"/>
-                    <w:start w:val="single" w:sz="2" w:space="0" w:color="BFBFBF"/>
-                    <w:bottom w:val="single" w:sz="2" w:space="0" w:color="BFBFBF"/>
-                    <w:end w:val="single" w:sz="2" w:space="0" w:color="BFBFBF"/>
-                  </w:tcBorders>
-                  <w:shd w:fill="FFFFA6" w:val="clear"/>
-                  <w:vAlign w:val="center"/>
-                </w:tcPr>
-                <w:p>
-                  <w:pPr>
-                    <w:pStyle w:val="Contedodatabela"/>
-                    <w:ind w:hanging="0" w:start="0" w:end="0"/>
-                    <w:jc w:val="center"/>
-                    <w:rPr>
-                      <w:rFonts w:ascii="Arial Narrow" w:hAnsi="Arial Narrow"/>
-                      <w:color w:val="000000"/>
-                    </w:rPr>
-                  </w:pPr>
-                  <w:r>
-                    <w:rPr>
-                      <w:rFonts w:ascii="Arial Narrow" w:hAnsi="Arial Narrow"/>
+                  <w:tcW w:w="799" w:type="dxa"/>
+                  <w:tcBorders>
+                    <w:top w:val="single" w:sz="2" w:space="0" w:color="BFBFBF"/>
+                    <w:start w:val="single" w:sz="2" w:space="0" w:color="BFBFBF"/>
+                    <w:bottom w:val="single" w:sz="2" w:space="0" w:color="BFBFBF"/>
+                    <w:end w:val="single" w:sz="2" w:space="0" w:color="BFBFBF"/>
+                  </w:tcBorders>
+                  <w:shd w:fill="FFFFA6" w:val="clear"/>
+                  <w:vAlign w:val="center"/>
+                </w:tcPr>
+                <w:p>
+                  <w:pPr>
+                    <w:pStyle w:val="Contedodatabela"/>
+                    <w:ind w:hanging="0" w:start="0" w:end="0"/>
+                    <w:jc w:val="center"/>
+                    <w:rPr>
+                      <w:rFonts w:ascii="Arial narrow" w:hAnsi="Arial narrow"/>
+                    </w:rPr>
+                  </w:pPr>
+                  <w:r>
+                    <w:rPr>
+                      <w:rFonts w:ascii="Arial narrow" w:hAnsi="Arial narrow"/>
                       <w:color w:val="000000"/>
                     </w:rPr>
                     <w:t>6</w:t>
@@ -4266,29 +3827,28 @@
               </w:tc>
               <w:tc>
                 <w:tcPr>
-                  <w:tcW w:w="1195" w:type="dxa"/>
-                  <w:tcBorders>
-                    <w:top w:val="single" w:sz="2" w:space="0" w:color="BFBFBF"/>
-                    <w:start w:val="single" w:sz="2" w:space="0" w:color="BFBFBF"/>
-                    <w:bottom w:val="single" w:sz="2" w:space="0" w:color="BFBFBF"/>
-                    <w:end w:val="single" w:sz="2" w:space="0" w:color="BFBFBF"/>
-                  </w:tcBorders>
-                  <w:shd w:fill="FFFFA6" w:val="clear"/>
-                  <w:vAlign w:val="center"/>
-                </w:tcPr>
-                <w:p>
-                  <w:pPr>
-                    <w:pStyle w:val="Contedodatabela"/>
-                    <w:ind w:hanging="0" w:start="0" w:end="0"/>
-                    <w:jc w:val="center"/>
-                    <w:rPr>
-                      <w:rFonts w:ascii="Arial Narrow" w:hAnsi="Arial Narrow"/>
-                      <w:color w:val="000000"/>
-                    </w:rPr>
-                  </w:pPr>
-                  <w:r>
-                    <w:rPr>
-                      <w:rFonts w:ascii="Arial Narrow" w:hAnsi="Arial Narrow"/>
+                  <w:tcW w:w="1196" w:type="dxa"/>
+                  <w:tcBorders>
+                    <w:top w:val="single" w:sz="2" w:space="0" w:color="BFBFBF"/>
+                    <w:start w:val="single" w:sz="2" w:space="0" w:color="BFBFBF"/>
+                    <w:bottom w:val="single" w:sz="2" w:space="0" w:color="BFBFBF"/>
+                    <w:end w:val="single" w:sz="2" w:space="0" w:color="BFBFBF"/>
+                  </w:tcBorders>
+                  <w:shd w:fill="FFFFA6" w:val="clear"/>
+                  <w:vAlign w:val="center"/>
+                </w:tcPr>
+                <w:p>
+                  <w:pPr>
+                    <w:pStyle w:val="Contedodatabela"/>
+                    <w:ind w:hanging="0" w:start="0" w:end="0"/>
+                    <w:jc w:val="center"/>
+                    <w:rPr>
+                      <w:rFonts w:ascii="Arial narrow" w:hAnsi="Arial narrow"/>
+                    </w:rPr>
+                  </w:pPr>
+                  <w:r>
+                    <w:rPr>
+                      <w:rFonts w:ascii="Arial narrow" w:hAnsi="Arial narrow"/>
                       <w:color w:val="000000"/>
                     </w:rPr>
                     <w:t>19/08/26</w:t>
@@ -4347,13 +3907,12 @@
                     <w:ind w:hanging="0" w:start="0" w:end="0"/>
                     <w:jc w:val="center"/>
                     <w:rPr>
-                      <w:rFonts w:ascii="Arial Narrow" w:hAnsi="Arial Narrow"/>
-                      <w:color w:val="000000"/>
-                    </w:rPr>
-                  </w:pPr>
-                  <w:r>
-                    <w:rPr>
-                      <w:rFonts w:ascii="Arial Narrow" w:hAnsi="Arial Narrow"/>
+                      <w:rFonts w:ascii="Arial narrow" w:hAnsi="Arial narrow"/>
+                    </w:rPr>
+                  </w:pPr>
+                  <w:r>
+                    <w:rPr>
+                      <w:rFonts w:ascii="Arial narrow" w:hAnsi="Arial narrow"/>
                       <w:color w:val="000000"/>
                     </w:rPr>
                     <w:t>4</w:t>
@@ -4378,13 +3937,12 @@
                     <w:ind w:hanging="0" w:start="0" w:end="0"/>
                     <w:jc w:val="center"/>
                     <w:rPr>
-                      <w:rFonts w:ascii="Arial Narrow" w:hAnsi="Arial Narrow"/>
-                      <w:color w:val="000000"/>
-                    </w:rPr>
-                  </w:pPr>
-                  <w:r>
-                    <w:rPr>
-                      <w:rFonts w:ascii="Arial Narrow" w:hAnsi="Arial Narrow"/>
+                      <w:rFonts w:ascii="Arial narrow" w:hAnsi="Arial narrow"/>
+                    </w:rPr>
+                  </w:pPr>
+                  <w:r>
+                    <w:rPr>
+                      <w:rFonts w:ascii="Arial narrow" w:hAnsi="Arial narrow"/>
                       <w:color w:val="000000"/>
                     </w:rPr>
                     <w:t>1</w:t>
@@ -4393,29 +3951,28 @@
               </w:tc>
               <w:tc>
                 <w:tcPr>
-                  <w:tcW w:w="800" w:type="dxa"/>
-                  <w:tcBorders>
-                    <w:top w:val="single" w:sz="2" w:space="0" w:color="BFBFBF"/>
-                    <w:start w:val="single" w:sz="2" w:space="0" w:color="BFBFBF"/>
-                    <w:bottom w:val="single" w:sz="2" w:space="0" w:color="BFBFBF"/>
-                    <w:end w:val="single" w:sz="2" w:space="0" w:color="BFBFBF"/>
-                  </w:tcBorders>
-                  <w:shd w:fill="FFFFA6" w:val="clear"/>
-                  <w:vAlign w:val="center"/>
-                </w:tcPr>
-                <w:p>
-                  <w:pPr>
-                    <w:pStyle w:val="Contedodatabela"/>
-                    <w:ind w:hanging="0" w:start="0" w:end="0"/>
-                    <w:jc w:val="center"/>
-                    <w:rPr>
-                      <w:rFonts w:ascii="Arial Narrow" w:hAnsi="Arial Narrow"/>
-                      <w:color w:val="000000"/>
-                    </w:rPr>
-                  </w:pPr>
-                  <w:r>
-                    <w:rPr>
-                      <w:rFonts w:ascii="Arial Narrow" w:hAnsi="Arial Narrow"/>
+                  <w:tcW w:w="799" w:type="dxa"/>
+                  <w:tcBorders>
+                    <w:top w:val="single" w:sz="2" w:space="0" w:color="BFBFBF"/>
+                    <w:start w:val="single" w:sz="2" w:space="0" w:color="BFBFBF"/>
+                    <w:bottom w:val="single" w:sz="2" w:space="0" w:color="BFBFBF"/>
+                    <w:end w:val="single" w:sz="2" w:space="0" w:color="BFBFBF"/>
+                  </w:tcBorders>
+                  <w:shd w:fill="FFFFA6" w:val="clear"/>
+                  <w:vAlign w:val="center"/>
+                </w:tcPr>
+                <w:p>
+                  <w:pPr>
+                    <w:pStyle w:val="Contedodatabela"/>
+                    <w:ind w:hanging="0" w:start="0" w:end="0"/>
+                    <w:jc w:val="center"/>
+                    <w:rPr>
+                      <w:rFonts w:ascii="Arial narrow" w:hAnsi="Arial narrow"/>
+                    </w:rPr>
+                  </w:pPr>
+                  <w:r>
+                    <w:rPr>
+                      <w:rFonts w:ascii="Arial narrow" w:hAnsi="Arial narrow"/>
                       <w:color w:val="000000"/>
                     </w:rPr>
                     <w:t>7</w:t>
@@ -4424,7 +3981,7 @@
               </w:tc>
               <w:tc>
                 <w:tcPr>
-                  <w:tcW w:w="1195" w:type="dxa"/>
+                  <w:tcW w:w="1196" w:type="dxa"/>
                   <w:tcBorders>
                     <w:top w:val="single" w:sz="2" w:space="0" w:color="BFBFBF"/>
                     <w:start w:val="single" w:sz="2" w:space="0" w:color="BFBFBF"/>
@@ -4504,13 +4061,12 @@
                     <w:ind w:hanging="0" w:start="0" w:end="0"/>
                     <w:jc w:val="center"/>
                     <w:rPr>
-                      <w:rFonts w:ascii="Arial Narrow" w:hAnsi="Arial Narrow"/>
-                      <w:color w:val="000000"/>
-                    </w:rPr>
-                  </w:pPr>
-                  <w:r>
-                    <w:rPr>
-                      <w:rFonts w:ascii="Arial Narrow" w:hAnsi="Arial Narrow"/>
+                      <w:rFonts w:ascii="Arial narrow" w:hAnsi="Arial narrow"/>
+                    </w:rPr>
+                  </w:pPr>
+                  <w:r>
+                    <w:rPr>
+                      <w:rFonts w:ascii="Arial narrow" w:hAnsi="Arial narrow"/>
                       <w:color w:val="000000"/>
                     </w:rPr>
                     <w:t>4</w:t>
@@ -4535,13 +4091,12 @@
                     <w:ind w:hanging="0" w:start="0" w:end="0"/>
                     <w:jc w:val="center"/>
                     <w:rPr>
-                      <w:rFonts w:ascii="Arial Narrow" w:hAnsi="Arial Narrow"/>
-                      <w:color w:val="000000"/>
-                    </w:rPr>
-                  </w:pPr>
-                  <w:r>
-                    <w:rPr>
-                      <w:rFonts w:ascii="Arial Narrow" w:hAnsi="Arial Narrow"/>
+                      <w:rFonts w:ascii="Arial narrow" w:hAnsi="Arial narrow"/>
+                    </w:rPr>
+                  </w:pPr>
+                  <w:r>
+                    <w:rPr>
+                      <w:rFonts w:ascii="Arial narrow" w:hAnsi="Arial narrow"/>
                       <w:color w:val="000000"/>
                     </w:rPr>
                     <w:t>1</w:t>
@@ -4550,29 +4105,28 @@
               </w:tc>
               <w:tc>
                 <w:tcPr>
-                  <w:tcW w:w="800" w:type="dxa"/>
-                  <w:tcBorders>
-                    <w:top w:val="single" w:sz="2" w:space="0" w:color="BFBFBF"/>
-                    <w:start w:val="single" w:sz="2" w:space="0" w:color="BFBFBF"/>
-                    <w:bottom w:val="single" w:sz="2" w:space="0" w:color="BFBFBF"/>
-                    <w:end w:val="single" w:sz="2" w:space="0" w:color="BFBFBF"/>
-                  </w:tcBorders>
-                  <w:shd w:fill="FFFFA6" w:val="clear"/>
-                  <w:vAlign w:val="center"/>
-                </w:tcPr>
-                <w:p>
-                  <w:pPr>
-                    <w:pStyle w:val="Contedodatabela"/>
-                    <w:ind w:hanging="0" w:start="0" w:end="0"/>
-                    <w:jc w:val="center"/>
-                    <w:rPr>
-                      <w:rFonts w:ascii="Arial Narrow" w:hAnsi="Arial Narrow"/>
-                      <w:color w:val="000000"/>
-                    </w:rPr>
-                  </w:pPr>
-                  <w:r>
-                    <w:rPr>
-                      <w:rFonts w:ascii="Arial Narrow" w:hAnsi="Arial Narrow"/>
+                  <w:tcW w:w="799" w:type="dxa"/>
+                  <w:tcBorders>
+                    <w:top w:val="single" w:sz="2" w:space="0" w:color="BFBFBF"/>
+                    <w:start w:val="single" w:sz="2" w:space="0" w:color="BFBFBF"/>
+                    <w:bottom w:val="single" w:sz="2" w:space="0" w:color="BFBFBF"/>
+                    <w:end w:val="single" w:sz="2" w:space="0" w:color="BFBFBF"/>
+                  </w:tcBorders>
+                  <w:shd w:fill="FFFFA6" w:val="clear"/>
+                  <w:vAlign w:val="center"/>
+                </w:tcPr>
+                <w:p>
+                  <w:pPr>
+                    <w:pStyle w:val="Contedodatabela"/>
+                    <w:ind w:hanging="0" w:start="0" w:end="0"/>
+                    <w:jc w:val="center"/>
+                    <w:rPr>
+                      <w:rFonts w:ascii="Arial narrow" w:hAnsi="Arial narrow"/>
+                    </w:rPr>
+                  </w:pPr>
+                  <w:r>
+                    <w:rPr>
+                      <w:rFonts w:ascii="Arial narrow" w:hAnsi="Arial narrow"/>
                       <w:color w:val="000000"/>
                     </w:rPr>
                     <w:t>8</w:t>
@@ -4581,29 +4135,28 @@
               </w:tc>
               <w:tc>
                 <w:tcPr>
-                  <w:tcW w:w="1195" w:type="dxa"/>
-                  <w:tcBorders>
-                    <w:top w:val="single" w:sz="2" w:space="0" w:color="BFBFBF"/>
-                    <w:start w:val="single" w:sz="2" w:space="0" w:color="BFBFBF"/>
-                    <w:bottom w:val="single" w:sz="2" w:space="0" w:color="BFBFBF"/>
-                    <w:end w:val="single" w:sz="2" w:space="0" w:color="BFBFBF"/>
-                  </w:tcBorders>
-                  <w:shd w:fill="FFFFA6" w:val="clear"/>
-                  <w:vAlign w:val="center"/>
-                </w:tcPr>
-                <w:p>
-                  <w:pPr>
-                    <w:pStyle w:val="Contedodatabela"/>
-                    <w:ind w:hanging="0" w:start="0" w:end="0"/>
-                    <w:jc w:val="center"/>
-                    <w:rPr>
-                      <w:rFonts w:ascii="Arial Narrow" w:hAnsi="Arial Narrow"/>
-                      <w:color w:val="000000"/>
-                    </w:rPr>
-                  </w:pPr>
-                  <w:r>
-                    <w:rPr>
-                      <w:rFonts w:ascii="Arial Narrow" w:hAnsi="Arial Narrow"/>
+                  <w:tcW w:w="1196" w:type="dxa"/>
+                  <w:tcBorders>
+                    <w:top w:val="single" w:sz="2" w:space="0" w:color="BFBFBF"/>
+                    <w:start w:val="single" w:sz="2" w:space="0" w:color="BFBFBF"/>
+                    <w:bottom w:val="single" w:sz="2" w:space="0" w:color="BFBFBF"/>
+                    <w:end w:val="single" w:sz="2" w:space="0" w:color="BFBFBF"/>
+                  </w:tcBorders>
+                  <w:shd w:fill="FFFFA6" w:val="clear"/>
+                  <w:vAlign w:val="center"/>
+                </w:tcPr>
+                <w:p>
+                  <w:pPr>
+                    <w:pStyle w:val="Contedodatabela"/>
+                    <w:ind w:hanging="0" w:start="0" w:end="0"/>
+                    <w:jc w:val="center"/>
+                    <w:rPr>
+                      <w:rFonts w:ascii="Arial narrow" w:hAnsi="Arial narrow"/>
+                    </w:rPr>
+                  </w:pPr>
+                  <w:r>
+                    <w:rPr>
+                      <w:rFonts w:ascii="Arial narrow" w:hAnsi="Arial narrow"/>
                       <w:color w:val="000000"/>
                     </w:rPr>
                     <w:t>26/08/26</w:t>
@@ -4661,13 +4214,12 @@
                     <w:ind w:hanging="0" w:start="0" w:end="0"/>
                     <w:jc w:val="center"/>
                     <w:rPr>
-                      <w:rFonts w:ascii="Arial Narrow" w:hAnsi="Arial Narrow"/>
-                      <w:color w:val="000000"/>
-                    </w:rPr>
-                  </w:pPr>
-                  <w:r>
-                    <w:rPr>
-                      <w:rFonts w:ascii="Arial Narrow" w:hAnsi="Arial Narrow"/>
+                      <w:rFonts w:ascii="Arial narrow" w:hAnsi="Arial narrow"/>
+                    </w:rPr>
+                  </w:pPr>
+                  <w:r>
+                    <w:rPr>
+                      <w:rFonts w:ascii="Arial narrow" w:hAnsi="Arial narrow"/>
                       <w:color w:val="000000"/>
                     </w:rPr>
                     <w:t>5</w:t>
@@ -4691,13 +4243,12 @@
                     <w:ind w:hanging="0" w:start="0" w:end="0"/>
                     <w:jc w:val="center"/>
                     <w:rPr>
-                      <w:rFonts w:ascii="Arial Narrow" w:hAnsi="Arial Narrow"/>
-                      <w:color w:val="000000"/>
-                    </w:rPr>
-                  </w:pPr>
-                  <w:r>
-                    <w:rPr>
-                      <w:rFonts w:ascii="Arial Narrow" w:hAnsi="Arial Narrow"/>
+                      <w:rFonts w:ascii="Arial narrow" w:hAnsi="Arial narrow"/>
+                    </w:rPr>
+                  </w:pPr>
+                  <w:r>
+                    <w:rPr>
+                      <w:rFonts w:ascii="Arial narrow" w:hAnsi="Arial narrow"/>
                       <w:color w:val="000000"/>
                     </w:rPr>
                     <w:t>2</w:t>
@@ -4706,28 +4257,27 @@
               </w:tc>
               <w:tc>
                 <w:tcPr>
-                  <w:tcW w:w="800" w:type="dxa"/>
-                  <w:tcBorders>
-                    <w:start w:val="single" w:sz="2" w:space="0" w:color="BFBFBF"/>
-                    <w:bottom w:val="single" w:sz="2" w:space="0" w:color="BFBFBF"/>
-                    <w:end w:val="single" w:sz="2" w:space="0" w:color="BFBFBF"/>
-                  </w:tcBorders>
-                  <w:shd w:fill="FFFFA6" w:val="clear"/>
-                  <w:vAlign w:val="center"/>
-                </w:tcPr>
-                <w:p>
-                  <w:pPr>
-                    <w:pStyle w:val="Contedodatabela"/>
-                    <w:ind w:hanging="0" w:start="0" w:end="0"/>
-                    <w:jc w:val="center"/>
-                    <w:rPr>
-                      <w:rFonts w:ascii="Arial Narrow" w:hAnsi="Arial Narrow"/>
-                      <w:color w:val="000000"/>
-                    </w:rPr>
-                  </w:pPr>
-                  <w:r>
-                    <w:rPr>
-                      <w:rFonts w:ascii="Arial Narrow" w:hAnsi="Arial Narrow"/>
+                  <w:tcW w:w="799" w:type="dxa"/>
+                  <w:tcBorders>
+                    <w:start w:val="single" w:sz="2" w:space="0" w:color="BFBFBF"/>
+                    <w:bottom w:val="single" w:sz="2" w:space="0" w:color="BFBFBF"/>
+                    <w:end w:val="single" w:sz="2" w:space="0" w:color="BFBFBF"/>
+                  </w:tcBorders>
+                  <w:shd w:fill="FFFFA6" w:val="clear"/>
+                  <w:vAlign w:val="center"/>
+                </w:tcPr>
+                <w:p>
+                  <w:pPr>
+                    <w:pStyle w:val="Contedodatabela"/>
+                    <w:ind w:hanging="0" w:start="0" w:end="0"/>
+                    <w:jc w:val="center"/>
+                    <w:rPr>
+                      <w:rFonts w:ascii="Arial narrow" w:hAnsi="Arial narrow"/>
+                    </w:rPr>
+                  </w:pPr>
+                  <w:r>
+                    <w:rPr>
+                      <w:rFonts w:ascii="Arial narrow" w:hAnsi="Arial narrow"/>
                       <w:color w:val="000000"/>
                     </w:rPr>
                     <w:t>9</w:t>
@@ -4736,26 +4286,27 @@
               </w:tc>
               <w:tc>
                 <w:tcPr>
-                  <w:tcW w:w="1195" w:type="dxa"/>
-                  <w:tcBorders>
-                    <w:start w:val="single" w:sz="2" w:space="0" w:color="BFBFBF"/>
-                    <w:bottom w:val="single" w:sz="2" w:space="0" w:color="BFBFBF"/>
-                    <w:end w:val="single" w:sz="2" w:space="0" w:color="BFBFBF"/>
-                  </w:tcBorders>
-                  <w:shd w:fill="FFFFA6" w:val="clear"/>
-                  <w:vAlign w:val="center"/>
-                </w:tcPr>
-                <w:p>
-                  <w:pPr>
-                    <w:pStyle w:val="Contedodatabela"/>
-                    <w:jc w:val="center"/>
-                    <w:rPr>
-                      <w:rFonts w:ascii="Arial Narrow" w:hAnsi="Arial Narrow"/>
-                      <w:color w:val="000000"/>
-                    </w:rPr>
-                  </w:pPr>
-                  <w:r>
-                    <w:rPr/>
+                  <w:tcW w:w="1196" w:type="dxa"/>
+                  <w:tcBorders>
+                    <w:start w:val="single" w:sz="2" w:space="0" w:color="BFBFBF"/>
+                    <w:bottom w:val="single" w:sz="2" w:space="0" w:color="BFBFBF"/>
+                    <w:end w:val="single" w:sz="2" w:space="0" w:color="BFBFBF"/>
+                  </w:tcBorders>
+                  <w:shd w:fill="FFFFA6" w:val="clear"/>
+                  <w:vAlign w:val="center"/>
+                </w:tcPr>
+                <w:p>
+                  <w:pPr>
+                    <w:pStyle w:val="Contedodatabela"/>
+                    <w:jc w:val="center"/>
+                    <w:rPr>
+                      <w:rFonts w:ascii="Arial narrow" w:hAnsi="Arial narrow"/>
+                    </w:rPr>
+                  </w:pPr>
+                  <w:r>
+                    <w:rPr>
+                      <w:rFonts w:ascii="Arial narrow" w:hAnsi="Arial narrow"/>
+                    </w:rPr>
                     <w:t>31/08/26</w:t>
                   </w:r>
                 </w:p>
@@ -4810,13 +4361,12 @@
                     <w:ind w:hanging="0" w:start="0" w:end="0"/>
                     <w:jc w:val="center"/>
                     <w:rPr>
-                      <w:rFonts w:ascii="Arial Narrow" w:hAnsi="Arial Narrow"/>
-                      <w:color w:val="000000"/>
-                    </w:rPr>
-                  </w:pPr>
-                  <w:r>
-                    <w:rPr>
-                      <w:rFonts w:ascii="Arial Narrow" w:hAnsi="Arial Narrow"/>
+                      <w:rFonts w:ascii="Arial narrow" w:hAnsi="Arial narrow"/>
+                    </w:rPr>
+                  </w:pPr>
+                  <w:r>
+                    <w:rPr>
+                      <w:rFonts w:ascii="Arial narrow" w:hAnsi="Arial narrow"/>
                       <w:color w:val="000000"/>
                     </w:rPr>
                     <w:t>5</w:t>
@@ -4840,13 +4390,12 @@
                     <w:ind w:hanging="0" w:start="0" w:end="0"/>
                     <w:jc w:val="center"/>
                     <w:rPr>
-                      <w:rFonts w:ascii="Arial Narrow" w:hAnsi="Arial Narrow"/>
-                      <w:color w:val="000000"/>
-                    </w:rPr>
-                  </w:pPr>
-                  <w:r>
-                    <w:rPr>
-                      <w:rFonts w:ascii="Arial Narrow" w:hAnsi="Arial Narrow"/>
+                      <w:rFonts w:ascii="Arial narrow" w:hAnsi="Arial narrow"/>
+                    </w:rPr>
+                  </w:pPr>
+                  <w:r>
+                    <w:rPr>
+                      <w:rFonts w:ascii="Arial narrow" w:hAnsi="Arial narrow"/>
                       <w:color w:val="000000"/>
                     </w:rPr>
                     <w:t>2</w:t>
@@ -4855,28 +4404,27 @@
               </w:tc>
               <w:tc>
                 <w:tcPr>
-                  <w:tcW w:w="800" w:type="dxa"/>
-                  <w:tcBorders>
-                    <w:start w:val="single" w:sz="2" w:space="0" w:color="BFBFBF"/>
-                    <w:bottom w:val="single" w:sz="2" w:space="0" w:color="BFBFBF"/>
-                    <w:end w:val="single" w:sz="2" w:space="0" w:color="BFBFBF"/>
-                  </w:tcBorders>
-                  <w:shd w:fill="FFFFA6" w:val="clear"/>
-                  <w:vAlign w:val="center"/>
-                </w:tcPr>
-                <w:p>
-                  <w:pPr>
-                    <w:pStyle w:val="Contedodatabela"/>
-                    <w:ind w:hanging="0" w:start="0" w:end="0"/>
-                    <w:jc w:val="center"/>
-                    <w:rPr>
-                      <w:rFonts w:ascii="Arial Narrow" w:hAnsi="Arial Narrow"/>
-                      <w:color w:val="000000"/>
-                    </w:rPr>
-                  </w:pPr>
-                  <w:r>
-                    <w:rPr>
-                      <w:rFonts w:ascii="Arial Narrow" w:hAnsi="Arial Narrow"/>
+                  <w:tcW w:w="799" w:type="dxa"/>
+                  <w:tcBorders>
+                    <w:start w:val="single" w:sz="2" w:space="0" w:color="BFBFBF"/>
+                    <w:bottom w:val="single" w:sz="2" w:space="0" w:color="BFBFBF"/>
+                    <w:end w:val="single" w:sz="2" w:space="0" w:color="BFBFBF"/>
+                  </w:tcBorders>
+                  <w:shd w:fill="FFFFA6" w:val="clear"/>
+                  <w:vAlign w:val="center"/>
+                </w:tcPr>
+                <w:p>
+                  <w:pPr>
+                    <w:pStyle w:val="Contedodatabela"/>
+                    <w:ind w:hanging="0" w:start="0" w:end="0"/>
+                    <w:jc w:val="center"/>
+                    <w:rPr>
+                      <w:rFonts w:ascii="Arial narrow" w:hAnsi="Arial narrow"/>
+                    </w:rPr>
+                  </w:pPr>
+                  <w:r>
+                    <w:rPr>
+                      <w:rFonts w:ascii="Arial narrow" w:hAnsi="Arial narrow"/>
                       <w:color w:val="000000"/>
                     </w:rPr>
                     <w:t>10</w:t>
@@ -4885,27 +4433,28 @@
               </w:tc>
               <w:tc>
                 <w:tcPr>
-                  <w:tcW w:w="1195" w:type="dxa"/>
-                  <w:tcBorders>
-                    <w:start w:val="single" w:sz="2" w:space="0" w:color="BFBFBF"/>
-                    <w:bottom w:val="single" w:sz="2" w:space="0" w:color="BFBFBF"/>
-                    <w:end w:val="single" w:sz="2" w:space="0" w:color="BFBFBF"/>
-                  </w:tcBorders>
-                  <w:shd w:fill="FFFFA6" w:val="clear"/>
-                  <w:vAlign w:val="center"/>
-                </w:tcPr>
-                <w:p>
-                  <w:pPr>
-                    <w:pStyle w:val="Contedodatabela"/>
-                    <w:ind w:hanging="0" w:start="0" w:end="0"/>
-                    <w:jc w:val="center"/>
-                    <w:rPr>
-                      <w:rFonts w:ascii="Arial Narrow" w:hAnsi="Arial Narrow"/>
-                      <w:color w:val="000000"/>
-                    </w:rPr>
-                  </w:pPr>
-                  <w:r>
-                    <w:rPr/>
+                  <w:tcW w:w="1196" w:type="dxa"/>
+                  <w:tcBorders>
+                    <w:start w:val="single" w:sz="2" w:space="0" w:color="BFBFBF"/>
+                    <w:bottom w:val="single" w:sz="2" w:space="0" w:color="BFBFBF"/>
+                    <w:end w:val="single" w:sz="2" w:space="0" w:color="BFBFBF"/>
+                  </w:tcBorders>
+                  <w:shd w:fill="FFFFA6" w:val="clear"/>
+                  <w:vAlign w:val="center"/>
+                </w:tcPr>
+                <w:p>
+                  <w:pPr>
+                    <w:pStyle w:val="Contedodatabela"/>
+                    <w:ind w:hanging="0" w:start="0" w:end="0"/>
+                    <w:jc w:val="center"/>
+                    <w:rPr>
+                      <w:rFonts w:ascii="Arial narrow" w:hAnsi="Arial narrow"/>
+                    </w:rPr>
+                  </w:pPr>
+                  <w:r>
+                    <w:rPr>
+                      <w:rFonts w:ascii="Arial narrow" w:hAnsi="Arial narrow"/>
+                    </w:rPr>
                     <w:t>02/09/26</w:t>
                   </w:r>
                 </w:p>
@@ -4959,25 +4508,52 @@
                     <w:ind w:hanging="0" w:start="0" w:end="0"/>
                     <w:jc w:val="center"/>
                     <w:rPr>
-                      <w:rFonts w:ascii="Arial Narrow" w:hAnsi="Arial Narrow"/>
-                      <w:i/>
+                      <w:rFonts w:ascii="Arial narrow" w:hAnsi="Arial narrow"/>
+                    </w:rPr>
+                  </w:pPr>
+                  <w:r>
+                    <w:rPr>
+                      <w:rFonts w:ascii="Arial narrow" w:hAnsi="Arial narrow"/>
                       <w:i/>
                       <w:color w:val="808080"/>
                     </w:rPr>
-                  </w:pPr>
-                  <w:r>
-                    <w:rPr>
-                      <w:rFonts w:ascii="Arial Narrow" w:hAnsi="Arial Narrow"/>
+                    <w:t>6</w:t>
+                  </w:r>
+                </w:p>
+              </w:tc>
+              <w:tc>
+                <w:tcPr>
+                  <w:tcW w:w="633" w:type="dxa"/>
+                  <w:tcBorders>
+                    <w:start w:val="single" w:sz="2" w:space="0" w:color="BFBFBF"/>
+                    <w:bottom w:val="single" w:sz="2" w:space="0" w:color="BFBFBF"/>
+                    <w:end w:val="single" w:sz="2" w:space="0" w:color="BFBFBF"/>
+                  </w:tcBorders>
+                  <w:shd w:fill="E7E6E6" w:val="clear"/>
+                  <w:vAlign w:val="center"/>
+                </w:tcPr>
+                <w:p>
+                  <w:pPr>
+                    <w:pStyle w:val="Contedodatabela"/>
+                    <w:ind w:hanging="0" w:start="0" w:end="0"/>
+                    <w:jc w:val="center"/>
+                    <w:rPr>
+                      <w:rFonts w:ascii="Arial narrow" w:hAnsi="Arial narrow"/>
+                    </w:rPr>
+                  </w:pPr>
+                  <w:r>
+                    <w:rPr>
+                      <w:rFonts w:ascii="Arial narrow" w:hAnsi="Arial narrow"/>
                       <w:i/>
                       <w:color w:val="808080"/>
                     </w:rPr>
-                    <w:t>6</w:t>
-                  </w:r>
-                </w:p>
-              </w:tc>
-              <w:tc>
-                <w:tcPr>
-                  <w:tcW w:w="633" w:type="dxa"/>
+                    <w:t>-</w:t>
+                  </w:r>
+                </w:p>
+              </w:tc>
+              <w:tc>
+                <w:tcPr>
+                  <w:tcW w:w="799" w:type="dxa"/>
                   <w:tcBorders>
                     <w:start w:val="single" w:sz="2" w:space="0" w:color="BFBFBF"/>
                     <w:bottom w:val="single" w:sz="2" w:space="0" w:color="BFBFBF"/>
@@ -4992,25 +4568,22 @@
                     <w:ind w:hanging="0" w:start="0" w:end="0"/>
                     <w:jc w:val="center"/>
                     <w:rPr>
-                      <w:rFonts w:ascii="Arial Narrow" w:hAnsi="Arial Narrow"/>
-                      <w:i/>
+                      <w:rFonts w:ascii="Arial narrow" w:hAnsi="Arial narrow"/>
+                    </w:rPr>
+                  </w:pPr>
+                  <w:r>
+                    <w:rPr>
+                      <w:rFonts w:ascii="Arial narrow" w:hAnsi="Arial narrow"/>
                       <w:i/>
                       <w:color w:val="808080"/>
                     </w:rPr>
-                  </w:pPr>
-                  <w:r>
-                    <w:rPr>
-                      <w:rFonts w:ascii="Arial Narrow" w:hAnsi="Arial Narrow"/>
-                      <w:i/>
-                      <w:color w:val="808080"/>
-                    </w:rPr>
                     <w:t>-</w:t>
                   </w:r>
                 </w:p>
               </w:tc>
               <w:tc>
                 <w:tcPr>
-                  <w:tcW w:w="800" w:type="dxa"/>
+                  <w:tcW w:w="1196" w:type="dxa"/>
                   <w:tcBorders>
                     <w:start w:val="single" w:sz="2" w:space="0" w:color="BFBFBF"/>
                     <w:bottom w:val="single" w:sz="2" w:space="0" w:color="BFBFBF"/>
@@ -5025,48 +4598,12 @@
                     <w:ind w:hanging="0" w:start="0" w:end="0"/>
                     <w:jc w:val="center"/>
                     <w:rPr>
-                      <w:rFonts w:ascii="Arial Narrow" w:hAnsi="Arial Narrow"/>
-                      <w:i/>
-                      <w:i/>
-                      <w:color w:val="808080"/>
-                    </w:rPr>
-                  </w:pPr>
-                  <w:r>
-                    <w:rPr>
-                      <w:rFonts w:ascii="Arial Narrow" w:hAnsi="Arial Narrow"/>
-                      <w:i/>
-                      <w:color w:val="808080"/>
-                    </w:rPr>
-                    <w:t>-</w:t>
-                  </w:r>
-                </w:p>
-              </w:tc>
-              <w:tc>
-                <w:tcPr>
-                  <w:tcW w:w="1195" w:type="dxa"/>
-                  <w:tcBorders>
-                    <w:start w:val="single" w:sz="2" w:space="0" w:color="BFBFBF"/>
-                    <w:bottom w:val="single" w:sz="2" w:space="0" w:color="BFBFBF"/>
-                    <w:end w:val="single" w:sz="2" w:space="0" w:color="BFBFBF"/>
-                  </w:tcBorders>
-                  <w:shd w:fill="E7E6E6" w:val="clear"/>
-                  <w:vAlign w:val="center"/>
-                </w:tcPr>
-                <w:p>
-                  <w:pPr>
-                    <w:pStyle w:val="Contedodatabela"/>
-                    <w:ind w:hanging="0" w:start="0" w:end="0"/>
-                    <w:jc w:val="center"/>
-                    <w:rPr>
-                      <w:rFonts w:ascii="Arial Narrow" w:hAnsi="Arial Narrow"/>
-                      <w:i/>
-                      <w:i/>
-                      <w:color w:val="808080"/>
-                    </w:rPr>
-                  </w:pPr>
-                  <w:r>
-                    <w:rPr>
-                      <w:rFonts w:ascii="Arial Narrow" w:hAnsi="Arial Narrow"/>
+                      <w:rFonts w:ascii="Arial narrow" w:hAnsi="Arial narrow"/>
+                    </w:rPr>
+                  </w:pPr>
+                  <w:r>
+                    <w:rPr>
+                      <w:rFonts w:ascii="Arial narrow" w:hAnsi="Arial narrow"/>
                       <w:i/>
                       <w:color w:val="808080"/>
                     </w:rPr>
@@ -5126,13 +4663,12 @@
                     <w:ind w:hanging="0" w:start="0" w:end="0"/>
                     <w:jc w:val="center"/>
                     <w:rPr>
-                      <w:rFonts w:ascii="Arial Narrow" w:hAnsi="Arial Narrow"/>
-                      <w:color w:val="000000"/>
-                    </w:rPr>
-                  </w:pPr>
-                  <w:r>
-                    <w:rPr>
-                      <w:rFonts w:ascii="Arial Narrow" w:hAnsi="Arial Narrow"/>
+                      <w:rFonts w:ascii="Arial narrow" w:hAnsi="Arial narrow"/>
+                    </w:rPr>
+                  </w:pPr>
+                  <w:r>
+                    <w:rPr>
+                      <w:rFonts w:ascii="Arial narrow" w:hAnsi="Arial narrow"/>
                       <w:color w:val="000000"/>
                     </w:rPr>
                     <w:t>6</w:t>
@@ -5157,13 +4693,12 @@
                     <w:ind w:hanging="0" w:start="0" w:end="0"/>
                     <w:jc w:val="center"/>
                     <w:rPr>
-                      <w:rFonts w:ascii="Arial Narrow" w:hAnsi="Arial Narrow"/>
-                      <w:color w:val="000000"/>
-                    </w:rPr>
-                  </w:pPr>
-                  <w:r>
-                    <w:rPr>
-                      <w:rFonts w:ascii="Arial Narrow" w:hAnsi="Arial Narrow"/>
+                      <w:rFonts w:ascii="Arial narrow" w:hAnsi="Arial narrow"/>
+                    </w:rPr>
+                  </w:pPr>
+                  <w:r>
+                    <w:rPr>
+                      <w:rFonts w:ascii="Arial narrow" w:hAnsi="Arial narrow"/>
                       <w:color w:val="000000"/>
                     </w:rPr>
                     <w:t>1</w:t>
@@ -5172,7 +4707,7 @@
               </w:tc>
               <w:tc>
                 <w:tcPr>
-                  <w:tcW w:w="800" w:type="dxa"/>
+                  <w:tcW w:w="799" w:type="dxa"/>
                   <w:tcBorders>
                     <w:top w:val="single" w:sz="2" w:space="0" w:color="BFBFBF"/>
                     <w:start w:val="single" w:sz="2" w:space="0" w:color="BFBFBF"/>
@@ -5188,13 +4723,12 @@
                     <w:ind w:hanging="0" w:start="0" w:end="0"/>
                     <w:jc w:val="center"/>
                     <w:rPr>
-                      <w:rFonts w:ascii="Arial Narrow" w:hAnsi="Arial Narrow"/>
-                      <w:color w:val="000000"/>
-                    </w:rPr>
-                  </w:pPr>
-                  <w:r>
-                    <w:rPr>
-                      <w:rFonts w:ascii="Arial Narrow" w:hAnsi="Arial Narrow"/>
+                      <w:rFonts w:ascii="Arial narrow" w:hAnsi="Arial narrow"/>
+                    </w:rPr>
+                  </w:pPr>
+                  <w:r>
+                    <w:rPr>
+                      <w:rFonts w:ascii="Arial narrow" w:hAnsi="Arial narrow"/>
                       <w:color w:val="000000"/>
                     </w:rPr>
                     <w:t>11</w:t>
@@ -5203,7 +4737,7 @@
               </w:tc>
               <w:tc>
                 <w:tcPr>
-                  <w:tcW w:w="1195" w:type="dxa"/>
+                  <w:tcW w:w="1196" w:type="dxa"/>
                   <w:tcBorders>
                     <w:top w:val="single" w:sz="2" w:space="0" w:color="BFBFBF"/>
                     <w:start w:val="single" w:sz="2" w:space="0" w:color="BFBFBF"/>
@@ -5219,13 +4753,12 @@
                     <w:ind w:hanging="0" w:start="0" w:end="0"/>
                     <w:jc w:val="center"/>
                     <w:rPr>
-                      <w:rFonts w:ascii="Arial Narrow" w:hAnsi="Arial Narrow"/>
-                      <w:color w:val="000000"/>
-                    </w:rPr>
-                  </w:pPr>
-                  <w:r>
-                    <w:rPr>
-                      <w:rFonts w:ascii="Arial Narrow" w:hAnsi="Arial Narrow"/>
+                      <w:rFonts w:ascii="Arial narrow" w:hAnsi="Arial narrow"/>
+                    </w:rPr>
+                  </w:pPr>
+                  <w:r>
+                    <w:rPr>
+                      <w:rFonts w:ascii="Arial narrow" w:hAnsi="Arial narrow"/>
                       <w:color w:val="000000"/>
                     </w:rPr>
                     <w:t>09/09/26</w:t>
@@ -5280,13 +4813,12 @@
                     <w:ind w:hanging="0" w:start="0" w:end="0"/>
                     <w:jc w:val="center"/>
                     <w:rPr>
-                      <w:rFonts w:ascii="Arial Narrow" w:hAnsi="Arial Narrow"/>
-                      <w:color w:val="000000"/>
-                    </w:rPr>
-                  </w:pPr>
-                  <w:r>
-                    <w:rPr>
-                      <w:rFonts w:ascii="Arial Narrow" w:hAnsi="Arial Narrow"/>
+                      <w:rFonts w:ascii="Arial narrow" w:hAnsi="Arial narrow"/>
+                    </w:rPr>
+                  </w:pPr>
+                  <w:r>
+                    <w:rPr>
+                      <w:rFonts w:ascii="Arial narrow" w:hAnsi="Arial narrow"/>
                       <w:color w:val="000000"/>
                     </w:rPr>
                     <w:t>7</w:t>
@@ -5311,13 +4843,12 @@
                     <w:ind w:hanging="0" w:start="0" w:end="0"/>
                     <w:jc w:val="center"/>
                     <w:rPr>
-                      <w:rFonts w:ascii="Arial Narrow" w:hAnsi="Arial Narrow"/>
-                      <w:color w:val="000000"/>
-                    </w:rPr>
-                  </w:pPr>
-                  <w:r>
-                    <w:rPr>
-                      <w:rFonts w:ascii="Arial Narrow" w:hAnsi="Arial Narrow"/>
+                      <w:rFonts w:ascii="Arial narrow" w:hAnsi="Arial narrow"/>
+                    </w:rPr>
+                  </w:pPr>
+                  <w:r>
+                    <w:rPr>
+                      <w:rFonts w:ascii="Arial narrow" w:hAnsi="Arial narrow"/>
                       <w:color w:val="000000"/>
                     </w:rPr>
                     <w:t>1</w:t>
@@ -5326,7 +4857,7 @@
               </w:tc>
               <w:tc>
                 <w:tcPr>
-                  <w:tcW w:w="800" w:type="dxa"/>
+                  <w:tcW w:w="799" w:type="dxa"/>
                   <w:tcBorders>
                     <w:top w:val="single" w:sz="2" w:space="0" w:color="BFBFBF"/>
                     <w:start w:val="single" w:sz="2" w:space="0" w:color="BFBFBF"/>
@@ -5342,29 +4873,21 @@
                     <w:ind w:hanging="0" w:start="0" w:end="0"/>
                     <w:jc w:val="center"/>
                     <w:rPr>
-                      <w:rFonts w:ascii="Arial Narrow" w:hAnsi="Arial Narrow"/>
-                      <w:color w:val="000000"/>
-                    </w:rPr>
-                  </w:pPr>
-                  <w:r>
-                    <w:rPr>
-                      <w:rFonts w:ascii="Arial Narrow" w:hAnsi="Arial Narrow"/>
-                      <w:color w:val="000000"/>
-                    </w:rPr>
-                    <w:t>1</w:t>
-                  </w:r>
-                  <w:r>
-                    <w:rPr>
-                      <w:rFonts w:ascii="Arial Narrow" w:hAnsi="Arial Narrow"/>
-                      <w:color w:val="000000"/>
-                    </w:rPr>
-                    <w:t>2</w:t>
-                  </w:r>
-                </w:p>
-              </w:tc>
-              <w:tc>
-                <w:tcPr>
-                  <w:tcW w:w="1195" w:type="dxa"/>
+                      <w:rFonts w:ascii="Arial narrow" w:hAnsi="Arial narrow"/>
+                    </w:rPr>
+                  </w:pPr>
+                  <w:r>
+                    <w:rPr>
+                      <w:rFonts w:ascii="Arial narrow" w:hAnsi="Arial narrow"/>
+                      <w:color w:val="000000"/>
+                    </w:rPr>
+                    <w:t>12</w:t>
+                  </w:r>
+                </w:p>
+              </w:tc>
+              <w:tc>
+                <w:tcPr>
+                  <w:tcW w:w="1196" w:type="dxa"/>
                   <w:tcBorders>
                     <w:top w:val="single" w:sz="2" w:space="0" w:color="BFBFBF"/>
                     <w:start w:val="single" w:sz="2" w:space="0" w:color="BFBFBF"/>
@@ -5380,13 +4903,12 @@
                     <w:ind w:hanging="0" w:start="0" w:end="0"/>
                     <w:jc w:val="center"/>
                     <w:rPr>
-                      <w:rFonts w:ascii="Arial Narrow" w:hAnsi="Arial Narrow"/>
-                      <w:color w:val="000000"/>
-                    </w:rPr>
-                  </w:pPr>
-                  <w:r>
-                    <w:rPr>
-                      <w:rFonts w:ascii="Arial Narrow" w:hAnsi="Arial Narrow"/>
+                      <w:rFonts w:ascii="Arial narrow" w:hAnsi="Arial narrow"/>
+                    </w:rPr>
+                  </w:pPr>
+                  <w:r>
+                    <w:rPr>
+                      <w:rFonts w:ascii="Arial narrow" w:hAnsi="Arial narrow"/>
                       <w:color w:val="000000"/>
                     </w:rPr>
                     <w:t>14/09/26</w:t>
@@ -5411,7 +4933,6 @@
                     <w:jc w:val="start"/>
                     <w:rPr>
                       <w:rFonts w:ascii="Arial narrow" w:hAnsi="Arial narrow"/>
-                      <w:color w:val="000000"/>
                     </w:rPr>
                   </w:pPr>
                   <w:r>
@@ -5447,13 +4968,12 @@
                     <w:ind w:hanging="0" w:start="0" w:end="0"/>
                     <w:jc w:val="center"/>
                     <w:rPr>
-                      <w:rFonts w:ascii="Arial Narrow" w:hAnsi="Arial Narrow"/>
-                      <w:color w:val="000000"/>
-                    </w:rPr>
-                  </w:pPr>
-                  <w:r>
-                    <w:rPr>
-                      <w:rFonts w:ascii="Arial Narrow" w:hAnsi="Arial Narrow"/>
+                      <w:rFonts w:ascii="Arial narrow" w:hAnsi="Arial narrow"/>
+                    </w:rPr>
+                  </w:pPr>
+                  <w:r>
+                    <w:rPr>
+                      <w:rFonts w:ascii="Arial narrow" w:hAnsi="Arial narrow"/>
                       <w:color w:val="000000"/>
                     </w:rPr>
                     <w:t>7</w:t>
@@ -5478,13 +4998,12 @@
                     <w:ind w:hanging="0" w:start="0" w:end="0"/>
                     <w:jc w:val="center"/>
                     <w:rPr>
-                      <w:rFonts w:ascii="Arial Narrow" w:hAnsi="Arial Narrow"/>
-                      <w:color w:val="000000"/>
-                    </w:rPr>
-                  </w:pPr>
-                  <w:r>
-                    <w:rPr>
-                      <w:rFonts w:ascii="Arial Narrow" w:hAnsi="Arial Narrow"/>
+                      <w:rFonts w:ascii="Arial narrow" w:hAnsi="Arial narrow"/>
+                    </w:rPr>
+                  </w:pPr>
+                  <w:r>
+                    <w:rPr>
+                      <w:rFonts w:ascii="Arial narrow" w:hAnsi="Arial narrow"/>
                       <w:color w:val="000000"/>
                     </w:rPr>
                     <w:t>2</w:t>
@@ -5493,29 +5012,28 @@
               </w:tc>
               <w:tc>
                 <w:tcPr>
-                  <w:tcW w:w="800" w:type="dxa"/>
-                  <w:tcBorders>
-                    <w:top w:val="single" w:sz="2" w:space="0" w:color="BFBFBF"/>
-                    <w:start w:val="single" w:sz="2" w:space="0" w:color="BFBFBF"/>
-                    <w:bottom w:val="single" w:sz="2" w:space="0" w:color="BFBFBF"/>
-                    <w:end w:val="single" w:sz="2" w:space="0" w:color="BFBFBF"/>
-                  </w:tcBorders>
-                  <w:shd w:fill="FFFFA6" w:val="clear"/>
-                  <w:vAlign w:val="center"/>
-                </w:tcPr>
-                <w:p>
-                  <w:pPr>
-                    <w:pStyle w:val="Contedodatabela"/>
-                    <w:ind w:hanging="0" w:start="0" w:end="0"/>
-                    <w:jc w:val="center"/>
-                    <w:rPr>
-                      <w:rFonts w:ascii="Arial Narrow" w:hAnsi="Arial Narrow"/>
-                      <w:color w:val="000000"/>
-                    </w:rPr>
-                  </w:pPr>
-                  <w:r>
-                    <w:rPr>
-                      <w:rFonts w:ascii="Arial Narrow" w:hAnsi="Arial Narrow"/>
+                  <w:tcW w:w="799" w:type="dxa"/>
+                  <w:tcBorders>
+                    <w:top w:val="single" w:sz="2" w:space="0" w:color="BFBFBF"/>
+                    <w:start w:val="single" w:sz="2" w:space="0" w:color="BFBFBF"/>
+                    <w:bottom w:val="single" w:sz="2" w:space="0" w:color="BFBFBF"/>
+                    <w:end w:val="single" w:sz="2" w:space="0" w:color="BFBFBF"/>
+                  </w:tcBorders>
+                  <w:shd w:fill="FFFFA6" w:val="clear"/>
+                  <w:vAlign w:val="center"/>
+                </w:tcPr>
+                <w:p>
+                  <w:pPr>
+                    <w:pStyle w:val="Contedodatabela"/>
+                    <w:ind w:hanging="0" w:start="0" w:end="0"/>
+                    <w:jc w:val="center"/>
+                    <w:rPr>
+                      <w:rFonts w:ascii="Arial narrow" w:hAnsi="Arial narrow"/>
+                    </w:rPr>
+                  </w:pPr>
+                  <w:r>
+                    <w:rPr>
+                      <w:rFonts w:ascii="Arial narrow" w:hAnsi="Arial narrow"/>
                       <w:color w:val="000000"/>
                     </w:rPr>
                     <w:t>13</w:t>
@@ -5524,29 +5042,28 @@
               </w:tc>
               <w:tc>
                 <w:tcPr>
-                  <w:tcW w:w="1195" w:type="dxa"/>
-                  <w:tcBorders>
-                    <w:top w:val="single" w:sz="2" w:space="0" w:color="BFBFBF"/>
-                    <w:start w:val="single" w:sz="2" w:space="0" w:color="BFBFBF"/>
-                    <w:bottom w:val="single" w:sz="2" w:space="0" w:color="BFBFBF"/>
-                    <w:end w:val="single" w:sz="2" w:space="0" w:color="BFBFBF"/>
-                  </w:tcBorders>
-                  <w:shd w:fill="FFFFA6" w:val="clear"/>
-                  <w:vAlign w:val="center"/>
-                </w:tcPr>
-                <w:p>
-                  <w:pPr>
-                    <w:pStyle w:val="Contedodatabela"/>
-                    <w:ind w:hanging="0" w:start="0" w:end="0"/>
-                    <w:jc w:val="center"/>
-                    <w:rPr>
-                      <w:rFonts w:ascii="Arial Narrow" w:hAnsi="Arial Narrow"/>
-                      <w:color w:val="000000"/>
-                    </w:rPr>
-                  </w:pPr>
-                  <w:r>
-                    <w:rPr>
-                      <w:rFonts w:ascii="Arial Narrow" w:hAnsi="Arial Narrow"/>
+                  <w:tcW w:w="1196" w:type="dxa"/>
+                  <w:tcBorders>
+                    <w:top w:val="single" w:sz="2" w:space="0" w:color="BFBFBF"/>
+                    <w:start w:val="single" w:sz="2" w:space="0" w:color="BFBFBF"/>
+                    <w:bottom w:val="single" w:sz="2" w:space="0" w:color="BFBFBF"/>
+                    <w:end w:val="single" w:sz="2" w:space="0" w:color="BFBFBF"/>
+                  </w:tcBorders>
+                  <w:shd w:fill="FFFFA6" w:val="clear"/>
+                  <w:vAlign w:val="center"/>
+                </w:tcPr>
+                <w:p>
+                  <w:pPr>
+                    <w:pStyle w:val="Contedodatabela"/>
+                    <w:ind w:hanging="0" w:start="0" w:end="0"/>
+                    <w:jc w:val="center"/>
+                    <w:rPr>
+                      <w:rFonts w:ascii="Arial narrow" w:hAnsi="Arial narrow"/>
+                    </w:rPr>
+                  </w:pPr>
+                  <w:r>
+                    <w:rPr>
+                      <w:rFonts w:ascii="Arial narrow" w:hAnsi="Arial narrow"/>
                       <w:color w:val="000000"/>
                     </w:rPr>
                     <w:t>16/09/26</w:t>
@@ -5587,7 +5104,7 @@
                     <w:ind w:hanging="0" w:start="0" w:end="0"/>
                     <w:jc w:val="start"/>
                     <w:rPr>
-                      <w:color w:val="000000"/>
+                      <w:rFonts w:ascii="Arial narrow" w:hAnsi="Arial narrow"/>
                     </w:rPr>
                   </w:pPr>
                   <w:r>
@@ -5622,13 +5139,12 @@
                     <w:ind w:hanging="0" w:start="0" w:end="0"/>
                     <w:jc w:val="center"/>
                     <w:rPr>
-                      <w:rFonts w:ascii="Arial Narrow" w:hAnsi="Arial Narrow"/>
-                      <w:color w:val="000000"/>
-                    </w:rPr>
-                  </w:pPr>
-                  <w:r>
-                    <w:rPr>
-                      <w:rFonts w:ascii="Arial Narrow" w:hAnsi="Arial Narrow"/>
+                      <w:rFonts w:ascii="Arial narrow" w:hAnsi="Arial narrow"/>
+                    </w:rPr>
+                  </w:pPr>
+                  <w:r>
+                    <w:rPr>
+                      <w:rFonts w:ascii="Arial narrow" w:hAnsi="Arial narrow"/>
                       <w:color w:val="000000"/>
                     </w:rPr>
                     <w:t>8</w:t>
@@ -5653,13 +5169,12 @@
                     <w:ind w:hanging="0" w:start="0" w:end="0"/>
                     <w:jc w:val="center"/>
                     <w:rPr>
-                      <w:rFonts w:ascii="Arial Narrow" w:hAnsi="Arial Narrow"/>
-                      <w:color w:val="000000"/>
-                    </w:rPr>
-                  </w:pPr>
-                  <w:r>
-                    <w:rPr>
-                      <w:rFonts w:ascii="Arial Narrow" w:hAnsi="Arial Narrow"/>
+                      <w:rFonts w:ascii="Arial narrow" w:hAnsi="Arial narrow"/>
+                    </w:rPr>
+                  </w:pPr>
+                  <w:r>
+                    <w:rPr>
+                      <w:rFonts w:ascii="Arial narrow" w:hAnsi="Arial narrow"/>
                       <w:color w:val="000000"/>
                     </w:rPr>
                     <w:t>2</w:t>
@@ -5668,29 +5183,28 @@
               </w:tc>
               <w:tc>
                 <w:tcPr>
-                  <w:tcW w:w="800" w:type="dxa"/>
-                  <w:tcBorders>
-                    <w:top w:val="single" w:sz="2" w:space="0" w:color="BFBFBF"/>
-                    <w:start w:val="single" w:sz="2" w:space="0" w:color="BFBFBF"/>
-                    <w:bottom w:val="single" w:sz="2" w:space="0" w:color="BFBFBF"/>
-                    <w:end w:val="single" w:sz="2" w:space="0" w:color="BFBFBF"/>
-                  </w:tcBorders>
-                  <w:shd w:fill="FFFFA6" w:val="clear"/>
-                  <w:vAlign w:val="center"/>
-                </w:tcPr>
-                <w:p>
-                  <w:pPr>
-                    <w:pStyle w:val="Contedodatabela"/>
-                    <w:ind w:hanging="0" w:start="0" w:end="0"/>
-                    <w:jc w:val="center"/>
-                    <w:rPr>
-                      <w:rFonts w:ascii="Arial Narrow" w:hAnsi="Arial Narrow"/>
-                      <w:color w:val="000000"/>
-                    </w:rPr>
-                  </w:pPr>
-                  <w:r>
-                    <w:rPr>
-                      <w:rFonts w:ascii="Arial Narrow" w:hAnsi="Arial Narrow"/>
+                  <w:tcW w:w="799" w:type="dxa"/>
+                  <w:tcBorders>
+                    <w:top w:val="single" w:sz="2" w:space="0" w:color="BFBFBF"/>
+                    <w:start w:val="single" w:sz="2" w:space="0" w:color="BFBFBF"/>
+                    <w:bottom w:val="single" w:sz="2" w:space="0" w:color="BFBFBF"/>
+                    <w:end w:val="single" w:sz="2" w:space="0" w:color="BFBFBF"/>
+                  </w:tcBorders>
+                  <w:shd w:fill="FFFFA6" w:val="clear"/>
+                  <w:vAlign w:val="center"/>
+                </w:tcPr>
+                <w:p>
+                  <w:pPr>
+                    <w:pStyle w:val="Contedodatabela"/>
+                    <w:ind w:hanging="0" w:start="0" w:end="0"/>
+                    <w:jc w:val="center"/>
+                    <w:rPr>
+                      <w:rFonts w:ascii="Arial narrow" w:hAnsi="Arial narrow"/>
+                    </w:rPr>
+                  </w:pPr>
+                  <w:r>
+                    <w:rPr>
+                      <w:rFonts w:ascii="Arial narrow" w:hAnsi="Arial narrow"/>
                       <w:color w:val="000000"/>
                     </w:rPr>
                     <w:t>14</w:t>
@@ -5699,29 +5213,28 @@
               </w:tc>
               <w:tc>
                 <w:tcPr>
-                  <w:tcW w:w="1195" w:type="dxa"/>
-                  <w:tcBorders>
-                    <w:top w:val="single" w:sz="2" w:space="0" w:color="BFBFBF"/>
-                    <w:start w:val="single" w:sz="2" w:space="0" w:color="BFBFBF"/>
-                    <w:bottom w:val="single" w:sz="2" w:space="0" w:color="BFBFBF"/>
-                    <w:end w:val="single" w:sz="2" w:space="0" w:color="BFBFBF"/>
-                  </w:tcBorders>
-                  <w:shd w:fill="FFFFA6" w:val="clear"/>
-                  <w:vAlign w:val="center"/>
-                </w:tcPr>
-                <w:p>
-                  <w:pPr>
-                    <w:pStyle w:val="Contedodatabela"/>
-                    <w:ind w:hanging="0" w:start="0" w:end="0"/>
-                    <w:jc w:val="center"/>
-                    <w:rPr>
-                      <w:rFonts w:ascii="Arial Narrow" w:hAnsi="Arial Narrow"/>
-                      <w:color w:val="000000"/>
-                    </w:rPr>
-                  </w:pPr>
-                  <w:r>
-                    <w:rPr>
-                      <w:rFonts w:ascii="Arial Narrow" w:hAnsi="Arial Narrow"/>
+                  <w:tcW w:w="1196" w:type="dxa"/>
+                  <w:tcBorders>
+                    <w:top w:val="single" w:sz="2" w:space="0" w:color="BFBFBF"/>
+                    <w:start w:val="single" w:sz="2" w:space="0" w:color="BFBFBF"/>
+                    <w:bottom w:val="single" w:sz="2" w:space="0" w:color="BFBFBF"/>
+                    <w:end w:val="single" w:sz="2" w:space="0" w:color="BFBFBF"/>
+                  </w:tcBorders>
+                  <w:shd w:fill="FFFFA6" w:val="clear"/>
+                  <w:vAlign w:val="center"/>
+                </w:tcPr>
+                <w:p>
+                  <w:pPr>
+                    <w:pStyle w:val="Contedodatabela"/>
+                    <w:ind w:hanging="0" w:start="0" w:end="0"/>
+                    <w:jc w:val="center"/>
+                    <w:rPr>
+                      <w:rFonts w:ascii="Arial narrow" w:hAnsi="Arial narrow"/>
+                    </w:rPr>
+                  </w:pPr>
+                  <w:r>
+                    <w:rPr>
+                      <w:rFonts w:ascii="Arial narrow" w:hAnsi="Arial narrow"/>
                       <w:color w:val="000000"/>
                     </w:rPr>
                     <w:t>21/09/26</w:t>
@@ -5745,7 +5258,7 @@
                     <w:ind w:hanging="0" w:start="0" w:end="0"/>
                     <w:jc w:val="start"/>
                     <w:rPr>
-                      <w:color w:val="000000"/>
+                      <w:rFonts w:ascii="Arial narrow" w:hAnsi="Arial narrow"/>
                     </w:rPr>
                   </w:pPr>
                   <w:r>
@@ -5780,13 +5293,12 @@
                     <w:ind w:hanging="0" w:start="0" w:end="0"/>
                     <w:jc w:val="center"/>
                     <w:rPr>
-                      <w:rFonts w:ascii="Arial Narrow" w:hAnsi="Arial Narrow"/>
-                      <w:color w:val="000000"/>
-                    </w:rPr>
-                  </w:pPr>
-                  <w:r>
-                    <w:rPr>
-                      <w:rFonts w:ascii="Arial Narrow" w:hAnsi="Arial Narrow"/>
+                      <w:rFonts w:ascii="Arial narrow" w:hAnsi="Arial narrow"/>
+                    </w:rPr>
+                  </w:pPr>
+                  <w:r>
+                    <w:rPr>
+                      <w:rFonts w:ascii="Arial narrow" w:hAnsi="Arial narrow"/>
                       <w:color w:val="000000"/>
                     </w:rPr>
                     <w:t>8</w:t>
@@ -5811,44 +5323,42 @@
                     <w:ind w:hanging="0" w:start="0" w:end="0"/>
                     <w:jc w:val="center"/>
                     <w:rPr>
-                      <w:rFonts w:ascii="Arial Narrow" w:hAnsi="Arial Narrow"/>
-                      <w:color w:val="000000"/>
-                    </w:rPr>
-                  </w:pPr>
-                  <w:r>
-                    <w:rPr>
-                      <w:rFonts w:ascii="Arial Narrow" w:hAnsi="Arial Narrow"/>
-                      <w:color w:val="000000"/>
-                    </w:rPr>
-                    <w:t>2</w:t>
-                  </w:r>
-                </w:p>
-              </w:tc>
-              <w:tc>
-                <w:tcPr>
-                  <w:tcW w:w="800" w:type="dxa"/>
-                  <w:tcBorders>
-                    <w:top w:val="single" w:sz="2" w:space="0" w:color="BFBFBF"/>
-                    <w:start w:val="single" w:sz="2" w:space="0" w:color="BFBFBF"/>
-                    <w:bottom w:val="single" w:sz="2" w:space="0" w:color="BFBFBF"/>
-                    <w:end w:val="single" w:sz="2" w:space="0" w:color="BFBFBF"/>
-                  </w:tcBorders>
-                  <w:shd w:fill="FFFFA6" w:val="clear"/>
-                  <w:vAlign w:val="center"/>
-                </w:tcPr>
-                <w:p>
-                  <w:pPr>
-                    <w:pStyle w:val="Contedodatabela"/>
-                    <w:ind w:hanging="0" w:start="0" w:end="0"/>
-                    <w:jc w:val="center"/>
-                    <w:rPr>
-                      <w:rFonts w:ascii="Arial Narrow" w:hAnsi="Arial Narrow"/>
-                      <w:color w:val="000000"/>
-                    </w:rPr>
-                  </w:pPr>
-                  <w:r>
-                    <w:rPr>
-                      <w:rFonts w:ascii="Arial Narrow" w:hAnsi="Arial Narrow"/>
+                      <w:rFonts w:ascii="Arial narrow" w:hAnsi="Arial narrow"/>
+                    </w:rPr>
+                  </w:pPr>
+                  <w:r>
+                    <w:rPr>
+                      <w:rFonts w:ascii="Arial narrow" w:hAnsi="Arial narrow"/>
+                      <w:color w:val="000000"/>
+                    </w:rPr>
+                    <w:t>3</w:t>
+                  </w:r>
+                </w:p>
+              </w:tc>
+              <w:tc>
+                <w:tcPr>
+                  <w:tcW w:w="799" w:type="dxa"/>
+                  <w:tcBorders>
+                    <w:top w:val="single" w:sz="2" w:space="0" w:color="BFBFBF"/>
+                    <w:start w:val="single" w:sz="2" w:space="0" w:color="BFBFBF"/>
+                    <w:bottom w:val="single" w:sz="2" w:space="0" w:color="BFBFBF"/>
+                    <w:end w:val="single" w:sz="2" w:space="0" w:color="BFBFBF"/>
+                  </w:tcBorders>
+                  <w:shd w:fill="FFFFA6" w:val="clear"/>
+                  <w:vAlign w:val="center"/>
+                </w:tcPr>
+                <w:p>
+                  <w:pPr>
+                    <w:pStyle w:val="Contedodatabela"/>
+                    <w:ind w:hanging="0" w:start="0" w:end="0"/>
+                    <w:jc w:val="center"/>
+                    <w:rPr>
+                      <w:rFonts w:ascii="Arial narrow" w:hAnsi="Arial narrow"/>
+                    </w:rPr>
+                  </w:pPr>
+                  <w:r>
+                    <w:rPr>
+                      <w:rFonts w:ascii="Arial narrow" w:hAnsi="Arial narrow"/>
                       <w:color w:val="000000"/>
                     </w:rPr>
                     <w:t>15</w:t>
@@ -5857,29 +5367,28 @@
               </w:tc>
               <w:tc>
                 <w:tcPr>
-                  <w:tcW w:w="1195" w:type="dxa"/>
-                  <w:tcBorders>
-                    <w:top w:val="single" w:sz="2" w:space="0" w:color="BFBFBF"/>
-                    <w:start w:val="single" w:sz="2" w:space="0" w:color="BFBFBF"/>
-                    <w:bottom w:val="single" w:sz="2" w:space="0" w:color="BFBFBF"/>
-                    <w:end w:val="single" w:sz="2" w:space="0" w:color="BFBFBF"/>
-                  </w:tcBorders>
-                  <w:shd w:fill="FFFFA6" w:val="clear"/>
-                  <w:vAlign w:val="center"/>
-                </w:tcPr>
-                <w:p>
-                  <w:pPr>
-                    <w:pStyle w:val="Contedodatabela"/>
-                    <w:ind w:hanging="0" w:start="0" w:end="0"/>
-                    <w:jc w:val="center"/>
-                    <w:rPr>
-                      <w:rFonts w:ascii="Arial Narrow" w:hAnsi="Arial Narrow"/>
-                      <w:color w:val="000000"/>
-                    </w:rPr>
-                  </w:pPr>
-                  <w:r>
-                    <w:rPr>
-                      <w:rFonts w:ascii="Arial Narrow" w:hAnsi="Arial Narrow"/>
+                  <w:tcW w:w="1196" w:type="dxa"/>
+                  <w:tcBorders>
+                    <w:top w:val="single" w:sz="2" w:space="0" w:color="BFBFBF"/>
+                    <w:start w:val="single" w:sz="2" w:space="0" w:color="BFBFBF"/>
+                    <w:bottom w:val="single" w:sz="2" w:space="0" w:color="BFBFBF"/>
+                    <w:end w:val="single" w:sz="2" w:space="0" w:color="BFBFBF"/>
+                  </w:tcBorders>
+                  <w:shd w:fill="FFFFA6" w:val="clear"/>
+                  <w:vAlign w:val="center"/>
+                </w:tcPr>
+                <w:p>
+                  <w:pPr>
+                    <w:pStyle w:val="Contedodatabela"/>
+                    <w:ind w:hanging="0" w:start="0" w:end="0"/>
+                    <w:jc w:val="center"/>
+                    <w:rPr>
+                      <w:rFonts w:ascii="Arial narrow" w:hAnsi="Arial narrow"/>
+                    </w:rPr>
+                  </w:pPr>
+                  <w:r>
+                    <w:rPr>
+                      <w:rFonts w:ascii="Arial narrow" w:hAnsi="Arial narrow"/>
                       <w:color w:val="000000"/>
                     </w:rPr>
                     <w:t>23/09/26</w:t>
@@ -5903,7 +5412,7 @@
                     <w:ind w:hanging="0" w:start="0" w:end="0"/>
                     <w:jc w:val="start"/>
                     <w:rPr>
-                      <w:color w:val="000000"/>
+                      <w:rFonts w:ascii="Arial narrow" w:hAnsi="Arial narrow"/>
                     </w:rPr>
                   </w:pPr>
                   <w:r>
@@ -5938,13 +5447,12 @@
                     <w:ind w:hanging="0" w:start="0" w:end="0"/>
                     <w:jc w:val="center"/>
                     <w:rPr>
-                      <w:rFonts w:ascii="Arial Narrow" w:hAnsi="Arial Narrow"/>
-                      <w:color w:val="000000"/>
-                    </w:rPr>
-                  </w:pPr>
-                  <w:r>
-                    <w:rPr>
-                      <w:rFonts w:ascii="Arial Narrow" w:hAnsi="Arial Narrow"/>
+                      <w:rFonts w:ascii="Arial narrow" w:hAnsi="Arial narrow"/>
+                    </w:rPr>
+                  </w:pPr>
+                  <w:r>
+                    <w:rPr>
+                      <w:rFonts w:ascii="Arial narrow" w:hAnsi="Arial narrow"/>
                       <w:color w:val="000000"/>
                     </w:rPr>
                     <w:t>9</w:t>
@@ -5969,44 +5477,42 @@
                     <w:ind w:hanging="0" w:start="0" w:end="0"/>
                     <w:jc w:val="center"/>
                     <w:rPr>
-                      <w:rFonts w:ascii="Arial Narrow" w:hAnsi="Arial Narrow"/>
-                      <w:color w:val="000000"/>
-                    </w:rPr>
-                  </w:pPr>
-                  <w:r>
-                    <w:rPr>
-                      <w:rFonts w:ascii="Arial Narrow" w:hAnsi="Arial Narrow"/>
-                      <w:color w:val="000000"/>
-                    </w:rPr>
-                    <w:t>2</w:t>
-                  </w:r>
-                </w:p>
-              </w:tc>
-              <w:tc>
-                <w:tcPr>
-                  <w:tcW w:w="800" w:type="dxa"/>
-                  <w:tcBorders>
-                    <w:top w:val="single" w:sz="2" w:space="0" w:color="BFBFBF"/>
-                    <w:start w:val="single" w:sz="2" w:space="0" w:color="BFBFBF"/>
-                    <w:bottom w:val="single" w:sz="2" w:space="0" w:color="BFBFBF"/>
-                    <w:end w:val="single" w:sz="2" w:space="0" w:color="BFBFBF"/>
-                  </w:tcBorders>
-                  <w:shd w:fill="FFFFA6" w:val="clear"/>
-                  <w:vAlign w:val="center"/>
-                </w:tcPr>
-                <w:p>
-                  <w:pPr>
-                    <w:pStyle w:val="Contedodatabela"/>
-                    <w:ind w:hanging="0" w:start="0" w:end="0"/>
-                    <w:jc w:val="center"/>
-                    <w:rPr>
-                      <w:rFonts w:ascii="Arial Narrow" w:hAnsi="Arial Narrow"/>
-                      <w:color w:val="000000"/>
-                    </w:rPr>
-                  </w:pPr>
-                  <w:r>
-                    <w:rPr>
-                      <w:rFonts w:ascii="Arial Narrow" w:hAnsi="Arial Narrow"/>
+                      <w:rFonts w:ascii="Arial narrow" w:hAnsi="Arial narrow"/>
+                    </w:rPr>
+                  </w:pPr>
+                  <w:r>
+                    <w:rPr>
+                      <w:rFonts w:ascii="Arial narrow" w:hAnsi="Arial narrow"/>
+                      <w:color w:val="000000"/>
+                    </w:rPr>
+                    <w:t>3</w:t>
+                  </w:r>
+                </w:p>
+              </w:tc>
+              <w:tc>
+                <w:tcPr>
+                  <w:tcW w:w="799" w:type="dxa"/>
+                  <w:tcBorders>
+                    <w:top w:val="single" w:sz="2" w:space="0" w:color="BFBFBF"/>
+                    <w:start w:val="single" w:sz="2" w:space="0" w:color="BFBFBF"/>
+                    <w:bottom w:val="single" w:sz="2" w:space="0" w:color="BFBFBF"/>
+                    <w:end w:val="single" w:sz="2" w:space="0" w:color="BFBFBF"/>
+                  </w:tcBorders>
+                  <w:shd w:fill="FFFFA6" w:val="clear"/>
+                  <w:vAlign w:val="center"/>
+                </w:tcPr>
+                <w:p>
+                  <w:pPr>
+                    <w:pStyle w:val="Contedodatabela"/>
+                    <w:ind w:hanging="0" w:start="0" w:end="0"/>
+                    <w:jc w:val="center"/>
+                    <w:rPr>
+                      <w:rFonts w:ascii="Arial narrow" w:hAnsi="Arial narrow"/>
+                    </w:rPr>
+                  </w:pPr>
+                  <w:r>
+                    <w:rPr>
+                      <w:rFonts w:ascii="Arial narrow" w:hAnsi="Arial narrow"/>
                       <w:color w:val="000000"/>
                     </w:rPr>
                     <w:t>16</w:t>
@@ -6015,29 +5521,28 @@
               </w:tc>
               <w:tc>
                 <w:tcPr>
-                  <w:tcW w:w="1195" w:type="dxa"/>
-                  <w:tcBorders>
-                    <w:top w:val="single" w:sz="2" w:space="0" w:color="BFBFBF"/>
-                    <w:start w:val="single" w:sz="2" w:space="0" w:color="BFBFBF"/>
-                    <w:bottom w:val="single" w:sz="2" w:space="0" w:color="BFBFBF"/>
-                    <w:end w:val="single" w:sz="2" w:space="0" w:color="BFBFBF"/>
-                  </w:tcBorders>
-                  <w:shd w:fill="FFFFA6" w:val="clear"/>
-                  <w:vAlign w:val="center"/>
-                </w:tcPr>
-                <w:p>
-                  <w:pPr>
-                    <w:pStyle w:val="Contedodatabela"/>
-                    <w:ind w:hanging="0" w:start="0" w:end="0"/>
-                    <w:jc w:val="center"/>
-                    <w:rPr>
-                      <w:rFonts w:ascii="Arial Narrow" w:hAnsi="Arial Narrow"/>
-                      <w:color w:val="000000"/>
-                    </w:rPr>
-                  </w:pPr>
-                  <w:r>
-                    <w:rPr>
-                      <w:rFonts w:ascii="Arial Narrow" w:hAnsi="Arial Narrow"/>
+                  <w:tcW w:w="1196" w:type="dxa"/>
+                  <w:tcBorders>
+                    <w:top w:val="single" w:sz="2" w:space="0" w:color="BFBFBF"/>
+                    <w:start w:val="single" w:sz="2" w:space="0" w:color="BFBFBF"/>
+                    <w:bottom w:val="single" w:sz="2" w:space="0" w:color="BFBFBF"/>
+                    <w:end w:val="single" w:sz="2" w:space="0" w:color="BFBFBF"/>
+                  </w:tcBorders>
+                  <w:shd w:fill="FFFFA6" w:val="clear"/>
+                  <w:vAlign w:val="center"/>
+                </w:tcPr>
+                <w:p>
+                  <w:pPr>
+                    <w:pStyle w:val="Contedodatabela"/>
+                    <w:ind w:hanging="0" w:start="0" w:end="0"/>
+                    <w:jc w:val="center"/>
+                    <w:rPr>
+                      <w:rFonts w:ascii="Arial narrow" w:hAnsi="Arial narrow"/>
+                    </w:rPr>
+                  </w:pPr>
+                  <w:r>
+                    <w:rPr>
+                      <w:rFonts w:ascii="Arial narrow" w:hAnsi="Arial narrow"/>
                       <w:color w:val="000000"/>
                     </w:rPr>
                     <w:t>28/09/26</w:t>
@@ -6061,7 +5566,7 @@
                     <w:ind w:hanging="0" w:start="0" w:end="0"/>
                     <w:jc w:val="start"/>
                     <w:rPr>
-                      <w:color w:val="000000"/>
+                      <w:rFonts w:ascii="Arial narrow" w:hAnsi="Arial narrow"/>
                     </w:rPr>
                   </w:pPr>
                   <w:r>
@@ -6096,13 +5601,12 @@
                     <w:ind w:hanging="0" w:start="0" w:end="0"/>
                     <w:jc w:val="center"/>
                     <w:rPr>
-                      <w:rFonts w:ascii="Arial Narrow" w:hAnsi="Arial Narrow"/>
-                      <w:color w:val="000000"/>
-                    </w:rPr>
-                  </w:pPr>
-                  <w:r>
-                    <w:rPr>
-                      <w:rFonts w:ascii="Arial Narrow" w:hAnsi="Arial Narrow"/>
+                      <w:rFonts w:ascii="Arial narrow" w:hAnsi="Arial narrow"/>
+                    </w:rPr>
+                  </w:pPr>
+                  <w:r>
+                    <w:rPr>
+                      <w:rFonts w:ascii="Arial narrow" w:hAnsi="Arial narrow"/>
                       <w:color w:val="000000"/>
                     </w:rPr>
                     <w:t>9</w:t>
@@ -6127,44 +5631,42 @@
                     <w:ind w:hanging="0" w:start="0" w:end="0"/>
                     <w:jc w:val="center"/>
                     <w:rPr>
-                      <w:rFonts w:ascii="Arial Narrow" w:hAnsi="Arial Narrow"/>
-                      <w:color w:val="000000"/>
-                    </w:rPr>
-                  </w:pPr>
-                  <w:r>
-                    <w:rPr>
-                      <w:rFonts w:ascii="Arial Narrow" w:hAnsi="Arial Narrow"/>
-                      <w:color w:val="000000"/>
-                    </w:rPr>
-                    <w:t>2</w:t>
-                  </w:r>
-                </w:p>
-              </w:tc>
-              <w:tc>
-                <w:tcPr>
-                  <w:tcW w:w="800" w:type="dxa"/>
-                  <w:tcBorders>
-                    <w:top w:val="single" w:sz="2" w:space="0" w:color="BFBFBF"/>
-                    <w:start w:val="single" w:sz="2" w:space="0" w:color="BFBFBF"/>
-                    <w:bottom w:val="single" w:sz="2" w:space="0" w:color="BFBFBF"/>
-                    <w:end w:val="single" w:sz="2" w:space="0" w:color="BFBFBF"/>
-                  </w:tcBorders>
-                  <w:shd w:fill="FFFFA6" w:val="clear"/>
-                  <w:vAlign w:val="center"/>
-                </w:tcPr>
-                <w:p>
-                  <w:pPr>
-                    <w:pStyle w:val="Contedodatabela"/>
-                    <w:ind w:hanging="0" w:start="0" w:end="0"/>
-                    <w:jc w:val="center"/>
-                    <w:rPr>
-                      <w:rFonts w:ascii="Arial Narrow" w:hAnsi="Arial Narrow"/>
-                      <w:color w:val="000000"/>
-                    </w:rPr>
-                  </w:pPr>
-                  <w:r>
-                    <w:rPr>
-                      <w:rFonts w:ascii="Arial Narrow" w:hAnsi="Arial Narrow"/>
+                      <w:rFonts w:ascii="Arial narrow" w:hAnsi="Arial narrow"/>
+                    </w:rPr>
+                  </w:pPr>
+                  <w:r>
+                    <w:rPr>
+                      <w:rFonts w:ascii="Arial narrow" w:hAnsi="Arial narrow"/>
+                      <w:color w:val="000000"/>
+                    </w:rPr>
+                    <w:t>3</w:t>
+                  </w:r>
+                </w:p>
+              </w:tc>
+              <w:tc>
+                <w:tcPr>
+                  <w:tcW w:w="799" w:type="dxa"/>
+                  <w:tcBorders>
+                    <w:top w:val="single" w:sz="2" w:space="0" w:color="BFBFBF"/>
+                    <w:start w:val="single" w:sz="2" w:space="0" w:color="BFBFBF"/>
+                    <w:bottom w:val="single" w:sz="2" w:space="0" w:color="BFBFBF"/>
+                    <w:end w:val="single" w:sz="2" w:space="0" w:color="BFBFBF"/>
+                  </w:tcBorders>
+                  <w:shd w:fill="FFFFA6" w:val="clear"/>
+                  <w:vAlign w:val="center"/>
+                </w:tcPr>
+                <w:p>
+                  <w:pPr>
+                    <w:pStyle w:val="Contedodatabela"/>
+                    <w:ind w:hanging="0" w:start="0" w:end="0"/>
+                    <w:jc w:val="center"/>
+                    <w:rPr>
+                      <w:rFonts w:ascii="Arial narrow" w:hAnsi="Arial narrow"/>
+                    </w:rPr>
+                  </w:pPr>
+                  <w:r>
+                    <w:rPr>
+                      <w:rFonts w:ascii="Arial narrow" w:hAnsi="Arial narrow"/>
                       <w:color w:val="000000"/>
                     </w:rPr>
                     <w:t>17</w:t>
@@ -6173,29 +5675,28 @@
               </w:tc>
               <w:tc>
                 <w:tcPr>
-                  <w:tcW w:w="1195" w:type="dxa"/>
-                  <w:tcBorders>
-                    <w:top w:val="single" w:sz="2" w:space="0" w:color="BFBFBF"/>
-                    <w:start w:val="single" w:sz="2" w:space="0" w:color="BFBFBF"/>
-                    <w:bottom w:val="single" w:sz="2" w:space="0" w:color="BFBFBF"/>
-                    <w:end w:val="single" w:sz="2" w:space="0" w:color="BFBFBF"/>
-                  </w:tcBorders>
-                  <w:shd w:fill="FFFFA6" w:val="clear"/>
-                  <w:vAlign w:val="center"/>
-                </w:tcPr>
-                <w:p>
-                  <w:pPr>
-                    <w:pStyle w:val="Contedodatabela"/>
-                    <w:ind w:hanging="0" w:start="0" w:end="0"/>
-                    <w:jc w:val="center"/>
-                    <w:rPr>
-                      <w:rFonts w:ascii="Arial Narrow" w:hAnsi="Arial Narrow"/>
-                      <w:color w:val="000000"/>
-                    </w:rPr>
-                  </w:pPr>
-                  <w:r>
-                    <w:rPr>
-                      <w:rFonts w:ascii="Arial Narrow" w:hAnsi="Arial Narrow"/>
+                  <w:tcW w:w="1196" w:type="dxa"/>
+                  <w:tcBorders>
+                    <w:top w:val="single" w:sz="2" w:space="0" w:color="BFBFBF"/>
+                    <w:start w:val="single" w:sz="2" w:space="0" w:color="BFBFBF"/>
+                    <w:bottom w:val="single" w:sz="2" w:space="0" w:color="BFBFBF"/>
+                    <w:end w:val="single" w:sz="2" w:space="0" w:color="BFBFBF"/>
+                  </w:tcBorders>
+                  <w:shd w:fill="FFFFA6" w:val="clear"/>
+                  <w:vAlign w:val="center"/>
+                </w:tcPr>
+                <w:p>
+                  <w:pPr>
+                    <w:pStyle w:val="Contedodatabela"/>
+                    <w:ind w:hanging="0" w:start="0" w:end="0"/>
+                    <w:jc w:val="center"/>
+                    <w:rPr>
+                      <w:rFonts w:ascii="Arial narrow" w:hAnsi="Arial narrow"/>
+                    </w:rPr>
+                  </w:pPr>
+                  <w:r>
+                    <w:rPr>
+                      <w:rFonts w:ascii="Arial narrow" w:hAnsi="Arial narrow"/>
                       <w:color w:val="000000"/>
                     </w:rPr>
                     <w:t>30/09/26</w:t>
@@ -6219,7 +5720,7 @@
                     <w:ind w:hanging="0" w:start="0" w:end="0"/>
                     <w:jc w:val="start"/>
                     <w:rPr>
-                      <w:color w:val="000000"/>
+                      <w:rFonts w:ascii="Arial narrow" w:hAnsi="Arial narrow"/>
                     </w:rPr>
                   </w:pPr>
                   <w:r>
@@ -6254,13 +5755,12 @@
                     <w:ind w:hanging="0" w:start="0" w:end="0"/>
                     <w:jc w:val="center"/>
                     <w:rPr>
-                      <w:rFonts w:ascii="Arial Narrow" w:hAnsi="Arial Narrow"/>
-                      <w:color w:val="000000"/>
-                    </w:rPr>
-                  </w:pPr>
-                  <w:r>
-                    <w:rPr>
-                      <w:rFonts w:ascii="Arial Narrow" w:hAnsi="Arial Narrow"/>
+                      <w:rFonts w:ascii="Arial narrow" w:hAnsi="Arial narrow"/>
+                    </w:rPr>
+                  </w:pPr>
+                  <w:r>
+                    <w:rPr>
+                      <w:rFonts w:ascii="Arial narrow" w:hAnsi="Arial narrow"/>
                       <w:color w:val="000000"/>
                     </w:rPr>
                     <w:t>10</w:t>
@@ -6285,44 +5785,42 @@
                     <w:ind w:hanging="0" w:start="0" w:end="0"/>
                     <w:jc w:val="center"/>
                     <w:rPr>
-                      <w:rFonts w:ascii="Arial Narrow" w:hAnsi="Arial Narrow"/>
-                      <w:color w:val="000000"/>
-                    </w:rPr>
-                  </w:pPr>
-                  <w:r>
-                    <w:rPr>
-                      <w:rFonts w:ascii="Arial Narrow" w:hAnsi="Arial Narrow"/>
-                      <w:color w:val="000000"/>
-                    </w:rPr>
-                    <w:t>2</w:t>
-                  </w:r>
-                </w:p>
-              </w:tc>
-              <w:tc>
-                <w:tcPr>
-                  <w:tcW w:w="800" w:type="dxa"/>
-                  <w:tcBorders>
-                    <w:top w:val="single" w:sz="2" w:space="0" w:color="BFBFBF"/>
-                    <w:start w:val="single" w:sz="2" w:space="0" w:color="BFBFBF"/>
-                    <w:bottom w:val="single" w:sz="2" w:space="0" w:color="BFBFBF"/>
-                    <w:end w:val="single" w:sz="2" w:space="0" w:color="BFBFBF"/>
-                  </w:tcBorders>
-                  <w:shd w:fill="FFFFA6" w:val="clear"/>
-                  <w:vAlign w:val="center"/>
-                </w:tcPr>
-                <w:p>
-                  <w:pPr>
-                    <w:pStyle w:val="Contedodatabela"/>
-                    <w:ind w:hanging="0" w:start="0" w:end="0"/>
-                    <w:jc w:val="center"/>
-                    <w:rPr>
-                      <w:rFonts w:ascii="Arial Narrow" w:hAnsi="Arial Narrow"/>
-                      <w:color w:val="000000"/>
-                    </w:rPr>
-                  </w:pPr>
-                  <w:r>
-                    <w:rPr>
-                      <w:rFonts w:ascii="Arial Narrow" w:hAnsi="Arial Narrow"/>
+                      <w:rFonts w:ascii="Arial narrow" w:hAnsi="Arial narrow"/>
+                    </w:rPr>
+                  </w:pPr>
+                  <w:r>
+                    <w:rPr>
+                      <w:rFonts w:ascii="Arial narrow" w:hAnsi="Arial narrow"/>
+                      <w:color w:val="000000"/>
+                    </w:rPr>
+                    <w:t>3</w:t>
+                  </w:r>
+                </w:p>
+              </w:tc>
+              <w:tc>
+                <w:tcPr>
+                  <w:tcW w:w="799" w:type="dxa"/>
+                  <w:tcBorders>
+                    <w:top w:val="single" w:sz="2" w:space="0" w:color="BFBFBF"/>
+                    <w:start w:val="single" w:sz="2" w:space="0" w:color="BFBFBF"/>
+                    <w:bottom w:val="single" w:sz="2" w:space="0" w:color="BFBFBF"/>
+                    <w:end w:val="single" w:sz="2" w:space="0" w:color="BFBFBF"/>
+                  </w:tcBorders>
+                  <w:shd w:fill="FFFFA6" w:val="clear"/>
+                  <w:vAlign w:val="center"/>
+                </w:tcPr>
+                <w:p>
+                  <w:pPr>
+                    <w:pStyle w:val="Contedodatabela"/>
+                    <w:ind w:hanging="0" w:start="0" w:end="0"/>
+                    <w:jc w:val="center"/>
+                    <w:rPr>
+                      <w:rFonts w:ascii="Arial narrow" w:hAnsi="Arial narrow"/>
+                    </w:rPr>
+                  </w:pPr>
+                  <w:r>
+                    <w:rPr>
+                      <w:rFonts w:ascii="Arial narrow" w:hAnsi="Arial narrow"/>
                       <w:color w:val="000000"/>
                     </w:rPr>
                     <w:t>18</w:t>
@@ -6331,29 +5829,28 @@
               </w:tc>
               <w:tc>
                 <w:tcPr>
-                  <w:tcW w:w="1195" w:type="dxa"/>
-                  <w:tcBorders>
-                    <w:top w:val="single" w:sz="2" w:space="0" w:color="BFBFBF"/>
-                    <w:start w:val="single" w:sz="2" w:space="0" w:color="BFBFBF"/>
-                    <w:bottom w:val="single" w:sz="2" w:space="0" w:color="BFBFBF"/>
-                    <w:end w:val="single" w:sz="2" w:space="0" w:color="BFBFBF"/>
-                  </w:tcBorders>
-                  <w:shd w:fill="FFFFA6" w:val="clear"/>
-                  <w:vAlign w:val="center"/>
-                </w:tcPr>
-                <w:p>
-                  <w:pPr>
-                    <w:pStyle w:val="Contedodatabela"/>
-                    <w:ind w:hanging="0" w:start="0" w:end="0"/>
-                    <w:jc w:val="center"/>
-                    <w:rPr>
-                      <w:rFonts w:ascii="Arial Narrow" w:hAnsi="Arial Narrow"/>
-                      <w:color w:val="000000"/>
-                    </w:rPr>
-                  </w:pPr>
-                  <w:r>
-                    <w:rPr>
-                      <w:rFonts w:ascii="Arial Narrow" w:hAnsi="Arial Narrow"/>
+                  <w:tcW w:w="1196" w:type="dxa"/>
+                  <w:tcBorders>
+                    <w:top w:val="single" w:sz="2" w:space="0" w:color="BFBFBF"/>
+                    <w:start w:val="single" w:sz="2" w:space="0" w:color="BFBFBF"/>
+                    <w:bottom w:val="single" w:sz="2" w:space="0" w:color="BFBFBF"/>
+                    <w:end w:val="single" w:sz="2" w:space="0" w:color="BFBFBF"/>
+                  </w:tcBorders>
+                  <w:shd w:fill="FFFFA6" w:val="clear"/>
+                  <w:vAlign w:val="center"/>
+                </w:tcPr>
+                <w:p>
+                  <w:pPr>
+                    <w:pStyle w:val="Contedodatabela"/>
+                    <w:ind w:hanging="0" w:start="0" w:end="0"/>
+                    <w:jc w:val="center"/>
+                    <w:rPr>
+                      <w:rFonts w:ascii="Arial narrow" w:hAnsi="Arial narrow"/>
+                    </w:rPr>
+                  </w:pPr>
+                  <w:r>
+                    <w:rPr>
+                      <w:rFonts w:ascii="Arial narrow" w:hAnsi="Arial narrow"/>
                       <w:color w:val="000000"/>
                     </w:rPr>
                     <w:t>05/10/26</w:t>
@@ -6377,7 +5874,7 @@
                     <w:ind w:hanging="0" w:start="0" w:end="0"/>
                     <w:jc w:val="start"/>
                     <w:rPr>
-                      <w:color w:val="000000"/>
+                      <w:rFonts w:ascii="Arial narrow" w:hAnsi="Arial narrow"/>
                     </w:rPr>
                   </w:pPr>
                   <w:r>
@@ -6412,13 +5909,12 @@
                     <w:ind w:hanging="0" w:start="0" w:end="0"/>
                     <w:jc w:val="center"/>
                     <w:rPr>
-                      <w:rFonts w:ascii="Arial Narrow" w:hAnsi="Arial Narrow"/>
-                      <w:color w:val="000000"/>
-                    </w:rPr>
-                  </w:pPr>
-                  <w:r>
-                    <w:rPr>
-                      <w:rFonts w:ascii="Arial Narrow" w:hAnsi="Arial Narrow"/>
+                      <w:rFonts w:ascii="Arial narrow" w:hAnsi="Arial narrow"/>
+                    </w:rPr>
+                  </w:pPr>
+                  <w:r>
+                    <w:rPr>
+                      <w:rFonts w:ascii="Arial narrow" w:hAnsi="Arial narrow"/>
                       <w:color w:val="000000"/>
                     </w:rPr>
                     <w:t>10</w:t>
@@ -6443,44 +5939,42 @@
                     <w:ind w:hanging="0" w:start="0" w:end="0"/>
                     <w:jc w:val="center"/>
                     <w:rPr>
-                      <w:rFonts w:ascii="Arial Narrow" w:hAnsi="Arial Narrow"/>
-                      <w:color w:val="000000"/>
-                    </w:rPr>
-                  </w:pPr>
-                  <w:r>
-                    <w:rPr>
-                      <w:rFonts w:ascii="Arial Narrow" w:hAnsi="Arial Narrow"/>
-                      <w:color w:val="000000"/>
-                    </w:rPr>
-                    <w:t>2</w:t>
-                  </w:r>
-                </w:p>
-              </w:tc>
-              <w:tc>
-                <w:tcPr>
-                  <w:tcW w:w="800" w:type="dxa"/>
-                  <w:tcBorders>
-                    <w:top w:val="single" w:sz="2" w:space="0" w:color="BFBFBF"/>
-                    <w:start w:val="single" w:sz="2" w:space="0" w:color="BFBFBF"/>
-                    <w:bottom w:val="single" w:sz="2" w:space="0" w:color="BFBFBF"/>
-                    <w:end w:val="single" w:sz="2" w:space="0" w:color="BFBFBF"/>
-                  </w:tcBorders>
-                  <w:shd w:fill="FFFFA6" w:val="clear"/>
-                  <w:vAlign w:val="center"/>
-                </w:tcPr>
-                <w:p>
-                  <w:pPr>
-                    <w:pStyle w:val="Contedodatabela"/>
-                    <w:ind w:hanging="0" w:start="0" w:end="0"/>
-                    <w:jc w:val="center"/>
-                    <w:rPr>
-                      <w:rFonts w:ascii="Arial Narrow" w:hAnsi="Arial Narrow"/>
-                      <w:color w:val="000000"/>
-                    </w:rPr>
-                  </w:pPr>
-                  <w:r>
-                    <w:rPr>
-                      <w:rFonts w:ascii="Arial Narrow" w:hAnsi="Arial Narrow"/>
+                      <w:rFonts w:ascii="Arial narrow" w:hAnsi="Arial narrow"/>
+                    </w:rPr>
+                  </w:pPr>
+                  <w:r>
+                    <w:rPr>
+                      <w:rFonts w:ascii="Arial narrow" w:hAnsi="Arial narrow"/>
+                      <w:color w:val="000000"/>
+                    </w:rPr>
+                    <w:t>3</w:t>
+                  </w:r>
+                </w:p>
+              </w:tc>
+              <w:tc>
+                <w:tcPr>
+                  <w:tcW w:w="799" w:type="dxa"/>
+                  <w:tcBorders>
+                    <w:top w:val="single" w:sz="2" w:space="0" w:color="BFBFBF"/>
+                    <w:start w:val="single" w:sz="2" w:space="0" w:color="BFBFBF"/>
+                    <w:bottom w:val="single" w:sz="2" w:space="0" w:color="BFBFBF"/>
+                    <w:end w:val="single" w:sz="2" w:space="0" w:color="BFBFBF"/>
+                  </w:tcBorders>
+                  <w:shd w:fill="FFFFA6" w:val="clear"/>
+                  <w:vAlign w:val="center"/>
+                </w:tcPr>
+                <w:p>
+                  <w:pPr>
+                    <w:pStyle w:val="Contedodatabela"/>
+                    <w:ind w:hanging="0" w:start="0" w:end="0"/>
+                    <w:jc w:val="center"/>
+                    <w:rPr>
+                      <w:rFonts w:ascii="Arial narrow" w:hAnsi="Arial narrow"/>
+                    </w:rPr>
+                  </w:pPr>
+                  <w:r>
+                    <w:rPr>
+                      <w:rFonts w:ascii="Arial narrow" w:hAnsi="Arial narrow"/>
                       <w:color w:val="000000"/>
                     </w:rPr>
                     <w:t>19</w:t>
@@ -6489,29 +5983,28 @@
               </w:tc>
               <w:tc>
                 <w:tcPr>
-                  <w:tcW w:w="1195" w:type="dxa"/>
-                  <w:tcBorders>
-                    <w:top w:val="single" w:sz="2" w:space="0" w:color="BFBFBF"/>
-                    <w:start w:val="single" w:sz="2" w:space="0" w:color="BFBFBF"/>
-                    <w:bottom w:val="single" w:sz="2" w:space="0" w:color="BFBFBF"/>
-                    <w:end w:val="single" w:sz="2" w:space="0" w:color="BFBFBF"/>
-                  </w:tcBorders>
-                  <w:shd w:fill="FFFFA6" w:val="clear"/>
-                  <w:vAlign w:val="center"/>
-                </w:tcPr>
-                <w:p>
-                  <w:pPr>
-                    <w:pStyle w:val="Contedodatabela"/>
-                    <w:ind w:hanging="0" w:start="0" w:end="0"/>
-                    <w:jc w:val="center"/>
-                    <w:rPr>
-                      <w:rFonts w:ascii="Arial Narrow" w:hAnsi="Arial Narrow"/>
-                      <w:color w:val="000000"/>
-                    </w:rPr>
-                  </w:pPr>
-                  <w:r>
-                    <w:rPr>
-                      <w:rFonts w:ascii="Arial Narrow" w:hAnsi="Arial Narrow"/>
+                  <w:tcW w:w="1196" w:type="dxa"/>
+                  <w:tcBorders>
+                    <w:top w:val="single" w:sz="2" w:space="0" w:color="BFBFBF"/>
+                    <w:start w:val="single" w:sz="2" w:space="0" w:color="BFBFBF"/>
+                    <w:bottom w:val="single" w:sz="2" w:space="0" w:color="BFBFBF"/>
+                    <w:end w:val="single" w:sz="2" w:space="0" w:color="BFBFBF"/>
+                  </w:tcBorders>
+                  <w:shd w:fill="FFFFA6" w:val="clear"/>
+                  <w:vAlign w:val="center"/>
+                </w:tcPr>
+                <w:p>
+                  <w:pPr>
+                    <w:pStyle w:val="Contedodatabela"/>
+                    <w:ind w:hanging="0" w:start="0" w:end="0"/>
+                    <w:jc w:val="center"/>
+                    <w:rPr>
+                      <w:rFonts w:ascii="Arial narrow" w:hAnsi="Arial narrow"/>
+                    </w:rPr>
+                  </w:pPr>
+                  <w:r>
+                    <w:rPr>
+                      <w:rFonts w:ascii="Arial narrow" w:hAnsi="Arial narrow"/>
                       <w:color w:val="000000"/>
                     </w:rPr>
                     <w:t>07/10/26</w:t>
@@ -6535,7 +6028,7 @@
                     <w:ind w:hanging="0" w:start="0" w:end="0"/>
                     <w:jc w:val="start"/>
                     <w:rPr>
-                      <w:color w:val="000000"/>
+                      <w:rFonts w:ascii="Arial narrow" w:hAnsi="Arial narrow"/>
                     </w:rPr>
                   </w:pPr>
                   <w:r>
@@ -6570,25 +6063,53 @@
                     <w:ind w:hanging="0" w:start="0" w:end="0"/>
                     <w:jc w:val="center"/>
                     <w:rPr>
-                      <w:rFonts w:ascii="Arial Narrow" w:hAnsi="Arial Narrow"/>
-                      <w:i/>
+                      <w:rFonts w:ascii="Arial narrow" w:hAnsi="Arial narrow"/>
+                    </w:rPr>
+                  </w:pPr>
+                  <w:r>
+                    <w:rPr>
+                      <w:rFonts w:ascii="Arial narrow" w:hAnsi="Arial narrow"/>
                       <w:i/>
                       <w:color w:val="808080"/>
                     </w:rPr>
-                  </w:pPr>
-                  <w:r>
-                    <w:rPr>
-                      <w:rFonts w:ascii="Arial Narrow" w:hAnsi="Arial Narrow"/>
+                    <w:t>11</w:t>
+                  </w:r>
+                </w:p>
+              </w:tc>
+              <w:tc>
+                <w:tcPr>
+                  <w:tcW w:w="633" w:type="dxa"/>
+                  <w:tcBorders>
+                    <w:top w:val="single" w:sz="2" w:space="0" w:color="BFBFBF"/>
+                    <w:start w:val="single" w:sz="2" w:space="0" w:color="BFBFBF"/>
+                    <w:bottom w:val="single" w:sz="2" w:space="0" w:color="BFBFBF"/>
+                    <w:end w:val="single" w:sz="2" w:space="0" w:color="BFBFBF"/>
+                  </w:tcBorders>
+                  <w:shd w:fill="E7E6E6" w:val="clear"/>
+                  <w:vAlign w:val="center"/>
+                </w:tcPr>
+                <w:p>
+                  <w:pPr>
+                    <w:pStyle w:val="Contedodatabela"/>
+                    <w:ind w:hanging="0" w:start="0" w:end="0"/>
+                    <w:jc w:val="center"/>
+                    <w:rPr>
+                      <w:rFonts w:ascii="Arial narrow" w:hAnsi="Arial narrow"/>
+                    </w:rPr>
+                  </w:pPr>
+                  <w:r>
+                    <w:rPr>
+                      <w:rFonts w:ascii="Arial narrow" w:hAnsi="Arial narrow"/>
                       <w:i/>
                       <w:color w:val="808080"/>
                     </w:rPr>
-                    <w:t>11</w:t>
-                  </w:r>
-                </w:p>
-              </w:tc>
-              <w:tc>
-                <w:tcPr>
-                  <w:tcW w:w="633" w:type="dxa"/>
+                    <w:t>-</w:t>
+                  </w:r>
+                </w:p>
+              </w:tc>
+              <w:tc>
+                <w:tcPr>
+                  <w:tcW w:w="799" w:type="dxa"/>
                   <w:tcBorders>
                     <w:top w:val="single" w:sz="2" w:space="0" w:color="BFBFBF"/>
                     <w:start w:val="single" w:sz="2" w:space="0" w:color="BFBFBF"/>
@@ -6604,25 +6125,22 @@
                     <w:ind w:hanging="0" w:start="0" w:end="0"/>
                     <w:jc w:val="center"/>
                     <w:rPr>
-                      <w:rFonts w:ascii="Arial Narrow" w:hAnsi="Arial Narrow"/>
-                      <w:i/>
+                      <w:rFonts w:ascii="Arial narrow" w:hAnsi="Arial narrow"/>
+                    </w:rPr>
+                  </w:pPr>
+                  <w:r>
+                    <w:rPr>
+                      <w:rFonts w:ascii="Arial narrow" w:hAnsi="Arial narrow"/>
                       <w:i/>
                       <w:color w:val="808080"/>
                     </w:rPr>
-                  </w:pPr>
-                  <w:r>
-                    <w:rPr>
-                      <w:rFonts w:ascii="Arial Narrow" w:hAnsi="Arial Narrow"/>
-                      <w:i/>
-                      <w:color w:val="808080"/>
-                    </w:rPr>
                     <w:t>-</w:t>
                   </w:r>
                 </w:p>
               </w:tc>
               <w:tc>
                 <w:tcPr>
-                  <w:tcW w:w="800" w:type="dxa"/>
+                  <w:tcW w:w="1196" w:type="dxa"/>
                   <w:tcBorders>
                     <w:top w:val="single" w:sz="2" w:space="0" w:color="BFBFBF"/>
                     <w:start w:val="single" w:sz="2" w:space="0" w:color="BFBFBF"/>
@@ -6638,49 +6156,12 @@
                     <w:ind w:hanging="0" w:start="0" w:end="0"/>
                     <w:jc w:val="center"/>
                     <w:rPr>
-                      <w:rFonts w:ascii="Arial Narrow" w:hAnsi="Arial Narrow"/>
-                      <w:i/>
-                      <w:i/>
-                      <w:color w:val="808080"/>
-                    </w:rPr>
-                  </w:pPr>
-                  <w:r>
-                    <w:rPr>
-                      <w:rFonts w:ascii="Arial Narrow" w:hAnsi="Arial Narrow"/>
-                      <w:i/>
-                      <w:color w:val="808080"/>
-                    </w:rPr>
-                    <w:t>-</w:t>
-                  </w:r>
-                </w:p>
-              </w:tc>
-              <w:tc>
-                <w:tcPr>
-                  <w:tcW w:w="1195" w:type="dxa"/>
-                  <w:tcBorders>
-                    <w:top w:val="single" w:sz="2" w:space="0" w:color="BFBFBF"/>
-                    <w:start w:val="single" w:sz="2" w:space="0" w:color="BFBFBF"/>
-                    <w:bottom w:val="single" w:sz="2" w:space="0" w:color="BFBFBF"/>
-                    <w:end w:val="single" w:sz="2" w:space="0" w:color="BFBFBF"/>
-                  </w:tcBorders>
-                  <w:shd w:fill="E7E6E6" w:val="clear"/>
-                  <w:vAlign w:val="center"/>
-                </w:tcPr>
-                <w:p>
-                  <w:pPr>
-                    <w:pStyle w:val="Contedodatabela"/>
-                    <w:ind w:hanging="0" w:start="0" w:end="0"/>
-                    <w:jc w:val="center"/>
-                    <w:rPr>
-                      <w:rFonts w:ascii="Arial Narrow" w:hAnsi="Arial Narrow"/>
-                      <w:i/>
-                      <w:i/>
-                      <w:color w:val="808080"/>
-                    </w:rPr>
-                  </w:pPr>
-                  <w:r>
-                    <w:rPr>
-                      <w:rFonts w:ascii="Arial Narrow" w:hAnsi="Arial Narrow"/>
+                      <w:rFonts w:ascii="Arial narrow" w:hAnsi="Arial narrow"/>
+                    </w:rPr>
+                  </w:pPr>
+                  <w:r>
+                    <w:rPr>
+                      <w:rFonts w:ascii="Arial narrow" w:hAnsi="Arial narrow"/>
                       <w:i/>
                       <w:color w:val="808080"/>
                     </w:rPr>
@@ -6741,13 +6222,12 @@
                     <w:ind w:hanging="0" w:start="0" w:end="0"/>
                     <w:jc w:val="center"/>
                     <w:rPr>
-                      <w:rFonts w:ascii="Arial Narrow" w:hAnsi="Arial Narrow"/>
-                      <w:color w:val="000000"/>
-                    </w:rPr>
-                  </w:pPr>
-                  <w:r>
-                    <w:rPr>
-                      <w:rFonts w:ascii="Arial Narrow" w:hAnsi="Arial Narrow"/>
+                      <w:rFonts w:ascii="Arial narrow" w:hAnsi="Arial narrow"/>
+                    </w:rPr>
+                  </w:pPr>
+                  <w:r>
+                    <w:rPr>
+                      <w:rFonts w:ascii="Arial narrow" w:hAnsi="Arial narrow"/>
                       <w:color w:val="000000"/>
                     </w:rPr>
                     <w:t>11</w:t>
@@ -6772,22 +6252,21 @@
                     <w:ind w:hanging="0" w:start="0" w:end="0"/>
                     <w:jc w:val="center"/>
                     <w:rPr>
-                      <w:rFonts w:ascii="Arial Narrow" w:hAnsi="Arial Narrow"/>
-                      <w:color w:val="000000"/>
-                    </w:rPr>
-                  </w:pPr>
-                  <w:r>
-                    <w:rPr>
-                      <w:rFonts w:ascii="Arial Narrow" w:hAnsi="Arial Narrow"/>
-                      <w:color w:val="000000"/>
-                    </w:rPr>
-                    <w:t>2</w:t>
-                  </w:r>
-                </w:p>
-              </w:tc>
-              <w:tc>
-                <w:tcPr>
-                  <w:tcW w:w="800" w:type="dxa"/>
+                      <w:rFonts w:ascii="Arial narrow" w:hAnsi="Arial narrow"/>
+                    </w:rPr>
+                  </w:pPr>
+                  <w:r>
+                    <w:rPr>
+                      <w:rFonts w:ascii="Arial narrow" w:hAnsi="Arial narrow"/>
+                      <w:color w:val="000000"/>
+                    </w:rPr>
+                    <w:t>2-3</w:t>
+                  </w:r>
+                </w:p>
+              </w:tc>
+              <w:tc>
+                <w:tcPr>
+                  <w:tcW w:w="799" w:type="dxa"/>
                   <w:tcBorders>
                     <w:top w:val="single" w:sz="2" w:space="0" w:color="BFBFBF"/>
                     <w:start w:val="single" w:sz="2" w:space="0" w:color="BFBFBF"/>
@@ -6803,13 +6282,12 @@
                     <w:ind w:hanging="0" w:start="0" w:end="0"/>
                     <w:jc w:val="center"/>
                     <w:rPr>
-                      <w:rFonts w:ascii="Arial Narrow" w:hAnsi="Arial Narrow"/>
-                      <w:color w:val="000000"/>
-                    </w:rPr>
-                  </w:pPr>
-                  <w:r>
-                    <w:rPr>
-                      <w:rFonts w:ascii="Arial Narrow" w:hAnsi="Arial Narrow"/>
+                      <w:rFonts w:ascii="Arial narrow" w:hAnsi="Arial narrow"/>
+                    </w:rPr>
+                  </w:pPr>
+                  <w:r>
+                    <w:rPr>
+                      <w:rFonts w:ascii="Arial narrow" w:hAnsi="Arial narrow"/>
                       <w:color w:val="000000"/>
                     </w:rPr>
                     <w:t>20</w:t>
@@ -6818,7 +6296,7 @@
               </w:tc>
               <w:tc>
                 <w:tcPr>
-                  <w:tcW w:w="1195" w:type="dxa"/>
+                  <w:tcW w:w="1196" w:type="dxa"/>
                   <w:tcBorders>
                     <w:top w:val="single" w:sz="2" w:space="0" w:color="BFBFBF"/>
                     <w:start w:val="single" w:sz="2" w:space="0" w:color="BFBFBF"/>
@@ -6834,13 +6312,12 @@
                     <w:ind w:hanging="0" w:start="0" w:end="0"/>
                     <w:jc w:val="center"/>
                     <w:rPr>
-                      <w:rFonts w:ascii="Arial Narrow" w:hAnsi="Arial Narrow"/>
-                      <w:color w:val="000000"/>
-                    </w:rPr>
-                  </w:pPr>
-                  <w:r>
-                    <w:rPr>
-                      <w:rFonts w:ascii="Arial Narrow" w:hAnsi="Arial Narrow"/>
+                      <w:rFonts w:ascii="Arial narrow" w:hAnsi="Arial narrow"/>
+                    </w:rPr>
+                  </w:pPr>
+                  <w:r>
+                    <w:rPr>
+                      <w:rFonts w:ascii="Arial narrow" w:hAnsi="Arial narrow"/>
                       <w:color w:val="000000"/>
                     </w:rPr>
                     <w:t>14/10/26</w:t>
@@ -6872,14 +6349,14 @@
                       <w:rFonts w:ascii="Arial narrow" w:hAnsi="Arial narrow"/>
                       <w:color w:val="000000"/>
                     </w:rPr>
-                    <w:t>Revisão geral (</w:t>
-                  </w:r>
-                  <w:r>
-                    <w:rPr>
-                      <w:rFonts w:ascii="Arial narrow" w:hAnsi="Arial narrow"/>
-                      <w:color w:val="000000"/>
-                    </w:rPr>
-                    <w:t>BD2</w:t>
+                    <w:t>Revisão geral (BD2-</w:t>
+                  </w:r>
+                  <w:r>
+                    <w:rPr>
+                      <w:rFonts w:ascii="Arial narrow" w:hAnsi="Arial narrow"/>
+                      <w:color w:val="000000"/>
+                    </w:rPr>
+                    <w:t>BD3</w:t>
                   </w:r>
                   <w:r>
                     <w:rPr>
@@ -6913,25 +6390,53 @@
                     <w:ind w:hanging="0" w:start="0" w:end="0"/>
                     <w:jc w:val="center"/>
                     <w:rPr>
-                      <w:rFonts w:ascii="Arial Narrow" w:hAnsi="Arial Narrow"/>
-                      <w:i/>
+                      <w:rFonts w:ascii="Arial narrow" w:hAnsi="Arial narrow"/>
+                    </w:rPr>
+                  </w:pPr>
+                  <w:r>
+                    <w:rPr>
+                      <w:rFonts w:ascii="Arial narrow" w:hAnsi="Arial narrow"/>
                       <w:i/>
                       <w:color w:val="808080"/>
                     </w:rPr>
-                  </w:pPr>
-                  <w:r>
-                    <w:rPr>
-                      <w:rFonts w:ascii="Arial Narrow" w:hAnsi="Arial Narrow"/>
+                    <w:t>12</w:t>
+                  </w:r>
+                </w:p>
+              </w:tc>
+              <w:tc>
+                <w:tcPr>
+                  <w:tcW w:w="633" w:type="dxa"/>
+                  <w:tcBorders>
+                    <w:top w:val="single" w:sz="2" w:space="0" w:color="BFBFBF"/>
+                    <w:start w:val="single" w:sz="2" w:space="0" w:color="BFBFBF"/>
+                    <w:bottom w:val="single" w:sz="2" w:space="0" w:color="BFBFBF"/>
+                    <w:end w:val="single" w:sz="2" w:space="0" w:color="BFBFBF"/>
+                  </w:tcBorders>
+                  <w:shd w:fill="E7E6E6" w:val="clear"/>
+                  <w:vAlign w:val="center"/>
+                </w:tcPr>
+                <w:p>
+                  <w:pPr>
+                    <w:pStyle w:val="Contedodatabela"/>
+                    <w:ind w:hanging="0" w:start="0" w:end="0"/>
+                    <w:jc w:val="center"/>
+                    <w:rPr>
+                      <w:rFonts w:ascii="Arial narrow" w:hAnsi="Arial narrow"/>
+                    </w:rPr>
+                  </w:pPr>
+                  <w:r>
+                    <w:rPr>
+                      <w:rFonts w:ascii="Arial narrow" w:hAnsi="Arial narrow"/>
                       <w:i/>
                       <w:color w:val="808080"/>
                     </w:rPr>
-                    <w:t>12</w:t>
-                  </w:r>
-                </w:p>
-              </w:tc>
-              <w:tc>
-                <w:tcPr>
-                  <w:tcW w:w="633" w:type="dxa"/>
+                    <w:t>-</w:t>
+                  </w:r>
+                </w:p>
+              </w:tc>
+              <w:tc>
+                <w:tcPr>
+                  <w:tcW w:w="799" w:type="dxa"/>
                   <w:tcBorders>
                     <w:top w:val="single" w:sz="2" w:space="0" w:color="BFBFBF"/>
                     <w:start w:val="single" w:sz="2" w:space="0" w:color="BFBFBF"/>
@@ -6947,25 +6452,22 @@
                     <w:ind w:hanging="0" w:start="0" w:end="0"/>
                     <w:jc w:val="center"/>
                     <w:rPr>
-                      <w:rFonts w:ascii="Arial Narrow" w:hAnsi="Arial Narrow"/>
-                      <w:i/>
+                      <w:rFonts w:ascii="Arial narrow" w:hAnsi="Arial narrow"/>
+                    </w:rPr>
+                  </w:pPr>
+                  <w:r>
+                    <w:rPr>
+                      <w:rFonts w:ascii="Arial narrow" w:hAnsi="Arial narrow"/>
                       <w:i/>
                       <w:color w:val="808080"/>
                     </w:rPr>
-                  </w:pPr>
-                  <w:r>
-                    <w:rPr>
-                      <w:rFonts w:ascii="Arial Narrow" w:hAnsi="Arial Narrow"/>
-                      <w:i/>
-                      <w:color w:val="808080"/>
-                    </w:rPr>
                     <w:t>-</w:t>
                   </w:r>
                 </w:p>
               </w:tc>
               <w:tc>
                 <w:tcPr>
-                  <w:tcW w:w="800" w:type="dxa"/>
+                  <w:tcW w:w="1196" w:type="dxa"/>
                   <w:tcBorders>
                     <w:top w:val="single" w:sz="2" w:space="0" w:color="BFBFBF"/>
                     <w:start w:val="single" w:sz="2" w:space="0" w:color="BFBFBF"/>
@@ -6981,49 +6483,12 @@
                     <w:ind w:hanging="0" w:start="0" w:end="0"/>
                     <w:jc w:val="center"/>
                     <w:rPr>
-                      <w:rFonts w:ascii="Arial Narrow" w:hAnsi="Arial Narrow"/>
-                      <w:i/>
-                      <w:i/>
-                      <w:color w:val="808080"/>
-                    </w:rPr>
-                  </w:pPr>
-                  <w:r>
-                    <w:rPr>
-                      <w:rFonts w:ascii="Arial Narrow" w:hAnsi="Arial Narrow"/>
-                      <w:i/>
-                      <w:color w:val="808080"/>
-                    </w:rPr>
-                    <w:t>-</w:t>
-                  </w:r>
-                </w:p>
-              </w:tc>
-              <w:tc>
-                <w:tcPr>
-                  <w:tcW w:w="1195" w:type="dxa"/>
-                  <w:tcBorders>
-                    <w:top w:val="single" w:sz="2" w:space="0" w:color="BFBFBF"/>
-                    <w:start w:val="single" w:sz="2" w:space="0" w:color="BFBFBF"/>
-                    <w:bottom w:val="single" w:sz="2" w:space="0" w:color="BFBFBF"/>
-                    <w:end w:val="single" w:sz="2" w:space="0" w:color="BFBFBF"/>
-                  </w:tcBorders>
-                  <w:shd w:fill="E7E6E6" w:val="clear"/>
-                  <w:vAlign w:val="center"/>
-                </w:tcPr>
-                <w:p>
-                  <w:pPr>
-                    <w:pStyle w:val="Contedodatabela"/>
-                    <w:ind w:hanging="0" w:start="0" w:end="0"/>
-                    <w:jc w:val="center"/>
-                    <w:rPr>
-                      <w:rFonts w:ascii="Arial Narrow" w:hAnsi="Arial Narrow"/>
-                      <w:i/>
-                      <w:i/>
-                      <w:color w:val="808080"/>
-                    </w:rPr>
-                  </w:pPr>
-                  <w:r>
-                    <w:rPr>
-                      <w:rFonts w:ascii="Arial Narrow" w:hAnsi="Arial Narrow"/>
+                      <w:rFonts w:ascii="Arial narrow" w:hAnsi="Arial narrow"/>
+                    </w:rPr>
+                  </w:pPr>
+                  <w:r>
+                    <w:rPr>
+                      <w:rFonts w:ascii="Arial narrow" w:hAnsi="Arial narrow"/>
                       <w:i/>
                       <w:color w:val="808080"/>
                     </w:rPr>
@@ -7084,25 +6549,53 @@
                     <w:ind w:hanging="0" w:start="0" w:end="0"/>
                     <w:jc w:val="center"/>
                     <w:rPr>
-                      <w:rFonts w:ascii="Arial Narrow" w:hAnsi="Arial Narrow"/>
-                      <w:i/>
+                      <w:rFonts w:ascii="Arial narrow" w:hAnsi="Arial narrow"/>
+                    </w:rPr>
+                  </w:pPr>
+                  <w:r>
+                    <w:rPr>
+                      <w:rFonts w:ascii="Arial narrow" w:hAnsi="Arial narrow"/>
                       <w:i/>
                       <w:color w:val="808080"/>
                     </w:rPr>
-                  </w:pPr>
-                  <w:r>
-                    <w:rPr>
-                      <w:rFonts w:ascii="Arial Narrow" w:hAnsi="Arial Narrow"/>
+                    <w:t>12</w:t>
+                  </w:r>
+                </w:p>
+              </w:tc>
+              <w:tc>
+                <w:tcPr>
+                  <w:tcW w:w="633" w:type="dxa"/>
+                  <w:tcBorders>
+                    <w:top w:val="single" w:sz="2" w:space="0" w:color="BFBFBF"/>
+                    <w:start w:val="single" w:sz="2" w:space="0" w:color="BFBFBF"/>
+                    <w:bottom w:val="single" w:sz="2" w:space="0" w:color="BFBFBF"/>
+                    <w:end w:val="single" w:sz="2" w:space="0" w:color="BFBFBF"/>
+                  </w:tcBorders>
+                  <w:shd w:fill="E7E6E6" w:val="clear"/>
+                  <w:vAlign w:val="center"/>
+                </w:tcPr>
+                <w:p>
+                  <w:pPr>
+                    <w:pStyle w:val="Contedodatabela"/>
+                    <w:ind w:hanging="0" w:start="0" w:end="0"/>
+                    <w:jc w:val="center"/>
+                    <w:rPr>
+                      <w:rFonts w:ascii="Arial narrow" w:hAnsi="Arial narrow"/>
+                    </w:rPr>
+                  </w:pPr>
+                  <w:r>
+                    <w:rPr>
+                      <w:rFonts w:ascii="Arial narrow" w:hAnsi="Arial narrow"/>
                       <w:i/>
                       <w:color w:val="808080"/>
                     </w:rPr>
-                    <w:t>12</w:t>
-                  </w:r>
-                </w:p>
-              </w:tc>
-              <w:tc>
-                <w:tcPr>
-                  <w:tcW w:w="633" w:type="dxa"/>
+                    <w:t>-</w:t>
+                  </w:r>
+                </w:p>
+              </w:tc>
+              <w:tc>
+                <w:tcPr>
+                  <w:tcW w:w="799" w:type="dxa"/>
                   <w:tcBorders>
                     <w:top w:val="single" w:sz="2" w:space="0" w:color="BFBFBF"/>
                     <w:start w:val="single" w:sz="2" w:space="0" w:color="BFBFBF"/>
@@ -7118,25 +6611,22 @@
                     <w:ind w:hanging="0" w:start="0" w:end="0"/>
                     <w:jc w:val="center"/>
                     <w:rPr>
-                      <w:rFonts w:ascii="Arial Narrow" w:hAnsi="Arial Narrow"/>
-                      <w:i/>
+                      <w:rFonts w:ascii="Arial narrow" w:hAnsi="Arial narrow"/>
+                    </w:rPr>
+                  </w:pPr>
+                  <w:r>
+                    <w:rPr>
+                      <w:rFonts w:ascii="Arial narrow" w:hAnsi="Arial narrow"/>
                       <w:i/>
                       <w:color w:val="808080"/>
                     </w:rPr>
-                  </w:pPr>
-                  <w:r>
-                    <w:rPr>
-                      <w:rFonts w:ascii="Arial Narrow" w:hAnsi="Arial Narrow"/>
-                      <w:i/>
-                      <w:color w:val="808080"/>
-                    </w:rPr>
                     <w:t>-</w:t>
                   </w:r>
                 </w:p>
               </w:tc>
               <w:tc>
                 <w:tcPr>
-                  <w:tcW w:w="800" w:type="dxa"/>
+                  <w:tcW w:w="1196" w:type="dxa"/>
                   <w:tcBorders>
                     <w:top w:val="single" w:sz="2" w:space="0" w:color="BFBFBF"/>
                     <w:start w:val="single" w:sz="2" w:space="0" w:color="BFBFBF"/>
@@ -7152,49 +6642,12 @@
                     <w:ind w:hanging="0" w:start="0" w:end="0"/>
                     <w:jc w:val="center"/>
                     <w:rPr>
-                      <w:rFonts w:ascii="Arial Narrow" w:hAnsi="Arial Narrow"/>
-                      <w:i/>
-                      <w:i/>
-                      <w:color w:val="808080"/>
-                    </w:rPr>
-                  </w:pPr>
-                  <w:r>
-                    <w:rPr>
-                      <w:rFonts w:ascii="Arial Narrow" w:hAnsi="Arial Narrow"/>
-                      <w:i/>
-                      <w:color w:val="808080"/>
-                    </w:rPr>
-                    <w:t>-</w:t>
-                  </w:r>
-                </w:p>
-              </w:tc>
-              <w:tc>
-                <w:tcPr>
-                  <w:tcW w:w="1195" w:type="dxa"/>
-                  <w:tcBorders>
-                    <w:top w:val="single" w:sz="2" w:space="0" w:color="BFBFBF"/>
-                    <w:start w:val="single" w:sz="2" w:space="0" w:color="BFBFBF"/>
-                    <w:bottom w:val="single" w:sz="2" w:space="0" w:color="BFBFBF"/>
-                    <w:end w:val="single" w:sz="2" w:space="0" w:color="BFBFBF"/>
-                  </w:tcBorders>
-                  <w:shd w:fill="E7E6E6" w:val="clear"/>
-                  <w:vAlign w:val="center"/>
-                </w:tcPr>
-                <w:p>
-                  <w:pPr>
-                    <w:pStyle w:val="Contedodatabela"/>
-                    <w:ind w:hanging="0" w:start="0" w:end="0"/>
-                    <w:jc w:val="center"/>
-                    <w:rPr>
-                      <w:rFonts w:ascii="Arial Narrow" w:hAnsi="Arial Narrow"/>
-                      <w:i/>
-                      <w:i/>
-                      <w:color w:val="808080"/>
-                    </w:rPr>
-                  </w:pPr>
-                  <w:r>
-                    <w:rPr>
-                      <w:rFonts w:ascii="Arial Narrow" w:hAnsi="Arial Narrow"/>
+                      <w:rFonts w:ascii="Arial narrow" w:hAnsi="Arial narrow"/>
+                    </w:rPr>
+                  </w:pPr>
+                  <w:r>
+                    <w:rPr>
+                      <w:rFonts w:ascii="Arial narrow" w:hAnsi="Arial narrow"/>
                       <w:i/>
                       <w:color w:val="808080"/>
                     </w:rPr>
@@ -7255,12 +6708,12 @@
                     <w:ind w:hanging="0" w:start="0" w:end="0"/>
                     <w:jc w:val="center"/>
                     <w:rPr>
-                      <w:color w:val="000000"/>
-                    </w:rPr>
-                  </w:pPr>
-                  <w:r>
-                    <w:rPr>
-                      <w:rFonts w:ascii="Arial Narrow" w:hAnsi="Arial Narrow"/>
+                      <w:rFonts w:ascii="Arial narrow" w:hAnsi="Arial narrow"/>
+                    </w:rPr>
+                  </w:pPr>
+                  <w:r>
+                    <w:rPr>
+                      <w:rFonts w:ascii="Arial narrow" w:hAnsi="Arial narrow"/>
                       <w:color w:val="000000"/>
                     </w:rPr>
                     <w:t>13</w:t>
@@ -7285,21 +6738,21 @@
                     <w:ind w:hanging="0" w:start="0" w:end="0"/>
                     <w:jc w:val="center"/>
                     <w:rPr>
-                      <w:color w:val="000000"/>
-                    </w:rPr>
-                  </w:pPr>
-                  <w:r>
-                    <w:rPr>
-                      <w:rFonts w:ascii="Arial Narrow" w:hAnsi="Arial Narrow"/>
-                      <w:color w:val="000000"/>
-                    </w:rPr>
-                    <w:t>2</w:t>
-                  </w:r>
-                </w:p>
-              </w:tc>
-              <w:tc>
-                <w:tcPr>
-                  <w:tcW w:w="800" w:type="dxa"/>
+                      <w:rFonts w:ascii="Arial narrow" w:hAnsi="Arial narrow"/>
+                    </w:rPr>
+                  </w:pPr>
+                  <w:r>
+                    <w:rPr>
+                      <w:rFonts w:ascii="Arial narrow" w:hAnsi="Arial narrow"/>
+                      <w:color w:val="000000"/>
+                    </w:rPr>
+                    <w:t>2-3</w:t>
+                  </w:r>
+                </w:p>
+              </w:tc>
+              <w:tc>
+                <w:tcPr>
+                  <w:tcW w:w="799" w:type="dxa"/>
                   <w:tcBorders>
                     <w:top w:val="single" w:sz="2" w:space="0" w:color="BFBFBF"/>
                     <w:start w:val="single" w:sz="2" w:space="0" w:color="BFBFBF"/>
@@ -7315,12 +6768,12 @@
                     <w:ind w:hanging="0" w:start="0" w:end="0"/>
                     <w:jc w:val="center"/>
                     <w:rPr>
-                      <w:color w:val="000000"/>
-                    </w:rPr>
-                  </w:pPr>
-                  <w:r>
-                    <w:rPr>
-                      <w:rFonts w:ascii="Arial Narrow" w:hAnsi="Arial Narrow"/>
+                      <w:rFonts w:ascii="Arial narrow" w:hAnsi="Arial narrow"/>
+                    </w:rPr>
+                  </w:pPr>
+                  <w:r>
+                    <w:rPr>
+                      <w:rFonts w:ascii="Arial narrow" w:hAnsi="Arial narrow"/>
                       <w:color w:val="000000"/>
                     </w:rPr>
                     <w:t>21</w:t>
@@ -7329,7 +6782,7 @@
               </w:tc>
               <w:tc>
                 <w:tcPr>
-                  <w:tcW w:w="1195" w:type="dxa"/>
+                  <w:tcW w:w="1196" w:type="dxa"/>
                   <w:tcBorders>
                     <w:top w:val="single" w:sz="2" w:space="0" w:color="BFBFBF"/>
                     <w:start w:val="single" w:sz="2" w:space="0" w:color="BFBFBF"/>
@@ -7345,12 +6798,12 @@
                     <w:ind w:hanging="0" w:start="0" w:end="0"/>
                     <w:jc w:val="center"/>
                     <w:rPr>
-                      <w:color w:val="000000"/>
-                    </w:rPr>
-                  </w:pPr>
-                  <w:r>
-                    <w:rPr>
-                      <w:rFonts w:ascii="Arial Narrow" w:hAnsi="Arial Narrow"/>
+                      <w:rFonts w:ascii="Arial narrow" w:hAnsi="Arial narrow"/>
+                    </w:rPr>
+                  </w:pPr>
+                  <w:r>
+                    <w:rPr>
+                      <w:rFonts w:ascii="Arial narrow" w:hAnsi="Arial narrow"/>
                       <w:color w:val="000000"/>
                     </w:rPr>
                     <w:t>26/10/26</w:t>
@@ -7375,7 +6828,6 @@
                     <w:jc w:val="start"/>
                     <w:rPr>
                       <w:rFonts w:ascii="Arial narrow" w:hAnsi="Arial narrow"/>
-                      <w:color w:val="000000"/>
                     </w:rPr>
                   </w:pPr>
                   <w:r>
@@ -7411,25 +6863,53 @@
                     <w:ind w:hanging="0" w:start="0" w:end="0"/>
                     <w:jc w:val="center"/>
                     <w:rPr>
-                      <w:rFonts w:ascii="Arial Narrow" w:hAnsi="Arial Narrow"/>
-                      <w:i/>
+                      <w:rFonts w:ascii="Arial narrow" w:hAnsi="Arial narrow"/>
+                    </w:rPr>
+                  </w:pPr>
+                  <w:r>
+                    <w:rPr>
+                      <w:rFonts w:ascii="Arial narrow" w:hAnsi="Arial narrow"/>
                       <w:i/>
                       <w:color w:val="808080"/>
                     </w:rPr>
-                  </w:pPr>
-                  <w:r>
-                    <w:rPr>
-                      <w:rFonts w:ascii="Arial Narrow" w:hAnsi="Arial Narrow"/>
+                    <w:t>13</w:t>
+                  </w:r>
+                </w:p>
+              </w:tc>
+              <w:tc>
+                <w:tcPr>
+                  <w:tcW w:w="633" w:type="dxa"/>
+                  <w:tcBorders>
+                    <w:top w:val="single" w:sz="2" w:space="0" w:color="BFBFBF"/>
+                    <w:start w:val="single" w:sz="2" w:space="0" w:color="BFBFBF"/>
+                    <w:bottom w:val="single" w:sz="2" w:space="0" w:color="BFBFBF"/>
+                    <w:end w:val="single" w:sz="2" w:space="0" w:color="BFBFBF"/>
+                  </w:tcBorders>
+                  <w:shd w:fill="E7E6E6" w:val="clear"/>
+                  <w:vAlign w:val="center"/>
+                </w:tcPr>
+                <w:p>
+                  <w:pPr>
+                    <w:pStyle w:val="Contedodatabela"/>
+                    <w:ind w:hanging="0" w:start="0" w:end="0"/>
+                    <w:jc w:val="center"/>
+                    <w:rPr>
+                      <w:rFonts w:ascii="Arial narrow" w:hAnsi="Arial narrow"/>
+                    </w:rPr>
+                  </w:pPr>
+                  <w:r>
+                    <w:rPr>
+                      <w:rFonts w:ascii="Arial narrow" w:hAnsi="Arial narrow"/>
                       <w:i/>
                       <w:color w:val="808080"/>
                     </w:rPr>
-                    <w:t>13</w:t>
-                  </w:r>
-                </w:p>
-              </w:tc>
-              <w:tc>
-                <w:tcPr>
-                  <w:tcW w:w="633" w:type="dxa"/>
+                    <w:t>-</w:t>
+                  </w:r>
+                </w:p>
+              </w:tc>
+              <w:tc>
+                <w:tcPr>
+                  <w:tcW w:w="799" w:type="dxa"/>
                   <w:tcBorders>
                     <w:top w:val="single" w:sz="2" w:space="0" w:color="BFBFBF"/>
                     <w:start w:val="single" w:sz="2" w:space="0" w:color="BFBFBF"/>
@@ -7445,25 +6925,22 @@
                     <w:ind w:hanging="0" w:start="0" w:end="0"/>
                     <w:jc w:val="center"/>
                     <w:rPr>
-                      <w:rFonts w:ascii="Arial Narrow" w:hAnsi="Arial Narrow"/>
-                      <w:i/>
+                      <w:rFonts w:ascii="Arial narrow" w:hAnsi="Arial narrow"/>
+                    </w:rPr>
+                  </w:pPr>
+                  <w:r>
+                    <w:rPr>
+                      <w:rFonts w:ascii="Arial narrow" w:hAnsi="Arial narrow"/>
                       <w:i/>
                       <w:color w:val="808080"/>
                     </w:rPr>
-                  </w:pPr>
-                  <w:r>
-                    <w:rPr>
-                      <w:rFonts w:ascii="Arial Narrow" w:hAnsi="Arial Narrow"/>
-                      <w:i/>
-                      <w:color w:val="808080"/>
-                    </w:rPr>
                     <w:t>-</w:t>
                   </w:r>
                 </w:p>
               </w:tc>
               <w:tc>
                 <w:tcPr>
-                  <w:tcW w:w="800" w:type="dxa"/>
+                  <w:tcW w:w="1196" w:type="dxa"/>
                   <w:tcBorders>
                     <w:top w:val="single" w:sz="2" w:space="0" w:color="BFBFBF"/>
                     <w:start w:val="single" w:sz="2" w:space="0" w:color="BFBFBF"/>
@@ -7479,49 +6956,12 @@
                     <w:ind w:hanging="0" w:start="0" w:end="0"/>
                     <w:jc w:val="center"/>
                     <w:rPr>
-                      <w:rFonts w:ascii="Arial Narrow" w:hAnsi="Arial Narrow"/>
-                      <w:i/>
-                      <w:i/>
-                      <w:color w:val="808080"/>
-                    </w:rPr>
-                  </w:pPr>
-                  <w:r>
-                    <w:rPr>
-                      <w:rFonts w:ascii="Arial Narrow" w:hAnsi="Arial Narrow"/>
-                      <w:i/>
-                      <w:color w:val="808080"/>
-                    </w:rPr>
-                    <w:t>-</w:t>
-                  </w:r>
-                </w:p>
-              </w:tc>
-              <w:tc>
-                <w:tcPr>
-                  <w:tcW w:w="1195" w:type="dxa"/>
-                  <w:tcBorders>
-                    <w:top w:val="single" w:sz="2" w:space="0" w:color="BFBFBF"/>
-                    <w:start w:val="single" w:sz="2" w:space="0" w:color="BFBFBF"/>
-                    <w:bottom w:val="single" w:sz="2" w:space="0" w:color="BFBFBF"/>
-                    <w:end w:val="single" w:sz="2" w:space="0" w:color="BFBFBF"/>
-                  </w:tcBorders>
-                  <w:shd w:fill="E7E6E6" w:val="clear"/>
-                  <w:vAlign w:val="center"/>
-                </w:tcPr>
-                <w:p>
-                  <w:pPr>
-                    <w:pStyle w:val="Contedodatabela"/>
-                    <w:ind w:hanging="0" w:start="0" w:end="0"/>
-                    <w:jc w:val="center"/>
-                    <w:rPr>
-                      <w:rFonts w:ascii="Arial Narrow" w:hAnsi="Arial Narrow"/>
-                      <w:i/>
-                      <w:i/>
-                      <w:color w:val="808080"/>
-                    </w:rPr>
-                  </w:pPr>
-                  <w:r>
-                    <w:rPr>
-                      <w:rFonts w:ascii="Arial Narrow" w:hAnsi="Arial Narrow"/>
+                      <w:rFonts w:ascii="Arial narrow" w:hAnsi="Arial narrow"/>
+                    </w:rPr>
+                  </w:pPr>
+                  <w:r>
+                    <w:rPr>
+                      <w:rFonts w:ascii="Arial narrow" w:hAnsi="Arial narrow"/>
                       <w:i/>
                       <w:color w:val="808080"/>
                     </w:rPr>
@@ -7582,25 +7022,53 @@
                     <w:ind w:hanging="0" w:start="0" w:end="0"/>
                     <w:jc w:val="center"/>
                     <w:rPr>
-                      <w:rFonts w:ascii="Arial Narrow" w:hAnsi="Arial Narrow"/>
-                      <w:i/>
+                      <w:rFonts w:ascii="Arial narrow" w:hAnsi="Arial narrow"/>
+                    </w:rPr>
+                  </w:pPr>
+                  <w:r>
+                    <w:rPr>
+                      <w:rFonts w:ascii="Arial narrow" w:hAnsi="Arial narrow"/>
                       <w:i/>
                       <w:color w:val="808080"/>
                     </w:rPr>
-                  </w:pPr>
-                  <w:r>
-                    <w:rPr>
-                      <w:rFonts w:ascii="Arial Narrow" w:hAnsi="Arial Narrow"/>
+                    <w:t>14</w:t>
+                  </w:r>
+                </w:p>
+              </w:tc>
+              <w:tc>
+                <w:tcPr>
+                  <w:tcW w:w="633" w:type="dxa"/>
+                  <w:tcBorders>
+                    <w:top w:val="single" w:sz="2" w:space="0" w:color="BFBFBF"/>
+                    <w:start w:val="single" w:sz="2" w:space="0" w:color="BFBFBF"/>
+                    <w:bottom w:val="single" w:sz="2" w:space="0" w:color="BFBFBF"/>
+                    <w:end w:val="single" w:sz="2" w:space="0" w:color="BFBFBF"/>
+                  </w:tcBorders>
+                  <w:shd w:fill="E7E6E6" w:val="clear"/>
+                  <w:vAlign w:val="center"/>
+                </w:tcPr>
+                <w:p>
+                  <w:pPr>
+                    <w:pStyle w:val="Contedodatabela"/>
+                    <w:ind w:hanging="0" w:start="0" w:end="0"/>
+                    <w:jc w:val="center"/>
+                    <w:rPr>
+                      <w:rFonts w:ascii="Arial narrow" w:hAnsi="Arial narrow"/>
+                    </w:rPr>
+                  </w:pPr>
+                  <w:r>
+                    <w:rPr>
+                      <w:rFonts w:ascii="Arial narrow" w:hAnsi="Arial narrow"/>
                       <w:i/>
                       <w:color w:val="808080"/>
                     </w:rPr>
-                    <w:t>14</w:t>
-                  </w:r>
-                </w:p>
-              </w:tc>
-              <w:tc>
-                <w:tcPr>
-                  <w:tcW w:w="633" w:type="dxa"/>
+                    <w:t>-</w:t>
+                  </w:r>
+                </w:p>
+              </w:tc>
+              <w:tc>
+                <w:tcPr>
+                  <w:tcW w:w="799" w:type="dxa"/>
                   <w:tcBorders>
                     <w:top w:val="single" w:sz="2" w:space="0" w:color="BFBFBF"/>
                     <w:start w:val="single" w:sz="2" w:space="0" w:color="BFBFBF"/>
@@ -7616,25 +7084,22 @@
                     <w:ind w:hanging="0" w:start="0" w:end="0"/>
                     <w:jc w:val="center"/>
                     <w:rPr>
-                      <w:rFonts w:ascii="Arial Narrow" w:hAnsi="Arial Narrow"/>
-                      <w:i/>
+                      <w:rFonts w:ascii="Arial narrow" w:hAnsi="Arial narrow"/>
+                    </w:rPr>
+                  </w:pPr>
+                  <w:r>
+                    <w:rPr>
+                      <w:rFonts w:ascii="Arial narrow" w:hAnsi="Arial narrow"/>
                       <w:i/>
                       <w:color w:val="808080"/>
                     </w:rPr>
-                  </w:pPr>
-                  <w:r>
-                    <w:rPr>
-                      <w:rFonts w:ascii="Arial Narrow" w:hAnsi="Arial Narrow"/>
-                      <w:i/>
-                      <w:color w:val="808080"/>
-                    </w:rPr>
                     <w:t>-</w:t>
                   </w:r>
                 </w:p>
               </w:tc>
               <w:tc>
                 <w:tcPr>
-                  <w:tcW w:w="800" w:type="dxa"/>
+                  <w:tcW w:w="1196" w:type="dxa"/>
                   <w:tcBorders>
                     <w:top w:val="single" w:sz="2" w:space="0" w:color="BFBFBF"/>
                     <w:start w:val="single" w:sz="2" w:space="0" w:color="BFBFBF"/>
@@ -7650,49 +7115,12 @@
                     <w:ind w:hanging="0" w:start="0" w:end="0"/>
                     <w:jc w:val="center"/>
                     <w:rPr>
-                      <w:rFonts w:ascii="Arial Narrow" w:hAnsi="Arial Narrow"/>
-                      <w:i/>
-                      <w:i/>
-                      <w:color w:val="808080"/>
-                    </w:rPr>
-                  </w:pPr>
-                  <w:r>
-                    <w:rPr>
-                      <w:rFonts w:ascii="Arial Narrow" w:hAnsi="Arial Narrow"/>
-                      <w:i/>
-                      <w:color w:val="808080"/>
-                    </w:rPr>
-                    <w:t>-</w:t>
-                  </w:r>
-                </w:p>
-              </w:tc>
-              <w:tc>
-                <w:tcPr>
-                  <w:tcW w:w="1195" w:type="dxa"/>
-                  <w:tcBorders>
-                    <w:top w:val="single" w:sz="2" w:space="0" w:color="BFBFBF"/>
-                    <w:start w:val="single" w:sz="2" w:space="0" w:color="BFBFBF"/>
-                    <w:bottom w:val="single" w:sz="2" w:space="0" w:color="BFBFBF"/>
-                    <w:end w:val="single" w:sz="2" w:space="0" w:color="BFBFBF"/>
-                  </w:tcBorders>
-                  <w:shd w:fill="E7E6E6" w:val="clear"/>
-                  <w:vAlign w:val="center"/>
-                </w:tcPr>
-                <w:p>
-                  <w:pPr>
-                    <w:pStyle w:val="Contedodatabela"/>
-                    <w:ind w:hanging="0" w:start="0" w:end="0"/>
-                    <w:jc w:val="center"/>
-                    <w:rPr>
-                      <w:rFonts w:ascii="Arial Narrow" w:hAnsi="Arial Narrow"/>
-                      <w:i/>
-                      <w:i/>
-                      <w:color w:val="808080"/>
-                    </w:rPr>
-                  </w:pPr>
-                  <w:r>
-                    <w:rPr>
-                      <w:rFonts w:ascii="Arial Narrow" w:hAnsi="Arial Narrow"/>
+                      <w:rFonts w:ascii="Arial narrow" w:hAnsi="Arial narrow"/>
+                    </w:rPr>
+                  </w:pPr>
+                  <w:r>
+                    <w:rPr>
+                      <w:rFonts w:ascii="Arial narrow" w:hAnsi="Arial narrow"/>
                       <w:i/>
                       <w:color w:val="808080"/>
                     </w:rPr>
@@ -7753,13 +7181,12 @@
                     <w:ind w:hanging="0" w:start="0" w:end="0"/>
                     <w:jc w:val="center"/>
                     <w:rPr>
-                      <w:rFonts w:ascii="Arial Narrow" w:hAnsi="Arial Narrow"/>
-                      <w:color w:val="000000"/>
-                    </w:rPr>
-                  </w:pPr>
-                  <w:r>
-                    <w:rPr>
-                      <w:rFonts w:ascii="Arial Narrow" w:hAnsi="Arial Narrow"/>
+                      <w:rFonts w:ascii="Arial narrow" w:hAnsi="Arial narrow"/>
+                    </w:rPr>
+                  </w:pPr>
+                  <w:r>
+                    <w:rPr>
+                      <w:rFonts w:ascii="Arial narrow" w:hAnsi="Arial narrow"/>
                       <w:color w:val="000000"/>
                     </w:rPr>
                     <w:t>14</w:t>
@@ -7784,44 +7211,42 @@
                     <w:ind w:hanging="0" w:start="0" w:end="0"/>
                     <w:jc w:val="center"/>
                     <w:rPr>
-                      <w:rFonts w:ascii="Arial Narrow" w:hAnsi="Arial Narrow"/>
-                      <w:color w:val="000000"/>
-                    </w:rPr>
-                  </w:pPr>
-                  <w:r>
-                    <w:rPr>
-                      <w:rFonts w:ascii="Arial Narrow" w:hAnsi="Arial Narrow"/>
-                      <w:color w:val="000000"/>
-                    </w:rPr>
-                    <w:t>3</w:t>
-                  </w:r>
-                </w:p>
-              </w:tc>
-              <w:tc>
-                <w:tcPr>
-                  <w:tcW w:w="800" w:type="dxa"/>
-                  <w:tcBorders>
-                    <w:top w:val="single" w:sz="2" w:space="0" w:color="BFBFBF"/>
-                    <w:start w:val="single" w:sz="2" w:space="0" w:color="BFBFBF"/>
-                    <w:bottom w:val="single" w:sz="2" w:space="0" w:color="BFBFBF"/>
-                    <w:end w:val="single" w:sz="2" w:space="0" w:color="BFBFBF"/>
-                  </w:tcBorders>
-                  <w:shd w:fill="FFFFA6" w:val="clear"/>
-                  <w:vAlign w:val="center"/>
-                </w:tcPr>
-                <w:p>
-                  <w:pPr>
-                    <w:pStyle w:val="Contedodatabela"/>
-                    <w:ind w:hanging="0" w:start="0" w:end="0"/>
-                    <w:jc w:val="center"/>
-                    <w:rPr>
-                      <w:rFonts w:ascii="Arial Narrow" w:hAnsi="Arial Narrow"/>
-                      <w:color w:val="000000"/>
-                    </w:rPr>
-                  </w:pPr>
-                  <w:r>
-                    <w:rPr>
-                      <w:rFonts w:ascii="Arial Narrow" w:hAnsi="Arial Narrow"/>
+                      <w:rFonts w:ascii="Arial narrow" w:hAnsi="Arial narrow"/>
+                    </w:rPr>
+                  </w:pPr>
+                  <w:r>
+                    <w:rPr>
+                      <w:rFonts w:ascii="Arial narrow" w:hAnsi="Arial narrow"/>
+                      <w:color w:val="000000"/>
+                    </w:rPr>
+                    <w:t>4</w:t>
+                  </w:r>
+                </w:p>
+              </w:tc>
+              <w:tc>
+                <w:tcPr>
+                  <w:tcW w:w="799" w:type="dxa"/>
+                  <w:tcBorders>
+                    <w:top w:val="single" w:sz="2" w:space="0" w:color="BFBFBF"/>
+                    <w:start w:val="single" w:sz="2" w:space="0" w:color="BFBFBF"/>
+                    <w:bottom w:val="single" w:sz="2" w:space="0" w:color="BFBFBF"/>
+                    <w:end w:val="single" w:sz="2" w:space="0" w:color="BFBFBF"/>
+                  </w:tcBorders>
+                  <w:shd w:fill="FFFFA6" w:val="clear"/>
+                  <w:vAlign w:val="center"/>
+                </w:tcPr>
+                <w:p>
+                  <w:pPr>
+                    <w:pStyle w:val="Contedodatabela"/>
+                    <w:ind w:hanging="0" w:start="0" w:end="0"/>
+                    <w:jc w:val="center"/>
+                    <w:rPr>
+                      <w:rFonts w:ascii="Arial narrow" w:hAnsi="Arial narrow"/>
+                    </w:rPr>
+                  </w:pPr>
+                  <w:r>
+                    <w:rPr>
+                      <w:rFonts w:ascii="Arial narrow" w:hAnsi="Arial narrow"/>
                       <w:color w:val="000000"/>
                     </w:rPr>
                     <w:t>22</w:t>
@@ -7830,29 +7255,28 @@
               </w:tc>
               <w:tc>
                 <w:tcPr>
-                  <w:tcW w:w="1195" w:type="dxa"/>
-                  <w:tcBorders>
-                    <w:top w:val="single" w:sz="2" w:space="0" w:color="BFBFBF"/>
-                    <w:start w:val="single" w:sz="2" w:space="0" w:color="BFBFBF"/>
-                    <w:bottom w:val="single" w:sz="2" w:space="0" w:color="BFBFBF"/>
-                    <w:end w:val="single" w:sz="2" w:space="0" w:color="BFBFBF"/>
-                  </w:tcBorders>
-                  <w:shd w:fill="FFFFA6" w:val="clear"/>
-                  <w:vAlign w:val="center"/>
-                </w:tcPr>
-                <w:p>
-                  <w:pPr>
-                    <w:pStyle w:val="Contedodatabela"/>
-                    <w:ind w:hanging="0" w:start="0" w:end="0"/>
-                    <w:jc w:val="center"/>
-                    <w:rPr>
-                      <w:rFonts w:ascii="Arial Narrow" w:hAnsi="Arial Narrow"/>
-                      <w:color w:val="000000"/>
-                    </w:rPr>
-                  </w:pPr>
-                  <w:r>
-                    <w:rPr>
-                      <w:rFonts w:ascii="Arial Narrow" w:hAnsi="Arial Narrow"/>
+                  <w:tcW w:w="1196" w:type="dxa"/>
+                  <w:tcBorders>
+                    <w:top w:val="single" w:sz="2" w:space="0" w:color="BFBFBF"/>
+                    <w:start w:val="single" w:sz="2" w:space="0" w:color="BFBFBF"/>
+                    <w:bottom w:val="single" w:sz="2" w:space="0" w:color="BFBFBF"/>
+                    <w:end w:val="single" w:sz="2" w:space="0" w:color="BFBFBF"/>
+                  </w:tcBorders>
+                  <w:shd w:fill="FFFFA6" w:val="clear"/>
+                  <w:vAlign w:val="center"/>
+                </w:tcPr>
+                <w:p>
+                  <w:pPr>
+                    <w:pStyle w:val="Contedodatabela"/>
+                    <w:ind w:hanging="0" w:start="0" w:end="0"/>
+                    <w:jc w:val="center"/>
+                    <w:rPr>
+                      <w:rFonts w:ascii="Arial narrow" w:hAnsi="Arial narrow"/>
+                    </w:rPr>
+                  </w:pPr>
+                  <w:r>
+                    <w:rPr>
+                      <w:rFonts w:ascii="Arial narrow" w:hAnsi="Arial narrow"/>
                       <w:color w:val="000000"/>
                     </w:rPr>
                     <w:t>04/11/26</w:t>
@@ -7911,13 +7335,12 @@
                     <w:ind w:hanging="0" w:start="0" w:end="0"/>
                     <w:jc w:val="center"/>
                     <w:rPr>
-                      <w:rFonts w:ascii="Arial Narrow" w:hAnsi="Arial Narrow"/>
-                      <w:color w:val="000000"/>
-                    </w:rPr>
-                  </w:pPr>
-                  <w:r>
-                    <w:rPr>
-                      <w:rFonts w:ascii="Arial Narrow" w:hAnsi="Arial Narrow"/>
+                      <w:rFonts w:ascii="Arial narrow" w:hAnsi="Arial narrow"/>
+                    </w:rPr>
+                  </w:pPr>
+                  <w:r>
+                    <w:rPr>
+                      <w:rFonts w:ascii="Arial narrow" w:hAnsi="Arial narrow"/>
                       <w:color w:val="000000"/>
                     </w:rPr>
                     <w:t>15</w:t>
@@ -7942,44 +7365,42 @@
                     <w:ind w:hanging="0" w:start="0" w:end="0"/>
                     <w:jc w:val="center"/>
                     <w:rPr>
-                      <w:rFonts w:ascii="Arial Narrow" w:hAnsi="Arial Narrow"/>
-                      <w:color w:val="000000"/>
-                    </w:rPr>
-                  </w:pPr>
-                  <w:r>
-                    <w:rPr>
-                      <w:rFonts w:ascii="Arial Narrow" w:hAnsi="Arial Narrow"/>
-                      <w:color w:val="000000"/>
-                    </w:rPr>
-                    <w:t>3</w:t>
-                  </w:r>
-                </w:p>
-              </w:tc>
-              <w:tc>
-                <w:tcPr>
-                  <w:tcW w:w="800" w:type="dxa"/>
-                  <w:tcBorders>
-                    <w:top w:val="single" w:sz="2" w:space="0" w:color="BFBFBF"/>
-                    <w:start w:val="single" w:sz="2" w:space="0" w:color="BFBFBF"/>
-                    <w:bottom w:val="single" w:sz="2" w:space="0" w:color="BFBFBF"/>
-                    <w:end w:val="single" w:sz="2" w:space="0" w:color="BFBFBF"/>
-                  </w:tcBorders>
-                  <w:shd w:fill="FFFFA6" w:val="clear"/>
-                  <w:vAlign w:val="center"/>
-                </w:tcPr>
-                <w:p>
-                  <w:pPr>
-                    <w:pStyle w:val="Contedodatabela"/>
-                    <w:ind w:hanging="0" w:start="0" w:end="0"/>
-                    <w:jc w:val="center"/>
-                    <w:rPr>
-                      <w:rFonts w:ascii="Arial Narrow" w:hAnsi="Arial Narrow"/>
-                      <w:color w:val="000000"/>
-                    </w:rPr>
-                  </w:pPr>
-                  <w:r>
-                    <w:rPr>
-                      <w:rFonts w:ascii="Arial Narrow" w:hAnsi="Arial Narrow"/>
+                      <w:rFonts w:ascii="Arial narrow" w:hAnsi="Arial narrow"/>
+                    </w:rPr>
+                  </w:pPr>
+                  <w:r>
+                    <w:rPr>
+                      <w:rFonts w:ascii="Arial narrow" w:hAnsi="Arial narrow"/>
+                      <w:color w:val="000000"/>
+                    </w:rPr>
+                    <w:t>4</w:t>
+                  </w:r>
+                </w:p>
+              </w:tc>
+              <w:tc>
+                <w:tcPr>
+                  <w:tcW w:w="799" w:type="dxa"/>
+                  <w:tcBorders>
+                    <w:top w:val="single" w:sz="2" w:space="0" w:color="BFBFBF"/>
+                    <w:start w:val="single" w:sz="2" w:space="0" w:color="BFBFBF"/>
+                    <w:bottom w:val="single" w:sz="2" w:space="0" w:color="BFBFBF"/>
+                    <w:end w:val="single" w:sz="2" w:space="0" w:color="BFBFBF"/>
+                  </w:tcBorders>
+                  <w:shd w:fill="FFFFA6" w:val="clear"/>
+                  <w:vAlign w:val="center"/>
+                </w:tcPr>
+                <w:p>
+                  <w:pPr>
+                    <w:pStyle w:val="Contedodatabela"/>
+                    <w:ind w:hanging="0" w:start="0" w:end="0"/>
+                    <w:jc w:val="center"/>
+                    <w:rPr>
+                      <w:rFonts w:ascii="Arial narrow" w:hAnsi="Arial narrow"/>
+                    </w:rPr>
+                  </w:pPr>
+                  <w:r>
+                    <w:rPr>
+                      <w:rFonts w:ascii="Arial narrow" w:hAnsi="Arial narrow"/>
                       <w:color w:val="000000"/>
                     </w:rPr>
                     <w:t>23</w:t>
@@ -7988,29 +7409,28 @@
               </w:tc>
               <w:tc>
                 <w:tcPr>
-                  <w:tcW w:w="1195" w:type="dxa"/>
-                  <w:tcBorders>
-                    <w:top w:val="single" w:sz="2" w:space="0" w:color="BFBFBF"/>
-                    <w:start w:val="single" w:sz="2" w:space="0" w:color="BFBFBF"/>
-                    <w:bottom w:val="single" w:sz="2" w:space="0" w:color="BFBFBF"/>
-                    <w:end w:val="single" w:sz="2" w:space="0" w:color="BFBFBF"/>
-                  </w:tcBorders>
-                  <w:shd w:fill="FFFFA6" w:val="clear"/>
-                  <w:vAlign w:val="center"/>
-                </w:tcPr>
-                <w:p>
-                  <w:pPr>
-                    <w:pStyle w:val="Contedodatabela"/>
-                    <w:ind w:hanging="0" w:start="0" w:end="0"/>
-                    <w:jc w:val="center"/>
-                    <w:rPr>
-                      <w:rFonts w:ascii="Arial Narrow" w:hAnsi="Arial Narrow"/>
-                      <w:color w:val="000000"/>
-                    </w:rPr>
-                  </w:pPr>
-                  <w:r>
-                    <w:rPr>
-                      <w:rFonts w:ascii="Arial Narrow" w:hAnsi="Arial Narrow"/>
+                  <w:tcW w:w="1196" w:type="dxa"/>
+                  <w:tcBorders>
+                    <w:top w:val="single" w:sz="2" w:space="0" w:color="BFBFBF"/>
+                    <w:start w:val="single" w:sz="2" w:space="0" w:color="BFBFBF"/>
+                    <w:bottom w:val="single" w:sz="2" w:space="0" w:color="BFBFBF"/>
+                    <w:end w:val="single" w:sz="2" w:space="0" w:color="BFBFBF"/>
+                  </w:tcBorders>
+                  <w:shd w:fill="FFFFA6" w:val="clear"/>
+                  <w:vAlign w:val="center"/>
+                </w:tcPr>
+                <w:p>
+                  <w:pPr>
+                    <w:pStyle w:val="Contedodatabela"/>
+                    <w:ind w:hanging="0" w:start="0" w:end="0"/>
+                    <w:jc w:val="center"/>
+                    <w:rPr>
+                      <w:rFonts w:ascii="Arial narrow" w:hAnsi="Arial narrow"/>
+                    </w:rPr>
+                  </w:pPr>
+                  <w:r>
+                    <w:rPr>
+                      <w:rFonts w:ascii="Arial narrow" w:hAnsi="Arial narrow"/>
                       <w:color w:val="000000"/>
                     </w:rPr>
                     <w:t>09/11/26</w:t>
@@ -8042,42 +7462,7 @@
                       <w:rFonts w:ascii="Arial narrow" w:hAnsi="Arial narrow"/>
                       <w:color w:val="000000"/>
                     </w:rPr>
-                    <w:t>Exercícios</w:t>
-                  </w:r>
-                  <w:r>
-                    <w:rPr>
-                      <w:rFonts w:ascii="Arial narrow" w:hAnsi="Arial narrow"/>
-                      <w:color w:val="000000"/>
-                    </w:rPr>
-                    <w:t xml:space="preserve"> </w:t>
-                  </w:r>
-                  <w:r>
-                    <w:rPr>
-                      <w:rFonts w:ascii="Arial narrow" w:hAnsi="Arial narrow"/>
-                      <w:color w:val="000000"/>
-                    </w:rPr>
-                    <w:t>(</w:t>
-                  </w:r>
-                  <w:r>
-                    <w:rPr>
-                      <w:rFonts w:ascii="Arial narrow" w:hAnsi="Arial narrow"/>
-                      <w:color w:val="000000"/>
-                    </w:rPr>
-                    <w:t>distribuição amostral</w:t>
-                  </w:r>
-                  <w:r>
-                    <w:rPr>
-                      <w:rFonts w:ascii="Arial narrow" w:hAnsi="Arial narrow"/>
-                      <w:color w:val="000000"/>
-                    </w:rPr>
-                    <w:t>)</w:t>
-                  </w:r>
-                  <w:r>
-                    <w:rPr>
-                      <w:rFonts w:ascii="Arial narrow" w:hAnsi="Arial narrow"/>
-                      <w:color w:val="000000"/>
-                    </w:rPr>
-                    <w:t>.</w:t>
+                    <w:t>Exercícios (distribuição amostral).</w:t>
                   </w:r>
                 </w:p>
               </w:tc>
@@ -8104,13 +7489,12 @@
                     <w:ind w:hanging="0" w:start="0" w:end="0"/>
                     <w:jc w:val="center"/>
                     <w:rPr>
-                      <w:rFonts w:ascii="Arial Narrow" w:hAnsi="Arial Narrow"/>
-                      <w:color w:val="000000"/>
-                    </w:rPr>
-                  </w:pPr>
-                  <w:r>
-                    <w:rPr>
-                      <w:rFonts w:ascii="Arial Narrow" w:hAnsi="Arial Narrow"/>
+                      <w:rFonts w:ascii="Arial narrow" w:hAnsi="Arial narrow"/>
+                    </w:rPr>
+                  </w:pPr>
+                  <w:r>
+                    <w:rPr>
+                      <w:rFonts w:ascii="Arial narrow" w:hAnsi="Arial narrow"/>
                       <w:color w:val="000000"/>
                     </w:rPr>
                     <w:t>15</w:t>
@@ -8135,44 +7519,42 @@
                     <w:ind w:hanging="0" w:start="0" w:end="0"/>
                     <w:jc w:val="center"/>
                     <w:rPr>
-                      <w:rFonts w:ascii="Arial Narrow" w:hAnsi="Arial Narrow"/>
-                      <w:color w:val="000000"/>
-                    </w:rPr>
-                  </w:pPr>
-                  <w:r>
-                    <w:rPr>
-                      <w:rFonts w:ascii="Arial Narrow" w:hAnsi="Arial Narrow"/>
-                      <w:color w:val="000000"/>
-                    </w:rPr>
-                    <w:t>3</w:t>
-                  </w:r>
-                </w:p>
-              </w:tc>
-              <w:tc>
-                <w:tcPr>
-                  <w:tcW w:w="800" w:type="dxa"/>
-                  <w:tcBorders>
-                    <w:top w:val="single" w:sz="2" w:space="0" w:color="BFBFBF"/>
-                    <w:start w:val="single" w:sz="2" w:space="0" w:color="BFBFBF"/>
-                    <w:bottom w:val="single" w:sz="2" w:space="0" w:color="BFBFBF"/>
-                    <w:end w:val="single" w:sz="2" w:space="0" w:color="BFBFBF"/>
-                  </w:tcBorders>
-                  <w:shd w:fill="FFFFA6" w:val="clear"/>
-                  <w:vAlign w:val="center"/>
-                </w:tcPr>
-                <w:p>
-                  <w:pPr>
-                    <w:pStyle w:val="Contedodatabela"/>
-                    <w:ind w:hanging="0" w:start="0" w:end="0"/>
-                    <w:jc w:val="center"/>
-                    <w:rPr>
-                      <w:rFonts w:ascii="Arial Narrow" w:hAnsi="Arial Narrow"/>
-                      <w:color w:val="000000"/>
-                    </w:rPr>
-                  </w:pPr>
-                  <w:r>
-                    <w:rPr>
-                      <w:rFonts w:ascii="Arial Narrow" w:hAnsi="Arial Narrow"/>
+                      <w:rFonts w:ascii="Arial narrow" w:hAnsi="Arial narrow"/>
+                    </w:rPr>
+                  </w:pPr>
+                  <w:r>
+                    <w:rPr>
+                      <w:rFonts w:ascii="Arial narrow" w:hAnsi="Arial narrow"/>
+                      <w:color w:val="000000"/>
+                    </w:rPr>
+                    <w:t>4</w:t>
+                  </w:r>
+                </w:p>
+              </w:tc>
+              <w:tc>
+                <w:tcPr>
+                  <w:tcW w:w="799" w:type="dxa"/>
+                  <w:tcBorders>
+                    <w:top w:val="single" w:sz="2" w:space="0" w:color="BFBFBF"/>
+                    <w:start w:val="single" w:sz="2" w:space="0" w:color="BFBFBF"/>
+                    <w:bottom w:val="single" w:sz="2" w:space="0" w:color="BFBFBF"/>
+                    <w:end w:val="single" w:sz="2" w:space="0" w:color="BFBFBF"/>
+                  </w:tcBorders>
+                  <w:shd w:fill="FFFFA6" w:val="clear"/>
+                  <w:vAlign w:val="center"/>
+                </w:tcPr>
+                <w:p>
+                  <w:pPr>
+                    <w:pStyle w:val="Contedodatabela"/>
+                    <w:ind w:hanging="0" w:start="0" w:end="0"/>
+                    <w:jc w:val="center"/>
+                    <w:rPr>
+                      <w:rFonts w:ascii="Arial narrow" w:hAnsi="Arial narrow"/>
+                    </w:rPr>
+                  </w:pPr>
+                  <w:r>
+                    <w:rPr>
+                      <w:rFonts w:ascii="Arial narrow" w:hAnsi="Arial narrow"/>
                       <w:color w:val="000000"/>
                     </w:rPr>
                     <w:t>24</w:t>
@@ -8181,29 +7563,28 @@
               </w:tc>
               <w:tc>
                 <w:tcPr>
-                  <w:tcW w:w="1195" w:type="dxa"/>
-                  <w:tcBorders>
-                    <w:top w:val="single" w:sz="2" w:space="0" w:color="BFBFBF"/>
-                    <w:start w:val="single" w:sz="2" w:space="0" w:color="BFBFBF"/>
-                    <w:bottom w:val="single" w:sz="2" w:space="0" w:color="BFBFBF"/>
-                    <w:end w:val="single" w:sz="2" w:space="0" w:color="BFBFBF"/>
-                  </w:tcBorders>
-                  <w:shd w:fill="FFFFA6" w:val="clear"/>
-                  <w:vAlign w:val="center"/>
-                </w:tcPr>
-                <w:p>
-                  <w:pPr>
-                    <w:pStyle w:val="Contedodatabela"/>
-                    <w:ind w:hanging="0" w:start="0" w:end="0"/>
-                    <w:jc w:val="center"/>
-                    <w:rPr>
-                      <w:rFonts w:ascii="Arial Narrow" w:hAnsi="Arial Narrow"/>
-                      <w:color w:val="000000"/>
-                    </w:rPr>
-                  </w:pPr>
-                  <w:r>
-                    <w:rPr>
-                      <w:rFonts w:ascii="Arial Narrow" w:hAnsi="Arial Narrow"/>
+                  <w:tcW w:w="1196" w:type="dxa"/>
+                  <w:tcBorders>
+                    <w:top w:val="single" w:sz="2" w:space="0" w:color="BFBFBF"/>
+                    <w:start w:val="single" w:sz="2" w:space="0" w:color="BFBFBF"/>
+                    <w:bottom w:val="single" w:sz="2" w:space="0" w:color="BFBFBF"/>
+                    <w:end w:val="single" w:sz="2" w:space="0" w:color="BFBFBF"/>
+                  </w:tcBorders>
+                  <w:shd w:fill="FFFFA6" w:val="clear"/>
+                  <w:vAlign w:val="center"/>
+                </w:tcPr>
+                <w:p>
+                  <w:pPr>
+                    <w:pStyle w:val="Contedodatabela"/>
+                    <w:ind w:hanging="0" w:start="0" w:end="0"/>
+                    <w:jc w:val="center"/>
+                    <w:rPr>
+                      <w:rFonts w:ascii="Arial narrow" w:hAnsi="Arial narrow"/>
+                    </w:rPr>
+                  </w:pPr>
+                  <w:r>
+                    <w:rPr>
+                      <w:rFonts w:ascii="Arial narrow" w:hAnsi="Arial narrow"/>
                       <w:color w:val="000000"/>
                     </w:rPr>
                     <w:t>11/11/26</w:t>
@@ -8262,13 +7643,12 @@
                     <w:ind w:hanging="0" w:start="0" w:end="0"/>
                     <w:jc w:val="center"/>
                     <w:rPr>
-                      <w:rFonts w:ascii="Arial Narrow" w:hAnsi="Arial Narrow"/>
-                      <w:color w:val="000000"/>
-                    </w:rPr>
-                  </w:pPr>
-                  <w:r>
-                    <w:rPr>
-                      <w:rFonts w:ascii="Arial Narrow" w:hAnsi="Arial Narrow"/>
+                      <w:rFonts w:ascii="Arial narrow" w:hAnsi="Arial narrow"/>
+                    </w:rPr>
+                  </w:pPr>
+                  <w:r>
+                    <w:rPr>
+                      <w:rFonts w:ascii="Arial narrow" w:hAnsi="Arial narrow"/>
                       <w:color w:val="000000"/>
                     </w:rPr>
                     <w:t>16</w:t>
@@ -8293,44 +7673,42 @@
                     <w:ind w:hanging="0" w:start="0" w:end="0"/>
                     <w:jc w:val="center"/>
                     <w:rPr>
-                      <w:rFonts w:ascii="Arial Narrow" w:hAnsi="Arial Narrow"/>
-                      <w:color w:val="000000"/>
-                    </w:rPr>
-                  </w:pPr>
-                  <w:r>
-                    <w:rPr>
-                      <w:rFonts w:ascii="Arial Narrow" w:hAnsi="Arial Narrow"/>
-                      <w:color w:val="000000"/>
-                    </w:rPr>
-                    <w:t>3</w:t>
-                  </w:r>
-                </w:p>
-              </w:tc>
-              <w:tc>
-                <w:tcPr>
-                  <w:tcW w:w="800" w:type="dxa"/>
-                  <w:tcBorders>
-                    <w:top w:val="single" w:sz="2" w:space="0" w:color="BFBFBF"/>
-                    <w:start w:val="single" w:sz="2" w:space="0" w:color="BFBFBF"/>
-                    <w:bottom w:val="single" w:sz="2" w:space="0" w:color="BFBFBF"/>
-                    <w:end w:val="single" w:sz="2" w:space="0" w:color="BFBFBF"/>
-                  </w:tcBorders>
-                  <w:shd w:fill="FFFFA6" w:val="clear"/>
-                  <w:vAlign w:val="center"/>
-                </w:tcPr>
-                <w:p>
-                  <w:pPr>
-                    <w:pStyle w:val="Contedodatabela"/>
-                    <w:ind w:hanging="0" w:start="0" w:end="0"/>
-                    <w:jc w:val="center"/>
-                    <w:rPr>
-                      <w:rFonts w:ascii="Arial Narrow" w:hAnsi="Arial Narrow"/>
-                      <w:color w:val="000000"/>
-                    </w:rPr>
-                  </w:pPr>
-                  <w:r>
-                    <w:rPr>
-                      <w:rFonts w:ascii="Arial Narrow" w:hAnsi="Arial Narrow"/>
+                      <w:rFonts w:ascii="Arial narrow" w:hAnsi="Arial narrow"/>
+                    </w:rPr>
+                  </w:pPr>
+                  <w:r>
+                    <w:rPr>
+                      <w:rFonts w:ascii="Arial narrow" w:hAnsi="Arial narrow"/>
+                      <w:color w:val="000000"/>
+                    </w:rPr>
+                    <w:t>4</w:t>
+                  </w:r>
+                </w:p>
+              </w:tc>
+              <w:tc>
+                <w:tcPr>
+                  <w:tcW w:w="799" w:type="dxa"/>
+                  <w:tcBorders>
+                    <w:top w:val="single" w:sz="2" w:space="0" w:color="BFBFBF"/>
+                    <w:start w:val="single" w:sz="2" w:space="0" w:color="BFBFBF"/>
+                    <w:bottom w:val="single" w:sz="2" w:space="0" w:color="BFBFBF"/>
+                    <w:end w:val="single" w:sz="2" w:space="0" w:color="BFBFBF"/>
+                  </w:tcBorders>
+                  <w:shd w:fill="FFFFA6" w:val="clear"/>
+                  <w:vAlign w:val="center"/>
+                </w:tcPr>
+                <w:p>
+                  <w:pPr>
+                    <w:pStyle w:val="Contedodatabela"/>
+                    <w:ind w:hanging="0" w:start="0" w:end="0"/>
+                    <w:jc w:val="center"/>
+                    <w:rPr>
+                      <w:rFonts w:ascii="Arial narrow" w:hAnsi="Arial narrow"/>
+                    </w:rPr>
+                  </w:pPr>
+                  <w:r>
+                    <w:rPr>
+                      <w:rFonts w:ascii="Arial narrow" w:hAnsi="Arial narrow"/>
                       <w:color w:val="000000"/>
                     </w:rPr>
                     <w:t>25</w:t>
@@ -8339,29 +7717,28 @@
               </w:tc>
               <w:tc>
                 <w:tcPr>
-                  <w:tcW w:w="1195" w:type="dxa"/>
-                  <w:tcBorders>
-                    <w:top w:val="single" w:sz="2" w:space="0" w:color="BFBFBF"/>
-                    <w:start w:val="single" w:sz="2" w:space="0" w:color="BFBFBF"/>
-                    <w:bottom w:val="single" w:sz="2" w:space="0" w:color="BFBFBF"/>
-                    <w:end w:val="single" w:sz="2" w:space="0" w:color="BFBFBF"/>
-                  </w:tcBorders>
-                  <w:shd w:fill="FFFFA6" w:val="clear"/>
-                  <w:vAlign w:val="center"/>
-                </w:tcPr>
-                <w:p>
-                  <w:pPr>
-                    <w:pStyle w:val="Contedodatabela"/>
-                    <w:ind w:hanging="0" w:start="0" w:end="0"/>
-                    <w:jc w:val="center"/>
-                    <w:rPr>
-                      <w:rFonts w:ascii="Arial Narrow" w:hAnsi="Arial Narrow"/>
-                      <w:color w:val="000000"/>
-                    </w:rPr>
-                  </w:pPr>
-                  <w:r>
-                    <w:rPr>
-                      <w:rFonts w:ascii="Arial Narrow" w:hAnsi="Arial Narrow"/>
+                  <w:tcW w:w="1196" w:type="dxa"/>
+                  <w:tcBorders>
+                    <w:top w:val="single" w:sz="2" w:space="0" w:color="BFBFBF"/>
+                    <w:start w:val="single" w:sz="2" w:space="0" w:color="BFBFBF"/>
+                    <w:bottom w:val="single" w:sz="2" w:space="0" w:color="BFBFBF"/>
+                    <w:end w:val="single" w:sz="2" w:space="0" w:color="BFBFBF"/>
+                  </w:tcBorders>
+                  <w:shd w:fill="FFFFA6" w:val="clear"/>
+                  <w:vAlign w:val="center"/>
+                </w:tcPr>
+                <w:p>
+                  <w:pPr>
+                    <w:pStyle w:val="Contedodatabela"/>
+                    <w:ind w:hanging="0" w:start="0" w:end="0"/>
+                    <w:jc w:val="center"/>
+                    <w:rPr>
+                      <w:rFonts w:ascii="Arial narrow" w:hAnsi="Arial narrow"/>
+                    </w:rPr>
+                  </w:pPr>
+                  <w:r>
+                    <w:rPr>
+                      <w:rFonts w:ascii="Arial narrow" w:hAnsi="Arial narrow"/>
                       <w:color w:val="000000"/>
                     </w:rPr>
                     <w:t>16/11/26</w:t>
@@ -8393,14 +7770,7 @@
                       <w:rFonts w:ascii="Arial narrow" w:hAnsi="Arial narrow"/>
                       <w:color w:val="000000"/>
                     </w:rPr>
-                    <w:t xml:space="preserve">Dimensionamento amostral. </w:t>
-                  </w:r>
-                  <w:r>
-                    <w:rPr>
-                      <w:rFonts w:ascii="Arial narrow" w:hAnsi="Arial narrow"/>
-                      <w:color w:val="000000"/>
-                    </w:rPr>
-                    <w:t>Exercícios (tamanho de amostra)</w:t>
+                    <w:t>Dimensionamento amostral. Exercícios (tamanho de amostra)</w:t>
                   </w:r>
                 </w:p>
               </w:tc>
@@ -8427,13 +7797,12 @@
                     <w:ind w:hanging="0" w:start="0" w:end="0"/>
                     <w:jc w:val="center"/>
                     <w:rPr>
-                      <w:rFonts w:ascii="Arial Narrow" w:hAnsi="Arial Narrow"/>
-                      <w:color w:val="000000"/>
-                    </w:rPr>
-                  </w:pPr>
-                  <w:r>
-                    <w:rPr>
-                      <w:rFonts w:ascii="Arial Narrow" w:hAnsi="Arial Narrow"/>
+                      <w:rFonts w:ascii="Arial narrow" w:hAnsi="Arial narrow"/>
+                    </w:rPr>
+                  </w:pPr>
+                  <w:r>
+                    <w:rPr>
+                      <w:rFonts w:ascii="Arial narrow" w:hAnsi="Arial narrow"/>
                       <w:color w:val="000000"/>
                     </w:rPr>
                     <w:t>16</w:t>
@@ -8458,44 +7827,42 @@
                     <w:ind w:hanging="0" w:start="0" w:end="0"/>
                     <w:jc w:val="center"/>
                     <w:rPr>
-                      <w:rFonts w:ascii="Arial Narrow" w:hAnsi="Arial Narrow"/>
-                      <w:color w:val="000000"/>
-                    </w:rPr>
-                  </w:pPr>
-                  <w:r>
-                    <w:rPr>
-                      <w:rFonts w:ascii="Arial Narrow" w:hAnsi="Arial Narrow"/>
-                      <w:color w:val="000000"/>
-                    </w:rPr>
-                    <w:t>3</w:t>
-                  </w:r>
-                </w:p>
-              </w:tc>
-              <w:tc>
-                <w:tcPr>
-                  <w:tcW w:w="800" w:type="dxa"/>
-                  <w:tcBorders>
-                    <w:top w:val="single" w:sz="2" w:space="0" w:color="BFBFBF"/>
-                    <w:start w:val="single" w:sz="2" w:space="0" w:color="BFBFBF"/>
-                    <w:bottom w:val="single" w:sz="2" w:space="0" w:color="BFBFBF"/>
-                    <w:end w:val="single" w:sz="2" w:space="0" w:color="BFBFBF"/>
-                  </w:tcBorders>
-                  <w:shd w:fill="FFFFA6" w:val="clear"/>
-                  <w:vAlign w:val="center"/>
-                </w:tcPr>
-                <w:p>
-                  <w:pPr>
-                    <w:pStyle w:val="Contedodatabela"/>
-                    <w:ind w:hanging="0" w:start="0" w:end="0"/>
-                    <w:jc w:val="center"/>
-                    <w:rPr>
-                      <w:rFonts w:ascii="Arial Narrow" w:hAnsi="Arial Narrow"/>
-                      <w:color w:val="000000"/>
-                    </w:rPr>
-                  </w:pPr>
-                  <w:r>
-                    <w:rPr>
-                      <w:rFonts w:ascii="Arial Narrow" w:hAnsi="Arial Narrow"/>
+                      <w:rFonts w:ascii="Arial narrow" w:hAnsi="Arial narrow"/>
+                    </w:rPr>
+                  </w:pPr>
+                  <w:r>
+                    <w:rPr>
+                      <w:rFonts w:ascii="Arial narrow" w:hAnsi="Arial narrow"/>
+                      <w:color w:val="000000"/>
+                    </w:rPr>
+                    <w:t>4</w:t>
+                  </w:r>
+                </w:p>
+              </w:tc>
+              <w:tc>
+                <w:tcPr>
+                  <w:tcW w:w="799" w:type="dxa"/>
+                  <w:tcBorders>
+                    <w:top w:val="single" w:sz="2" w:space="0" w:color="BFBFBF"/>
+                    <w:start w:val="single" w:sz="2" w:space="0" w:color="BFBFBF"/>
+                    <w:bottom w:val="single" w:sz="2" w:space="0" w:color="BFBFBF"/>
+                    <w:end w:val="single" w:sz="2" w:space="0" w:color="BFBFBF"/>
+                  </w:tcBorders>
+                  <w:shd w:fill="FFFFA6" w:val="clear"/>
+                  <w:vAlign w:val="center"/>
+                </w:tcPr>
+                <w:p>
+                  <w:pPr>
+                    <w:pStyle w:val="Contedodatabela"/>
+                    <w:ind w:hanging="0" w:start="0" w:end="0"/>
+                    <w:jc w:val="center"/>
+                    <w:rPr>
+                      <w:rFonts w:ascii="Arial narrow" w:hAnsi="Arial narrow"/>
+                    </w:rPr>
+                  </w:pPr>
+                  <w:r>
+                    <w:rPr>
+                      <w:rFonts w:ascii="Arial narrow" w:hAnsi="Arial narrow"/>
                       <w:color w:val="000000"/>
                     </w:rPr>
                     <w:t>26</w:t>
@@ -8504,29 +7871,28 @@
               </w:tc>
               <w:tc>
                 <w:tcPr>
-                  <w:tcW w:w="1195" w:type="dxa"/>
-                  <w:tcBorders>
-                    <w:top w:val="single" w:sz="2" w:space="0" w:color="BFBFBF"/>
-                    <w:start w:val="single" w:sz="2" w:space="0" w:color="BFBFBF"/>
-                    <w:bottom w:val="single" w:sz="2" w:space="0" w:color="BFBFBF"/>
-                    <w:end w:val="single" w:sz="2" w:space="0" w:color="BFBFBF"/>
-                  </w:tcBorders>
-                  <w:shd w:fill="FFFFA6" w:val="clear"/>
-                  <w:vAlign w:val="center"/>
-                </w:tcPr>
-                <w:p>
-                  <w:pPr>
-                    <w:pStyle w:val="Contedodatabela"/>
-                    <w:ind w:hanging="0" w:start="0" w:end="0"/>
-                    <w:jc w:val="center"/>
-                    <w:rPr>
-                      <w:rFonts w:ascii="Arial Narrow" w:hAnsi="Arial Narrow"/>
-                      <w:color w:val="000000"/>
-                    </w:rPr>
-                  </w:pPr>
-                  <w:r>
-                    <w:rPr>
-                      <w:rFonts w:ascii="Arial Narrow" w:hAnsi="Arial Narrow"/>
+                  <w:tcW w:w="1196" w:type="dxa"/>
+                  <w:tcBorders>
+                    <w:top w:val="single" w:sz="2" w:space="0" w:color="BFBFBF"/>
+                    <w:start w:val="single" w:sz="2" w:space="0" w:color="BFBFBF"/>
+                    <w:bottom w:val="single" w:sz="2" w:space="0" w:color="BFBFBF"/>
+                    <w:end w:val="single" w:sz="2" w:space="0" w:color="BFBFBF"/>
+                  </w:tcBorders>
+                  <w:shd w:fill="FFFFA6" w:val="clear"/>
+                  <w:vAlign w:val="center"/>
+                </w:tcPr>
+                <w:p>
+                  <w:pPr>
+                    <w:pStyle w:val="Contedodatabela"/>
+                    <w:ind w:hanging="0" w:start="0" w:end="0"/>
+                    <w:jc w:val="center"/>
+                    <w:rPr>
+                      <w:rFonts w:ascii="Arial narrow" w:hAnsi="Arial narrow"/>
+                    </w:rPr>
+                  </w:pPr>
+                  <w:r>
+                    <w:rPr>
+                      <w:rFonts w:ascii="Arial narrow" w:hAnsi="Arial narrow"/>
                       <w:color w:val="000000"/>
                     </w:rPr>
                     <w:t>18/11/26</w:t>
@@ -8585,13 +7951,12 @@
                     <w:ind w:hanging="0" w:start="0" w:end="0"/>
                     <w:jc w:val="center"/>
                     <w:rPr>
-                      <w:rFonts w:ascii="Arial Narrow" w:hAnsi="Arial Narrow"/>
-                      <w:color w:val="000000"/>
-                    </w:rPr>
-                  </w:pPr>
-                  <w:r>
-                    <w:rPr>
-                      <w:rFonts w:ascii="Arial Narrow" w:hAnsi="Arial Narrow"/>
+                      <w:rFonts w:ascii="Arial narrow" w:hAnsi="Arial narrow"/>
+                    </w:rPr>
+                  </w:pPr>
+                  <w:r>
+                    <w:rPr>
+                      <w:rFonts w:ascii="Arial narrow" w:hAnsi="Arial narrow"/>
                       <w:color w:val="000000"/>
                     </w:rPr>
                     <w:t>17</w:t>
@@ -8616,44 +7981,42 @@
                     <w:ind w:hanging="0" w:start="0" w:end="0"/>
                     <w:jc w:val="center"/>
                     <w:rPr>
-                      <w:rFonts w:ascii="Arial Narrow" w:hAnsi="Arial Narrow"/>
-                      <w:color w:val="000000"/>
-                    </w:rPr>
-                  </w:pPr>
-                  <w:r>
-                    <w:rPr>
-                      <w:rFonts w:ascii="Arial Narrow" w:hAnsi="Arial Narrow"/>
-                      <w:color w:val="000000"/>
-                    </w:rPr>
-                    <w:t>3</w:t>
-                  </w:r>
-                </w:p>
-              </w:tc>
-              <w:tc>
-                <w:tcPr>
-                  <w:tcW w:w="800" w:type="dxa"/>
-                  <w:tcBorders>
-                    <w:top w:val="single" w:sz="2" w:space="0" w:color="BFBFBF"/>
-                    <w:start w:val="single" w:sz="2" w:space="0" w:color="BFBFBF"/>
-                    <w:bottom w:val="single" w:sz="2" w:space="0" w:color="BFBFBF"/>
-                    <w:end w:val="single" w:sz="2" w:space="0" w:color="BFBFBF"/>
-                  </w:tcBorders>
-                  <w:shd w:fill="FFFFA6" w:val="clear"/>
-                  <w:vAlign w:val="center"/>
-                </w:tcPr>
-                <w:p>
-                  <w:pPr>
-                    <w:pStyle w:val="Contedodatabela"/>
-                    <w:ind w:hanging="0" w:start="0" w:end="0"/>
-                    <w:jc w:val="center"/>
-                    <w:rPr>
-                      <w:rFonts w:ascii="Arial Narrow" w:hAnsi="Arial Narrow"/>
-                      <w:color w:val="000000"/>
-                    </w:rPr>
-                  </w:pPr>
-                  <w:r>
-                    <w:rPr>
-                      <w:rFonts w:ascii="Arial Narrow" w:hAnsi="Arial Narrow"/>
+                      <w:rFonts w:ascii="Arial narrow" w:hAnsi="Arial narrow"/>
+                    </w:rPr>
+                  </w:pPr>
+                  <w:r>
+                    <w:rPr>
+                      <w:rFonts w:ascii="Arial narrow" w:hAnsi="Arial narrow"/>
+                      <w:color w:val="000000"/>
+                    </w:rPr>
+                    <w:t>4</w:t>
+                  </w:r>
+                </w:p>
+              </w:tc>
+              <w:tc>
+                <w:tcPr>
+                  <w:tcW w:w="799" w:type="dxa"/>
+                  <w:tcBorders>
+                    <w:top w:val="single" w:sz="2" w:space="0" w:color="BFBFBF"/>
+                    <w:start w:val="single" w:sz="2" w:space="0" w:color="BFBFBF"/>
+                    <w:bottom w:val="single" w:sz="2" w:space="0" w:color="BFBFBF"/>
+                    <w:end w:val="single" w:sz="2" w:space="0" w:color="BFBFBF"/>
+                  </w:tcBorders>
+                  <w:shd w:fill="FFFFA6" w:val="clear"/>
+                  <w:vAlign w:val="center"/>
+                </w:tcPr>
+                <w:p>
+                  <w:pPr>
+                    <w:pStyle w:val="Contedodatabela"/>
+                    <w:ind w:hanging="0" w:start="0" w:end="0"/>
+                    <w:jc w:val="center"/>
+                    <w:rPr>
+                      <w:rFonts w:ascii="Arial narrow" w:hAnsi="Arial narrow"/>
+                    </w:rPr>
+                  </w:pPr>
+                  <w:r>
+                    <w:rPr>
+                      <w:rFonts w:ascii="Arial narrow" w:hAnsi="Arial narrow"/>
                       <w:color w:val="000000"/>
                     </w:rPr>
                     <w:t>27</w:t>
@@ -8662,29 +8025,28 @@
               </w:tc>
               <w:tc>
                 <w:tcPr>
-                  <w:tcW w:w="1195" w:type="dxa"/>
-                  <w:tcBorders>
-                    <w:top w:val="single" w:sz="2" w:space="0" w:color="BFBFBF"/>
-                    <w:start w:val="single" w:sz="2" w:space="0" w:color="BFBFBF"/>
-                    <w:bottom w:val="single" w:sz="2" w:space="0" w:color="BFBFBF"/>
-                    <w:end w:val="single" w:sz="2" w:space="0" w:color="BFBFBF"/>
-                  </w:tcBorders>
-                  <w:shd w:fill="FFFFA6" w:val="clear"/>
-                  <w:vAlign w:val="center"/>
-                </w:tcPr>
-                <w:p>
-                  <w:pPr>
-                    <w:pStyle w:val="Contedodatabela"/>
-                    <w:ind w:hanging="0" w:start="0" w:end="0"/>
-                    <w:jc w:val="center"/>
-                    <w:rPr>
-                      <w:rFonts w:ascii="Arial Narrow" w:hAnsi="Arial Narrow"/>
-                      <w:color w:val="000000"/>
-                    </w:rPr>
-                  </w:pPr>
-                  <w:r>
-                    <w:rPr>
-                      <w:rFonts w:ascii="Arial Narrow" w:hAnsi="Arial Narrow"/>
+                  <w:tcW w:w="1196" w:type="dxa"/>
+                  <w:tcBorders>
+                    <w:top w:val="single" w:sz="2" w:space="0" w:color="BFBFBF"/>
+                    <w:start w:val="single" w:sz="2" w:space="0" w:color="BFBFBF"/>
+                    <w:bottom w:val="single" w:sz="2" w:space="0" w:color="BFBFBF"/>
+                    <w:end w:val="single" w:sz="2" w:space="0" w:color="BFBFBF"/>
+                  </w:tcBorders>
+                  <w:shd w:fill="FFFFA6" w:val="clear"/>
+                  <w:vAlign w:val="center"/>
+                </w:tcPr>
+                <w:p>
+                  <w:pPr>
+                    <w:pStyle w:val="Contedodatabela"/>
+                    <w:ind w:hanging="0" w:start="0" w:end="0"/>
+                    <w:jc w:val="center"/>
+                    <w:rPr>
+                      <w:rFonts w:ascii="Arial narrow" w:hAnsi="Arial narrow"/>
+                    </w:rPr>
+                  </w:pPr>
+                  <w:r>
+                    <w:rPr>
+                      <w:rFonts w:ascii="Arial narrow" w:hAnsi="Arial narrow"/>
                       <w:color w:val="000000"/>
                     </w:rPr>
                     <w:t>23/11/26</w:t>
@@ -8743,13 +8105,12 @@
                     <w:ind w:hanging="0" w:start="0" w:end="0"/>
                     <w:jc w:val="center"/>
                     <w:rPr>
-                      <w:rFonts w:ascii="Arial Narrow" w:hAnsi="Arial Narrow"/>
-                      <w:color w:val="000000"/>
-                    </w:rPr>
-                  </w:pPr>
-                  <w:r>
-                    <w:rPr>
-                      <w:rFonts w:ascii="Arial Narrow" w:hAnsi="Arial Narrow"/>
+                      <w:rFonts w:ascii="Arial narrow" w:hAnsi="Arial narrow"/>
+                    </w:rPr>
+                  </w:pPr>
+                  <w:r>
+                    <w:rPr>
+                      <w:rFonts w:ascii="Arial narrow" w:hAnsi="Arial narrow"/>
                       <w:color w:val="000000"/>
                     </w:rPr>
                     <w:t>17</w:t>
@@ -8774,44 +8135,42 @@
                     <w:ind w:hanging="0" w:start="0" w:end="0"/>
                     <w:jc w:val="center"/>
                     <w:rPr>
-                      <w:rFonts w:ascii="Arial Narrow" w:hAnsi="Arial Narrow"/>
-                      <w:color w:val="000000"/>
-                    </w:rPr>
-                  </w:pPr>
-                  <w:r>
-                    <w:rPr>
-                      <w:rFonts w:ascii="Arial Narrow" w:hAnsi="Arial Narrow"/>
-                      <w:color w:val="000000"/>
-                    </w:rPr>
-                    <w:t>3</w:t>
-                  </w:r>
-                </w:p>
-              </w:tc>
-              <w:tc>
-                <w:tcPr>
-                  <w:tcW w:w="800" w:type="dxa"/>
-                  <w:tcBorders>
-                    <w:top w:val="single" w:sz="2" w:space="0" w:color="BFBFBF"/>
-                    <w:start w:val="single" w:sz="2" w:space="0" w:color="BFBFBF"/>
-                    <w:bottom w:val="single" w:sz="2" w:space="0" w:color="BFBFBF"/>
-                    <w:end w:val="single" w:sz="2" w:space="0" w:color="BFBFBF"/>
-                  </w:tcBorders>
-                  <w:shd w:fill="FFFFA6" w:val="clear"/>
-                  <w:vAlign w:val="center"/>
-                </w:tcPr>
-                <w:p>
-                  <w:pPr>
-                    <w:pStyle w:val="Contedodatabela"/>
-                    <w:ind w:hanging="0" w:start="0" w:end="0"/>
-                    <w:jc w:val="center"/>
-                    <w:rPr>
-                      <w:rFonts w:ascii="Arial Narrow" w:hAnsi="Arial Narrow"/>
-                      <w:color w:val="000000"/>
-                    </w:rPr>
-                  </w:pPr>
-                  <w:r>
-                    <w:rPr>
-                      <w:rFonts w:ascii="Arial Narrow" w:hAnsi="Arial Narrow"/>
+                      <w:rFonts w:ascii="Arial narrow" w:hAnsi="Arial narrow"/>
+                    </w:rPr>
+                  </w:pPr>
+                  <w:r>
+                    <w:rPr>
+                      <w:rFonts w:ascii="Arial narrow" w:hAnsi="Arial narrow"/>
+                      <w:color w:val="000000"/>
+                    </w:rPr>
+                    <w:t>4</w:t>
+                  </w:r>
+                </w:p>
+              </w:tc>
+              <w:tc>
+                <w:tcPr>
+                  <w:tcW w:w="799" w:type="dxa"/>
+                  <w:tcBorders>
+                    <w:top w:val="single" w:sz="2" w:space="0" w:color="BFBFBF"/>
+                    <w:start w:val="single" w:sz="2" w:space="0" w:color="BFBFBF"/>
+                    <w:bottom w:val="single" w:sz="2" w:space="0" w:color="BFBFBF"/>
+                    <w:end w:val="single" w:sz="2" w:space="0" w:color="BFBFBF"/>
+                  </w:tcBorders>
+                  <w:shd w:fill="FFFFA6" w:val="clear"/>
+                  <w:vAlign w:val="center"/>
+                </w:tcPr>
+                <w:p>
+                  <w:pPr>
+                    <w:pStyle w:val="Contedodatabela"/>
+                    <w:ind w:hanging="0" w:start="0" w:end="0"/>
+                    <w:jc w:val="center"/>
+                    <w:rPr>
+                      <w:rFonts w:ascii="Arial narrow" w:hAnsi="Arial narrow"/>
+                    </w:rPr>
+                  </w:pPr>
+                  <w:r>
+                    <w:rPr>
+                      <w:rFonts w:ascii="Arial narrow" w:hAnsi="Arial narrow"/>
                       <w:color w:val="000000"/>
                     </w:rPr>
                     <w:t>28</w:t>
@@ -8820,29 +8179,28 @@
               </w:tc>
               <w:tc>
                 <w:tcPr>
-                  <w:tcW w:w="1195" w:type="dxa"/>
-                  <w:tcBorders>
-                    <w:top w:val="single" w:sz="2" w:space="0" w:color="BFBFBF"/>
-                    <w:start w:val="single" w:sz="2" w:space="0" w:color="BFBFBF"/>
-                    <w:bottom w:val="single" w:sz="2" w:space="0" w:color="BFBFBF"/>
-                    <w:end w:val="single" w:sz="2" w:space="0" w:color="BFBFBF"/>
-                  </w:tcBorders>
-                  <w:shd w:fill="FFFFA6" w:val="clear"/>
-                  <w:vAlign w:val="center"/>
-                </w:tcPr>
-                <w:p>
-                  <w:pPr>
-                    <w:pStyle w:val="Contedodatabela"/>
-                    <w:ind w:hanging="0" w:start="0" w:end="0"/>
-                    <w:jc w:val="center"/>
-                    <w:rPr>
-                      <w:rFonts w:ascii="Arial Narrow" w:hAnsi="Arial Narrow"/>
-                      <w:color w:val="000000"/>
-                    </w:rPr>
-                  </w:pPr>
-                  <w:r>
-                    <w:rPr>
-                      <w:rFonts w:ascii="Arial Narrow" w:hAnsi="Arial Narrow"/>
+                  <w:tcW w:w="1196" w:type="dxa"/>
+                  <w:tcBorders>
+                    <w:top w:val="single" w:sz="2" w:space="0" w:color="BFBFBF"/>
+                    <w:start w:val="single" w:sz="2" w:space="0" w:color="BFBFBF"/>
+                    <w:bottom w:val="single" w:sz="2" w:space="0" w:color="BFBFBF"/>
+                    <w:end w:val="single" w:sz="2" w:space="0" w:color="BFBFBF"/>
+                  </w:tcBorders>
+                  <w:shd w:fill="FFFFA6" w:val="clear"/>
+                  <w:vAlign w:val="center"/>
+                </w:tcPr>
+                <w:p>
+                  <w:pPr>
+                    <w:pStyle w:val="Contedodatabela"/>
+                    <w:ind w:hanging="0" w:start="0" w:end="0"/>
+                    <w:jc w:val="center"/>
+                    <w:rPr>
+                      <w:rFonts w:ascii="Arial narrow" w:hAnsi="Arial narrow"/>
+                    </w:rPr>
+                  </w:pPr>
+                  <w:r>
+                    <w:rPr>
+                      <w:rFonts w:ascii="Arial narrow" w:hAnsi="Arial narrow"/>
                       <w:color w:val="000000"/>
                     </w:rPr>
                     <w:t>25/11/26</w:t>
@@ -8874,21 +8232,7 @@
                       <w:rFonts w:ascii="Arial narrow" w:hAnsi="Arial narrow"/>
                       <w:color w:val="000000"/>
                     </w:rPr>
-                    <w:t>Revisão geral (</w:t>
-                  </w:r>
-                  <w:r>
-                    <w:rPr>
-                      <w:rFonts w:ascii="Arial narrow" w:hAnsi="Arial narrow"/>
-                      <w:color w:val="000000"/>
-                    </w:rPr>
-                    <w:t>BD3</w:t>
-                  </w:r>
-                  <w:r>
-                    <w:rPr>
-                      <w:rFonts w:ascii="Arial narrow" w:hAnsi="Arial narrow"/>
-                      <w:color w:val="000000"/>
-                    </w:rPr>
-                    <w:t>)</w:t>
+                    <w:t>Revisão geral (BD3)</w:t>
                   </w:r>
                 </w:p>
               </w:tc>
@@ -8915,13 +8259,12 @@
                     <w:ind w:hanging="0" w:start="0" w:end="0"/>
                     <w:jc w:val="center"/>
                     <w:rPr>
-                      <w:rFonts w:ascii="Arial Narrow" w:hAnsi="Arial Narrow"/>
-                      <w:color w:val="000000"/>
-                    </w:rPr>
-                  </w:pPr>
-                  <w:r>
-                    <w:rPr>
-                      <w:rFonts w:ascii="Arial Narrow" w:hAnsi="Arial Narrow"/>
+                      <w:rFonts w:ascii="Arial narrow" w:hAnsi="Arial narrow"/>
+                    </w:rPr>
+                  </w:pPr>
+                  <w:r>
+                    <w:rPr>
+                      <w:rFonts w:ascii="Arial narrow" w:hAnsi="Arial narrow"/>
                       <w:color w:val="000000"/>
                     </w:rPr>
                     <w:t>18</w:t>
@@ -8946,22 +8289,21 @@
                     <w:ind w:hanging="0" w:start="0" w:end="0"/>
                     <w:jc w:val="center"/>
                     <w:rPr>
-                      <w:rFonts w:ascii="Arial Narrow" w:hAnsi="Arial Narrow"/>
-                      <w:color w:val="000000"/>
-                    </w:rPr>
-                  </w:pPr>
-                  <w:r>
-                    <w:rPr>
-                      <w:rFonts w:ascii="Arial Narrow" w:hAnsi="Arial Narrow"/>
-                      <w:color w:val="000000"/>
-                    </w:rPr>
-                    <w:t>3</w:t>
-                  </w:r>
-                </w:p>
-              </w:tc>
-              <w:tc>
-                <w:tcPr>
-                  <w:tcW w:w="800" w:type="dxa"/>
+                      <w:rFonts w:ascii="Arial narrow" w:hAnsi="Arial narrow"/>
+                    </w:rPr>
+                  </w:pPr>
+                  <w:r>
+                    <w:rPr>
+                      <w:rFonts w:ascii="Arial narrow" w:hAnsi="Arial narrow"/>
+                      <w:color w:val="000000"/>
+                    </w:rPr>
+                    <w:t>4</w:t>
+                  </w:r>
+                </w:p>
+              </w:tc>
+              <w:tc>
+                <w:tcPr>
+                  <w:tcW w:w="799" w:type="dxa"/>
                   <w:tcBorders>
                     <w:top w:val="single" w:sz="2" w:space="0" w:color="BFBFBF"/>
                     <w:start w:val="single" w:sz="2" w:space="0" w:color="BFBFBF"/>
@@ -8977,13 +8319,12 @@
                     <w:ind w:hanging="0" w:start="0" w:end="0"/>
                     <w:jc w:val="center"/>
                     <w:rPr>
-                      <w:rFonts w:ascii="Arial Narrow" w:hAnsi="Arial Narrow"/>
-                      <w:color w:val="000000"/>
-                    </w:rPr>
-                  </w:pPr>
-                  <w:r>
-                    <w:rPr>
-                      <w:rFonts w:ascii="Arial Narrow" w:hAnsi="Arial Narrow"/>
+                      <w:rFonts w:ascii="Arial narrow" w:hAnsi="Arial narrow"/>
+                    </w:rPr>
+                  </w:pPr>
+                  <w:r>
+                    <w:rPr>
+                      <w:rFonts w:ascii="Arial narrow" w:hAnsi="Arial narrow"/>
                       <w:color w:val="000000"/>
                     </w:rPr>
                     <w:t>29</w:t>
@@ -8992,7 +8333,7 @@
               </w:tc>
               <w:tc>
                 <w:tcPr>
-                  <w:tcW w:w="1195" w:type="dxa"/>
+                  <w:tcW w:w="1196" w:type="dxa"/>
                   <w:tcBorders>
                     <w:top w:val="single" w:sz="2" w:space="0" w:color="BFBFBF"/>
                     <w:start w:val="single" w:sz="2" w:space="0" w:color="BFBFBF"/>
@@ -9008,13 +8349,12 @@
                     <w:ind w:hanging="0" w:start="0" w:end="0"/>
                     <w:jc w:val="center"/>
                     <w:rPr>
-                      <w:rFonts w:ascii="Arial Narrow" w:hAnsi="Arial Narrow"/>
-                      <w:color w:val="000000"/>
-                    </w:rPr>
-                  </w:pPr>
-                  <w:r>
-                    <w:rPr>
-                      <w:rFonts w:ascii="Arial Narrow" w:hAnsi="Arial Narrow"/>
+                      <w:rFonts w:ascii="Arial narrow" w:hAnsi="Arial narrow"/>
+                    </w:rPr>
+                  </w:pPr>
+                  <w:r>
+                    <w:rPr>
+                      <w:rFonts w:ascii="Arial narrow" w:hAnsi="Arial narrow"/>
                       <w:color w:val="000000"/>
                     </w:rPr>
                     <w:t>30/11/26</w:t>
@@ -9039,7 +8379,6 @@
                     <w:jc w:val="start"/>
                     <w:rPr>
                       <w:rFonts w:ascii="Arial narrow" w:hAnsi="Arial narrow"/>
-                      <w:color w:val="000000"/>
                     </w:rPr>
                   </w:pPr>
                   <w:r>
@@ -9075,13 +8414,12 @@
                     <w:ind w:hanging="0" w:start="0" w:end="0"/>
                     <w:jc w:val="center"/>
                     <w:rPr>
-                      <w:rFonts w:ascii="Arial Narrow" w:hAnsi="Arial Narrow"/>
-                      <w:color w:val="000000"/>
-                    </w:rPr>
-                  </w:pPr>
-                  <w:r>
-                    <w:rPr>
-                      <w:rFonts w:ascii="Arial Narrow" w:hAnsi="Arial Narrow"/>
+                      <w:rFonts w:ascii="Arial narrow" w:hAnsi="Arial narrow"/>
+                    </w:rPr>
+                  </w:pPr>
+                  <w:r>
+                    <w:rPr>
+                      <w:rFonts w:ascii="Arial narrow" w:hAnsi="Arial narrow"/>
                       <w:color w:val="000000"/>
                     </w:rPr>
                     <w:t>18</w:t>
@@ -9106,13 +8444,12 @@
                     <w:ind w:hanging="0" w:start="0" w:end="0"/>
                     <w:jc w:val="center"/>
                     <w:rPr>
-                      <w:rFonts w:ascii="Arial Narrow" w:hAnsi="Arial Narrow"/>
-                      <w:color w:val="000000"/>
-                    </w:rPr>
-                  </w:pPr>
-                  <w:r>
-                    <w:rPr>
-                      <w:rFonts w:ascii="Arial Narrow" w:hAnsi="Arial Narrow"/>
+                      <w:rFonts w:ascii="Arial narrow" w:hAnsi="Arial narrow"/>
+                    </w:rPr>
+                  </w:pPr>
+                  <w:r>
+                    <w:rPr>
+                      <w:rFonts w:ascii="Arial narrow" w:hAnsi="Arial narrow"/>
                       <w:color w:val="000000"/>
                     </w:rPr>
                     <w:t>-</w:t>
@@ -9121,29 +8458,28 @@
               </w:tc>
               <w:tc>
                 <w:tcPr>
-                  <w:tcW w:w="800" w:type="dxa"/>
-                  <w:tcBorders>
-                    <w:top w:val="single" w:sz="2" w:space="0" w:color="BFBFBF"/>
-                    <w:start w:val="single" w:sz="2" w:space="0" w:color="BFBFBF"/>
-                    <w:bottom w:val="single" w:sz="2" w:space="0" w:color="BFBFBF"/>
-                    <w:end w:val="single" w:sz="2" w:space="0" w:color="BFBFBF"/>
-                  </w:tcBorders>
-                  <w:shd w:fill="FFFFA6" w:val="clear"/>
-                  <w:vAlign w:val="center"/>
-                </w:tcPr>
-                <w:p>
-                  <w:pPr>
-                    <w:pStyle w:val="Contedodatabela"/>
-                    <w:ind w:hanging="0" w:start="0" w:end="0"/>
-                    <w:jc w:val="center"/>
-                    <w:rPr>
-                      <w:rFonts w:ascii="Arial Narrow" w:hAnsi="Arial Narrow"/>
-                      <w:color w:val="000000"/>
-                    </w:rPr>
-                  </w:pPr>
-                  <w:r>
-                    <w:rPr>
-                      <w:rFonts w:ascii="Arial Narrow" w:hAnsi="Arial Narrow"/>
+                  <w:tcW w:w="799" w:type="dxa"/>
+                  <w:tcBorders>
+                    <w:top w:val="single" w:sz="2" w:space="0" w:color="BFBFBF"/>
+                    <w:start w:val="single" w:sz="2" w:space="0" w:color="BFBFBF"/>
+                    <w:bottom w:val="single" w:sz="2" w:space="0" w:color="BFBFBF"/>
+                    <w:end w:val="single" w:sz="2" w:space="0" w:color="BFBFBF"/>
+                  </w:tcBorders>
+                  <w:shd w:fill="FFFFA6" w:val="clear"/>
+                  <w:vAlign w:val="center"/>
+                </w:tcPr>
+                <w:p>
+                  <w:pPr>
+                    <w:pStyle w:val="Contedodatabela"/>
+                    <w:ind w:hanging="0" w:start="0" w:end="0"/>
+                    <w:jc w:val="center"/>
+                    <w:rPr>
+                      <w:rFonts w:ascii="Arial narrow" w:hAnsi="Arial narrow"/>
+                    </w:rPr>
+                  </w:pPr>
+                  <w:r>
+                    <w:rPr>
+                      <w:rFonts w:ascii="Arial narrow" w:hAnsi="Arial narrow"/>
                       <w:color w:val="000000"/>
                     </w:rPr>
                     <w:t>30</w:t>
@@ -9152,29 +8488,28 @@
               </w:tc>
               <w:tc>
                 <w:tcPr>
-                  <w:tcW w:w="1195" w:type="dxa"/>
-                  <w:tcBorders>
-                    <w:top w:val="single" w:sz="2" w:space="0" w:color="BFBFBF"/>
-                    <w:start w:val="single" w:sz="2" w:space="0" w:color="BFBFBF"/>
-                    <w:bottom w:val="single" w:sz="2" w:space="0" w:color="BFBFBF"/>
-                    <w:end w:val="single" w:sz="2" w:space="0" w:color="BFBFBF"/>
-                  </w:tcBorders>
-                  <w:shd w:fill="FFFFA6" w:val="clear"/>
-                  <w:vAlign w:val="center"/>
-                </w:tcPr>
-                <w:p>
-                  <w:pPr>
-                    <w:pStyle w:val="Contedodatabela"/>
-                    <w:ind w:hanging="0" w:start="0" w:end="0"/>
-                    <w:jc w:val="center"/>
-                    <w:rPr>
-                      <w:rFonts w:ascii="Arial Narrow" w:hAnsi="Arial Narrow"/>
-                      <w:color w:val="000000"/>
-                    </w:rPr>
-                  </w:pPr>
-                  <w:r>
-                    <w:rPr>
-                      <w:rFonts w:ascii="Arial Narrow" w:hAnsi="Arial Narrow"/>
+                  <w:tcW w:w="1196" w:type="dxa"/>
+                  <w:tcBorders>
+                    <w:top w:val="single" w:sz="2" w:space="0" w:color="BFBFBF"/>
+                    <w:start w:val="single" w:sz="2" w:space="0" w:color="BFBFBF"/>
+                    <w:bottom w:val="single" w:sz="2" w:space="0" w:color="BFBFBF"/>
+                    <w:end w:val="single" w:sz="2" w:space="0" w:color="BFBFBF"/>
+                  </w:tcBorders>
+                  <w:shd w:fill="FFFFA6" w:val="clear"/>
+                  <w:vAlign w:val="center"/>
+                </w:tcPr>
+                <w:p>
+                  <w:pPr>
+                    <w:pStyle w:val="Contedodatabela"/>
+                    <w:ind w:hanging="0" w:start="0" w:end="0"/>
+                    <w:jc w:val="center"/>
+                    <w:rPr>
+                      <w:rFonts w:ascii="Arial narrow" w:hAnsi="Arial narrow"/>
+                    </w:rPr>
+                  </w:pPr>
+                  <w:r>
+                    <w:rPr>
+                      <w:rFonts w:ascii="Arial narrow" w:hAnsi="Arial narrow"/>
                       <w:color w:val="000000"/>
                     </w:rPr>
                     <w:t>02/12/26</w:t>
@@ -9199,7 +8534,6 @@
                     <w:jc w:val="start"/>
                     <w:rPr>
                       <w:rFonts w:ascii="Arial narrow" w:hAnsi="Arial narrow"/>
-                      <w:color w:val="000000"/>
                     </w:rPr>
                   </w:pPr>
                   <w:r>
@@ -9235,13 +8569,12 @@
                     <w:ind w:hanging="0" w:start="0" w:end="0"/>
                     <w:jc w:val="center"/>
                     <w:rPr>
-                      <w:rFonts w:ascii="Arial Narrow" w:hAnsi="Arial Narrow"/>
-                      <w:color w:val="000000"/>
-                    </w:rPr>
-                  </w:pPr>
-                  <w:r>
-                    <w:rPr>
-                      <w:rFonts w:ascii="Arial Narrow" w:hAnsi="Arial Narrow"/>
+                      <w:rFonts w:ascii="Arial narrow" w:hAnsi="Arial narrow"/>
+                    </w:rPr>
+                  </w:pPr>
+                  <w:r>
+                    <w:rPr>
+                      <w:rFonts w:ascii="Arial narrow" w:hAnsi="Arial narrow"/>
                       <w:color w:val="000000"/>
                     </w:rPr>
                     <w:t>19</w:t>
@@ -9266,13 +8599,12 @@
                     <w:ind w:hanging="0" w:start="0" w:end="0"/>
                     <w:jc w:val="center"/>
                     <w:rPr>
-                      <w:rFonts w:ascii="Arial Narrow" w:hAnsi="Arial Narrow"/>
-                      <w:color w:val="000000"/>
-                    </w:rPr>
-                  </w:pPr>
-                  <w:r>
-                    <w:rPr>
-                      <w:rFonts w:ascii="Arial Narrow" w:hAnsi="Arial Narrow"/>
+                      <w:rFonts w:ascii="Arial narrow" w:hAnsi="Arial narrow"/>
+                    </w:rPr>
+                  </w:pPr>
+                  <w:r>
+                    <w:rPr>
+                      <w:rFonts w:ascii="Arial narrow" w:hAnsi="Arial narrow"/>
                       <w:color w:val="000000"/>
                     </w:rPr>
                     <w:t>-</w:t>
@@ -9281,7 +8613,7 @@
               </w:tc>
               <w:tc>
                 <w:tcPr>
-                  <w:tcW w:w="800" w:type="dxa"/>
+                  <w:tcW w:w="799" w:type="dxa"/>
                   <w:tcBorders>
                     <w:top w:val="single" w:sz="2" w:space="0" w:color="BFBFBF"/>
                     <w:start w:val="single" w:sz="2" w:space="0" w:color="BFBFBF"/>
@@ -9297,13 +8629,12 @@
                     <w:ind w:hanging="0" w:start="0" w:end="0"/>
                     <w:jc w:val="center"/>
                     <w:rPr>
-                      <w:rFonts w:ascii="Arial Narrow" w:hAnsi="Arial Narrow"/>
-                      <w:color w:val="000000"/>
-                    </w:rPr>
-                  </w:pPr>
-                  <w:r>
-                    <w:rPr>
-                      <w:rFonts w:ascii="Arial Narrow" w:hAnsi="Arial Narrow"/>
+                      <w:rFonts w:ascii="Arial narrow" w:hAnsi="Arial narrow"/>
+                    </w:rPr>
+                  </w:pPr>
+                  <w:r>
+                    <w:rPr>
+                      <w:rFonts w:ascii="Arial narrow" w:hAnsi="Arial narrow"/>
                       <w:color w:val="000000"/>
                     </w:rPr>
                     <w:t>-</w:t>
@@ -9312,7 +8643,7 @@
               </w:tc>
               <w:tc>
                 <w:tcPr>
-                  <w:tcW w:w="1195" w:type="dxa"/>
+                  <w:tcW w:w="1196" w:type="dxa"/>
                   <w:tcBorders>
                     <w:top w:val="single" w:sz="2" w:space="0" w:color="BFBFBF"/>
                     <w:start w:val="single" w:sz="2" w:space="0" w:color="BFBFBF"/>
@@ -9328,13 +8659,12 @@
                     <w:ind w:hanging="0" w:start="0" w:end="0"/>
                     <w:jc w:val="center"/>
                     <w:rPr>
-                      <w:rFonts w:ascii="Arial Narrow" w:hAnsi="Arial Narrow"/>
-                      <w:color w:val="000000"/>
-                    </w:rPr>
-                  </w:pPr>
-                  <w:r>
-                    <w:rPr>
-                      <w:rFonts w:ascii="Arial Narrow" w:hAnsi="Arial Narrow"/>
+                      <w:rFonts w:ascii="Arial narrow" w:hAnsi="Arial narrow"/>
+                    </w:rPr>
+                  </w:pPr>
+                  <w:r>
+                    <w:rPr>
+                      <w:rFonts w:ascii="Arial narrow" w:hAnsi="Arial narrow"/>
                       <w:color w:val="000000"/>
                     </w:rPr>
                     <w:t>09/12/26</w:t>
@@ -9358,7 +8688,6 @@
                     <w:jc w:val="start"/>
                     <w:rPr>
                       <w:rFonts w:ascii="Arial narrow" w:hAnsi="Arial narrow"/>
-                      <w:color w:val="000000"/>
                     </w:rPr>
                   </w:pPr>
                   <w:r>
@@ -9386,13 +8715,13 @@
                   <w:pPr>
                     <w:pStyle w:val="Contedodatabela"/>
                     <w:rPr>
-                      <w:rFonts w:ascii="Arial Narrow" w:hAnsi="Arial Narrow"/>
-                      <w:color w:val="000000"/>
-                    </w:rPr>
-                  </w:pPr>
-                  <w:r>
-                    <w:rPr>
-                      <w:rFonts w:ascii="Arial Narrow" w:hAnsi="Arial Narrow"/>
+                      <w:rFonts w:ascii="Arial narrow" w:hAnsi="Arial narrow"/>
+                      <w:color w:val="000000"/>
+                    </w:rPr>
+                  </w:pPr>
+                  <w:r>
+                    <w:rPr>
+                      <w:rFonts w:ascii="Arial narrow" w:hAnsi="Arial narrow"/>
                       <w:color w:val="000000"/>
                     </w:rPr>
                   </w:r>
@@ -9408,21 +8737,21 @@
                   <w:pPr>
                     <w:pStyle w:val="Contedodatabela"/>
                     <w:rPr>
-                      <w:rFonts w:ascii="Arial Narrow" w:hAnsi="Arial Narrow"/>
-                      <w:color w:val="000000"/>
-                    </w:rPr>
-                  </w:pPr>
-                  <w:r>
-                    <w:rPr>
-                      <w:rFonts w:ascii="Arial Narrow" w:hAnsi="Arial Narrow"/>
-                      <w:color w:val="000000"/>
-                    </w:rPr>
-                  </w:r>
-                </w:p>
-              </w:tc>
-              <w:tc>
-                <w:tcPr>
-                  <w:tcW w:w="800" w:type="dxa"/>
+                      <w:rFonts w:ascii="Arial narrow" w:hAnsi="Arial narrow"/>
+                      <w:color w:val="000000"/>
+                    </w:rPr>
+                  </w:pPr>
+                  <w:r>
+                    <w:rPr>
+                      <w:rFonts w:ascii="Arial narrow" w:hAnsi="Arial narrow"/>
+                      <w:color w:val="000000"/>
+                    </w:rPr>
+                  </w:r>
+                </w:p>
+              </w:tc>
+              <w:tc>
+                <w:tcPr>
+                  <w:tcW w:w="799" w:type="dxa"/>
                   <w:tcBorders/>
                   <w:vAlign w:val="bottom"/>
                 </w:tcPr>
@@ -9430,21 +8759,21 @@
                   <w:pPr>
                     <w:pStyle w:val="Contedodatabela"/>
                     <w:rPr>
-                      <w:rFonts w:ascii="Arial Narrow" w:hAnsi="Arial Narrow"/>
-                      <w:color w:val="000000"/>
-                    </w:rPr>
-                  </w:pPr>
-                  <w:r>
-                    <w:rPr>
-                      <w:rFonts w:ascii="Arial Narrow" w:hAnsi="Arial Narrow"/>
-                      <w:color w:val="000000"/>
-                    </w:rPr>
-                  </w:r>
-                </w:p>
-              </w:tc>
-              <w:tc>
-                <w:tcPr>
-                  <w:tcW w:w="1195" w:type="dxa"/>
+                      <w:rFonts w:ascii="Arial narrow" w:hAnsi="Arial narrow"/>
+                      <w:color w:val="000000"/>
+                    </w:rPr>
+                  </w:pPr>
+                  <w:r>
+                    <w:rPr>
+                      <w:rFonts w:ascii="Arial narrow" w:hAnsi="Arial narrow"/>
+                      <w:color w:val="000000"/>
+                    </w:rPr>
+                  </w:r>
+                </w:p>
+              </w:tc>
+              <w:tc>
+                <w:tcPr>
+                  <w:tcW w:w="1196" w:type="dxa"/>
                   <w:tcBorders/>
                   <w:vAlign w:val="bottom"/>
                 </w:tcPr>
@@ -9452,13 +8781,13 @@
                   <w:pPr>
                     <w:pStyle w:val="Contedodatabela"/>
                     <w:rPr>
-                      <w:rFonts w:ascii="Arial Narrow" w:hAnsi="Arial Narrow"/>
-                      <w:color w:val="000000"/>
-                    </w:rPr>
-                  </w:pPr>
-                  <w:r>
-                    <w:rPr>
-                      <w:rFonts w:ascii="Arial Narrow" w:hAnsi="Arial Narrow"/>
+                      <w:rFonts w:ascii="Arial narrow" w:hAnsi="Arial narrow"/>
+                      <w:color w:val="000000"/>
+                    </w:rPr>
+                  </w:pPr>
+                  <w:r>
+                    <w:rPr>
+                      <w:rFonts w:ascii="Arial narrow" w:hAnsi="Arial narrow"/>
                       <w:color w:val="000000"/>
                     </w:rPr>
                   </w:r>
@@ -9474,13 +8803,13 @@
                   <w:pPr>
                     <w:pStyle w:val="Contedodatabela"/>
                     <w:rPr>
-                      <w:rFonts w:ascii="Arial Narrow" w:hAnsi="Arial Narrow"/>
-                      <w:color w:val="000000"/>
-                    </w:rPr>
-                  </w:pPr>
-                  <w:r>
-                    <w:rPr>
-                      <w:rFonts w:ascii="Arial Narrow" w:hAnsi="Arial Narrow"/>
+                      <w:rFonts w:ascii="Arial narrow" w:hAnsi="Arial narrow"/>
+                      <w:color w:val="000000"/>
+                    </w:rPr>
+                  </w:pPr>
+                  <w:r>
+                    <w:rPr>
+                      <w:rFonts w:ascii="Arial narrow" w:hAnsi="Arial narrow"/>
                       <w:color w:val="000000"/>
                     </w:rPr>
                   </w:r>
@@ -9502,13 +8831,12 @@
                     <w:pStyle w:val="Contedodatabela"/>
                     <w:jc w:val="start"/>
                     <w:rPr>
-                      <w:rFonts w:ascii="Arial Narrow" w:hAnsi="Arial Narrow"/>
-                      <w:color w:val="000000"/>
-                    </w:rPr>
-                  </w:pPr>
-                  <w:r>
-                    <w:rPr>
-                      <w:rFonts w:ascii="Arial Narrow" w:hAnsi="Arial Narrow"/>
+                      <w:rFonts w:ascii="Arial narrow" w:hAnsi="Arial narrow"/>
+                    </w:rPr>
+                  </w:pPr>
+                  <w:r>
+                    <w:rPr>
+                      <w:rFonts w:ascii="Arial narrow" w:hAnsi="Arial narrow"/>
                       <w:color w:val="000000"/>
                     </w:rPr>
                     <w:t>Legenda:</w:t>
@@ -9526,21 +8854,21 @@
                   <w:pPr>
                     <w:pStyle w:val="Contedodatabela"/>
                     <w:rPr>
-                      <w:rFonts w:ascii="Arial Narrow" w:hAnsi="Arial Narrow"/>
-                      <w:color w:val="000000"/>
-                    </w:rPr>
-                  </w:pPr>
-                  <w:r>
-                    <w:rPr>
-                      <w:rFonts w:ascii="Arial Narrow" w:hAnsi="Arial Narrow"/>
-                      <w:color w:val="000000"/>
-                    </w:rPr>
-                  </w:r>
-                </w:p>
-              </w:tc>
-              <w:tc>
-                <w:tcPr>
-                  <w:tcW w:w="800" w:type="dxa"/>
+                      <w:rFonts w:ascii="Arial narrow" w:hAnsi="Arial narrow"/>
+                      <w:color w:val="000000"/>
+                    </w:rPr>
+                  </w:pPr>
+                  <w:r>
+                    <w:rPr>
+                      <w:rFonts w:ascii="Arial narrow" w:hAnsi="Arial narrow"/>
+                      <w:color w:val="000000"/>
+                    </w:rPr>
+                  </w:r>
+                </w:p>
+              </w:tc>
+              <w:tc>
+                <w:tcPr>
+                  <w:tcW w:w="799" w:type="dxa"/>
                   <w:tcBorders/>
                   <w:vAlign w:val="bottom"/>
                 </w:tcPr>
@@ -9549,13 +8877,12 @@
                     <w:pStyle w:val="Contedodatabela"/>
                     <w:jc w:val="start"/>
                     <w:rPr>
-                      <w:rFonts w:ascii="Arial Narrow" w:hAnsi="Arial Narrow"/>
-                      <w:color w:val="000000"/>
-                    </w:rPr>
-                  </w:pPr>
-                  <w:r>
-                    <w:rPr>
-                      <w:rFonts w:ascii="Arial Narrow" w:hAnsi="Arial Narrow"/>
+                      <w:rFonts w:ascii="Arial narrow" w:hAnsi="Arial narrow"/>
+                    </w:rPr>
+                  </w:pPr>
+                  <w:r>
+                    <w:rPr>
+                      <w:rFonts w:ascii="Arial narrow" w:hAnsi="Arial narrow"/>
                       <w:color w:val="000000"/>
                     </w:rPr>
                     <w:t>Aula</w:t>
@@ -9564,7 +8891,7 @@
               </w:tc>
               <w:tc>
                 <w:tcPr>
-                  <w:tcW w:w="1195" w:type="dxa"/>
+                  <w:tcW w:w="1196" w:type="dxa"/>
                   <w:tcBorders/>
                   <w:vAlign w:val="bottom"/>
                 </w:tcPr>
@@ -9572,13 +8899,13 @@
                   <w:pPr>
                     <w:pStyle w:val="Contedodatabela"/>
                     <w:rPr>
-                      <w:rFonts w:ascii="Arial Narrow" w:hAnsi="Arial Narrow"/>
-                      <w:color w:val="000000"/>
-                    </w:rPr>
-                  </w:pPr>
-                  <w:r>
-                    <w:rPr>
-                      <w:rFonts w:ascii="Arial Narrow" w:hAnsi="Arial Narrow"/>
+                      <w:rFonts w:ascii="Arial narrow" w:hAnsi="Arial narrow"/>
+                      <w:color w:val="000000"/>
+                    </w:rPr>
+                  </w:pPr>
+                  <w:r>
+                    <w:rPr>
+                      <w:rFonts w:ascii="Arial narrow" w:hAnsi="Arial narrow"/>
                       <w:color w:val="000000"/>
                     </w:rPr>
                   </w:r>
@@ -9594,13 +8921,13 @@
                   <w:pPr>
                     <w:pStyle w:val="Contedodatabela"/>
                     <w:rPr>
-                      <w:rFonts w:ascii="Arial Narrow" w:hAnsi="Arial Narrow"/>
-                      <w:color w:val="000000"/>
-                    </w:rPr>
-                  </w:pPr>
-                  <w:r>
-                    <w:rPr>
-                      <w:rFonts w:ascii="Arial Narrow" w:hAnsi="Arial Narrow"/>
+                      <w:rFonts w:ascii="Arial narrow" w:hAnsi="Arial narrow"/>
+                      <w:color w:val="000000"/>
+                    </w:rPr>
+                  </w:pPr>
+                  <w:r>
+                    <w:rPr>
+                      <w:rFonts w:ascii="Arial narrow" w:hAnsi="Arial narrow"/>
                       <w:color w:val="000000"/>
                     </w:rPr>
                   </w:r>
@@ -9621,13 +8948,13 @@
                   <w:pPr>
                     <w:pStyle w:val="Contedodatabela"/>
                     <w:rPr>
-                      <w:rFonts w:ascii="Arial Narrow" w:hAnsi="Arial Narrow"/>
-                      <w:color w:val="000000"/>
-                    </w:rPr>
-                  </w:pPr>
-                  <w:r>
-                    <w:rPr>
-                      <w:rFonts w:ascii="Arial Narrow" w:hAnsi="Arial Narrow"/>
+                      <w:rFonts w:ascii="Arial narrow" w:hAnsi="Arial narrow"/>
+                      <w:color w:val="000000"/>
+                    </w:rPr>
+                  </w:pPr>
+                  <w:r>
+                    <w:rPr>
+                      <w:rFonts w:ascii="Arial narrow" w:hAnsi="Arial narrow"/>
                       <w:color w:val="000000"/>
                     </w:rPr>
                   </w:r>
@@ -9644,21 +8971,21 @@
                   <w:pPr>
                     <w:pStyle w:val="Contedodatabela"/>
                     <w:rPr>
-                      <w:rFonts w:ascii="Arial Narrow" w:hAnsi="Arial Narrow"/>
-                      <w:color w:val="000000"/>
-                    </w:rPr>
-                  </w:pPr>
-                  <w:r>
-                    <w:rPr>
-                      <w:rFonts w:ascii="Arial Narrow" w:hAnsi="Arial Narrow"/>
-                      <w:color w:val="000000"/>
-                    </w:rPr>
-                  </w:r>
-                </w:p>
-              </w:tc>
-              <w:tc>
-                <w:tcPr>
-                  <w:tcW w:w="800" w:type="dxa"/>
+                      <w:rFonts w:ascii="Arial narrow" w:hAnsi="Arial narrow"/>
+                      <w:color w:val="000000"/>
+                    </w:rPr>
+                  </w:pPr>
+                  <w:r>
+                    <w:rPr>
+                      <w:rFonts w:ascii="Arial narrow" w:hAnsi="Arial narrow"/>
+                      <w:color w:val="000000"/>
+                    </w:rPr>
+                  </w:r>
+                </w:p>
+              </w:tc>
+              <w:tc>
+                <w:tcPr>
+                  <w:tcW w:w="799" w:type="dxa"/>
                   <w:tcBorders/>
                   <w:vAlign w:val="bottom"/>
                 </w:tcPr>
@@ -9667,13 +8994,12 @@
                     <w:pStyle w:val="Contedodatabela"/>
                     <w:jc w:val="start"/>
                     <w:rPr>
-                      <w:rFonts w:ascii="Arial Narrow" w:hAnsi="Arial Narrow"/>
-                      <w:color w:val="000000"/>
-                    </w:rPr>
-                  </w:pPr>
-                  <w:r>
-                    <w:rPr>
-                      <w:rFonts w:ascii="Arial Narrow" w:hAnsi="Arial Narrow"/>
+                      <w:rFonts w:ascii="Arial narrow" w:hAnsi="Arial narrow"/>
+                    </w:rPr>
+                  </w:pPr>
+                  <w:r>
+                    <w:rPr>
+                      <w:rFonts w:ascii="Arial narrow" w:hAnsi="Arial narrow"/>
                       <w:color w:val="000000"/>
                     </w:rPr>
                     <w:t>Revisão</w:t>
@@ -9682,7 +9008,7 @@
               </w:tc>
               <w:tc>
                 <w:tcPr>
-                  <w:tcW w:w="1195" w:type="dxa"/>
+                  <w:tcW w:w="1196" w:type="dxa"/>
                   <w:tcBorders/>
                   <w:vAlign w:val="bottom"/>
                 </w:tcPr>
@@ -9690,13 +9016,13 @@
                   <w:pPr>
                     <w:pStyle w:val="Contedodatabela"/>
                     <w:rPr>
-                      <w:rFonts w:ascii="Arial Narrow" w:hAnsi="Arial Narrow"/>
-                      <w:color w:val="000000"/>
-                    </w:rPr>
-                  </w:pPr>
-                  <w:r>
-                    <w:rPr>
-                      <w:rFonts w:ascii="Arial Narrow" w:hAnsi="Arial Narrow"/>
+                      <w:rFonts w:ascii="Arial narrow" w:hAnsi="Arial narrow"/>
+                      <w:color w:val="000000"/>
+                    </w:rPr>
+                  </w:pPr>
+                  <w:r>
+                    <w:rPr>
+                      <w:rFonts w:ascii="Arial narrow" w:hAnsi="Arial narrow"/>
                       <w:color w:val="000000"/>
                     </w:rPr>
                   </w:r>
@@ -9712,13 +9038,13 @@
                   <w:pPr>
                     <w:pStyle w:val="Contedodatabela"/>
                     <w:rPr>
-                      <w:rFonts w:ascii="Arial Narrow" w:hAnsi="Arial Narrow"/>
-                      <w:color w:val="000000"/>
-                    </w:rPr>
-                  </w:pPr>
-                  <w:r>
-                    <w:rPr>
-                      <w:rFonts w:ascii="Arial Narrow" w:hAnsi="Arial Narrow"/>
+                      <w:rFonts w:ascii="Arial narrow" w:hAnsi="Arial narrow"/>
+                      <w:color w:val="000000"/>
+                    </w:rPr>
+                  </w:pPr>
+                  <w:r>
+                    <w:rPr>
+                      <w:rFonts w:ascii="Arial narrow" w:hAnsi="Arial narrow"/>
                       <w:color w:val="000000"/>
                     </w:rPr>
                   </w:r>
@@ -9739,13 +9065,13 @@
                   <w:pPr>
                     <w:pStyle w:val="Contedodatabela"/>
                     <w:rPr>
-                      <w:rFonts w:ascii="Arial Narrow" w:hAnsi="Arial Narrow"/>
-                      <w:color w:val="000000"/>
-                    </w:rPr>
-                  </w:pPr>
-                  <w:r>
-                    <w:rPr>
-                      <w:rFonts w:ascii="Arial Narrow" w:hAnsi="Arial Narrow"/>
+                      <w:rFonts w:ascii="Arial narrow" w:hAnsi="Arial narrow"/>
+                      <w:color w:val="000000"/>
+                    </w:rPr>
+                  </w:pPr>
+                  <w:r>
+                    <w:rPr>
+                      <w:rFonts w:ascii="Arial narrow" w:hAnsi="Arial narrow"/>
                       <w:color w:val="000000"/>
                     </w:rPr>
                   </w:r>
@@ -9762,21 +9088,21 @@
                   <w:pPr>
                     <w:pStyle w:val="Contedodatabela"/>
                     <w:rPr>
-                      <w:rFonts w:ascii="Arial Narrow" w:hAnsi="Arial Narrow"/>
-                      <w:color w:val="000000"/>
-                    </w:rPr>
-                  </w:pPr>
-                  <w:r>
-                    <w:rPr>
-                      <w:rFonts w:ascii="Arial Narrow" w:hAnsi="Arial Narrow"/>
-                      <w:color w:val="000000"/>
-                    </w:rPr>
-                  </w:r>
-                </w:p>
-              </w:tc>
-              <w:tc>
-                <w:tcPr>
-                  <w:tcW w:w="800" w:type="dxa"/>
+                      <w:rFonts w:ascii="Arial narrow" w:hAnsi="Arial narrow"/>
+                      <w:color w:val="000000"/>
+                    </w:rPr>
+                  </w:pPr>
+                  <w:r>
+                    <w:rPr>
+                      <w:rFonts w:ascii="Arial narrow" w:hAnsi="Arial narrow"/>
+                      <w:color w:val="000000"/>
+                    </w:rPr>
+                  </w:r>
+                </w:p>
+              </w:tc>
+              <w:tc>
+                <w:tcPr>
+                  <w:tcW w:w="799" w:type="dxa"/>
                   <w:tcBorders/>
                   <w:vAlign w:val="bottom"/>
                 </w:tcPr>
@@ -9785,13 +9111,12 @@
                     <w:pStyle w:val="Contedodatabela"/>
                     <w:jc w:val="start"/>
                     <w:rPr>
-                      <w:rFonts w:ascii="Arial Narrow" w:hAnsi="Arial Narrow"/>
-                      <w:color w:val="000000"/>
-                    </w:rPr>
-                  </w:pPr>
-                  <w:r>
-                    <w:rPr>
-                      <w:rFonts w:ascii="Arial Narrow" w:hAnsi="Arial Narrow"/>
+                      <w:rFonts w:ascii="Arial narrow" w:hAnsi="Arial narrow"/>
+                    </w:rPr>
+                  </w:pPr>
+                  <w:r>
+                    <w:rPr>
+                      <w:rFonts w:ascii="Arial narrow" w:hAnsi="Arial narrow"/>
                       <w:color w:val="000000"/>
                     </w:rPr>
                     <w:t>Prova</w:t>
@@ -9800,7 +9125,7 @@
               </w:tc>
               <w:tc>
                 <w:tcPr>
-                  <w:tcW w:w="1195" w:type="dxa"/>
+                  <w:tcW w:w="1196" w:type="dxa"/>
                   <w:tcBorders/>
                   <w:vAlign w:val="bottom"/>
                 </w:tcPr>
@@ -9808,13 +9133,13 @@
                   <w:pPr>
                     <w:pStyle w:val="Contedodatabela"/>
                     <w:rPr>
-                      <w:rFonts w:ascii="Arial Narrow" w:hAnsi="Arial Narrow"/>
-                      <w:color w:val="000000"/>
-                    </w:rPr>
-                  </w:pPr>
-                  <w:r>
-                    <w:rPr>
-                      <w:rFonts w:ascii="Arial Narrow" w:hAnsi="Arial Narrow"/>
+                      <w:rFonts w:ascii="Arial narrow" w:hAnsi="Arial narrow"/>
+                      <w:color w:val="000000"/>
+                    </w:rPr>
+                  </w:pPr>
+                  <w:r>
+                    <w:rPr>
+                      <w:rFonts w:ascii="Arial narrow" w:hAnsi="Arial narrow"/>
                       <w:color w:val="000000"/>
                     </w:rPr>
                   </w:r>
@@ -9830,13 +9155,13 @@
                   <w:pPr>
                     <w:pStyle w:val="Contedodatabela"/>
                     <w:rPr>
-                      <w:rFonts w:ascii="Arial Narrow" w:hAnsi="Arial Narrow"/>
-                      <w:color w:val="000000"/>
-                    </w:rPr>
-                  </w:pPr>
-                  <w:r>
-                    <w:rPr>
-                      <w:rFonts w:ascii="Arial Narrow" w:hAnsi="Arial Narrow"/>
+                      <w:rFonts w:ascii="Arial narrow" w:hAnsi="Arial narrow"/>
+                      <w:color w:val="000000"/>
+                    </w:rPr>
+                  </w:pPr>
+                  <w:r>
+                    <w:rPr>
+                      <w:rFonts w:ascii="Arial narrow" w:hAnsi="Arial narrow"/>
                       <w:color w:val="000000"/>
                     </w:rPr>
                   </w:r>
@@ -9858,13 +9183,13 @@
                     <w:pStyle w:val="Contedodatabela"/>
                     <w:ind w:hanging="0" w:start="0" w:end="0"/>
                     <w:rPr>
-                      <w:rFonts w:ascii="Arial Narrow" w:hAnsi="Arial Narrow"/>
-                      <w:color w:val="000000"/>
-                    </w:rPr>
-                  </w:pPr>
-                  <w:r>
-                    <w:rPr>
-                      <w:rFonts w:ascii="Arial Narrow" w:hAnsi="Arial Narrow"/>
+                      <w:rFonts w:ascii="Arial narrow" w:hAnsi="Arial narrow"/>
+                      <w:color w:val="000000"/>
+                    </w:rPr>
+                  </w:pPr>
+                  <w:r>
+                    <w:rPr>
+                      <w:rFonts w:ascii="Arial narrow" w:hAnsi="Arial narrow"/>
                       <w:color w:val="000000"/>
                     </w:rPr>
                   </w:r>
@@ -9886,7 +9211,7 @@
                   <w:pPr>
                     <w:pStyle w:val="Contedodatabela"/>
                     <w:rPr>
-                      <w:rFonts w:ascii="Arial Narrow" w:hAnsi="Arial Narrow"/>
+                      <w:rFonts w:ascii="Arial narrow" w:hAnsi="Arial narrow"/>
                       <w:i/>
                       <w:i/>
                       <w:color w:val="808080"/>
@@ -9894,7 +9219,7 @@
                   </w:pPr>
                   <w:r>
                     <w:rPr>
-                      <w:rFonts w:ascii="Arial Narrow" w:hAnsi="Arial Narrow"/>
+                      <w:rFonts w:ascii="Arial narrow" w:hAnsi="Arial narrow"/>
                       <w:i/>
                       <w:color w:val="808080"/>
                     </w:rPr>
@@ -9903,7 +9228,7 @@
               </w:tc>
               <w:tc>
                 <w:tcPr>
-                  <w:tcW w:w="800" w:type="dxa"/>
+                  <w:tcW w:w="799" w:type="dxa"/>
                   <w:tcBorders/>
                   <w:vAlign w:val="bottom"/>
                 </w:tcPr>
@@ -9912,13 +9237,12 @@
                     <w:pStyle w:val="Contedodatabela"/>
                     <w:jc w:val="start"/>
                     <w:rPr>
-                      <w:rFonts w:ascii="Arial Narrow" w:hAnsi="Arial Narrow"/>
-                      <w:color w:val="000000"/>
-                    </w:rPr>
-                  </w:pPr>
-                  <w:r>
-                    <w:rPr>
-                      <w:rFonts w:ascii="Arial Narrow" w:hAnsi="Arial Narrow"/>
+                      <w:rFonts w:ascii="Arial narrow" w:hAnsi="Arial narrow"/>
+                    </w:rPr>
+                  </w:pPr>
+                  <w:r>
+                    <w:rPr>
+                      <w:rFonts w:ascii="Arial narrow" w:hAnsi="Arial narrow"/>
                       <w:color w:val="000000"/>
                     </w:rPr>
                     <w:t>Feriado</w:t>
@@ -9927,7 +9251,7 @@
               </w:tc>
               <w:tc>
                 <w:tcPr>
-                  <w:tcW w:w="1195" w:type="dxa"/>
+                  <w:tcW w:w="1196" w:type="dxa"/>
                   <w:tcBorders/>
                   <w:vAlign w:val="bottom"/>
                 </w:tcPr>
@@ -9935,13 +9259,13 @@
                   <w:pPr>
                     <w:pStyle w:val="Contedodatabela"/>
                     <w:rPr>
-                      <w:rFonts w:ascii="Arial Narrow" w:hAnsi="Arial Narrow"/>
-                      <w:color w:val="000000"/>
-                    </w:rPr>
-                  </w:pPr>
-                  <w:r>
-                    <w:rPr>
-                      <w:rFonts w:ascii="Arial Narrow" w:hAnsi="Arial Narrow"/>
+                      <w:rFonts w:ascii="Arial narrow" w:hAnsi="Arial narrow"/>
+                      <w:color w:val="000000"/>
+                    </w:rPr>
+                  </w:pPr>
+                  <w:r>
+                    <w:rPr>
+                      <w:rFonts w:ascii="Arial narrow" w:hAnsi="Arial narrow"/>
                       <w:color w:val="000000"/>
                     </w:rPr>
                   </w:r>
@@ -9957,13 +9281,13 @@
                   <w:pPr>
                     <w:pStyle w:val="Contedodatabela"/>
                     <w:rPr>
-                      <w:rFonts w:ascii="Arial Narrow" w:hAnsi="Arial Narrow"/>
-                      <w:color w:val="000000"/>
-                    </w:rPr>
-                  </w:pPr>
-                  <w:r>
-                    <w:rPr>
-                      <w:rFonts w:ascii="Arial Narrow" w:hAnsi="Arial Narrow"/>
+                      <w:rFonts w:ascii="Arial narrow" w:hAnsi="Arial narrow"/>
+                      <w:color w:val="000000"/>
+                    </w:rPr>
+                  </w:pPr>
+                  <w:r>
+                    <w:rPr>
+                      <w:rFonts w:ascii="Arial narrow" w:hAnsi="Arial narrow"/>
                       <w:color w:val="000000"/>
                     </w:rPr>
                   </w:r>
@@ -12425,7 +11749,7 @@
     <w:pPr>
       <w:widowControl/>
       <w:suppressAutoHyphens w:val="false"/>
-      <w:overflowPunct w:val="false"/>
+      <w:overflowPunct w:val="true"/>
       <w:bidi w:val="0"/>
       <w:spacing w:before="0" w:after="0"/>
       <w:jc w:val="start"/>
@@ -12748,7 +12072,7 @@
     <w:pPr>
       <w:widowControl/>
       <w:suppressAutoHyphens w:val="true"/>
-      <w:overflowPunct w:val="false"/>
+      <w:overflowPunct w:val="true"/>
       <w:bidi w:val="0"/>
       <w:spacing w:before="0" w:after="0"/>
       <w:jc w:val="start"/>
@@ -12872,7 +12196,7 @@
     <w:pPr>
       <w:widowControl/>
       <w:suppressAutoHyphens w:val="true"/>
-      <w:overflowPunct w:val="false"/>
+      <w:overflowPunct w:val="true"/>
       <w:bidi w:val="0"/>
       <w:spacing w:before="0" w:after="0"/>
       <w:jc w:val="start"/>
@@ -12893,7 +12217,7 @@
     <w:pPr>
       <w:widowControl w:val="false"/>
       <w:suppressAutoHyphens w:val="true"/>
-      <w:overflowPunct w:val="false"/>
+      <w:overflowPunct w:val="true"/>
       <w:bidi w:val="0"/>
       <w:spacing w:before="0" w:after="0"/>
       <w:jc w:val="start"/>
@@ -12913,7 +12237,7 @@
     <w:pPr>
       <w:widowControl w:val="false"/>
       <w:suppressAutoHyphens w:val="true"/>
-      <w:overflowPunct w:val="false"/>
+      <w:overflowPunct w:val="true"/>
       <w:bidi w:val="0"/>
       <w:spacing w:before="0" w:after="0"/>
       <w:jc w:val="start"/>
